--- a/fuentes/123103_CF05_DU.docx
+++ b/fuentes/123103_CF05_DU.docx
@@ -1,6 +1,6 @@
 
 <file path=word/document.xml><?xml version="1.0" encoding="utf-8"?>
-<w:document xmlns:wpc="http://schemas.microsoft.com/office/word/2010/wordprocessingCanvas" xmlns:cx="http://schemas.microsoft.com/office/drawing/2014/chartex" xmlns:cx1="http://schemas.microsoft.com/office/drawing/2015/9/8/chartex" xmlns:cx2="http://schemas.microsoft.com/office/drawing/2015/10/21/chartex" xmlns:cx3="http://schemas.microsoft.com/office/drawing/2016/5/9/chartex" xmlns:cx4="http://schemas.microsoft.com/office/drawing/2016/5/10/chartex" xmlns:cx5="http://schemas.microsoft.com/office/drawing/2016/5/11/chartex" xmlns:cx6="http://schemas.microsoft.com/office/drawing/2016/5/12/chartex" xmlns:cx7="http://schemas.microsoft.com/office/drawing/2016/5/13/chartex" xmlns:cx8="http://schemas.microsoft.com/office/drawing/2016/5/14/chartex" xmlns:mc="http://schemas.openxmlformats.org/markup-compatibility/2006" xmlns:aink="http://schemas.microsoft.com/office/drawing/2016/ink" xmlns:am3d="http://schemas.microsoft.com/office/drawing/2017/model3d" xmlns:o="urn:schemas-microsoft-com:office:office" xmlns:oel="http://schemas.microsoft.com/office/2019/extlst" xmlns:r="http://schemas.openxmlformats.org/officeDocument/2006/relationships" xmlns:m="http://schemas.openxmlformats.org/officeDocument/2006/math" xmlns:v="urn:schemas-microsoft-com:vml" xmlns:wp14="http://schemas.microsoft.com/office/word/2010/wordprocessingDrawing" xmlns:wp="http://schemas.openxmlformats.org/drawingml/2006/wordprocessingDrawing" xmlns:w10="urn:schemas-microsoft-com:office:word" xmlns:w="http://schemas.openxmlformats.org/wordprocessingml/2006/main" xmlns:w14="http://schemas.microsoft.com/office/word/2010/wordml" xmlns:w15="http://schemas.microsoft.com/office/word/2012/wordml" xmlns:w16cex="http://schemas.microsoft.com/office/word/2018/wordml/cex" xmlns:w16cid="http://schemas.microsoft.com/office/word/2016/wordml/cid" xmlns:w16="http://schemas.microsoft.com/office/word/2018/wordml" xmlns:w16du="http://schemas.microsoft.com/office/word/2023/wordml/word16du" xmlns:w16sdtdh="http://schemas.microsoft.com/office/word/2020/wordml/sdtdatahash" xmlns:w16sdtfl="http://schemas.microsoft.com/office/word/2024/wordml/sdtformatlock" xmlns:w16se="http://schemas.microsoft.com/office/word/2015/wordml/symex" xmlns:wpg="http://schemas.microsoft.com/office/word/2010/wordprocessingGroup" xmlns:wpi="http://schemas.microsoft.com/office/word/2010/wordprocessingInk" xmlns:wne="http://schemas.microsoft.com/office/word/2006/wordml" xmlns:wps="http://schemas.microsoft.com/office/word/2010/wordprocessingShape" mc:Ignorable="w14 w15 w16se w16cid w16 w16cex w16sdtdh w16sdtfl w16du wp14">
+<w:document xmlns:wpc="http://schemas.microsoft.com/office/word/2010/wordprocessingCanvas" xmlns:cx="http://schemas.microsoft.com/office/drawing/2014/chartex" xmlns:cx1="http://schemas.microsoft.com/office/drawing/2015/9/8/chartex" xmlns:cx2="http://schemas.microsoft.com/office/drawing/2015/10/21/chartex" xmlns:cx3="http://schemas.microsoft.com/office/drawing/2016/5/9/chartex" xmlns:cx4="http://schemas.microsoft.com/office/drawing/2016/5/10/chartex" xmlns:cx5="http://schemas.microsoft.com/office/drawing/2016/5/11/chartex" xmlns:cx6="http://schemas.microsoft.com/office/drawing/2016/5/12/chartex" xmlns:cx7="http://schemas.microsoft.com/office/drawing/2016/5/13/chartex" xmlns:cx8="http://schemas.microsoft.com/office/drawing/2016/5/14/chartex" xmlns:mc="http://schemas.openxmlformats.org/markup-compatibility/2006" xmlns:aink="http://schemas.microsoft.com/office/drawing/2016/ink" xmlns:am3d="http://schemas.microsoft.com/office/drawing/2017/model3d" xmlns:o="urn:schemas-microsoft-com:office:office" xmlns:r="http://schemas.openxmlformats.org/officeDocument/2006/relationships" xmlns:m="http://schemas.openxmlformats.org/officeDocument/2006/math" xmlns:v="urn:schemas-microsoft-com:vml" xmlns:wp14="http://schemas.microsoft.com/office/word/2010/wordprocessingDrawing" xmlns:wp="http://schemas.openxmlformats.org/drawingml/2006/wordprocessingDrawing" xmlns:w10="urn:schemas-microsoft-com:office:word" xmlns:w="http://schemas.openxmlformats.org/wordprocessingml/2006/main" xmlns:w14="http://schemas.microsoft.com/office/word/2010/wordml" xmlns:w15="http://schemas.microsoft.com/office/word/2012/wordml" xmlns:w16cex="http://schemas.microsoft.com/office/word/2018/wordml/cex" xmlns:w16cid="http://schemas.microsoft.com/office/word/2016/wordml/cid" xmlns:w16="http://schemas.microsoft.com/office/word/2018/wordml" xmlns:w16sdtdh="http://schemas.microsoft.com/office/word/2020/wordml/sdtdatahash" xmlns:w16se="http://schemas.microsoft.com/office/word/2015/wordml/symex" xmlns:wpg="http://schemas.microsoft.com/office/word/2010/wordprocessingGroup" xmlns:wpi="http://schemas.microsoft.com/office/word/2010/wordprocessingInk" xmlns:wne="http://schemas.microsoft.com/office/word/2006/wordml" xmlns:wps="http://schemas.microsoft.com/office/word/2010/wordprocessingShape" mc:Ignorable="w14 w15 w16se w16cid w16 w16cex w16sdtdh wp14">
   <w:body>
     <w:p>
       <w:pPr>
@@ -205,7 +205,7 @@
               </wp:anchor>
             </w:drawing>
           </mc:Choice>
-          <mc:Fallback xmlns:a="http://schemas.openxmlformats.org/drawingml/2006/main" xmlns:adec="http://schemas.microsoft.com/office/drawing/2017/decorative" xmlns:pic="http://schemas.openxmlformats.org/drawingml/2006/picture" xmlns:a14="http://schemas.microsoft.com/office/drawing/2010/main" xmlns:asvg="http://schemas.microsoft.com/office/drawing/2016/SVG/main">
+          <mc:Fallback xmlns:asvg="http://schemas.microsoft.com/office/drawing/2016/SVG/main" xmlns:a14="http://schemas.microsoft.com/office/drawing/2010/main" xmlns:pic="http://schemas.openxmlformats.org/drawingml/2006/picture" xmlns:adec="http://schemas.microsoft.com/office/drawing/2017/decorative" xmlns:a="http://schemas.openxmlformats.org/drawingml/2006/main" xmlns:w16sdtfl="http://schemas.microsoft.com/office/word/2024/wordml/sdtformatlock" xmlns:w16du="http://schemas.microsoft.com/office/word/2023/wordml/word16du" xmlns:oel="http://schemas.microsoft.com/office/2019/extlst">
             <w:pict w14:anchorId="60F4322F">
               <v:rect id="Rectángulo 3" style="position:absolute;margin-left:-55.95pt;margin-top:26.4pt;width:613.85pt;height:164.25pt;z-index:-251655168;visibility:visible;mso-wrap-style:square;mso-height-percent:0;mso-wrap-distance-left:9pt;mso-wrap-distance-top:0;mso-wrap-distance-right:9pt;mso-wrap-distance-bottom:0;mso-position-horizontal:absolute;mso-position-horizontal-relative:text;mso-position-vertical:absolute;mso-position-vertical-relative:text;mso-height-percent:0;mso-height-relative:margin;v-text-anchor:middle" alt="&quot;&quot;" o:spid="_x0000_s1026" fillcolor="#00314d" stroked="f" strokeweight="1pt" w14:anchorId="4C256C62" o:gfxdata="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"/>
             </w:pict>
@@ -318,7 +318,7 @@
                 <v:stroke joinstyle="miter"/>
                 <v:path gradientshapeok="t" o:connecttype="rect"/>
               </v:shapetype>
-              <v:shape id="Cuadro de texto 2" o:spid="_x0000_s1026" type="#_x0000_t202" alt="&quot;&quot;" style="position:absolute;left:0;text-align:left;margin-left:-25.2pt;margin-top:21.9pt;width:549pt;height:102.95pt;z-index:251663360;visibility:visible;mso-wrap-style:square;mso-width-percent:0;mso-height-percent:0;mso-wrap-distance-left:9pt;mso-wrap-distance-top:3.6pt;mso-wrap-distance-right:9pt;mso-wrap-distance-bottom:3.6pt;mso-position-horizontal:absolute;mso-position-horizontal-relative:margin;mso-position-vertical:absolute;mso-position-vertical-relative:text;mso-width-percent:0;mso-height-percent:0;mso-width-relative:margin;mso-height-relative:margin;v-text-anchor:top" o:gfxdata="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" filled="f" stroked="f">
+              <v:shape id="Cuadro de texto 2" o:spid="_x0000_s1026" type="#_x0000_t202" alt="&quot;&quot;" style="position:absolute;left:0;text-align:left;margin-left:-25.2pt;margin-top:21.9pt;width:549pt;height:102.95pt;z-index:251663360;visibility:visible;mso-wrap-style:square;mso-width-percent:0;mso-height-percent:0;mso-wrap-distance-left:9pt;mso-wrap-distance-top:3.6pt;mso-wrap-distance-right:9pt;mso-wrap-distance-bottom:3.6pt;mso-position-horizontal:absolute;mso-position-horizontal-relative:margin;mso-position-vertical:absolute;mso-position-vertical-relative:text;mso-width-percent:0;mso-height-percent:0;mso-width-relative:margin;mso-height-relative:margin;v-text-anchor:top" o:gfxdata="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" filled="f" stroked="f">
                 <v:textbox>
                   <w:txbxContent>
                     <w:p>
@@ -536,6 +536,7 @@
           <w:docPartUnique/>
         </w:docPartObj>
       </w:sdtPr>
+      <w:sdtEndPr/>
       <w:sdtContent>
         <w:p>
           <w:pPr>
@@ -597,7 +598,7 @@
             </w:rPr>
             <w:fldChar w:fldCharType="separate"/>
           </w:r>
-          <w:hyperlink w:anchor="_Toc229156502" w:history="1">
+          <w:hyperlink w:anchor="_Toc231596823" w:history="1">
             <w:r>
               <w:rPr>
                 <w:rStyle w:val="Hipervnculo"/>
@@ -632,7 +633,7 @@
                 <w:sz w:val="26"/>
                 <w:szCs w:val="26"/>
               </w:rPr>
-              <w:instrText xml:space="preserve"> PAGEREF _Toc229156502 \h </w:instrText>
+              <w:instrText xml:space="preserve"> PAGEREF _Toc231596823 \h </w:instrText>
             </w:r>
             <w:r>
               <w:rPr>
@@ -687,7 +688,7 @@
               <w14:ligatures w14:val="none"/>
             </w:rPr>
           </w:pPr>
-          <w:hyperlink w:anchor="_Toc229156503" w:history="1">
+          <w:hyperlink w:anchor="_Toc231596824" w:history="1">
             <w:r>
               <w:rPr>
                 <w:rStyle w:val="Hipervnculo"/>
@@ -722,7 +723,7 @@
                 <w:sz w:val="26"/>
                 <w:szCs w:val="26"/>
               </w:rPr>
-              <w:instrText xml:space="preserve"> PAGEREF _Toc229156503 \h </w:instrText>
+              <w:instrText xml:space="preserve"> PAGEREF _Toc231596824 \h </w:instrText>
             </w:r>
             <w:r>
               <w:rPr>
@@ -777,7 +778,7 @@
               <w14:ligatures w14:val="none"/>
             </w:rPr>
           </w:pPr>
-          <w:hyperlink w:anchor="_Toc229156504" w:history="1">
+          <w:hyperlink w:anchor="_Toc231596825" w:history="1">
             <w:r>
               <w:rPr>
                 <w:rStyle w:val="Hipervnculo"/>
@@ -812,7 +813,7 @@
                 <w:sz w:val="26"/>
                 <w:szCs w:val="26"/>
               </w:rPr>
-              <w:instrText xml:space="preserve"> PAGEREF _Toc229156504 \h </w:instrText>
+              <w:instrText xml:space="preserve"> PAGEREF _Toc231596825 \h </w:instrText>
             </w:r>
             <w:r>
               <w:rPr>
@@ -867,7 +868,7 @@
               <w14:ligatures w14:val="none"/>
             </w:rPr>
           </w:pPr>
-          <w:hyperlink w:anchor="_Toc229156505" w:history="1">
+          <w:hyperlink w:anchor="_Toc231596826" w:history="1">
             <w:r>
               <w:rPr>
                 <w:rStyle w:val="Hipervnculo"/>
@@ -902,7 +903,7 @@
                 <w:sz w:val="26"/>
                 <w:szCs w:val="26"/>
               </w:rPr>
-              <w:instrText xml:space="preserve"> PAGEREF _Toc229156505 \h </w:instrText>
+              <w:instrText xml:space="preserve"> PAGEREF _Toc231596826 \h </w:instrText>
             </w:r>
             <w:r>
               <w:rPr>
@@ -928,7 +929,7 @@
                 <w:sz w:val="26"/>
                 <w:szCs w:val="26"/>
               </w:rPr>
-              <w:t>16</w:t>
+              <w:t>17</w:t>
             </w:r>
             <w:r>
               <w:rPr>
@@ -957,7 +958,7 @@
               <w14:ligatures w14:val="none"/>
             </w:rPr>
           </w:pPr>
-          <w:hyperlink w:anchor="_Toc229156506" w:history="1">
+          <w:hyperlink w:anchor="_Toc231596827" w:history="1">
             <w:r>
               <w:rPr>
                 <w:rStyle w:val="Hipervnculo"/>
@@ -992,7 +993,7 @@
                 <w:sz w:val="26"/>
                 <w:szCs w:val="26"/>
               </w:rPr>
-              <w:instrText xml:space="preserve"> PAGEREF _Toc229156506 \h </w:instrText>
+              <w:instrText xml:space="preserve"> PAGEREF _Toc231596827 \h </w:instrText>
             </w:r>
             <w:r>
               <w:rPr>
@@ -1018,7 +1019,7 @@
                 <w:sz w:val="26"/>
                 <w:szCs w:val="26"/>
               </w:rPr>
-              <w:t>53</w:t>
+              <w:t>54</w:t>
             </w:r>
             <w:r>
               <w:rPr>
@@ -1047,7 +1048,7 @@
               <w14:ligatures w14:val="none"/>
             </w:rPr>
           </w:pPr>
-          <w:hyperlink w:anchor="_Toc229156507" w:history="1">
+          <w:hyperlink w:anchor="_Toc231596828" w:history="1">
             <w:r>
               <w:rPr>
                 <w:rStyle w:val="Hipervnculo"/>
@@ -1082,7 +1083,7 @@
                 <w:sz w:val="26"/>
                 <w:szCs w:val="26"/>
               </w:rPr>
-              <w:instrText xml:space="preserve"> PAGEREF _Toc229156507 \h </w:instrText>
+              <w:instrText xml:space="preserve"> PAGEREF _Toc231596828 \h </w:instrText>
             </w:r>
             <w:r>
               <w:rPr>
@@ -1108,7 +1109,7 @@
                 <w:sz w:val="26"/>
                 <w:szCs w:val="26"/>
               </w:rPr>
-              <w:t>54</w:t>
+              <w:t>55</w:t>
             </w:r>
             <w:r>
               <w:rPr>
@@ -1137,7 +1138,7 @@
               <w14:ligatures w14:val="none"/>
             </w:rPr>
           </w:pPr>
-          <w:hyperlink w:anchor="_Toc229156508" w:history="1">
+          <w:hyperlink w:anchor="_Toc231596829" w:history="1">
             <w:r>
               <w:rPr>
                 <w:rStyle w:val="Hipervnculo"/>
@@ -1172,7 +1173,7 @@
                 <w:sz w:val="26"/>
                 <w:szCs w:val="26"/>
               </w:rPr>
-              <w:instrText xml:space="preserve"> PAGEREF _Toc229156508 \h </w:instrText>
+              <w:instrText xml:space="preserve"> PAGEREF _Toc231596829 \h </w:instrText>
             </w:r>
             <w:r>
               <w:rPr>
@@ -1198,7 +1199,7 @@
                 <w:sz w:val="26"/>
                 <w:szCs w:val="26"/>
               </w:rPr>
-              <w:t>60</w:t>
+              <w:t>62</w:t>
             </w:r>
             <w:r>
               <w:rPr>
@@ -1227,7 +1228,7 @@
               <w14:ligatures w14:val="none"/>
             </w:rPr>
           </w:pPr>
-          <w:hyperlink w:anchor="_Toc229156509" w:history="1">
+          <w:hyperlink w:anchor="_Toc231596830" w:history="1">
             <w:r>
               <w:rPr>
                 <w:rStyle w:val="Hipervnculo"/>
@@ -1262,7 +1263,7 @@
                 <w:sz w:val="26"/>
                 <w:szCs w:val="26"/>
               </w:rPr>
-              <w:instrText xml:space="preserve"> PAGEREF _Toc229156509 \h </w:instrText>
+              <w:instrText xml:space="preserve"> PAGEREF _Toc231596830 \h </w:instrText>
             </w:r>
             <w:r>
               <w:rPr>
@@ -1288,7 +1289,7 @@
                 <w:sz w:val="26"/>
                 <w:szCs w:val="26"/>
               </w:rPr>
-              <w:t>71</w:t>
+              <w:t>72</w:t>
             </w:r>
             <w:r>
               <w:rPr>
@@ -1317,7 +1318,7 @@
               <w14:ligatures w14:val="none"/>
             </w:rPr>
           </w:pPr>
-          <w:hyperlink w:anchor="_Toc229156510" w:history="1">
+          <w:hyperlink w:anchor="_Toc231596831" w:history="1">
             <w:r>
               <w:rPr>
                 <w:rStyle w:val="Hipervnculo"/>
@@ -1352,7 +1353,7 @@
                 <w:sz w:val="26"/>
                 <w:szCs w:val="26"/>
               </w:rPr>
-              <w:instrText xml:space="preserve"> PAGEREF _Toc229156510 \h </w:instrText>
+              <w:instrText xml:space="preserve"> PAGEREF _Toc231596831 \h </w:instrText>
             </w:r>
             <w:r>
               <w:rPr>
@@ -1378,7 +1379,7 @@
                 <w:sz w:val="26"/>
                 <w:szCs w:val="26"/>
               </w:rPr>
-              <w:t>71</w:t>
+              <w:t>72</w:t>
             </w:r>
             <w:r>
               <w:rPr>
@@ -1407,7 +1408,7 @@
               <w14:ligatures w14:val="none"/>
             </w:rPr>
           </w:pPr>
-          <w:hyperlink w:anchor="_Toc229156511" w:history="1">
+          <w:hyperlink w:anchor="_Toc231596832" w:history="1">
             <w:r>
               <w:rPr>
                 <w:rStyle w:val="Hipervnculo"/>
@@ -1442,7 +1443,7 @@
                 <w:sz w:val="26"/>
                 <w:szCs w:val="26"/>
               </w:rPr>
-              <w:instrText xml:space="preserve"> PAGEREF _Toc229156511 \h </w:instrText>
+              <w:instrText xml:space="preserve"> PAGEREF _Toc231596832 \h </w:instrText>
             </w:r>
             <w:r>
               <w:rPr>
@@ -1468,7 +1469,7 @@
                 <w:sz w:val="26"/>
                 <w:szCs w:val="26"/>
               </w:rPr>
-              <w:t>83</w:t>
+              <w:t>84</w:t>
             </w:r>
             <w:r>
               <w:rPr>
@@ -1497,7 +1498,7 @@
               <w14:ligatures w14:val="none"/>
             </w:rPr>
           </w:pPr>
-          <w:hyperlink w:anchor="_Toc229156512" w:history="1">
+          <w:hyperlink w:anchor="_Toc231596833" w:history="1">
             <w:r>
               <w:rPr>
                 <w:rStyle w:val="Hipervnculo"/>
@@ -1532,7 +1533,7 @@
                 <w:sz w:val="26"/>
                 <w:szCs w:val="26"/>
               </w:rPr>
-              <w:instrText xml:space="preserve"> PAGEREF _Toc229156512 \h </w:instrText>
+              <w:instrText xml:space="preserve"> PAGEREF _Toc231596833 \h </w:instrText>
             </w:r>
             <w:r>
               <w:rPr>
@@ -1558,7 +1559,7 @@
                 <w:sz w:val="26"/>
                 <w:szCs w:val="26"/>
               </w:rPr>
-              <w:t>85</w:t>
+              <w:t>86</w:t>
             </w:r>
             <w:r>
               <w:rPr>
@@ -1587,7 +1588,7 @@
               <w14:ligatures w14:val="none"/>
             </w:rPr>
           </w:pPr>
-          <w:hyperlink w:anchor="_Toc229156513" w:history="1">
+          <w:hyperlink w:anchor="_Toc231596834" w:history="1">
             <w:r>
               <w:rPr>
                 <w:rStyle w:val="Hipervnculo"/>
@@ -1622,7 +1623,7 @@
                 <w:sz w:val="26"/>
                 <w:szCs w:val="26"/>
               </w:rPr>
-              <w:instrText xml:space="preserve"> PAGEREF _Toc229156513 \h </w:instrText>
+              <w:instrText xml:space="preserve"> PAGEREF _Toc231596834 \h </w:instrText>
             </w:r>
             <w:r>
               <w:rPr>
@@ -1648,7 +1649,7 @@
                 <w:sz w:val="26"/>
                 <w:szCs w:val="26"/>
               </w:rPr>
-              <w:t>89</w:t>
+              <w:t>90</w:t>
             </w:r>
             <w:r>
               <w:rPr>
@@ -1677,7 +1678,7 @@
               <w14:ligatures w14:val="none"/>
             </w:rPr>
           </w:pPr>
-          <w:hyperlink w:anchor="_Toc229156514" w:history="1">
+          <w:hyperlink w:anchor="_Toc231596835" w:history="1">
             <w:r>
               <w:rPr>
                 <w:rStyle w:val="Hipervnculo"/>
@@ -1712,7 +1713,7 @@
                 <w:sz w:val="26"/>
                 <w:szCs w:val="26"/>
               </w:rPr>
-              <w:instrText xml:space="preserve"> PAGEREF _Toc229156514 \h </w:instrText>
+              <w:instrText xml:space="preserve"> PAGEREF _Toc231596835 \h </w:instrText>
             </w:r>
             <w:r>
               <w:rPr>
@@ -1738,7 +1739,7 @@
                 <w:sz w:val="26"/>
                 <w:szCs w:val="26"/>
               </w:rPr>
-              <w:t>90</w:t>
+              <w:t>91</w:t>
             </w:r>
             <w:r>
               <w:rPr>
@@ -1767,7 +1768,7 @@
               <w14:ligatures w14:val="none"/>
             </w:rPr>
           </w:pPr>
-          <w:hyperlink w:anchor="_Toc229156515" w:history="1">
+          <w:hyperlink w:anchor="_Toc231596836" w:history="1">
             <w:r>
               <w:rPr>
                 <w:rStyle w:val="Hipervnculo"/>
@@ -1784,7 +1785,6 @@
                 <w:spacing w:val="20"/>
                 <w:sz w:val="26"/>
                 <w:szCs w:val="26"/>
-                <w:lang w:val="en-US"/>
               </w:rPr>
               <w:t xml:space="preserve">software </w:t>
             </w:r>
@@ -1822,7 +1822,7 @@
                 <w:sz w:val="26"/>
                 <w:szCs w:val="26"/>
               </w:rPr>
-              <w:instrText xml:space="preserve"> PAGEREF _Toc229156515 \h </w:instrText>
+              <w:instrText xml:space="preserve"> PAGEREF _Toc231596836 \h </w:instrText>
             </w:r>
             <w:r>
               <w:rPr>
@@ -1848,7 +1848,7 @@
                 <w:sz w:val="26"/>
                 <w:szCs w:val="26"/>
               </w:rPr>
-              <w:t>97</w:t>
+              <w:t>98</w:t>
             </w:r>
             <w:r>
               <w:rPr>
@@ -1877,7 +1877,7 @@
               <w14:ligatures w14:val="none"/>
             </w:rPr>
           </w:pPr>
-          <w:hyperlink w:anchor="_Toc229156516" w:history="1">
+          <w:hyperlink w:anchor="_Toc231596837" w:history="1">
             <w:r>
               <w:rPr>
                 <w:rStyle w:val="Hipervnculo"/>
@@ -1912,7 +1912,7 @@
                 <w:sz w:val="26"/>
                 <w:szCs w:val="26"/>
               </w:rPr>
-              <w:instrText xml:space="preserve"> PAGEREF _Toc229156516 \h </w:instrText>
+              <w:instrText xml:space="preserve"> PAGEREF _Toc231596837 \h </w:instrText>
             </w:r>
             <w:r>
               <w:rPr>
@@ -1938,7 +1938,7 @@
                 <w:sz w:val="26"/>
                 <w:szCs w:val="26"/>
               </w:rPr>
-              <w:t>100</w:t>
+              <w:t>101</w:t>
             </w:r>
             <w:r>
               <w:rPr>
@@ -1967,7 +1967,7 @@
               <w14:ligatures w14:val="none"/>
             </w:rPr>
           </w:pPr>
-          <w:hyperlink w:anchor="_Toc229156517" w:history="1">
+          <w:hyperlink w:anchor="_Toc231596838" w:history="1">
             <w:r>
               <w:rPr>
                 <w:rStyle w:val="Hipervnculo"/>
@@ -2002,7 +2002,7 @@
                 <w:sz w:val="26"/>
                 <w:szCs w:val="26"/>
               </w:rPr>
-              <w:instrText xml:space="preserve"> PAGEREF _Toc229156517 \h </w:instrText>
+              <w:instrText xml:space="preserve"> PAGEREF _Toc231596838 \h </w:instrText>
             </w:r>
             <w:r>
               <w:rPr>
@@ -2028,7 +2028,7 @@
                 <w:sz w:val="26"/>
                 <w:szCs w:val="26"/>
               </w:rPr>
-              <w:t>101</w:t>
+              <w:t>102</w:t>
             </w:r>
             <w:r>
               <w:rPr>
@@ -2057,7 +2057,7 @@
               <w14:ligatures w14:val="none"/>
             </w:rPr>
           </w:pPr>
-          <w:hyperlink w:anchor="_Toc229156518" w:history="1">
+          <w:hyperlink w:anchor="_Toc231596839" w:history="1">
             <w:r>
               <w:rPr>
                 <w:rStyle w:val="Hipervnculo"/>
@@ -2092,7 +2092,7 @@
                 <w:sz w:val="26"/>
                 <w:szCs w:val="26"/>
               </w:rPr>
-              <w:instrText xml:space="preserve"> PAGEREF _Toc229156518 \h </w:instrText>
+              <w:instrText xml:space="preserve"> PAGEREF _Toc231596839 \h </w:instrText>
             </w:r>
             <w:r>
               <w:rPr>
@@ -2118,7 +2118,7 @@
                 <w:sz w:val="26"/>
                 <w:szCs w:val="26"/>
               </w:rPr>
-              <w:t>103</w:t>
+              <w:t>104</w:t>
             </w:r>
             <w:r>
               <w:rPr>
@@ -2147,7 +2147,7 @@
               <w14:ligatures w14:val="none"/>
             </w:rPr>
           </w:pPr>
-          <w:hyperlink w:anchor="_Toc229156519" w:history="1">
+          <w:hyperlink w:anchor="_Toc231596840" w:history="1">
             <w:r>
               <w:rPr>
                 <w:rStyle w:val="Hipervnculo"/>
@@ -2182,7 +2182,7 @@
                 <w:sz w:val="26"/>
                 <w:szCs w:val="26"/>
               </w:rPr>
-              <w:instrText xml:space="preserve"> PAGEREF _Toc229156519 \h </w:instrText>
+              <w:instrText xml:space="preserve"> PAGEREF _Toc231596840 \h </w:instrText>
             </w:r>
             <w:r>
               <w:rPr>
@@ -2208,7 +2208,7 @@
                 <w:sz w:val="26"/>
                 <w:szCs w:val="26"/>
               </w:rPr>
-              <w:t>106</w:t>
+              <w:t>107</w:t>
             </w:r>
             <w:r>
               <w:rPr>
@@ -2242,7 +2242,7 @@
       <w:pPr>
         <w:pStyle w:val="Titulosgenerales"/>
       </w:pPr>
-      <w:bookmarkStart w:id="0" w:name="_Toc229156502"/>
+      <w:bookmarkStart w:id="0" w:name="_Toc231596823"/>
       <w:r>
         <w:lastRenderedPageBreak/>
         <w:t>Introducción</w:t>
@@ -2396,7 +2396,7 @@
       <w:pPr>
         <w:pStyle w:val="Ttulo1"/>
       </w:pPr>
-      <w:bookmarkStart w:id="1" w:name="_Toc229156503"/>
+      <w:bookmarkStart w:id="1" w:name="_Toc231596824"/>
       <w:r>
         <w:lastRenderedPageBreak/>
         <w:t>Identificación de operaciones económicas y fuentes de información</w:t>
@@ -2433,7 +2433,7 @@
       <w:pPr>
         <w:pStyle w:val="Ttulo2"/>
       </w:pPr>
-      <w:bookmarkStart w:id="2" w:name="_Toc229156504"/>
+      <w:bookmarkStart w:id="2" w:name="_Toc231596825"/>
       <w:r>
         <w:t>Tipología de las operaciones económicas</w:t>
       </w:r>
@@ -3140,19 +3140,11 @@
         </w:rPr>
         <w:t xml:space="preserve"> </w:t>
       </w:r>
-      <w:proofErr w:type="gramStart"/>
-      <w:r>
-        <w:rPr>
-          <w:lang w:val="es-419" w:eastAsia="es-CO"/>
-        </w:rPr>
-        <w:t>Asegurar</w:t>
-      </w:r>
-      <w:proofErr w:type="gramEnd"/>
-      <w:r>
-        <w:rPr>
-          <w:lang w:val="es-419" w:eastAsia="es-CO"/>
-        </w:rPr>
-        <w:t xml:space="preserve"> que la operación pueda seguirse desde el soporte hasta el libro o el sistema contable.</w:t>
+      <w:r>
+        <w:rPr>
+          <w:lang w:val="es-419" w:eastAsia="es-CO"/>
+        </w:rPr>
+        <w:t>Asegurar que la operación pueda seguirse desde el soporte hasta el libro o el sistema contable.</w:t>
       </w:r>
     </w:p>
     <w:p>
@@ -3272,11 +3264,15 @@
         </w:numPr>
         <w:ind w:left="993"/>
         <w:rPr>
-          <w:lang w:val="es-419" w:eastAsia="es-CO"/>
-        </w:rPr>
-      </w:pPr>
-      <w:r>
-        <w:rPr>
+          <w:b/>
+          <w:bCs/>
+          <w:lang w:val="es-419" w:eastAsia="es-CO"/>
+        </w:rPr>
+      </w:pPr>
+      <w:r>
+        <w:rPr>
+          <w:b/>
+          <w:bCs/>
           <w:lang w:val="es-419" w:eastAsia="es-CO"/>
         </w:rPr>
         <w:t>Ejercicio de aplicación y resolución contable de una operación de compra</w:t>
@@ -3293,6 +3289,19 @@
           <w:lang w:val="es-419" w:eastAsia="es-CO"/>
         </w:rPr>
         <w:t>Se invita a leer el documento, donde se aborda el análisis y resolución contable de una operación de compra de insumos administrativos con pago parcial.</w:t>
+      </w:r>
+    </w:p>
+    <w:p>
+      <w:pPr>
+        <w:rPr>
+          <w:lang w:val="es-419" w:eastAsia="es-CO"/>
+        </w:rPr>
+      </w:pPr>
+      <w:r>
+        <w:rPr>
+          <w:lang w:val="es-419" w:eastAsia="es-CO"/>
+        </w:rPr>
+        <w:t>“Para profundizar sobre el tema, consulte el documento “1_Ejercicio_aplicacion_resolucion_contable_operacion_compra.pdf”, ubicado en la carpeta de Anexos”.</w:t>
       </w:r>
     </w:p>
     <w:p>
@@ -3391,6 +3400,7 @@
                 <w:b/>
                 <w:bCs/>
               </w:rPr>
+              <w:lastRenderedPageBreak/>
               <w:t>M</w:t>
             </w:r>
             <w:r>
@@ -3401,11 +3411,7 @@
               <w:t>ujer:</w:t>
             </w:r>
             <w:r>
-              <w:t xml:space="preserve"> empecemos por las operaciones financieras. Aquí el análisis va más allá de ver si entró o salió plata. El verdadero reto es entender qué significa ese </w:t>
-            </w:r>
-            <w:r>
-              <w:lastRenderedPageBreak/>
-              <w:t>movimiento para el negocio. El dinero propio que aumenta nuestra caja o es una deuda que va a presionar nuestras finanzas más adelante.</w:t>
+              <w:t xml:space="preserve"> empecemos por las operaciones financieras. Aquí el análisis va más allá de ver si entró o salió plata. El verdadero reto es entender qué significa ese movimiento para el negocio. El dinero propio que aumenta nuestra caja o es una deuda que va a presionar nuestras finanzas más adelante.</w:t>
             </w:r>
           </w:p>
           <w:p>
@@ -3453,15 +3459,7 @@
               <w:t>Mujer:</w:t>
             </w:r>
             <w:r>
-              <w:t xml:space="preserve"> finalmente llegamos a la gestión tributaria. Más que un desembolso de </w:t>
-            </w:r>
-            <w:proofErr w:type="gramStart"/>
-            <w:r>
-              <w:t>dinero,</w:t>
-            </w:r>
-            <w:proofErr w:type="gramEnd"/>
-            <w:r>
-              <w:t xml:space="preserve"> se trata de cumplir con las obligaciones de forma que exige la ley, desde ser rigurosos con la retención en la fuente hasta asegurar que cada declaración se radique en los tiempos establecidos para evitar sanciones innecesarias.</w:t>
+              <w:t xml:space="preserve"> finalmente llegamos a la gestión tributaria. Más que un desembolso de dinero, se trata de cumplir con las obligaciones de forma que exige la ley, desde ser rigurosos con la retención en la fuente hasta asegurar que cada declaración se radique en los tiempos establecidos para evitar sanciones innecesarias.</w:t>
             </w:r>
           </w:p>
           <w:p/>
@@ -4217,11 +4215,15 @@
         </w:numPr>
         <w:ind w:left="993"/>
         <w:rPr>
-          <w:lang w:val="es-419" w:eastAsia="es-CO"/>
-        </w:rPr>
-      </w:pPr>
-      <w:r>
-        <w:rPr>
+          <w:b/>
+          <w:bCs/>
+          <w:lang w:val="es-419" w:eastAsia="es-CO"/>
+        </w:rPr>
+      </w:pPr>
+      <w:r>
+        <w:rPr>
+          <w:b/>
+          <w:bCs/>
           <w:lang w:val="es-419" w:eastAsia="es-CO"/>
         </w:rPr>
         <w:t>Ejercicio de aplicación y análisis de ajustes contables y operaciones especiales</w:t>
@@ -4242,10 +4244,24 @@
     </w:p>
     <w:p>
       <w:pPr>
+        <w:rPr>
+          <w:lang w:val="es-419" w:eastAsia="es-CO"/>
+        </w:rPr>
+      </w:pPr>
+      <w:r>
+        <w:rPr>
+          <w:lang w:val="es-419" w:eastAsia="es-CO"/>
+        </w:rPr>
+        <w:t>Para profundizar sobre el tema consulte el documento “2_Ejercicio_aplicacion_analisis_ajustes_contables_operaciones_especiales.pdf”, ubicado en la carpeta de Anexos”.</w:t>
+      </w:r>
+    </w:p>
+    <w:p>
+      <w:pPr>
         <w:pStyle w:val="Ttulo2"/>
       </w:pPr>
-      <w:bookmarkStart w:id="3" w:name="_Toc229156505"/>
-      <w:r>
+      <w:bookmarkStart w:id="3" w:name="_Toc231596826"/>
+      <w:r>
+        <w:lastRenderedPageBreak/>
         <w:t>Fuentes de información asociadas a las operaciones</w:t>
       </w:r>
       <w:bookmarkEnd w:id="3"/>
@@ -4260,81 +4276,153 @@
         <w:rPr>
           <w:lang w:val="es-419" w:eastAsia="es-CO"/>
         </w:rPr>
-        <w:t xml:space="preserve">La identificación de las fuentes de información asociadas a cada operación forma parte del proceso de registro contable, tributario y documental, ya que permite establecer el origen de los datos que sustentan el hecho económico y el documento que respalda su incorporación al sistema contable. Esta revisión se relaciona con la trazabilidad, la confiabilidad del registro y los procesos de verificación, en la medida en </w:t>
+        <w:t>La identificación de las fuentes de información asociadas a cada operación forma parte del proceso de registro contable, tributario y documental, ya que permite establecer el origen de los datos que sustentan el hecho económico y el documento que respalda su incorporación al sistema contable. Esta revisión se relaciona con la trazabilidad, la confiabilidad del registro y los procesos de verificación, en la medida en que la contabilidad debe guardar correspondencia con sus comprobantes y con los soportes que evidencian la operación. En Colombia, el Código de Comercio dispone que los libros y registros contables deben ajustarse a las normas sobre la materia y que debe existir correspondencia entre los asientos y los comprobantes, mientras que el régimen contable exige que los comprobantes respalden cronológicamente las operaciones registradas (Decreto 410 de 1971).</w:t>
+      </w:r>
+    </w:p>
+    <w:p>
+      <w:pPr>
+        <w:rPr>
+          <w:lang w:val="es-419" w:eastAsia="es-CO"/>
+        </w:rPr>
+      </w:pPr>
+      <w:r>
+        <w:rPr>
+          <w:lang w:val="es-419" w:eastAsia="es-CO"/>
+        </w:rPr>
+        <w:t>Una operación económica se registra cuando existe información suficiente para identificarla, interpretarla y sustentarla. En este apartado se analizan las fuentes internas y externas, la función de los documentos soporte y su relación con operaciones como compras, ventas, pagos laborales y obligaciones tributarias. Asimismo, se considera el origen de la información, ya sea proveniente de la organización o de terceros, y las condiciones mínimas que deben cumplir los documentos para respaldar el registro.</w:t>
+      </w:r>
+    </w:p>
+    <w:p>
+      <w:pPr>
+        <w:pStyle w:val="Ttulo3"/>
+      </w:pPr>
+      <w:r>
+        <w:t>Fuentes internas, fuentes externas y documentos soporte</w:t>
+      </w:r>
+    </w:p>
+    <w:p>
+      <w:pPr>
+        <w:rPr>
+          <w:lang w:val="es-419" w:eastAsia="es-CO"/>
+        </w:rPr>
+      </w:pPr>
+      <w:r>
+        <w:rPr>
+          <w:lang w:val="es-419" w:eastAsia="es-CO"/>
+        </w:rPr>
+        <w:t xml:space="preserve">Las fuentes de información corresponden al origen de los datos que permiten conocer, verificar y registrar una operación económica. Estas fuentes se clasifican en internas y externas. Las internas se generan dentro de la organización como resultado </w:t>
       </w:r>
       <w:r>
         <w:rPr>
           <w:lang w:val="es-419" w:eastAsia="es-CO"/>
         </w:rPr>
         <w:lastRenderedPageBreak/>
-        <w:t>que la contabilidad debe guardar correspondencia con sus comprobantes y con los soportes que evidencian la operación. En Colombia, el Código de Comercio dispone que los libros y registros contables deben ajustarse a las normas sobre la materia y que debe existir correspondencia entre los asientos y los comprobantes, mientras que el régimen contable exige que los comprobantes respalden cronológicamente las operaciones registradas (Decreto 410 de 1971).</w:t>
-      </w:r>
-    </w:p>
-    <w:p>
-      <w:pPr>
-        <w:rPr>
-          <w:lang w:val="es-419" w:eastAsia="es-CO"/>
-        </w:rPr>
-      </w:pPr>
-      <w:r>
-        <w:rPr>
-          <w:lang w:val="es-419" w:eastAsia="es-CO"/>
-        </w:rPr>
-        <w:t>Una operación económica se registra cuando existe información suficiente para identificarla, interpretarla y sustentarla. En este apartado se analizan las fuentes internas y externas, la función de los documentos soporte y su relación con operaciones como compras, ventas, pagos laborales y obligaciones tributarias. Asimismo, se considera el origen de la información, ya sea proveniente de la organización o de terceros, y las condiciones mínimas que deben cumplir los documentos para respaldar el registro.</w:t>
-      </w:r>
-    </w:p>
-    <w:p>
-      <w:pPr>
-        <w:pStyle w:val="Ttulo3"/>
-      </w:pPr>
-      <w:r>
-        <w:t>Fuentes internas, fuentes externas y documentos soporte</w:t>
-      </w:r>
-    </w:p>
-    <w:p>
-      <w:pPr>
-        <w:rPr>
-          <w:lang w:val="es-419" w:eastAsia="es-CO"/>
-        </w:rPr>
-      </w:pPr>
-      <w:r>
-        <w:rPr>
-          <w:lang w:val="es-419" w:eastAsia="es-CO"/>
-        </w:rPr>
-        <w:t xml:space="preserve">Las fuentes de información corresponden al origen de los datos que permiten conocer, verificar y registrar una operación económica. Estas fuentes se clasifican en internas y externas. Las internas se generan dentro de la organización como resultado de sus procesos administrativos, contables, financieros o de control; entre ellas se encuentran comprobantes internos, nóminas, relaciones de caja, notas de contabilidad, conciliaciones y formatos de autorización. Las externas provienen de terceros y respaldan hechos que afectan a la organización desde fuera de su estructura operativa, como facturas de proveedores, extractos bancarios, certificados, contratos, formularios oficiales o documentos expedidos por entidades públicas y privadas. Ambas fuentes se </w:t>
-      </w:r>
-      <w:r>
-        <w:rPr>
-          <w:lang w:val="es-419" w:eastAsia="es-CO"/>
-        </w:rPr>
+        <w:t>de sus procesos administrativos, contables, financieros o de control; entre ellas se encuentran comprobantes internos, nóminas, relaciones de caja, notas de contabilidad, conciliaciones y formatos de autorización. Las externas provienen de terceros y respaldan hechos que afectan a la organización desde fuera de su estructura operativa, como facturas de proveedores, extractos bancarios, certificados, contratos, formularios oficiales o documentos expedidos por entidades públicas y privadas. Ambas fuentes se complementan y permiten reconstruir el hecho económico objeto de registro (Decreto 410 de 1971).</w:t>
+      </w:r>
+    </w:p>
+    <w:p>
+      <w:pPr>
+        <w:rPr>
+          <w:lang w:val="es-419" w:eastAsia="es-CO"/>
+        </w:rPr>
+      </w:pPr>
+      <w:r>
+        <w:rPr>
+          <w:lang w:val="es-419" w:eastAsia="es-CO"/>
+        </w:rPr>
+        <w:t>El documento soporte constituye la evidencia que respalda el reconocimiento de la transacción y establece la relación entre la operación y la fuente de información. En operaciones realizadas con proveedores no obligados a facturar, la DIAN dispone la generación del documento soporte para sustentar costos, deducciones o impuestos descontables. De igual forma, en el ámbito laboral, el documento soporte de pago de nómina electrónica respalda los pagos o abonos en cuenta derivados de la relación laboral.</w:t>
+      </w:r>
+    </w:p>
+    <w:p>
+      <w:pPr>
+        <w:rPr>
+          <w:lang w:val="es-419" w:eastAsia="es-CO"/>
+        </w:rPr>
+      </w:pPr>
+      <w:r>
+        <w:rPr>
+          <w:lang w:val="es-419" w:eastAsia="es-CO"/>
+        </w:rPr>
+        <w:t>El soporte documental también se relaciona con la validez del tratamiento contable y tributario de las operaciones, en tanto respalda su reconocimiento y registro conforme a la normativa aplicable. En este sentido, la identificación de la fuente de información y del documento soporte correspondiente forma parte del proceso previo al registro contable (DIAN). A continuación, se presentan situaciones en las que se relacionan la operación, las fuentes de información y el documento soporte correspondiente:</w:t>
+      </w:r>
+    </w:p>
+    <w:p>
+      <w:pPr>
+        <w:pStyle w:val="Ttulo5"/>
+      </w:pPr>
+      <w:r>
         <w:lastRenderedPageBreak/>
-        <w:t>complementan y permiten reconstruir el hecho económico objeto de registro (Decreto 410 de 1971).</w:t>
-      </w:r>
-    </w:p>
-    <w:p>
-      <w:pPr>
-        <w:rPr>
-          <w:lang w:val="es-419" w:eastAsia="es-CO"/>
-        </w:rPr>
-      </w:pPr>
-      <w:r>
-        <w:rPr>
-          <w:lang w:val="es-419" w:eastAsia="es-CO"/>
-        </w:rPr>
-        <w:t>El documento soporte constituye la evidencia que respalda el reconocimiento de la transacción y establece la relación entre la operación y la fuente de información. En operaciones realizadas con proveedores no obligados a facturar, la DIAN dispone la generación del documento soporte para sustentar costos, deducciones o impuestos descontables. De igual forma, en el ámbito laboral, el documento soporte de pago de nómina electrónica respalda los pagos o abonos en cuenta derivados de la relación laboral.</w:t>
-      </w:r>
-    </w:p>
-    <w:p>
-      <w:pPr>
-        <w:rPr>
-          <w:lang w:val="es-419" w:eastAsia="es-CO"/>
-        </w:rPr>
-      </w:pPr>
-      <w:r>
-        <w:rPr>
-          <w:lang w:val="es-419" w:eastAsia="es-CO"/>
-        </w:rPr>
-        <w:t>El soporte documental también se relaciona con la validez del tratamiento contable y tributario de las operaciones, en tanto respalda su reconocimiento y registro conforme a la normativa aplicable. En este sentido, la identificación de la fuente de información y del documento soporte correspondiente forma parte del proceso previo al registro contable (DIAN). A continuación, se presentan situaciones en las que se relacionan la operación, las fuentes de información y el documento soporte correspondiente:</w:t>
+        <w:t>Situación 1</w:t>
+      </w:r>
+    </w:p>
+    <w:p>
+      <w:pPr>
+        <w:rPr>
+          <w:lang w:val="es-419" w:eastAsia="es-CO"/>
+        </w:rPr>
+      </w:pPr>
+      <w:r>
+        <w:rPr>
+          <w:lang w:val="es-419" w:eastAsia="es-CO"/>
+        </w:rPr>
+        <w:t>La organización compra elementos de aseo para uso administrativo a crédito.</w:t>
+      </w:r>
+    </w:p>
+    <w:p>
+      <w:pPr>
+        <w:pStyle w:val="Prrafodelista"/>
+        <w:numPr>
+          <w:ilvl w:val="0"/>
+          <w:numId w:val="21"/>
+        </w:numPr>
+        <w:ind w:left="993"/>
+        <w:rPr>
+          <w:lang w:val="es-419" w:eastAsia="es-CO"/>
+        </w:rPr>
+      </w:pPr>
+      <w:r>
+        <w:rPr>
+          <w:lang w:val="es-419" w:eastAsia="es-CO"/>
+        </w:rPr>
+        <w:t>Fuente interna: solicitud de compra, orden interna de adquisición y comprobante de recepción.</w:t>
+      </w:r>
+    </w:p>
+    <w:p>
+      <w:pPr>
+        <w:pStyle w:val="Prrafodelista"/>
+        <w:numPr>
+          <w:ilvl w:val="0"/>
+          <w:numId w:val="21"/>
+        </w:numPr>
+        <w:ind w:left="993"/>
+        <w:rPr>
+          <w:lang w:val="es-419" w:eastAsia="es-CO"/>
+        </w:rPr>
+      </w:pPr>
+      <w:r>
+        <w:rPr>
+          <w:lang w:val="es-419" w:eastAsia="es-CO"/>
+        </w:rPr>
+        <w:t>Fuente externa: factura del proveedor.</w:t>
+      </w:r>
+    </w:p>
+    <w:p>
+      <w:pPr>
+        <w:pStyle w:val="Prrafodelista"/>
+        <w:numPr>
+          <w:ilvl w:val="0"/>
+          <w:numId w:val="21"/>
+        </w:numPr>
+        <w:ind w:left="993"/>
+        <w:rPr>
+          <w:lang w:val="es-419" w:eastAsia="es-CO"/>
+        </w:rPr>
+      </w:pPr>
+      <w:r>
+        <w:rPr>
+          <w:lang w:val="es-419" w:eastAsia="es-CO"/>
+        </w:rPr>
+        <w:t>Documento soporte principal: factura de venta del proveedor o documento soporte, según corresponda.</w:t>
       </w:r>
     </w:p>
     <w:p>
@@ -4342,28 +4430,28 @@
         <w:pStyle w:val="Ttulo5"/>
       </w:pPr>
       <w:r>
-        <w:t>Situación 1</w:t>
-      </w:r>
-    </w:p>
-    <w:p>
-      <w:pPr>
-        <w:rPr>
-          <w:lang w:val="es-419" w:eastAsia="es-CO"/>
-        </w:rPr>
-      </w:pPr>
-      <w:r>
-        <w:rPr>
-          <w:lang w:val="es-419" w:eastAsia="es-CO"/>
-        </w:rPr>
-        <w:t>La organización compra elementos de aseo para uso administrativo a crédito.</w:t>
-      </w:r>
-    </w:p>
-    <w:p>
-      <w:pPr>
-        <w:pStyle w:val="Prrafodelista"/>
-        <w:numPr>
-          <w:ilvl w:val="0"/>
-          <w:numId w:val="21"/>
+        <w:t>Situación 2</w:t>
+      </w:r>
+    </w:p>
+    <w:p>
+      <w:pPr>
+        <w:rPr>
+          <w:lang w:val="es-419" w:eastAsia="es-CO"/>
+        </w:rPr>
+      </w:pPr>
+      <w:r>
+        <w:rPr>
+          <w:lang w:val="es-419" w:eastAsia="es-CO"/>
+        </w:rPr>
+        <w:t>La organización paga la nómina mensual del personal.</w:t>
+      </w:r>
+    </w:p>
+    <w:p>
+      <w:pPr>
+        <w:pStyle w:val="Prrafodelista"/>
+        <w:numPr>
+          <w:ilvl w:val="0"/>
+          <w:numId w:val="22"/>
         </w:numPr>
         <w:ind w:left="993"/>
         <w:rPr>
@@ -4374,15 +4462,15 @@
         <w:rPr>
           <w:lang w:val="es-419" w:eastAsia="es-CO"/>
         </w:rPr>
-        <w:t>Fuente interna: solicitud de compra, orden interna de adquisición y comprobante de recepción.</w:t>
-      </w:r>
-    </w:p>
-    <w:p>
-      <w:pPr>
-        <w:pStyle w:val="Prrafodelista"/>
-        <w:numPr>
-          <w:ilvl w:val="0"/>
-          <w:numId w:val="21"/>
+        <w:t>Fuente interna: liquidación de nómina, autorización de pago y comprobante contable interno.</w:t>
+      </w:r>
+    </w:p>
+    <w:p>
+      <w:pPr>
+        <w:pStyle w:val="Prrafodelista"/>
+        <w:numPr>
+          <w:ilvl w:val="0"/>
+          <w:numId w:val="22"/>
         </w:numPr>
         <w:ind w:left="993"/>
         <w:rPr>
@@ -4393,15 +4481,15 @@
         <w:rPr>
           <w:lang w:val="es-419" w:eastAsia="es-CO"/>
         </w:rPr>
-        <w:t>Fuente externa: factura del proveedor.</w:t>
-      </w:r>
-    </w:p>
-    <w:p>
-      <w:pPr>
-        <w:pStyle w:val="Prrafodelista"/>
-        <w:numPr>
-          <w:ilvl w:val="0"/>
-          <w:numId w:val="21"/>
+        <w:t>Fuente externa: validación DIAN del documento soporte de nómina electrónica y soporte bancario.</w:t>
+      </w:r>
+    </w:p>
+    <w:p>
+      <w:pPr>
+        <w:pStyle w:val="Prrafodelista"/>
+        <w:numPr>
+          <w:ilvl w:val="0"/>
+          <w:numId w:val="22"/>
         </w:numPr>
         <w:ind w:left="993"/>
         <w:rPr>
@@ -4412,7 +4500,7 @@
         <w:rPr>
           <w:lang w:val="es-419" w:eastAsia="es-CO"/>
         </w:rPr>
-        <w:t>Documento soporte principal: factura de venta del proveedor o documento soporte, según corresponda.</w:t>
+        <w:t>Documento soporte principal: documento soporte de pago de nómina electrónica.</w:t>
       </w:r>
     </w:p>
     <w:p>
@@ -4420,29 +4508,108 @@
         <w:pStyle w:val="Ttulo5"/>
       </w:pPr>
       <w:r>
+        <w:t>Situación 3</w:t>
+      </w:r>
+    </w:p>
+    <w:p>
+      <w:pPr>
+        <w:rPr>
+          <w:lang w:val="es-419" w:eastAsia="es-CO"/>
+        </w:rPr>
+      </w:pPr>
+      <w:r>
+        <w:rPr>
+          <w:lang w:val="es-419" w:eastAsia="es-CO"/>
+        </w:rPr>
+        <w:t>La organización recibe un crédito consignado en su cuenta bancaria.</w:t>
+      </w:r>
+    </w:p>
+    <w:p>
+      <w:pPr>
+        <w:pStyle w:val="Prrafodelista"/>
+        <w:numPr>
+          <w:ilvl w:val="0"/>
+          <w:numId w:val="23"/>
+        </w:numPr>
+        <w:ind w:left="993"/>
+        <w:rPr>
+          <w:lang w:val="es-419" w:eastAsia="es-CO"/>
+        </w:rPr>
+      </w:pPr>
+      <w:r>
+        <w:rPr>
+          <w:lang w:val="es-419" w:eastAsia="es-CO"/>
+        </w:rPr>
+        <w:t>Fuente interna: solicitud interna del crédito, autorización y registro de tesorería.</w:t>
+      </w:r>
+    </w:p>
+    <w:p>
+      <w:pPr>
+        <w:pStyle w:val="Prrafodelista"/>
+        <w:numPr>
+          <w:ilvl w:val="0"/>
+          <w:numId w:val="23"/>
+        </w:numPr>
+        <w:ind w:left="993"/>
+        <w:rPr>
+          <w:lang w:val="es-419" w:eastAsia="es-CO"/>
+        </w:rPr>
+      </w:pPr>
+      <w:r>
+        <w:rPr>
+          <w:lang w:val="es-419" w:eastAsia="es-CO"/>
+        </w:rPr>
+        <w:t>Fuente externa: contrato o pagaré, comprobante del desembolso y extracto bancario.</w:t>
+      </w:r>
+    </w:p>
+    <w:p>
+      <w:pPr>
+        <w:pStyle w:val="Prrafodelista"/>
+        <w:numPr>
+          <w:ilvl w:val="0"/>
+          <w:numId w:val="23"/>
+        </w:numPr>
+        <w:ind w:left="993"/>
+        <w:rPr>
+          <w:lang w:val="es-419" w:eastAsia="es-CO"/>
+        </w:rPr>
+      </w:pPr>
+      <w:r>
+        <w:rPr>
+          <w:lang w:val="es-419" w:eastAsia="es-CO"/>
+        </w:rPr>
+        <w:t>Documento soporte principal: extracto bancario y documento del crédito.</w:t>
+      </w:r>
+    </w:p>
+    <w:p>
+      <w:pPr>
+        <w:pStyle w:val="Ttulo5"/>
+      </w:pPr>
+      <w:r>
         <w:lastRenderedPageBreak/>
-        <w:t>Situación 2</w:t>
-      </w:r>
-    </w:p>
-    <w:p>
-      <w:pPr>
-        <w:rPr>
-          <w:lang w:val="es-419" w:eastAsia="es-CO"/>
-        </w:rPr>
-      </w:pPr>
-      <w:r>
-        <w:rPr>
-          <w:lang w:val="es-419" w:eastAsia="es-CO"/>
-        </w:rPr>
-        <w:t>La organización paga la nómina mensual del personal.</w:t>
-      </w:r>
-    </w:p>
-    <w:p>
-      <w:pPr>
-        <w:pStyle w:val="Prrafodelista"/>
-        <w:numPr>
-          <w:ilvl w:val="0"/>
-          <w:numId w:val="22"/>
+        <w:t>Situación 4</w:t>
+      </w:r>
+    </w:p>
+    <w:p>
+      <w:pPr>
+        <w:ind w:left="633" w:firstLine="0"/>
+        <w:rPr>
+          <w:lang w:val="es-419" w:eastAsia="es-CO"/>
+        </w:rPr>
+      </w:pPr>
+      <w:r>
+        <w:rPr>
+          <w:lang w:val="es-419" w:eastAsia="es-CO"/>
+        </w:rPr>
+        <w:t>La organización paga una obligación tributaria del período.</w:t>
+      </w:r>
+    </w:p>
+    <w:p>
+      <w:pPr>
+        <w:pStyle w:val="Prrafodelista"/>
+        <w:numPr>
+          <w:ilvl w:val="0"/>
+          <w:numId w:val="24"/>
         </w:numPr>
         <w:ind w:left="993"/>
         <w:rPr>
@@ -4453,15 +4620,15 @@
         <w:rPr>
           <w:lang w:val="es-419" w:eastAsia="es-CO"/>
         </w:rPr>
-        <w:t>Fuente interna: liquidación de nómina, autorización de pago y comprobante contable interno.</w:t>
-      </w:r>
-    </w:p>
-    <w:p>
-      <w:pPr>
-        <w:pStyle w:val="Prrafodelista"/>
-        <w:numPr>
-          <w:ilvl w:val="0"/>
-          <w:numId w:val="22"/>
+        <w:t>Fuente interna: relación interna de impuestos por pagar y comprobante de egreso.</w:t>
+      </w:r>
+    </w:p>
+    <w:p>
+      <w:pPr>
+        <w:pStyle w:val="Prrafodelista"/>
+        <w:numPr>
+          <w:ilvl w:val="0"/>
+          <w:numId w:val="24"/>
         </w:numPr>
         <w:ind w:left="993"/>
         <w:rPr>
@@ -4472,15 +4639,15 @@
         <w:rPr>
           <w:lang w:val="es-419" w:eastAsia="es-CO"/>
         </w:rPr>
-        <w:t>Fuente externa: validación DIAN del documento soporte de nómina electrónica y soporte bancario.</w:t>
-      </w:r>
-    </w:p>
-    <w:p>
-      <w:pPr>
-        <w:pStyle w:val="Prrafodelista"/>
-        <w:numPr>
-          <w:ilvl w:val="0"/>
-          <w:numId w:val="22"/>
+        <w:t>Fuente externa: formulario oficial y constancia bancaria de pago.</w:t>
+      </w:r>
+    </w:p>
+    <w:p>
+      <w:pPr>
+        <w:pStyle w:val="Prrafodelista"/>
+        <w:numPr>
+          <w:ilvl w:val="0"/>
+          <w:numId w:val="24"/>
         </w:numPr>
         <w:ind w:left="993"/>
         <w:rPr>
@@ -4491,44 +4658,15 @@
         <w:rPr>
           <w:lang w:val="es-419" w:eastAsia="es-CO"/>
         </w:rPr>
-        <w:t>Documento soporte principal: documento soporte de pago de nómina electrónica.</w:t>
-      </w:r>
-    </w:p>
-    <w:p>
-      <w:pPr>
-        <w:ind w:firstLine="0"/>
-        <w:rPr>
-          <w:lang w:val="es-419" w:eastAsia="es-CO"/>
-        </w:rPr>
-      </w:pPr>
-    </w:p>
-    <w:p>
-      <w:pPr>
-        <w:pStyle w:val="Ttulo5"/>
-      </w:pPr>
-      <w:r>
-        <w:t>Situación 3</w:t>
-      </w:r>
-    </w:p>
-    <w:p>
-      <w:pPr>
-        <w:rPr>
-          <w:lang w:val="es-419" w:eastAsia="es-CO"/>
-        </w:rPr>
-      </w:pPr>
-      <w:r>
-        <w:rPr>
-          <w:lang w:val="es-419" w:eastAsia="es-CO"/>
-        </w:rPr>
-        <w:t>La organización recibe un crédito consignado en su cuenta bancaria.</w:t>
-      </w:r>
-    </w:p>
-    <w:p>
-      <w:pPr>
-        <w:pStyle w:val="Prrafodelista"/>
-        <w:numPr>
-          <w:ilvl w:val="0"/>
-          <w:numId w:val="23"/>
+        <w:t>Documento soporte principal: formulario tributario y soporte de pago.</w:t>
+      </w:r>
+    </w:p>
+    <w:p>
+      <w:pPr>
+        <w:pStyle w:val="Prrafodelista"/>
+        <w:numPr>
+          <w:ilvl w:val="0"/>
+          <w:numId w:val="24"/>
         </w:numPr>
         <w:ind w:left="993"/>
         <w:rPr>
@@ -4539,143 +4677,6 @@
         <w:rPr>
           <w:lang w:val="es-419" w:eastAsia="es-CO"/>
         </w:rPr>
-        <w:t>Fuente interna: solicitud interna del crédito, autorización y registro de tesorería.</w:t>
-      </w:r>
-    </w:p>
-    <w:p>
-      <w:pPr>
-        <w:pStyle w:val="Prrafodelista"/>
-        <w:numPr>
-          <w:ilvl w:val="0"/>
-          <w:numId w:val="23"/>
-        </w:numPr>
-        <w:ind w:left="993"/>
-        <w:rPr>
-          <w:lang w:val="es-419" w:eastAsia="es-CO"/>
-        </w:rPr>
-      </w:pPr>
-      <w:r>
-        <w:rPr>
-          <w:lang w:val="es-419" w:eastAsia="es-CO"/>
-        </w:rPr>
-        <w:t>Fuente externa: contrato o pagaré, comprobante del desembolso y extracto bancario.</w:t>
-      </w:r>
-    </w:p>
-    <w:p>
-      <w:pPr>
-        <w:pStyle w:val="Prrafodelista"/>
-        <w:numPr>
-          <w:ilvl w:val="0"/>
-          <w:numId w:val="23"/>
-        </w:numPr>
-        <w:ind w:left="993"/>
-        <w:rPr>
-          <w:lang w:val="es-419" w:eastAsia="es-CO"/>
-        </w:rPr>
-      </w:pPr>
-      <w:r>
-        <w:rPr>
-          <w:lang w:val="es-419" w:eastAsia="es-CO"/>
-        </w:rPr>
-        <w:t>Documento soporte principal: extracto bancario y documento del crédito.</w:t>
-      </w:r>
-    </w:p>
-    <w:p>
-      <w:pPr>
-        <w:pStyle w:val="Ttulo5"/>
-      </w:pPr>
-      <w:r>
-        <w:t>Situación 4</w:t>
-      </w:r>
-    </w:p>
-    <w:p>
-      <w:pPr>
-        <w:ind w:left="633" w:firstLine="0"/>
-        <w:rPr>
-          <w:lang w:val="es-419" w:eastAsia="es-CO"/>
-        </w:rPr>
-      </w:pPr>
-      <w:r>
-        <w:rPr>
-          <w:lang w:val="es-419" w:eastAsia="es-CO"/>
-        </w:rPr>
-        <w:t>La organización paga una obligación tributaria del período.</w:t>
-      </w:r>
-    </w:p>
-    <w:p>
-      <w:pPr>
-        <w:pStyle w:val="Prrafodelista"/>
-        <w:numPr>
-          <w:ilvl w:val="0"/>
-          <w:numId w:val="24"/>
-        </w:numPr>
-        <w:ind w:left="993"/>
-        <w:rPr>
-          <w:lang w:val="es-419" w:eastAsia="es-CO"/>
-        </w:rPr>
-      </w:pPr>
-      <w:r>
-        <w:rPr>
-          <w:lang w:val="es-419" w:eastAsia="es-CO"/>
-        </w:rPr>
-        <w:t>Fuente interna: relación interna de impuestos por pagar y comprobante de egreso.</w:t>
-      </w:r>
-    </w:p>
-    <w:p>
-      <w:pPr>
-        <w:pStyle w:val="Prrafodelista"/>
-        <w:numPr>
-          <w:ilvl w:val="0"/>
-          <w:numId w:val="24"/>
-        </w:numPr>
-        <w:ind w:left="993"/>
-        <w:rPr>
-          <w:lang w:val="es-419" w:eastAsia="es-CO"/>
-        </w:rPr>
-      </w:pPr>
-      <w:r>
-        <w:rPr>
-          <w:lang w:val="es-419" w:eastAsia="es-CO"/>
-        </w:rPr>
-        <w:t>Fuente externa: formulario oficial y constancia bancaria de pago.</w:t>
-      </w:r>
-    </w:p>
-    <w:p>
-      <w:pPr>
-        <w:pStyle w:val="Prrafodelista"/>
-        <w:numPr>
-          <w:ilvl w:val="0"/>
-          <w:numId w:val="24"/>
-        </w:numPr>
-        <w:ind w:left="993"/>
-        <w:rPr>
-          <w:lang w:val="es-419" w:eastAsia="es-CO"/>
-        </w:rPr>
-      </w:pPr>
-      <w:r>
-        <w:rPr>
-          <w:lang w:val="es-419" w:eastAsia="es-CO"/>
-        </w:rPr>
-        <w:t>Documento soporte principal: formulario tributario y soporte de pago.</w:t>
-      </w:r>
-    </w:p>
-    <w:p>
-      <w:pPr>
-        <w:pStyle w:val="Prrafodelista"/>
-        <w:numPr>
-          <w:ilvl w:val="0"/>
-          <w:numId w:val="24"/>
-        </w:numPr>
-        <w:ind w:left="993"/>
-        <w:rPr>
-          <w:lang w:val="es-419" w:eastAsia="es-CO"/>
-        </w:rPr>
-      </w:pPr>
-      <w:r>
-        <w:rPr>
-          <w:lang w:val="es-419" w:eastAsia="es-CO"/>
-        </w:rPr>
-        <w:lastRenderedPageBreak/>
         <w:t>Hablemos del Documento Soporte - DIAN</w:t>
       </w:r>
     </w:p>
@@ -4814,7 +4815,14 @@
               <w:rPr>
                 <w:b/>
               </w:rPr>
-              <w:t xml:space="preserve">Transcripción del video. </w:t>
+              <w:lastRenderedPageBreak/>
+              <w:t xml:space="preserve">Síntesis </w:t>
+            </w:r>
+            <w:r>
+              <w:rPr>
+                <w:b/>
+              </w:rPr>
+              <w:t xml:space="preserve">del video. </w:t>
             </w:r>
             <w:r>
               <w:rPr>
@@ -4856,7 +4864,6 @@
           </w:p>
           <w:p>
             <w:r>
-              <w:lastRenderedPageBreak/>
               <w:t>Buenas tardes y muchas gracias por esta invitación ahora para conversar de este documento soporte en adquisiciones con no obligados.</w:t>
             </w:r>
           </w:p>
@@ -4877,16 +4884,13 @@
           </w:p>
           <w:p>
             <w:r>
+              <w:lastRenderedPageBreak/>
               <w:t>¿Qué pasó? Tenemos ese documento que funcionaba en el mundo del papel, como todo lo que hemos estado transformando durante estos últimos años. Entonces tenemos facturas que eran el talón de papel, facturas de computador, porque tenían vidas y estaban soportadas en ese medio físico que era el papel.</w:t>
             </w:r>
           </w:p>
           <w:p>
             <w:r>
-              <w:t xml:space="preserve">Y ahora pues hemos hecho tránsito y entonces, para las personas que nos acompañan esta tarde, es muy importante saber que ya la factura electrónica se </w:t>
-            </w:r>
-            <w:r>
-              <w:lastRenderedPageBreak/>
-              <w:t>convirtió en eso, en una factura electrónica, la nómina; ahora viene el turno para este documento soporte en adquisiciones con no obligados y posteriormente tenemos planes ya para que los documentos equivalentes a la factura de venta, convertirlos y llevarlos a este gran ecosistema del sistema de facturación.</w:t>
+              <w:t>Y ahora pues hemos hecho tránsito y entonces, para las personas que nos acompañan esta tarde, es muy importante saber que ya la factura electrónica se convirtió en eso, en una factura electrónica, la nómina; ahora viene el turno para este documento soporte en adquisiciones con no obligados y posteriormente tenemos planes ya para que los documentos equivalentes a la factura de venta, convertirlos y llevarlos a este gran ecosistema del sistema de facturación.</w:t>
             </w:r>
           </w:p>
           <w:p>
@@ -4906,20 +4910,12 @@
           </w:p>
           <w:p>
             <w:r>
-              <w:t xml:space="preserve">Entonces vas al artículo 55 de la misma norma, en la cual dice cuáles son los </w:t>
-            </w:r>
-            <w:proofErr w:type="gramStart"/>
-            <w:r>
-              <w:t>documentos soportes</w:t>
-            </w:r>
-            <w:proofErr w:type="gramEnd"/>
-            <w:r>
-              <w:t>. Y en este caso, el documento soporte en adquisiciones con no obligados hace clara relación a que es cuando estás haciendo transacciones, por ejemplo, con personas naturales que por los topes de ingresos que tuvieron el año pasado no son obligados a facturar electrónicamente.</w:t>
+              <w:lastRenderedPageBreak/>
+              <w:t>Entonces vas al artículo 55 de la misma norma, en la cual dice cuáles son los documentos soportes. Y en este caso, el documento soporte en adquisiciones con no obligados hace clara relación a que es cuando estás haciendo transacciones, por ejemplo, con personas naturales que por los topes de ingresos que tuvieron el año pasado no son obligados a facturar electrónicamente.</w:t>
             </w:r>
           </w:p>
           <w:p>
             <w:r>
-              <w:lastRenderedPageBreak/>
               <w:t>Cuando haces adquisiciones, sobre todo de servicios desde el exterior, que es la forma en la cual soportas esos costos y esas deducciones, incluso los impuestos descontables cuando operan, entonces es para ese tipo de transacciones. Es para que ese responsable de renta, ese responsable de declarar IVA, pues documente esa transacción y pueda llevarla en sus declaraciones tributarias.</w:t>
             </w:r>
           </w:p>
@@ -4940,11 +4936,8 @@
           </w:p>
           <w:p>
             <w:r>
-              <w:t xml:space="preserve">Tenemos también una franja, digamos, que son los que no son facturadores electrónicos, que no tienen la obligación de facturar electrónicamente. Ellos también necesitan soportar los costos y deducciones cuando tienen transacciones con no obligados a facturar. Dice que debe generarse el documento, pero en esta resolución 167 se ha establecido que ellos pueden generar este documento, seguirlo generando </w:t>
-            </w:r>
-            <w:r>
               <w:lastRenderedPageBreak/>
-              <w:t>en papel, con algunas condiciones que creo que ahora vamos a hablar y lo vamos a aclarar para todos.</w:t>
+              <w:t>Tenemos también una franja, digamos, que son los que no son facturadores electrónicos, que no tienen la obligación de facturar electrónicamente. Ellos también necesitan soportar los costos y deducciones cuando tienen transacciones con no obligados a facturar. Dice que debe generarse el documento, pero en esta resolución 167 se ha establecido que ellos pueden generar este documento, seguirlo generando en papel, con algunas condiciones que creo que ahora vamos a hablar y lo vamos a aclarar para todos.</w:t>
             </w:r>
           </w:p>
           <w:p>
@@ -4959,16 +4952,16 @@
           </w:p>
           <w:p>
             <w:r>
-              <w:t>Para generar estos documentos se requiere tener básicamente un software, el que tú desarrollas de acuerdo con las condiciones técnicas que están definidas en los anexos técnicos. Puedes recurrir a un tercero, cualquier tercero que tú desees. Muchas personas dicen: este es mi proveedor de factura electrónica, yo quiero que él también me genere el documento soporte en adquisiciones con no obligados, pero también puede ser por otro tercero que me pueda solucionar esta situación o incluso pueden usar el servicio de facturación gratuita.</w:t>
+              <w:t xml:space="preserve">Para generar estos documentos se requiere tener básicamente un software, el que tú desarrollas de acuerdo con las condiciones técnicas que están definidas en los anexos técnicos. Puedes recurrir a un tercero, cualquier tercero que tú desees. Muchas personas dicen: este es mi proveedor de factura electrónica, yo quiero que él también me genere el documento soporte en adquisiciones con no obligados, pero </w:t>
+            </w:r>
+            <w:r>
+              <w:lastRenderedPageBreak/>
+              <w:t>también puede ser por otro tercero que me pueda solucionar esta situación o incluso pueden usar el servicio de facturación gratuita.</w:t>
             </w:r>
           </w:p>
           <w:p>
             <w:r>
-              <w:t xml:space="preserve">Y en este caso hablamos de generar ese documento porque usas ese software, firmas digitalmente el documento, que sale ese software, sale un XML, un XML que es </w:t>
-            </w:r>
-            <w:r>
-              <w:lastRenderedPageBreak/>
-              <w:t>firmado digitalmente y que necesita, para que tenga validez fiscal, pues haber sido transmitido para validación a la DIAN.</w:t>
+              <w:t>Y en este caso hablamos de generar ese documento porque usas ese software, firmas digitalmente el documento, que sale ese software, sale un XML, un XML que es firmado digitalmente y que necesita, para que tenga validez fiscal, pues haber sido transmitido para validación a la DIAN.</w:t>
             </w:r>
           </w:p>
           <w:p>
@@ -4983,6 +4976,7 @@
           </w:p>
           <w:p>
             <w:r>
+              <w:lastRenderedPageBreak/>
               <w:t>Y que están, pues simplemente, básicamente, es mucho más familiar para las personas cuando llegamos con un nuevo documento electrónico y ya se repiten un tanto las condiciones técnicas.</w:t>
             </w:r>
           </w:p>
@@ -4993,7 +4987,6 @@
           </w:p>
           <w:p>
             <w:r>
-              <w:lastRenderedPageBreak/>
               <w:t>Entonces, el marco legal con el cual se ha desarrollado el documento soporte en adquisiciones con no obligados, lo primero es que está inspirado en el artículo 771 rayado del estatuto tributario. También en el artículo 616-1 del estatuto tributario, en el cual se le da la facultad a la DIAN de seguir desmaterializando documentos.</w:t>
             </w:r>
           </w:p>
@@ -5009,7 +5002,11 @@
           </w:p>
           <w:p>
             <w:r>
-              <w:t>Básicamente dice que esté denominado expresamente como un documento soporte en adquisiciones con no obligados, debe tener la fecha en que se realiza la operación, debe contener la información del prestador del servicio. Y aquí hay un tema bien importante y es que pide que se identifique ese prestador del servicio o el vendedor de los bienes, que es una obligación particular, con el NIT.</w:t>
+              <w:t xml:space="preserve">Básicamente dice que esté denominado expresamente como un documento soporte en adquisiciones con no obligados, debe tener la fecha en que se realiza la operación, debe contener la información del prestador del servicio. Y aquí hay un </w:t>
+            </w:r>
+            <w:r>
+              <w:lastRenderedPageBreak/>
+              <w:t>tema bien importante y es que pide que se identifique ese prestador del servicio o el vendedor de los bienes, que es una obligación particular, con el NIT.</w:t>
             </w:r>
           </w:p>
           <w:p>
@@ -5022,11 +5019,7 @@
             </w:r>
             <w:proofErr w:type="gramEnd"/>
             <w:r>
-              <w:t xml:space="preserve"> a las personas que la forma en que se soportan costos y deducciones son contrataciones de personas que estén registradas en el RUT. </w:t>
-            </w:r>
-            <w:r>
-              <w:lastRenderedPageBreak/>
-              <w:t>Entonces, por eso, para este documento soporte, cuando el vendedor o el prestador de los servicios no está registrado en el RUT, pues es una condición.</w:t>
+              <w:t xml:space="preserve"> a las personas que la forma en que se soportan costos y deducciones son contrataciones de personas que estén registradas en el RUT. Entonces, por eso, para este documento soporte, cuando el vendedor o el prestador de los servicios no está registrado en el RUT, pues es una condición.</w:t>
             </w:r>
           </w:p>
           <w:p>
@@ -5041,12 +5034,12 @@
           </w:p>
           <w:p>
             <w:r>
+              <w:lastRenderedPageBreak/>
               <w:t>Debe detallar cuál sería el valor de los bienes que están involucrados, el valor de la transacción, si tiene IVA esa adquisición, pues debe incluirlo. Debe tener la firma digital de la persona que genera el documento. Y aquí es bien importante mencionarles que el que genera el documento es el que compra los bienes. Yo, facturador electrónico, porque estoy comprándole bienes a una persona no obligada a facturar o servicios, entonces yo soy el que voy a generar este documento soporte de transacciones con no obligados.</w:t>
             </w:r>
           </w:p>
           <w:p>
             <w:r>
-              <w:lastRenderedPageBreak/>
               <w:t xml:space="preserve">Entonces, si es el caso de una transacción en la cual está involucrado el IVA y usted dice, bueno, ¿de cuáles me estás hablando? Entonces podríamos poner un ejemplo de que usted, por ejemplo, está adquiriendo servicios digitales de las plataformas de </w:t>
             </w:r>
             <w:proofErr w:type="spellStart"/>
@@ -5060,7 +5053,11 @@
           </w:p>
           <w:p>
             <w:r>
-              <w:t>Debe utilizar el formato digital y el XML definido por la DIAN. Recordemos que todos los documentos para efectos de interoperabilidad tienen tres condiciones, realmente son cuatro condiciones que son importantes. La primera es ser un XML, no cualquier XML, sino el que está definido en el anexo también para este caso, la resolución 167, deben estar firmados digitalmente y deben estar validados por la DIAN y deben estar conformados con un código único del documento soporte, que para las personas que ya facturan electrónicamente les es familiar que estamos hablando de un identificador universal que funciona muy similar a como funciona el código CUFE para las facturas electrónicas.</w:t>
+              <w:t xml:space="preserve">Debe utilizar el formato digital y el XML definido por la DIAN. Recordemos que todos los documentos para efectos de interoperabilidad tienen tres condiciones, realmente son cuatro condiciones que son importantes. La primera es ser un XML, no cualquier XML, sino el que está definido en el anexo también para este caso, la resolución 167, deben estar firmados digitalmente y deben estar validados por la DIAN y deben estar conformados con un código único del documento soporte, que </w:t>
+            </w:r>
+            <w:r>
+              <w:lastRenderedPageBreak/>
+              <w:t>para las personas que ya facturan electrónicamente les es familiar que estamos hablando de un identificador universal que funciona muy similar a como funciona el código CUFE para las facturas electrónicas.</w:t>
             </w:r>
           </w:p>
           <w:p>
@@ -5070,11 +5067,7 @@
           </w:p>
           <w:p>
             <w:r>
-              <w:t xml:space="preserve">Sí, la fecha a partir de la cual debe iniciarse la transmisión de este documento es el próximo primero de agosto, es la fecha que se define a través de la resolución </w:t>
-            </w:r>
-            <w:r>
-              <w:lastRenderedPageBreak/>
-              <w:t>482 de abril de este año, en la cual se estableció que el próximo primero de agosto es el momento a partir del cual debe generarse el documento soporte cuando las adquisiciones correspondan a personas, a vendedores y a prestadores de servicios que no tienen la obligación de facturar electrónicamente de acuerdo con las normas fiscales.</w:t>
+              <w:t>Sí, la fecha a partir de la cual debe iniciarse la transmisión de este documento es el próximo primero de agosto, es la fecha que se define a través de la resolución 482 de abril de este año, en la cual se estableció que el próximo primero de agosto es el momento a partir del cual debe generarse el documento soporte cuando las adquisiciones correspondan a personas, a vendedores y a prestadores de servicios que no tienen la obligación de facturar electrónicamente de acuerdo con las normas fiscales.</w:t>
             </w:r>
           </w:p>
           <w:p>
@@ -5089,16 +5082,16 @@
           </w:p>
           <w:p>
             <w:r>
-              <w:t>¿Eficientes para qué? Para poder, por ejemplo, a nuestros contribuyentes darles devoluciones automáticas de impuestos. Eso antes era impensable antes de tener montado todo este sistema de facturación electrónica, porque las ayudas eran todas, decir si las transacciones habían existido, si los bienes habían consignado y todo eso.</w:t>
+              <w:t xml:space="preserve">¿Eficientes para qué? Para poder, por ejemplo, a nuestros contribuyentes darles devoluciones automáticas de impuestos. Eso antes era impensable antes de </w:t>
+            </w:r>
+            <w:r>
+              <w:lastRenderedPageBreak/>
+              <w:t>tener montado todo este sistema de facturación electrónica, porque las ayudas eran todas, decir si las transacciones habían existido, si los bienes habían consignado y todo eso.</w:t>
             </w:r>
           </w:p>
           <w:p>
             <w:r>
-              <w:t xml:space="preserve">Entonces, en la medida en que todo este ecosistema crece, tenemos facturas electrónicas de lo que facturas, facturas electrónicas de lo que compras, que recordemos que cuando son a crédito también deben tener acuses de recibo, recibo </w:t>
-            </w:r>
-            <w:r>
-              <w:lastRenderedPageBreak/>
-              <w:t>de los bienes, de las mercancías, que es obligatorio hacerlo desde el próximo 13 de julio, pero también está la nómina, ahora el documento soporte.</w:t>
+              <w:t>Entonces, en la medida en que todo este ecosistema crece, tenemos facturas electrónicas de lo que facturas, facturas electrónicas de lo que compras, que recordemos que cuando son a crédito también deben tener acuses de recibo, recibo de los bienes, de las mercancías, que es obligatorio hacerlo desde el próximo 13 de julio, pero también está la nómina, ahora el documento soporte.</w:t>
             </w:r>
           </w:p>
           <w:p>
@@ -5108,24 +5101,16 @@
           </w:p>
           <w:p>
             <w:r>
-              <w:t>También, por ejemplo, seguimos incursionando y perfeccionando cada vez las declaraciones sugeridas de impuestos para ayuda para impuestos de renta. Entonces todos estos insumos hacen que cada vez sea mucho mejor esa información y así se facilita que las personas puedan cumplir con sus obligaciones. Y también, si ustedes lo ven, ahora que estamos hablando de la facturación del impuesto de renta, pues esta información también es demasiado importante para poder nutrir ese circuito, ese ciclo de información y de esa manera las personas van a poder tener acceso a esos datos.</w:t>
+              <w:t xml:space="preserve">También, por ejemplo, seguimos incursionando y perfeccionando cada vez las declaraciones sugeridas de impuestos para ayuda para impuestos de renta. Entonces todos estos insumos hacen que cada vez sea mucho mejor esa información y así se facilita que las personas puedan cumplir con sus obligaciones. Y también, si ustedes lo ven, ahora que estamos hablando de la facturación del impuesto de renta, pues esta </w:t>
+            </w:r>
+            <w:r>
+              <w:lastRenderedPageBreak/>
+              <w:t>información también es demasiado importante para poder nutrir ese circuito, ese ciclo de información y de esa manera las personas van a poder tener acceso a esos datos.</w:t>
             </w:r>
           </w:p>
           <w:p>
             <w:r>
-              <w:t xml:space="preserve">Digamos que el beneficio más importante es que pueda suceder el costo de la devolución, porque en el momento en que se vuelven estos documentos electrónicos es la única forma para poderlos tener soportados. Entonces por eso es clave y muy </w:t>
-            </w:r>
-            <w:r>
-              <w:lastRenderedPageBreak/>
-              <w:t xml:space="preserve">importante que las personas transmitan esa información a la DIAN, que sea validada en la DIAN, porque les quiero recordar que no es solo que esté ahí electrónico el documento, </w:t>
-            </w:r>
-            <w:proofErr w:type="gramStart"/>
-            <w:r>
-              <w:t>tienes que tener</w:t>
-            </w:r>
-            <w:proofErr w:type="gramEnd"/>
-            <w:r>
-              <w:t xml:space="preserve"> la certeza de que ese documento está en la DIAN.</w:t>
+              <w:t>Digamos que el beneficio más importante es que pueda suceder el costo de la devolución, porque en el momento en que se vuelven estos documentos electrónicos es la única forma para poderlos tener soportados. Entonces por eso es clave y muy importante que las personas transmitan esa información a la DIAN, que sea validada en la DIAN, porque les quiero recordar que no es solo que esté ahí electrónico el documento, tienes que tener la certeza de que ese documento está en la DIAN.</w:t>
             </w:r>
           </w:p>
           <w:p>
@@ -5138,28 +5123,16 @@
             </w:r>
             <w:proofErr w:type="spellEnd"/>
             <w:r>
-              <w:t xml:space="preserve"> response. Entonces esas conciliaciones que periódicamente están haciendo los empresarios en servicios que ya tenemos dispuestos para ellos, en los cuales tú entras y consultas cuáles son las facturas, los </w:t>
-            </w:r>
-            <w:proofErr w:type="gramStart"/>
-            <w:r>
-              <w:t>documentos soportes</w:t>
-            </w:r>
-            <w:proofErr w:type="gramEnd"/>
-            <w:r>
-              <w:t>, las nóminas que has transmitido a la DIAN y puedes hacer una conciliación contra los reportes que están alojados en los sistemas contables.</w:t>
+              <w:t xml:space="preserve"> response. Entonces esas conciliaciones que periódicamente están haciendo los empresarios en servicios que ya tenemos dispuestos para ellos, en los cuales tú entras y consultas cuáles son las facturas, los documentos soportes, las nóminas que has transmitido a la DIAN y puedes hacer una conciliación contra los reportes que están alojados en los sistemas contables.</w:t>
             </w:r>
           </w:p>
           <w:p>
             <w:r>
               <w:t xml:space="preserve">Pero igual cuando estás comprando bienes y servicios, entonces aquí van a aparecer las facturas de los proveedores, allí también van a aparecer estos </w:t>
             </w:r>
-            <w:proofErr w:type="gramStart"/>
-            <w:r>
-              <w:t>documentos soportes</w:t>
-            </w:r>
-            <w:proofErr w:type="gramEnd"/>
-            <w:r>
-              <w:t xml:space="preserve"> en adquisiciones con no obligados. Eso se vuelve una función muy interesante.</w:t>
+            <w:r>
+              <w:lastRenderedPageBreak/>
+              <w:t>documentos soportes en adquisiciones con no obligados. Eso se vuelve una función muy interesante.</w:t>
             </w:r>
           </w:p>
           <w:p>
@@ -5169,11 +5142,7 @@
           </w:p>
           <w:p>
             <w:r>
-              <w:t xml:space="preserve">El servicio ya estará disponible para que en la fecha máxima que hemos definido ya las personas puedan empezarlo a utilizar. Incluso, si estás en esa franja de </w:t>
-            </w:r>
-            <w:r>
-              <w:lastRenderedPageBreak/>
-              <w:t>que no eres responsable de facturar electrónicamente, pero necesitas documentar esta transacción y no quieres hacerlo porque se te pierden las hojas, porque bueno, mil cosas suceden, entonces convertirte en un voluntario para ese documento soporte a través de nuestro servicio gratuito.</w:t>
+              <w:t>El servicio ya estará disponible para que en la fecha máxima que hemos definido ya las personas puedan empezarlo a utilizar. Incluso, si estás en esa franja de que no eres responsable de facturar electrónicamente, pero necesitas documentar esta transacción y no quieres hacerlo porque se te pierden las hojas, porque bueno, mil cosas suceden, entonces convertirte en un voluntario para ese documento soporte a través de nuestro servicio gratuito.</w:t>
             </w:r>
           </w:p>
           <w:p>
@@ -5193,6 +5162,7 @@
           </w:p>
           <w:p>
             <w:r>
+              <w:lastRenderedPageBreak/>
               <w:t xml:space="preserve">Entonces, el caso lo busca, si está en el artículo 616-1 del Estatuto Tributario, dice que hacen parte de este sistema la factura electrónica de venta y los documentos equivalentes. Entonces, ahí esos son los que están definidos en esa transacción. </w:t>
             </w:r>
             <w:proofErr w:type="gramStart"/>
@@ -5201,11 +5171,7 @@
             </w:r>
             <w:proofErr w:type="gramEnd"/>
             <w:r>
-              <w:t xml:space="preserve"> No, porque la génesis de este documento está ligada más a cómo se </w:t>
-            </w:r>
-            <w:r>
-              <w:lastRenderedPageBreak/>
-              <w:t>soportan los costos y deducciones cuando uno adquiere esos bienes y esos servicios a no obligados a facturar. Entonces, ahí se genera este tipo de documento que es el documento soporte. Entonces, no es adecuado decir que es un documento equivalente, es un documento soporte.</w:t>
+              <w:t xml:space="preserve"> No, porque la génesis de este documento está ligada más a cómo se soportan los costos y deducciones cuando uno adquiere esos bienes y esos servicios a no obligados a facturar. Entonces, ahí se genera este tipo de documento que es el documento soporte. Entonces, no es adecuado decir que es un documento equivalente, es un documento soporte.</w:t>
             </w:r>
           </w:p>
           <w:p>
@@ -5220,12 +5186,15 @@
           </w:p>
           <w:p>
             <w:r>
-              <w:t>Le agradezco que todo nos dice, buenas tardes, ¿me pueden indicar cómo sacar la resolución de pruebas para el documento de soporte electrónico en adquisiciones con no obligados? No, no necesitas sacar un documento de pruebas. Lo único que necesitas es ingresar a nuestro servicio. Voy a pedirle el favor a Alejandra, que está en la producción, para mostrarles un poco la navegación de nuestra aplicación. Entonces, me confirmas ahorita cuando sea visible, por favor.</w:t>
+              <w:t xml:space="preserve">Le agradezco que todo nos dice, buenas tardes, ¿me pueden indicar cómo sacar la resolución de pruebas para el documento de soporte electrónico en adquisiciones con no obligados? No, no necesitas sacar un documento de pruebas. Lo único que </w:t>
+            </w:r>
+            <w:r>
+              <w:lastRenderedPageBreak/>
+              <w:t>necesitas es ingresar a nuestro servicio. Voy a pedirle el favor a Alejandra, que está en la producción, para mostrarles un poco la navegación de nuestra aplicación. Entonces, me confirmas ahorita cuando sea visible, por favor.</w:t>
             </w:r>
           </w:p>
           <w:p>
             <w:r>
-              <w:lastRenderedPageBreak/>
               <w:t xml:space="preserve">Mientras María Alejandra nos colabora, </w:t>
             </w:r>
             <w:proofErr w:type="gramStart"/>
@@ -5265,33 +5234,39 @@
             </w:r>
             <w:proofErr w:type="gramEnd"/>
             <w:r>
-              <w:t xml:space="preserve"> con el contribuyente responsable que está generando esos documentos, con ese responsable que está generando, por ejemplo, un documento soporte o una factura electrónica, una nota de débito o una nota de crédito.</w:t>
+              <w:t xml:space="preserve"> </w:t>
+            </w:r>
+            <w:r>
+              <w:lastRenderedPageBreak/>
+              <w:t>con el contribuyente responsable que está generando esos documentos, con ese responsable que está generando, por ejemplo, un documento soporte o una factura electrónica, una nota de débito o una nota de crédito.</w:t>
             </w:r>
           </w:p>
           <w:p>
             <w:r>
-              <w:lastRenderedPageBreak/>
               <w:t>¿Qué quiere decir eso? Que un software extraño no va a generar esos documentos por esa persona. Ese registro es un tema muy importante que le da la habilitación, donde tú entras y seleccionas el software incluido. Si quieres usar el servicio gratuito, entonces ingresas, seleccionas el modo de operación y te dan la opción de elegir tu propio software, lo vas a registrar y pones un PIN, una clave de identificador. Y de esa manera la DIAN va a entender que es tu software y que vas a transmitir los documentos. Y como todo el tema que tenga que ver con claves, pues darle un manejo adecuado a esa información.</w:t>
             </w:r>
           </w:p>
           <w:p>
             <w:r>
-              <w:t>Puedes seleccionar a un proveedor tecnológico y también incluso al servicio gratuito de la DIAN. Y de esa manera vas a tener una última manera de hacer esto. Si no necesitas un acceso, simplemente entras, te registras si no estás y si ya eres facturador electrónico, no tienes que habilitarte, porque siempre y cuando vayas a usar el mismo software que usas para facturar electrónicamente para transmitir a la DIAN estos documentos, no necesitas hacer todo el proceso de habilitación, sino que ya automáticamente estás y simplemente si quieres hacer pruebas, por supuesto envía estos documentos para efectos de que puedas tener la respuesta de validación y saber si está funcionando adecuadamente, si tu software cumple con esas condiciones, si hay que ajustar por aquí y ajustar por allá para efectos de que esté puesto a punto para que el primero de agosto próximo estarás listo para cumplir con la nueva obligación.</w:t>
+              <w:t xml:space="preserve">Puedes seleccionar a un proveedor tecnológico y también incluso al servicio gratuito de la DIAN. Y de esa manera vas a tener una última manera de hacer esto. Si no necesitas un acceso, simplemente entras, te registras si no estás y si ya eres facturador electrónico, no tienes que habilitarte, porque siempre y cuando vayas a usar el mismo software que usas para facturar electrónicamente para transmitir a la DIAN estos documentos, no necesitas hacer todo el proceso de habilitación, sino que ya automáticamente estás y simplemente si quieres hacer pruebas, por supuesto envía estos documentos para efectos de que puedas tener la respuesta de validación y saber si está funcionando adecuadamente, si tu software cumple con esas condiciones, si hay que ajustar por aquí y ajustar por allá para efectos de que esté </w:t>
+            </w:r>
+            <w:r>
+              <w:lastRenderedPageBreak/>
+              <w:t>puesto a punto para que el primero de agosto próximo estarás listo para cumplir con la nueva obligación.</w:t>
             </w:r>
           </w:p>
           <w:p>
             <w:r>
-              <w:lastRenderedPageBreak/>
               <w:t>Catalina Garzón nos pregunta, buenas tardes, cuando se realizan pagos a personas naturales para gastos de taxi y buses, ¿también debemos generar este documento? Me encanta esa gente, me encanta porque ese es el tipo de transacciones en las cuales hay que generar el documento soporte en adquisiciones con no obligados. Entonces, necesitas recargar la tarjeta para el servicio de transporte masivo de la persona que te está ayudando a llevar documentos o algunas actividades propias del negocio, lo que requieras. Entonces, con no obligados, ¿cómo lo convertimos en un soporte que permita documentar costos, deducciones e impuestos descontables? Pues la forma de hacerlo es con ese documento soporte en adquisiciones con no obligados. Es importante pues tener la información, el RUT de ese prestador del servicio para que esa información tenga toda la validez fiscal que se requiere para estos casos.</w:t>
             </w:r>
           </w:p>
           <w:p>
             <w:r>
-              <w:t xml:space="preserve">Diana Rocío Moreno nos pregunta, ¿desde qué valor o monto se debe generar el documento soporte para el caso de pagos por caja menor? ¿Se pueden sumar los del mes? Bueno, una pregunta, tiene dos naturalezas esa pregunta que nos está haciendo Diana. Entonces, Diana, mira, el tema es que no hay un tope mínimo. No dice que 5, 10, nada. Los valores que se constituyan como costos o deducciones requieren que generes el documento soporte en adquisiciones con no obligados. Si no lo generas, pues estás renunciando a utilizar esa opción. ¿Qué quiere decir? Pues que tu base de renta te va a dar una mayor base gravable y vas a pagar más impuesto a la renta y si fuesen algunos servicios o bienes grabados, entonces estás </w:t>
+              <w:t xml:space="preserve">Diana Rocío Moreno nos pregunta, ¿desde qué valor o monto se debe generar el documento soporte para el caso de pagos por caja menor? ¿Se pueden sumar los del mes? Bueno, una pregunta, tiene dos naturalezas esa pregunta que nos está haciendo Diana. Entonces, Diana, mira, el tema es que no hay un tope mínimo. No dice que 5, 10, nada. Los valores que se constituyan como costos o deducciones requieren que generes el documento soporte en adquisiciones con no obligados. Si no lo generas, pues estás renunciando a utilizar esa opción. ¿Qué quiere decir? Pues </w:t>
             </w:r>
             <w:r>
               <w:lastRenderedPageBreak/>
-              <w:t>renunciando, sobre todo tomando el servicio, al IVA que estás pagando por esos insumos.</w:t>
+              <w:t>que tu base de renta te va a dar una mayor base gravable y vas a pagar más impuesto a la renta y si fuesen algunos servicios o bienes grabados, entonces estás renunciando, sobre todo tomando el servicio, al IVA que estás pagando por esos insumos.</w:t>
             </w:r>
           </w:p>
           <w:p>
@@ -5314,41 +5289,22 @@
           </w:p>
           <w:p>
             <w:r>
-              <w:t xml:space="preserve">Laura Joana Guerrero Castañes nos pregunta, ¿las unidades residenciales deben cumplir con esta obligación? Bueno, lo importante es revisar las unidades </w:t>
-            </w:r>
-            <w:r>
               <w:lastRenderedPageBreak/>
-              <w:t>cómo se encuentran, en términos de si son empresas o responsables de facturar o si no. ¿Cómo lo sabes? Como decía antes, vas y buscas la lista taxativa que está en el artículo 7 de la resolución 042, ahí aparecen quiénes son los sujetos que no están obligados a facturar electrónicamente. No vas a encontrar a las propiedades horizontales como no obligadas a expedir facturas electrónicas. Cuando lo hacen, cuando venden bienes, cuando prestan servicios. Pero el propósito que tiene el documento soporte en adquisiciones con no obligados es precisamente ser el soporte para los costos, las deducciones y los impuestos descontables. Entonces, si tenemos que generar este documento.</w:t>
+              <w:t>Laura Joana Guerrero Castañes nos pregunta, ¿las unidades residenciales deben cumplir con esta obligación? Bueno, lo importante es revisar las unidades cómo se encuentran, en términos de si son empresas o responsables de facturar o si no. ¿Cómo lo sabes? Como decía antes, vas y buscas la lista taxativa que está en el artículo 7 de la resolución 042, ahí aparecen quiénes son los sujetos que no están obligados a facturar electrónicamente. No vas a encontrar a las propiedades horizontales como no obligadas a expedir facturas electrónicas. Cuando lo hacen, cuando venden bienes, cuando prestan servicios. Pero el propósito que tiene el documento soporte en adquisiciones con no obligados es precisamente ser el soporte para los costos, las deducciones y los impuestos descontables. Entonces, si tenemos que generar este documento.</w:t>
             </w:r>
           </w:p>
           <w:p>
             <w:r>
-              <w:t xml:space="preserve">Buenas tardes, tengo una consulta. ¿Yo puedo realizar </w:t>
-            </w:r>
-            <w:proofErr w:type="gramStart"/>
-            <w:r>
-              <w:t>documentos soportes</w:t>
-            </w:r>
-            <w:proofErr w:type="gramEnd"/>
-            <w:r>
-              <w:t xml:space="preserve"> de enero a la fecha con resolución de la fecha? La resolución 167 establece los momentos en los cuales hay que generar los documentos soporte. Esta obligación de tener numeración para generar documentos soporte en adquisiciones con no obligados no es nueva, no la trajo la resolución 167. Existe desde el 15 de agosto del año 2019, como estableció la resolución 0042 y estableció que desde el momento en el que en el servicio de numeración de facturas estuviese disponible ya podría </w:t>
-            </w:r>
-            <w:proofErr w:type="gramStart"/>
-            <w:r>
-              <w:t>entrar en vigencia</w:t>
-            </w:r>
-            <w:proofErr w:type="gramEnd"/>
-            <w:r>
-              <w:t xml:space="preserve"> esa obligación y eso arrancó a partir del 18 de agosto.</w:t>
+              <w:t>Buenas tardes, tengo una consulta. ¿Yo puedo realizar documentos soportes de enero a la fecha con resolución de la fecha? La resolución 167 establece los momentos en los cuales hay que generar los documentos soporte. Esta obligación de tener numeración para generar documentos soporte en adquisiciones con no obligados no es nueva, no la trajo la resolución 167. Existe desde el 15 de agosto del año 2019, como estableció la resolución 0042 y estableció que desde el momento en el que en el servicio de numeración de facturas estuviese disponible ya podría entrar en vigencia esa obligación y eso arrancó a partir del 18 de agosto.</w:t>
             </w:r>
           </w:p>
           <w:p>
             <w:r>
-              <w:t xml:space="preserve">Lo que se requiere es que es como cuando estás facturando, no es viable que generes una factura con unos rangos de numeración que estén vencidos. Entonces es importante que se tenga en cuenta y también en qué momento se genera el </w:t>
+              <w:t xml:space="preserve">Lo que se requiere es que es como cuando estás facturando, no es viable que generes una factura con unos rangos de numeración que estén vencidos. Entonces es </w:t>
             </w:r>
             <w:r>
               <w:lastRenderedPageBreak/>
-              <w:t>documento soporte, que es cuando se da la transacción o la acumulación semanal de la que ya habíamos hablado unos minutos antes.</w:t>
+              <w:t>importante que se tenga en cuenta y también en qué momento se genera el documento soporte, que es cuando se da la transacción o la acumulación semanal de la que ya habíamos hablado unos minutos antes.</w:t>
             </w:r>
           </w:p>
           <w:p>
@@ -5358,11 +5314,11 @@
           </w:p>
           <w:p>
             <w:r>
-              <w:t xml:space="preserve">Liliana Cruz Cuello nos pregunta, ¿qué numeración deben tener las notas de ajuste y también esta numeración requiere aprobación? Muy buena pregunta. Entonces, Liliana es una nota que está bastante documentada y conoce el tema, lo ha estudiado. Entonces, vamos a contarle a la audiencia que tenemos una forma en la cual se hacen ajustes a estos documentos soporte de las transacciones con no obligados. Entonces, generes una transacción y te des cuenta de que quedó mal, que no era el valor correspondiente o que por alguna circunstancia habías reportado esa </w:t>
+              <w:t xml:space="preserve">Liliana Cruz Cuello nos pregunta, ¿qué numeración deben tener las notas de ajuste y también esta numeración requiere aprobación? Muy buena pregunta. Entonces, Liliana es una nota que está bastante documentada y conoce el tema, lo ha estudiado. Entonces, vamos a contarle a la audiencia que tenemos una forma en la cual se hacen ajustes a estos documentos soporte de las transacciones con no obligados. Entonces, generes una transacción y te des cuenta de que quedó mal, que </w:t>
             </w:r>
             <w:r>
               <w:lastRenderedPageBreak/>
-              <w:t>transacción y esa transacción no existió, no correspondía a la realidad económica. Entonces, como ves, la nota de ajuste también es electrónica, también la generas a través de tu software, la envías habilitada a validación a la DIAN y la firmas digitalmente. Y de esta manera o anulas la transacción o le haces un ajuste por mayor valor. Es la forma como está definido.</w:t>
+              <w:t>no era el valor correspondiente o que por alguna circunstancia habías reportado esa transacción y esa transacción no existió, no correspondía a la realidad económica. Entonces, como ves, la nota de ajuste también es electrónica, también la generas a través de tu software, la envías habilitada a validación a la DIAN y la firmas digitalmente. Y de esta manera o anulas la transacción o le haces un ajuste por mayor valor. Es la forma como está definido.</w:t>
             </w:r>
           </w:p>
           <w:p>
@@ -5377,12 +5333,15 @@
           </w:p>
           <w:p>
             <w:r>
-              <w:t>Ivana Beltrán nos dice, si estoy facturando electrónicamente gratis, ¿ya no solicito habilitación? Sí, ya no necesitas habilitarte. Simplemente ingresas al servicio gratuito y vas a la pestaña a través de la cual puedes generar el documento soporte cuando ya se convierta en electrónico. Igual que, por ejemplo, aprovecho la pregunta para el tema de los acuses de recibo y el recibo de las compras que están realizando las empresas y que también ha sido motivo de bastantes consultas. Tampoco tienes que habilitar porque ya eres usuario del servicio gratuito y simplemente vas en los documentos recibidos y te van a aparecer las facturas de tus compras y de ahí vas a generar el acuse de recibo y el recibo de mercancías. No se requiere una nueva habilitación.</w:t>
+              <w:t xml:space="preserve">Ivana Beltrán nos dice, si estoy facturando electrónicamente gratis, ¿ya no solicito habilitación? Sí, ya no necesitas habilitarte. Simplemente ingresas al servicio gratuito y vas a la pestaña a través de la cual puedes generar el documento soporte cuando ya se convierta en electrónico. Igual que, por ejemplo, aprovecho la pregunta para el tema de los acuses de recibo y el recibo de las compras que están realizando las empresas y que también ha sido motivo de bastantes consultas. Tampoco tienes que habilitar porque ya eres usuario del servicio gratuito y simplemente vas en los documentos recibidos y te van a aparecer las facturas de tus compras y de ahí vas a </w:t>
+            </w:r>
+            <w:r>
+              <w:lastRenderedPageBreak/>
+              <w:t>generar el acuse de recibo y el recibo de mercancías. No se requiere una nueva habilitación.</w:t>
             </w:r>
           </w:p>
           <w:p>
             <w:r>
-              <w:lastRenderedPageBreak/>
               <w:t>Bueno, y vamos con la última pregunta porque el tiempo se nos agotó hoy. Viviana Arango nos pregunta, ¿el recibo de caja menor hace las veces de documento soporte o hay que hacer documento soporte para los pagos realizados por caja menor a no obligados a facturar? Entonces, el documento soporte en adquisiciones con no obligados es la forma en que esas transacciones se documentan. Es la forma como se documentan esas transacciones cuando quien me vende un bien, cuando me ofrece un servicio, no es un responsable de facturar. Entonces así lo hago.</w:t>
             </w:r>
           </w:p>
@@ -5393,11 +5352,11 @@
           </w:p>
           <w:p>
             <w:r>
-              <w:t xml:space="preserve">¿Qué pasa con las cajas menores? Entonces las cajas menores, ¿qué encuentras? Puedes encontrar diferentes gastos y algunos estarán soportados de la manera básica que estaba definido, que es a través de facturas electrónicas, las que tú exiges y que te entregan. Pero cuando haces transacciones con alguien que no tiene esa condición, porque vas al señor de la papelería, porque son gastos de taxi, porque todas esas circunstancias que están alrededor, pues no va a salir factura electrónica. Y en ese caso, entonces vas a documentar esa transacción a través de </w:t>
+              <w:t xml:space="preserve">¿Qué pasa con las cajas menores? Entonces las cajas menores, ¿qué encuentras? Puedes encontrar diferentes gastos y algunos estarán soportados de la manera básica que estaba definido, que es a través de facturas electrónicas, las que tú exiges y que te entregan. Pero cuando haces transacciones con alguien que no tiene esa condición, porque vas al señor de la papelería, porque son gastos de taxi, </w:t>
             </w:r>
             <w:r>
               <w:lastRenderedPageBreak/>
-              <w:t xml:space="preserve">este documento soporte de adquisiciones con no obligados. De esta manera es </w:t>
+              <w:t xml:space="preserve">porque todas esas circunstancias que están alrededor, pues no va a salir factura electrónica. Y en ese caso, entonces vas a documentar esa transacción a través de este documento soporte de adquisiciones con no obligados. De esta manera es </w:t>
             </w:r>
             <w:proofErr w:type="spellStart"/>
             <w:r>
@@ -5415,15 +5374,7 @@
           </w:p>
           <w:p>
             <w:r>
-              <w:t xml:space="preserve">Muchas gracias por estar con nosotros, muchas </w:t>
-            </w:r>
-            <w:proofErr w:type="gramStart"/>
-            <w:r>
-              <w:t>gracias</w:t>
-            </w:r>
-            <w:proofErr w:type="gramEnd"/>
-            <w:r>
-              <w:t xml:space="preserve"> Luis.</w:t>
+              <w:t>Muchas gracias por estar con nosotros, muchas gracias Luis.</w:t>
             </w:r>
           </w:p>
           <w:p>
@@ -5451,6 +5402,7 @@
           </w:p>
           <w:p>
             <w:r>
+              <w:lastRenderedPageBreak/>
               <w:t xml:space="preserve">En ese ordenamiento podemos negociar las facturas electrónicas que emitimos como título valor y poder venderlas en diferentes </w:t>
             </w:r>
             <w:proofErr w:type="spellStart"/>
@@ -5459,11 +5411,7 @@
             </w:r>
             <w:proofErr w:type="spellEnd"/>
             <w:r>
-              <w:t xml:space="preserve"> que pueden tener los </w:t>
-            </w:r>
-            <w:r>
-              <w:lastRenderedPageBreak/>
-              <w:t xml:space="preserve">proveedores tecnológicos de las mismas facturas electrónicas, los bancos, las cámaras de comercio e incluso las </w:t>
+              <w:t xml:space="preserve"> que pueden tener los proveedores tecnológicos de las mismas facturas electrónicas, los bancos, las cámaras de comercio e incluso las </w:t>
             </w:r>
             <w:proofErr w:type="spellStart"/>
             <w:r>
@@ -5519,14 +5467,8 @@
         <w:rPr>
           <w:lang w:val="es-419" w:eastAsia="es-CO"/>
         </w:rPr>
-        <w:t xml:space="preserve">El valor de estos documentos radica en la información que aportan para el análisis de las operaciones. La DIAN establece que la factura electrónica tiene la misma validez legal que la factura en papel y constituye soporte de transacciones de venta de </w:t>
-      </w:r>
-      <w:r>
-        <w:rPr>
-          <w:lang w:val="es-419" w:eastAsia="es-CO"/>
-        </w:rPr>
         <w:lastRenderedPageBreak/>
-        <w:t>bienes y servicios; asimismo, los adquirentes que requieran soportar costos, deducciones o impuestos descontables deben exigir factura electrónica validada previamente por la DIAN. De igual forma, el documento soporte de pago de nómina electrónica respalda fiscalmente los costos y deducciones asociados a pagos laborales, mientras que el documento soporte en adquisiciones con no obligados a facturar permite respaldar compras de bienes o servicios cuando el proveedor no expide factura electrónica.</w:t>
+        <w:t>El valor de estos documentos radica en la información que aportan para el análisis de las operaciones. La DIAN establece que la factura electrónica tiene la misma validez legal que la factura en papel y constituye soporte de transacciones de venta de bienes y servicios; asimismo, los adquirentes que requieran soportar costos, deducciones o impuestos descontables deben exigir factura electrónica validada previamente por la DIAN. De igual forma, el documento soporte de pago de nómina electrónica respalda fiscalmente los costos y deducciones asociados a pagos laborales, mientras que el documento soporte en adquisiciones con no obligados a facturar permite respaldar compras de bienes o servicios cuando el proveedor no expide factura electrónica.</w:t>
       </w:r>
     </w:p>
     <w:p>
@@ -5565,7 +5507,14 @@
         <w:rPr>
           <w:lang w:val="es-419" w:eastAsia="es-CO"/>
         </w:rPr>
-        <w:t>El análisis de estos documentos se integra al proceso de clasificación, codificación y registro de las operaciones, en correspondencia con los principios de trazabilidad y soporte documental. A continuación, se presentan ejemplos de aplicación de estos documentos en el proceso contable:</w:t>
+        <w:t xml:space="preserve">El análisis de estos documentos se integra al proceso de clasificación, codificación y registro de las operaciones, en correspondencia con los principios de trazabilidad y </w:t>
+      </w:r>
+      <w:r>
+        <w:rPr>
+          <w:lang w:val="es-419" w:eastAsia="es-CO"/>
+        </w:rPr>
+        <w:lastRenderedPageBreak/>
+        <w:t>soporte documental. A continuación, se presentan ejemplos de aplicación de estos documentos en el proceso contable:</w:t>
       </w:r>
     </w:p>
     <w:p>
@@ -5573,7 +5522,6 @@
         <w:pStyle w:val="Ttulo5"/>
       </w:pPr>
       <w:r>
-        <w:lastRenderedPageBreak/>
         <w:t>Factura electrónica</w:t>
       </w:r>
     </w:p>
@@ -5892,19 +5840,11 @@
           <w:lang w:val="es-419" w:eastAsia="es-CO"/>
         </w:rPr>
       </w:pPr>
-      <w:proofErr w:type="gramStart"/>
-      <w:r>
-        <w:rPr>
-          <w:lang w:val="es-419" w:eastAsia="es-CO"/>
-        </w:rPr>
-        <w:t>Información a revisar</w:t>
-      </w:r>
-      <w:proofErr w:type="gramEnd"/>
-      <w:r>
-        <w:rPr>
-          <w:lang w:val="es-419" w:eastAsia="es-CO"/>
-        </w:rPr>
-        <w:t>: valor, fecha, partes intervinientes y concepto.</w:t>
+      <w:r>
+        <w:rPr>
+          <w:lang w:val="es-419" w:eastAsia="es-CO"/>
+        </w:rPr>
+        <w:t>Información a revisar: valor, fecha, partes intervinientes y concepto.</w:t>
       </w:r>
     </w:p>
     <w:p>
@@ -5979,19 +5919,11 @@
           <w:lang w:val="es-419" w:eastAsia="es-CO"/>
         </w:rPr>
       </w:pPr>
-      <w:proofErr w:type="gramStart"/>
-      <w:r>
-        <w:rPr>
-          <w:lang w:val="es-419" w:eastAsia="es-CO"/>
-        </w:rPr>
-        <w:t>Información a revisar</w:t>
-      </w:r>
-      <w:proofErr w:type="gramEnd"/>
-      <w:r>
-        <w:rPr>
-          <w:lang w:val="es-419" w:eastAsia="es-CO"/>
-        </w:rPr>
-        <w:t>: valor debitado, fecha del movimiento y concepto asociado al crédito.</w:t>
+      <w:r>
+        <w:rPr>
+          <w:lang w:val="es-419" w:eastAsia="es-CO"/>
+        </w:rPr>
+        <w:t>Información a revisar: valor debitado, fecha del movimiento y concepto asociado al crédito.</w:t>
       </w:r>
     </w:p>
     <w:p>
@@ -6065,19 +5997,11 @@
           <w:lang w:val="es-419" w:eastAsia="es-CO"/>
         </w:rPr>
       </w:pPr>
-      <w:proofErr w:type="gramStart"/>
-      <w:r>
-        <w:rPr>
-          <w:lang w:val="es-419" w:eastAsia="es-CO"/>
-        </w:rPr>
-        <w:t>Información a revisar</w:t>
-      </w:r>
-      <w:proofErr w:type="gramEnd"/>
-      <w:r>
-        <w:rPr>
-          <w:lang w:val="es-419" w:eastAsia="es-CO"/>
-        </w:rPr>
-        <w:t>: valores devengados, deducciones y valor neto pagado.</w:t>
+      <w:r>
+        <w:rPr>
+          <w:lang w:val="es-419" w:eastAsia="es-CO"/>
+        </w:rPr>
+        <w:t>Información a revisar: valores devengados, deducciones y valor neto pagado.</w:t>
       </w:r>
     </w:p>
     <w:p>
@@ -6147,8 +6071,14 @@
     <w:p>
       <w:pPr>
         <w:pStyle w:val="Video"/>
-      </w:pPr>
-      <w:r>
+        <w:rPr>
+          <w:lang w:val="es-419" w:eastAsia="es-CO"/>
+        </w:rPr>
+      </w:pPr>
+      <w:r>
+        <w:rPr>
+          <w:lang w:val="es-419" w:eastAsia="es-CO"/>
+        </w:rPr>
         <w:lastRenderedPageBreak/>
         <w:t>¿Cómo puedo empezar a facturar electrónicamente?</w:t>
       </w:r>
@@ -6740,10 +6670,95 @@
     </w:p>
     <w:p>
       <w:pPr>
+        <w:rPr>
+          <w:lang w:val="es-419" w:eastAsia="es-CO"/>
+        </w:rPr>
+      </w:pPr>
+    </w:p>
+    <w:p>
+      <w:pPr>
+        <w:rPr>
+          <w:lang w:val="es-419" w:eastAsia="es-CO"/>
+        </w:rPr>
+      </w:pPr>
+    </w:p>
+    <w:p>
+      <w:pPr>
+        <w:rPr>
+          <w:lang w:val="es-419" w:eastAsia="es-CO"/>
+        </w:rPr>
+      </w:pPr>
+    </w:p>
+    <w:p>
+      <w:pPr>
+        <w:rPr>
+          <w:lang w:val="es-419" w:eastAsia="es-CO"/>
+        </w:rPr>
+      </w:pPr>
+    </w:p>
+    <w:p>
+      <w:pPr>
+        <w:rPr>
+          <w:lang w:val="es-419" w:eastAsia="es-CO"/>
+        </w:rPr>
+      </w:pPr>
+    </w:p>
+    <w:p>
+      <w:pPr>
+        <w:rPr>
+          <w:lang w:val="es-419" w:eastAsia="es-CO"/>
+        </w:rPr>
+      </w:pPr>
+    </w:p>
+    <w:p>
+      <w:pPr>
+        <w:rPr>
+          <w:lang w:val="es-419" w:eastAsia="es-CO"/>
+        </w:rPr>
+      </w:pPr>
+    </w:p>
+    <w:p>
+      <w:pPr>
+        <w:rPr>
+          <w:lang w:val="es-419" w:eastAsia="es-CO"/>
+        </w:rPr>
+      </w:pPr>
+    </w:p>
+    <w:p>
+      <w:pPr>
+        <w:rPr>
+          <w:lang w:val="es-419" w:eastAsia="es-CO"/>
+        </w:rPr>
+      </w:pPr>
+    </w:p>
+    <w:p>
+      <w:pPr>
+        <w:rPr>
+          <w:lang w:val="es-419" w:eastAsia="es-CO"/>
+        </w:rPr>
+      </w:pPr>
+    </w:p>
+    <w:p>
+      <w:pPr>
+        <w:rPr>
+          <w:lang w:val="es-419" w:eastAsia="es-CO"/>
+        </w:rPr>
+      </w:pPr>
+    </w:p>
+    <w:p>
+      <w:pPr>
+        <w:rPr>
+          <w:lang w:val="es-419" w:eastAsia="es-CO"/>
+        </w:rPr>
+      </w:pPr>
+    </w:p>
+    <w:p>
+      <w:pPr>
         <w:pStyle w:val="Ttulo1"/>
       </w:pPr>
-      <w:bookmarkStart w:id="4" w:name="_Toc229156506"/>
-      <w:r>
+      <w:bookmarkStart w:id="4" w:name="_Toc231596827"/>
+      <w:r>
+        <w:lastRenderedPageBreak/>
         <w:t>Normativa contable, tributaria y requisitos legales aplicables al registro</w:t>
       </w:r>
       <w:bookmarkEnd w:id="4"/>
@@ -6828,16 +6843,16 @@
         <w:rPr>
           <w:lang w:val="es-419" w:eastAsia="es-CO"/>
         </w:rPr>
+        <w:t>El Código de Comercio dispone que la contabilidad, los libros y los registros deben ajustarse a las normas sobre la materia y guardar correspondencia con los comprobantes. Por su parte, la DIAN establece que documentos como la factura electrónica y el documento soporte en adquisiciones con no obligados a facturar cumplen funciones tributarias como respaldo de transacciones, costos, deducciones e impuestos descontables. De esta forma, la normativa orienta la validez, la trazabilidad y la confiabilidad de la información registrada (Decreto 410 de 1971).</w:t>
+      </w:r>
+    </w:p>
+    <w:p>
+      <w:pPr>
+        <w:pStyle w:val="Ttulo2"/>
+      </w:pPr>
+      <w:bookmarkStart w:id="5" w:name="_Toc231596828"/>
+      <w:r>
         <w:lastRenderedPageBreak/>
-        <w:t>El Código de Comercio dispone que la contabilidad, los libros y los registros deben ajustarse a las normas sobre la materia y guardar correspondencia con los comprobantes. Por su parte, la DIAN establece que documentos como la factura electrónica y el documento soporte en adquisiciones con no obligados a facturar cumplen funciones tributarias como respaldo de transacciones, costos, deducciones e impuestos descontables. De esta forma, la normativa orienta la validez, la trazabilidad y la confiabilidad de la información registrada (Decreto 410 de 1971).</w:t>
-      </w:r>
-    </w:p>
-    <w:p>
-      <w:pPr>
-        <w:pStyle w:val="Ttulo2"/>
-      </w:pPr>
-      <w:bookmarkStart w:id="5" w:name="_Toc229156507"/>
-      <w:r>
         <w:t>Normas de información financiera aplicables a las operaciones</w:t>
       </w:r>
       <w:bookmarkEnd w:id="5"/>
@@ -6903,16 +6918,112 @@
         <w:rPr>
           <w:lang w:val="es-419" w:eastAsia="es-CO"/>
         </w:rPr>
+        <w:t>La clasificación como activo, pasivo, ingreso o gasto.</w:t>
+      </w:r>
+    </w:p>
+    <w:p>
+      <w:pPr>
+        <w:pStyle w:val="Prrafodelista"/>
+        <w:numPr>
+          <w:ilvl w:val="0"/>
+          <w:numId w:val="38"/>
+        </w:numPr>
+        <w:ind w:left="993"/>
+        <w:rPr>
+          <w:lang w:val="es-419" w:eastAsia="es-CO"/>
+        </w:rPr>
+      </w:pPr>
+      <w:r>
+        <w:rPr>
+          <w:lang w:val="es-419" w:eastAsia="es-CO"/>
+        </w:rPr>
+        <w:t>La determinación de los criterios de medición inicial y posterior.</w:t>
+      </w:r>
+    </w:p>
+    <w:p>
+      <w:pPr>
+        <w:rPr>
+          <w:lang w:val="es-419" w:eastAsia="es-CO"/>
+        </w:rPr>
+      </w:pPr>
+      <w:r>
+        <w:rPr>
+          <w:lang w:val="es-419" w:eastAsia="es-CO"/>
+        </w:rPr>
+        <w:t>Asimismo, permite reconocer el marco técnico aplicable a la entidad y su relación con el tratamiento de las operaciones:</w:t>
+      </w:r>
+    </w:p>
+    <w:p>
+      <w:pPr>
+        <w:pStyle w:val="Prrafodelista"/>
+        <w:numPr>
+          <w:ilvl w:val="0"/>
+          <w:numId w:val="39"/>
+        </w:numPr>
+        <w:ind w:left="993"/>
+        <w:rPr>
+          <w:lang w:val="es-419" w:eastAsia="es-CO"/>
+        </w:rPr>
+      </w:pPr>
+      <w:r>
+        <w:rPr>
+          <w:lang w:val="es-419" w:eastAsia="es-CO"/>
+        </w:rPr>
+        <w:t>Ley 1314 de 2009</w:t>
+      </w:r>
+    </w:p>
+    <w:p>
+      <w:pPr>
+        <w:rPr>
+          <w:lang w:val="es-419" w:eastAsia="es-CO"/>
+        </w:rPr>
+      </w:pPr>
+      <w:r>
+        <w:rPr>
+          <w:lang w:val="es-419" w:eastAsia="es-CO"/>
+        </w:rPr>
+        <w:t>Regula los principios y normas de contabilidad e información financiera en Colombia.</w:t>
+      </w:r>
+    </w:p>
+    <w:p>
+      <w:pPr>
+        <w:pStyle w:val="Prrafodelista"/>
+        <w:numPr>
+          <w:ilvl w:val="0"/>
+          <w:numId w:val="39"/>
+        </w:numPr>
+        <w:ind w:left="993"/>
+        <w:rPr>
+          <w:lang w:val="es-419" w:eastAsia="es-CO"/>
+        </w:rPr>
+      </w:pPr>
+      <w:r>
+        <w:rPr>
+          <w:lang w:val="es-419" w:eastAsia="es-CO"/>
+        </w:rPr>
         <w:lastRenderedPageBreak/>
-        <w:t>La clasificación como activo, pasivo, ingreso o gasto.</w:t>
-      </w:r>
-    </w:p>
-    <w:p>
-      <w:pPr>
-        <w:pStyle w:val="Prrafodelista"/>
-        <w:numPr>
-          <w:ilvl w:val="0"/>
-          <w:numId w:val="38"/>
+        <w:t>Decreto 2420 de 2015</w:t>
+      </w:r>
+    </w:p>
+    <w:p>
+      <w:pPr>
+        <w:rPr>
+          <w:lang w:val="es-419" w:eastAsia="es-CO"/>
+        </w:rPr>
+      </w:pPr>
+      <w:r>
+        <w:rPr>
+          <w:lang w:val="es-419" w:eastAsia="es-CO"/>
+        </w:rPr>
+        <w:t>Compila los marcos técnicos normativos aplicables según el tipo de entidad.</w:t>
+      </w:r>
+    </w:p>
+    <w:p>
+      <w:pPr>
+        <w:pStyle w:val="Prrafodelista"/>
+        <w:numPr>
+          <w:ilvl w:val="0"/>
+          <w:numId w:val="39"/>
         </w:numPr>
         <w:ind w:left="993"/>
         <w:rPr>
@@ -6923,102 +7034,6 @@
         <w:rPr>
           <w:lang w:val="es-419" w:eastAsia="es-CO"/>
         </w:rPr>
-        <w:t>La determinación de los criterios de medición inicial y posterior.</w:t>
-      </w:r>
-    </w:p>
-    <w:p>
-      <w:pPr>
-        <w:rPr>
-          <w:lang w:val="es-419" w:eastAsia="es-CO"/>
-        </w:rPr>
-      </w:pPr>
-      <w:r>
-        <w:rPr>
-          <w:lang w:val="es-419" w:eastAsia="es-CO"/>
-        </w:rPr>
-        <w:t>Asimismo, permite reconocer el marco técnico aplicable a la entidad y su relación con el tratamiento de las operaciones:</w:t>
-      </w:r>
-    </w:p>
-    <w:p>
-      <w:pPr>
-        <w:pStyle w:val="Prrafodelista"/>
-        <w:numPr>
-          <w:ilvl w:val="0"/>
-          <w:numId w:val="39"/>
-        </w:numPr>
-        <w:ind w:left="993"/>
-        <w:rPr>
-          <w:lang w:val="es-419" w:eastAsia="es-CO"/>
-        </w:rPr>
-      </w:pPr>
-      <w:r>
-        <w:rPr>
-          <w:lang w:val="es-419" w:eastAsia="es-CO"/>
-        </w:rPr>
-        <w:t>Ley 1314 de 2009</w:t>
-      </w:r>
-    </w:p>
-    <w:p>
-      <w:pPr>
-        <w:rPr>
-          <w:lang w:val="es-419" w:eastAsia="es-CO"/>
-        </w:rPr>
-      </w:pPr>
-      <w:r>
-        <w:rPr>
-          <w:lang w:val="es-419" w:eastAsia="es-CO"/>
-        </w:rPr>
-        <w:t>Regula los principios y normas de contabilidad e información financiera en Colombia.</w:t>
-      </w:r>
-    </w:p>
-    <w:p>
-      <w:pPr>
-        <w:pStyle w:val="Prrafodelista"/>
-        <w:numPr>
-          <w:ilvl w:val="0"/>
-          <w:numId w:val="39"/>
-        </w:numPr>
-        <w:ind w:left="993"/>
-        <w:rPr>
-          <w:lang w:val="es-419" w:eastAsia="es-CO"/>
-        </w:rPr>
-      </w:pPr>
-      <w:r>
-        <w:rPr>
-          <w:lang w:val="es-419" w:eastAsia="es-CO"/>
-        </w:rPr>
-        <w:t>Decreto 2420 de 2015</w:t>
-      </w:r>
-    </w:p>
-    <w:p>
-      <w:pPr>
-        <w:rPr>
-          <w:lang w:val="es-419" w:eastAsia="es-CO"/>
-        </w:rPr>
-      </w:pPr>
-      <w:r>
-        <w:rPr>
-          <w:lang w:val="es-419" w:eastAsia="es-CO"/>
-        </w:rPr>
-        <w:t>Compila los marcos técnicos normativos aplicables según el tipo de entidad.</w:t>
-      </w:r>
-    </w:p>
-    <w:p>
-      <w:pPr>
-        <w:pStyle w:val="Prrafodelista"/>
-        <w:numPr>
-          <w:ilvl w:val="0"/>
-          <w:numId w:val="39"/>
-        </w:numPr>
-        <w:ind w:left="993"/>
-        <w:rPr>
-          <w:lang w:val="es-419" w:eastAsia="es-CO"/>
-        </w:rPr>
-      </w:pPr>
-      <w:r>
-        <w:rPr>
-          <w:lang w:val="es-419" w:eastAsia="es-CO"/>
-        </w:rPr>
         <w:t>Código de Comercio</w:t>
       </w:r>
     </w:p>
@@ -7056,9 +7071,6 @@
         <w:t>A continuación, se presenta un video sobre las NIIF para las pymes, el Código de Comercio y los demás referentes contables aplicables, con el fin de explicar el marco técnico y legal que orienta el reconocimiento, la medición y el registro de las operaciones contables en Colombia.</w:t>
       </w:r>
     </w:p>
-    <w:p/>
-    <w:p/>
-    <w:p/>
     <w:p>
       <w:pPr>
         <w:pStyle w:val="Video"/>
@@ -7068,7 +7080,6 @@
           <w:b/>
           <w:bCs/>
         </w:rPr>
-        <w:lastRenderedPageBreak/>
         <w:t>NIIF para PYMES y marco contable en Colombia</w:t>
       </w:r>
     </w:p>
@@ -7082,10 +7093,16 @@
           <w:noProof/>
         </w:rPr>
         <w:drawing>
-          <wp:inline distT="0" distB="0" distL="0" distR="0" wp14:anchorId="57F6FB9F" wp14:editId="10DFEEA1">
+          <wp:inline distT="0" distB="0" distL="0" distR="0" wp14:anchorId="57F6FB9F" wp14:editId="60141BD4">
             <wp:extent cx="4680000" cy="2687295"/>
             <wp:effectExtent l="0" t="0" r="6350" b="0"/>
-            <wp:docPr id="321096262" name="Imagen 1"/>
+            <wp:docPr id="321096262" name="Imagen 1">
+              <a:extLst xmlns:a="http://schemas.openxmlformats.org/drawingml/2006/main">
+                <a:ext uri="{C183D7F6-B498-43B3-948B-1728B52AA6E4}">
+                  <adec:decorative xmlns:adec="http://schemas.microsoft.com/office/drawing/2017/decorative" val="1"/>
+                </a:ext>
+              </a:extLst>
+            </wp:docPr>
             <wp:cNvGraphicFramePr>
               <a:graphicFrameLocks xmlns:a="http://schemas.openxmlformats.org/drawingml/2006/main" noChangeAspect="1"/>
             </wp:cNvGraphicFramePr>
@@ -7093,7 +7110,13 @@
               <a:graphicData uri="http://schemas.openxmlformats.org/drawingml/2006/picture">
                 <pic:pic xmlns:pic="http://schemas.openxmlformats.org/drawingml/2006/picture">
                   <pic:nvPicPr>
-                    <pic:cNvPr id="321096262" name=""/>
+                    <pic:cNvPr id="321096262" name="Imagen 1">
+                      <a:extLst>
+                        <a:ext uri="{C183D7F6-B498-43B3-948B-1728B52AA6E4}">
+                          <adec:decorative xmlns:adec="http://schemas.microsoft.com/office/drawing/2017/decorative" val="1"/>
+                        </a:ext>
+                      </a:extLst>
+                    </pic:cNvPr>
                     <pic:cNvPicPr/>
                   </pic:nvPicPr>
                   <pic:blipFill>
@@ -7161,6 +7184,7 @@
               <w:rPr>
                 <w:b/>
               </w:rPr>
+              <w:lastRenderedPageBreak/>
               <w:t xml:space="preserve">Transcripción del video. </w:t>
             </w:r>
             <w:r>
@@ -7249,11 +7273,7 @@
               <w:t xml:space="preserve"> </w:t>
             </w:r>
             <w:r>
-              <w:t xml:space="preserve">un marco simplificado con </w:t>
-            </w:r>
-            <w:r>
-              <w:lastRenderedPageBreak/>
-              <w:t>posibilidad de adoptar el del grupo dos en ciertos casos. Este ordenamiento permite una</w:t>
+              <w:t>un marco simplificado con posibilidad de adoptar el del grupo dos en ciertos casos. Este ordenamiento permite una</w:t>
             </w:r>
             <w:r>
               <w:t xml:space="preserve"> </w:t>
@@ -7318,47 +7338,385 @@
         <w:pStyle w:val="Ttulo5"/>
       </w:pPr>
       <w:r>
+        <w:t>Compra de mercancías para revender</w:t>
+      </w:r>
+    </w:p>
+    <w:p>
+      <w:pPr>
+        <w:pStyle w:val="Prrafodelista"/>
+        <w:numPr>
+          <w:ilvl w:val="0"/>
+          <w:numId w:val="39"/>
+        </w:numPr>
+        <w:ind w:left="993"/>
+      </w:pPr>
+      <w:r>
+        <w:t>Partida que se analiza: inventarios.</w:t>
+      </w:r>
+    </w:p>
+    <w:p>
+      <w:pPr>
+        <w:pStyle w:val="Prrafodelista"/>
+        <w:numPr>
+          <w:ilvl w:val="0"/>
+          <w:numId w:val="39"/>
+        </w:numPr>
+        <w:ind w:left="993"/>
+      </w:pPr>
+      <w:r>
+        <w:t>Referente aplicable: NIIF para las pymes y marco técnico del Grupo 2.</w:t>
+      </w:r>
+    </w:p>
+    <w:p>
+      <w:pPr>
+        <w:pStyle w:val="Prrafodelista"/>
+        <w:numPr>
+          <w:ilvl w:val="0"/>
+          <w:numId w:val="39"/>
+        </w:numPr>
+        <w:ind w:left="993"/>
+      </w:pPr>
+      <w:r>
+        <w:t>Aplicación práctica: la operación se interpreta como inventario, porque los bienes fueron adquiridos para la venta en el curso ordinario del negocio.</w:t>
+      </w:r>
+    </w:p>
+    <w:p>
+      <w:pPr>
+        <w:pStyle w:val="Ttulo5"/>
+      </w:pPr>
+      <w:r>
+        <w:t>Compra de un computador para uso administrativo</w:t>
+      </w:r>
+    </w:p>
+    <w:p>
+      <w:pPr>
+        <w:pStyle w:val="Prrafodelista"/>
+        <w:numPr>
+          <w:ilvl w:val="0"/>
+          <w:numId w:val="40"/>
+        </w:numPr>
+        <w:ind w:left="993"/>
+        <w:rPr>
+          <w:lang w:val="es-419" w:eastAsia="es-CO"/>
+        </w:rPr>
+      </w:pPr>
+      <w:r>
+        <w:rPr>
+          <w:lang w:val="es-419" w:eastAsia="es-CO"/>
+        </w:rPr>
+        <w:t>Partida que se analiza: propiedad, planta y equipo.</w:t>
+      </w:r>
+    </w:p>
+    <w:p>
+      <w:pPr>
+        <w:pStyle w:val="Prrafodelista"/>
+        <w:numPr>
+          <w:ilvl w:val="0"/>
+          <w:numId w:val="40"/>
+        </w:numPr>
+        <w:ind w:left="993"/>
+        <w:rPr>
+          <w:lang w:val="es-419" w:eastAsia="es-CO"/>
+        </w:rPr>
+      </w:pPr>
+      <w:r>
+        <w:rPr>
+          <w:lang w:val="es-419" w:eastAsia="es-CO"/>
+        </w:rPr>
+        <w:t>Referente aplicable: NIIF para las pymes y marco técnico del Grupo 2.</w:t>
+      </w:r>
+    </w:p>
+    <w:p>
+      <w:pPr>
+        <w:pStyle w:val="Prrafodelista"/>
+        <w:numPr>
+          <w:ilvl w:val="0"/>
+          <w:numId w:val="40"/>
+        </w:numPr>
+        <w:ind w:left="993"/>
+        <w:rPr>
+          <w:lang w:val="es-419" w:eastAsia="es-CO"/>
+        </w:rPr>
+      </w:pPr>
+      <w:r>
+        <w:rPr>
+          <w:lang w:val="es-419" w:eastAsia="es-CO"/>
+        </w:rPr>
+        <w:t>Aplicación práctica: la operación se analiza como un activo para uso permanente, no como mercancía para la venta.</w:t>
+      </w:r>
+    </w:p>
+    <w:p>
+      <w:pPr>
+        <w:pStyle w:val="Ttulo5"/>
+      </w:pPr>
+      <w:r>
+        <w:t>Pago de una obligación bancaria</w:t>
+      </w:r>
+    </w:p>
+    <w:p>
+      <w:pPr>
+        <w:pStyle w:val="Prrafodelista"/>
+        <w:numPr>
+          <w:ilvl w:val="0"/>
+          <w:numId w:val="41"/>
+        </w:numPr>
+        <w:ind w:left="993"/>
+        <w:rPr>
+          <w:lang w:val="es-419" w:eastAsia="es-CO"/>
+        </w:rPr>
+      </w:pPr>
+      <w:r>
+        <w:rPr>
+          <w:lang w:val="es-419" w:eastAsia="es-CO"/>
+        </w:rPr>
+        <w:t>Partida que se analiza: pasivo financiero.</w:t>
+      </w:r>
+    </w:p>
+    <w:p>
+      <w:pPr>
+        <w:pStyle w:val="Prrafodelista"/>
+        <w:numPr>
+          <w:ilvl w:val="0"/>
+          <w:numId w:val="41"/>
+        </w:numPr>
+        <w:ind w:left="993"/>
+        <w:rPr>
+          <w:lang w:val="es-419" w:eastAsia="es-CO"/>
+        </w:rPr>
+      </w:pPr>
+      <w:r>
+        <w:rPr>
+          <w:lang w:val="es-419" w:eastAsia="es-CO"/>
+        </w:rPr>
+        <w:t>Referente aplicable: NIIF para las pymes y marco técnico del Grupo 2.</w:t>
+      </w:r>
+    </w:p>
+    <w:p>
+      <w:pPr>
+        <w:pStyle w:val="Prrafodelista"/>
+        <w:numPr>
+          <w:ilvl w:val="0"/>
+          <w:numId w:val="41"/>
+        </w:numPr>
+        <w:ind w:left="993"/>
+        <w:rPr>
+          <w:lang w:val="es-419" w:eastAsia="es-CO"/>
+        </w:rPr>
+      </w:pPr>
+      <w:r>
+        <w:rPr>
+          <w:lang w:val="es-419" w:eastAsia="es-CO"/>
+        </w:rPr>
         <w:lastRenderedPageBreak/>
-        <w:t>Compra de mercancías para revender</w:t>
-      </w:r>
-    </w:p>
-    <w:p>
-      <w:pPr>
-        <w:pStyle w:val="Prrafodelista"/>
-        <w:numPr>
-          <w:ilvl w:val="0"/>
-          <w:numId w:val="39"/>
+        <w:t>Aplicación práctica: la operación permite reconocer la disminución de la obligación financiera y la salida de recursos.</w:t>
+      </w:r>
+    </w:p>
+    <w:p>
+      <w:pPr>
+        <w:pStyle w:val="Ttulo5"/>
+      </w:pPr>
+      <w:r>
+        <w:t>Registro de una compra con efectos fiscales</w:t>
+      </w:r>
+    </w:p>
+    <w:p>
+      <w:pPr>
+        <w:pStyle w:val="Prrafodelista"/>
+        <w:numPr>
+          <w:ilvl w:val="0"/>
+          <w:numId w:val="42"/>
         </w:numPr>
         <w:ind w:left="993"/>
-      </w:pPr>
-      <w:r>
-        <w:t>Partida que se analiza: inventarios.</w:t>
-      </w:r>
-    </w:p>
-    <w:p>
-      <w:pPr>
-        <w:pStyle w:val="Prrafodelista"/>
-        <w:numPr>
-          <w:ilvl w:val="0"/>
-          <w:numId w:val="39"/>
+        <w:rPr>
+          <w:lang w:val="es-419" w:eastAsia="es-CO"/>
+        </w:rPr>
+      </w:pPr>
+      <w:r>
+        <w:rPr>
+          <w:lang w:val="es-419" w:eastAsia="es-CO"/>
+        </w:rPr>
+        <w:t>Partida que se analiza: reconocimiento contable y tratamiento fiscal.</w:t>
+      </w:r>
+    </w:p>
+    <w:p>
+      <w:pPr>
+        <w:pStyle w:val="Prrafodelista"/>
+        <w:numPr>
+          <w:ilvl w:val="0"/>
+          <w:numId w:val="42"/>
         </w:numPr>
         <w:ind w:left="993"/>
-      </w:pPr>
-      <w:r>
-        <w:t>Referente aplicable: NIIF para las pymes y marco técnico del Grupo 2.</w:t>
-      </w:r>
-    </w:p>
-    <w:p>
-      <w:pPr>
-        <w:pStyle w:val="Prrafodelista"/>
-        <w:numPr>
-          <w:ilvl w:val="0"/>
-          <w:numId w:val="39"/>
+        <w:rPr>
+          <w:lang w:val="es-419" w:eastAsia="es-CO"/>
+        </w:rPr>
+      </w:pPr>
+      <w:r>
+        <w:rPr>
+          <w:lang w:val="es-419" w:eastAsia="es-CO"/>
+        </w:rPr>
+        <w:t>Referente aplicable: Ley 1314 de 2009 y normativa tributaria aplicable.</w:t>
+      </w:r>
+    </w:p>
+    <w:p>
+      <w:pPr>
+        <w:pStyle w:val="Prrafodelista"/>
+        <w:numPr>
+          <w:ilvl w:val="0"/>
+          <w:numId w:val="42"/>
         </w:numPr>
         <w:ind w:left="993"/>
-      </w:pPr>
-      <w:r>
-        <w:t>Aplicación práctica: la operación se interpreta como inventario, porque los bienes fueron adquiridos para la venta en el curso ordinario del negocio.</w:t>
+        <w:rPr>
+          <w:lang w:val="es-419" w:eastAsia="es-CO"/>
+        </w:rPr>
+      </w:pPr>
+      <w:r>
+        <w:rPr>
+          <w:lang w:val="es-419" w:eastAsia="es-CO"/>
+        </w:rPr>
+        <w:t>Aplicación práctica: la operación debe registrarse contablemente según el marco financiero y revisarse fiscalmente según la regulación tributaria correspondiente.</w:t>
+      </w:r>
+    </w:p>
+    <w:p>
+      <w:pPr>
+        <w:pStyle w:val="Ttulo3"/>
+      </w:pPr>
+      <w:r>
+        <w:t>Criterios de reconocimiento, medición y clasificación de las operaciones</w:t>
+      </w:r>
+    </w:p>
+    <w:p>
+      <w:pPr>
+        <w:rPr>
+          <w:lang w:val="es-419" w:eastAsia="es-CO"/>
+        </w:rPr>
+      </w:pPr>
+      <w:r>
+        <w:rPr>
+          <w:lang w:val="es-419" w:eastAsia="es-CO"/>
+        </w:rPr>
+        <w:t>Una vez identificado el marco normativo aplicable, se establecen los criterios que determinan la incorporación de las operaciones al registro contable. El reconocimiento corresponde a la determinación de si un hecho económico debe registrarse en la contabilidad; la medición define el valor por el cual se incorpora; y la clasificación ubica la operación en la categoría correspondiente, como activo, pasivo, ingreso o gasto. La Ley 1314 de 2009 señala que las normas de contabilidad e información financiera permiten identificar, medir, clasificar, reconocer, interpretar, analizar, evaluar e informar las operaciones económicas, lo que evidencia que estas decisiones forman parte del tratamiento técnico de la información (Ley 1314 de 2009).</w:t>
+      </w:r>
+    </w:p>
+    <w:p>
+      <w:pPr>
+        <w:rPr>
+          <w:lang w:val="es-419" w:eastAsia="es-CO"/>
+        </w:rPr>
+      </w:pPr>
+      <w:r>
+        <w:rPr>
+          <w:lang w:val="es-419" w:eastAsia="es-CO"/>
+        </w:rPr>
+        <w:t xml:space="preserve">El tratamiento contable de una operación depende de su naturaleza económica, de la finalidad del bien o servicio involucrado, del momento en que surge el derecho o la obligación y del valor que deba asignarse en el registro. En este sentido, una misma transacción puede recibir tratamientos diferentes según sus características. La NIIF para las PYMES establece requerimientos de reconocimiento, medición, presentación e </w:t>
+      </w:r>
+      <w:r>
+        <w:rPr>
+          <w:lang w:val="es-419" w:eastAsia="es-CO"/>
+        </w:rPr>
+        <w:lastRenderedPageBreak/>
+        <w:t>información a revelar, organizados por temas que abarcan partidas como inventarios, propiedades, planta y equipo, cuentas por cobrar, obligaciones financieras, ingresos y gastos.</w:t>
+      </w:r>
+    </w:p>
+    <w:p>
+      <w:pPr>
+        <w:rPr>
+          <w:lang w:val="es-419" w:eastAsia="es-CO"/>
+        </w:rPr>
+      </w:pPr>
+      <w:r>
+        <w:rPr>
+          <w:lang w:val="es-419" w:eastAsia="es-CO"/>
+        </w:rPr>
+        <w:t>El análisis de las operaciones bajo estos criterios implica considerar aspectos como:</w:t>
+      </w:r>
+    </w:p>
+    <w:p>
+      <w:pPr>
+        <w:pStyle w:val="Prrafodelista"/>
+        <w:numPr>
+          <w:ilvl w:val="0"/>
+          <w:numId w:val="43"/>
+        </w:numPr>
+        <w:ind w:left="993"/>
+        <w:rPr>
+          <w:lang w:val="es-419" w:eastAsia="es-CO"/>
+        </w:rPr>
+      </w:pPr>
+      <w:r>
+        <w:rPr>
+          <w:lang w:val="es-419" w:eastAsia="es-CO"/>
+        </w:rPr>
+        <w:t>La existencia de un recurso o una obligación derivada del hecho económico.</w:t>
+      </w:r>
+    </w:p>
+    <w:p>
+      <w:pPr>
+        <w:pStyle w:val="Prrafodelista"/>
+        <w:numPr>
+          <w:ilvl w:val="0"/>
+          <w:numId w:val="43"/>
+        </w:numPr>
+        <w:ind w:left="993"/>
+        <w:rPr>
+          <w:lang w:val="es-419" w:eastAsia="es-CO"/>
+        </w:rPr>
+      </w:pPr>
+      <w:r>
+        <w:rPr>
+          <w:lang w:val="es-419" w:eastAsia="es-CO"/>
+        </w:rPr>
+        <w:t>La determinación del valor de reconocimiento.</w:t>
+      </w:r>
+    </w:p>
+    <w:p>
+      <w:pPr>
+        <w:pStyle w:val="Prrafodelista"/>
+        <w:numPr>
+          <w:ilvl w:val="0"/>
+          <w:numId w:val="43"/>
+        </w:numPr>
+        <w:ind w:left="993"/>
+        <w:rPr>
+          <w:lang w:val="es-419" w:eastAsia="es-CO"/>
+        </w:rPr>
+      </w:pPr>
+      <w:r>
+        <w:rPr>
+          <w:lang w:val="es-419" w:eastAsia="es-CO"/>
+        </w:rPr>
+        <w:t>La clasificación en el grupo contable correspondiente.</w:t>
+      </w:r>
+    </w:p>
+    <w:p>
+      <w:pPr>
+        <w:pStyle w:val="Prrafodelista"/>
+        <w:numPr>
+          <w:ilvl w:val="0"/>
+          <w:numId w:val="43"/>
+        </w:numPr>
+        <w:ind w:left="993"/>
+        <w:rPr>
+          <w:lang w:val="es-419" w:eastAsia="es-CO"/>
+        </w:rPr>
+      </w:pPr>
+      <w:r>
+        <w:rPr>
+          <w:lang w:val="es-419" w:eastAsia="es-CO"/>
+        </w:rPr>
+        <w:t>La naturaleza de la operación, como inventario, activo de uso, ingreso o cuenta por cobrar.</w:t>
+      </w:r>
+    </w:p>
+    <w:p>
+      <w:pPr>
+        <w:rPr>
+          <w:lang w:val="es-419" w:eastAsia="es-CO"/>
+        </w:rPr>
+      </w:pPr>
+      <w:r>
+        <w:rPr>
+          <w:lang w:val="es-419" w:eastAsia="es-CO"/>
+        </w:rPr>
+        <w:t>Estos elementos permiten que el registro contable se base en la realidad económica de la operación y en la aplicación de criterios técnicos, en concordancia con el marco normativo aplicable (Ley 1314 de 2009). A continuación, se presentan ejemplos de aplicación de estos criterios en operaciones frecuentes:</w:t>
       </w:r>
     </w:p>
     <w:p>
@@ -7366,15 +7724,28 @@
         <w:pStyle w:val="Ttulo5"/>
       </w:pPr>
       <w:r>
-        <w:t>Compra de un computador para uso administrativo</w:t>
-      </w:r>
-    </w:p>
-    <w:p>
-      <w:pPr>
-        <w:pStyle w:val="Prrafodelista"/>
-        <w:numPr>
-          <w:ilvl w:val="0"/>
-          <w:numId w:val="40"/>
+        <w:t>Situación 1</w:t>
+      </w:r>
+    </w:p>
+    <w:p>
+      <w:pPr>
+        <w:rPr>
+          <w:lang w:val="es-419" w:eastAsia="es-CO"/>
+        </w:rPr>
+      </w:pPr>
+      <w:r>
+        <w:rPr>
+          <w:lang w:val="es-419" w:eastAsia="es-CO"/>
+        </w:rPr>
+        <w:t>Compra de 80 cuadernos para vender en la papelería.</w:t>
+      </w:r>
+    </w:p>
+    <w:p>
+      <w:pPr>
+        <w:pStyle w:val="Prrafodelista"/>
+        <w:numPr>
+          <w:ilvl w:val="0"/>
+          <w:numId w:val="44"/>
         </w:numPr>
         <w:ind w:left="993"/>
         <w:rPr>
@@ -7385,15 +7756,15 @@
         <w:rPr>
           <w:lang w:val="es-419" w:eastAsia="es-CO"/>
         </w:rPr>
-        <w:t>Partida que se analiza: propiedad, planta y equipo.</w:t>
-      </w:r>
-    </w:p>
-    <w:p>
-      <w:pPr>
-        <w:pStyle w:val="Prrafodelista"/>
-        <w:numPr>
-          <w:ilvl w:val="0"/>
-          <w:numId w:val="40"/>
+        <w:t>Reconocimiento: se reconoce porque la organización adquiere un recurso destinado a generar beneficios económicos por medio de la venta.</w:t>
+      </w:r>
+    </w:p>
+    <w:p>
+      <w:pPr>
+        <w:pStyle w:val="Prrafodelista"/>
+        <w:numPr>
+          <w:ilvl w:val="0"/>
+          <w:numId w:val="44"/>
         </w:numPr>
         <w:ind w:left="993"/>
         <w:rPr>
@@ -7404,15 +7775,15 @@
         <w:rPr>
           <w:lang w:val="es-419" w:eastAsia="es-CO"/>
         </w:rPr>
-        <w:t>Referente aplicable: NIIF para las pymes y marco técnico del Grupo 2.</w:t>
-      </w:r>
-    </w:p>
-    <w:p>
-      <w:pPr>
-        <w:pStyle w:val="Prrafodelista"/>
-        <w:numPr>
-          <w:ilvl w:val="0"/>
-          <w:numId w:val="40"/>
+        <w:t>Medición inicial: se registra por el valor de adquisición, incluyendo los costos directamente atribuibles, según corresponda.</w:t>
+      </w:r>
+    </w:p>
+    <w:p>
+      <w:pPr>
+        <w:pStyle w:val="Prrafodelista"/>
+        <w:numPr>
+          <w:ilvl w:val="0"/>
+          <w:numId w:val="44"/>
         </w:numPr>
         <w:ind w:left="993"/>
         <w:rPr>
@@ -7423,7 +7794,7 @@
         <w:rPr>
           <w:lang w:val="es-419" w:eastAsia="es-CO"/>
         </w:rPr>
-        <w:t>Aplicación práctica: la operación se analiza como un activo para uso permanente, no como mercancía para la venta.</w:t>
+        <w:t>Clasificación: inventarios.</w:t>
       </w:r>
     </w:p>
     <w:p>
@@ -7431,15 +7802,29 @@
         <w:pStyle w:val="Ttulo5"/>
       </w:pPr>
       <w:r>
-        <w:t>Pago de una obligación bancaria</w:t>
-      </w:r>
-    </w:p>
-    <w:p>
-      <w:pPr>
-        <w:pStyle w:val="Prrafodelista"/>
-        <w:numPr>
-          <w:ilvl w:val="0"/>
-          <w:numId w:val="41"/>
+        <w:lastRenderedPageBreak/>
+        <w:t>Situación 2</w:t>
+      </w:r>
+    </w:p>
+    <w:p>
+      <w:pPr>
+        <w:rPr>
+          <w:lang w:val="es-419" w:eastAsia="es-CO"/>
+        </w:rPr>
+      </w:pPr>
+      <w:r>
+        <w:rPr>
+          <w:lang w:val="es-419" w:eastAsia="es-CO"/>
+        </w:rPr>
+        <w:t>Compra de una impresora para uso administrativo.</w:t>
+      </w:r>
+    </w:p>
+    <w:p>
+      <w:pPr>
+        <w:pStyle w:val="Prrafodelista"/>
+        <w:numPr>
+          <w:ilvl w:val="0"/>
+          <w:numId w:val="45"/>
         </w:numPr>
         <w:ind w:left="993"/>
         <w:rPr>
@@ -7450,15 +7835,15 @@
         <w:rPr>
           <w:lang w:val="es-419" w:eastAsia="es-CO"/>
         </w:rPr>
-        <w:t>Partida que se analiza: pasivo financiero.</w:t>
-      </w:r>
-    </w:p>
-    <w:p>
-      <w:pPr>
-        <w:pStyle w:val="Prrafodelista"/>
-        <w:numPr>
-          <w:ilvl w:val="0"/>
-          <w:numId w:val="41"/>
+        <w:t>Reconocimiento: se reconoce porque la organización incorpora un bien para apoyar sus actividades durante más de un período.</w:t>
+      </w:r>
+    </w:p>
+    <w:p>
+      <w:pPr>
+        <w:pStyle w:val="Prrafodelista"/>
+        <w:numPr>
+          <w:ilvl w:val="0"/>
+          <w:numId w:val="45"/>
         </w:numPr>
         <w:ind w:left="993"/>
         <w:rPr>
@@ -7469,15 +7854,15 @@
         <w:rPr>
           <w:lang w:val="es-419" w:eastAsia="es-CO"/>
         </w:rPr>
-        <w:t>Referente aplicable: NIIF para las pymes y marco técnico del Grupo 2.</w:t>
-      </w:r>
-    </w:p>
-    <w:p>
-      <w:pPr>
-        <w:pStyle w:val="Prrafodelista"/>
-        <w:numPr>
-          <w:ilvl w:val="0"/>
-          <w:numId w:val="41"/>
+        <w:t>Medición inicial: se registra inicialmente por su costo de adquisición.</w:t>
+      </w:r>
+    </w:p>
+    <w:p>
+      <w:pPr>
+        <w:pStyle w:val="Prrafodelista"/>
+        <w:numPr>
+          <w:ilvl w:val="0"/>
+          <w:numId w:val="45"/>
         </w:numPr>
         <w:ind w:left="993"/>
         <w:rPr>
@@ -7488,7 +7873,7 @@
         <w:rPr>
           <w:lang w:val="es-419" w:eastAsia="es-CO"/>
         </w:rPr>
-        <w:t>Aplicación práctica: la operación permite reconocer la disminución de la obligación financiera y la salida de recursos.</w:t>
+        <w:t>Clasificación: propiedades, planta y equipo.</w:t>
       </w:r>
     </w:p>
     <w:p>
@@ -7496,15 +7881,28 @@
         <w:pStyle w:val="Ttulo5"/>
       </w:pPr>
       <w:r>
-        <w:t>Registro de una compra con efectos fiscales</w:t>
-      </w:r>
-    </w:p>
-    <w:p>
-      <w:pPr>
-        <w:pStyle w:val="Prrafodelista"/>
-        <w:numPr>
-          <w:ilvl w:val="0"/>
-          <w:numId w:val="42"/>
+        <w:t>Situación 3</w:t>
+      </w:r>
+    </w:p>
+    <w:p>
+      <w:pPr>
+        <w:rPr>
+          <w:lang w:val="es-419" w:eastAsia="es-CO"/>
+        </w:rPr>
+      </w:pPr>
+      <w:r>
+        <w:rPr>
+          <w:lang w:val="es-419" w:eastAsia="es-CO"/>
+        </w:rPr>
+        <w:t>Desembolso de un crédito bancario en la cuenta corriente.</w:t>
+      </w:r>
+    </w:p>
+    <w:p>
+      <w:pPr>
+        <w:pStyle w:val="Prrafodelista"/>
+        <w:numPr>
+          <w:ilvl w:val="0"/>
+          <w:numId w:val="46"/>
         </w:numPr>
         <w:ind w:left="993"/>
         <w:rPr>
@@ -7515,15 +7913,15 @@
         <w:rPr>
           <w:lang w:val="es-419" w:eastAsia="es-CO"/>
         </w:rPr>
-        <w:t>Partida que se analiza: reconocimiento contable y tratamiento fiscal.</w:t>
-      </w:r>
-    </w:p>
-    <w:p>
-      <w:pPr>
-        <w:pStyle w:val="Prrafodelista"/>
-        <w:numPr>
-          <w:ilvl w:val="0"/>
-          <w:numId w:val="42"/>
+        <w:t>Reconocimiento: se reconoce porque ingresan recursos y surge una obligación con la entidad financiera.</w:t>
+      </w:r>
+    </w:p>
+    <w:p>
+      <w:pPr>
+        <w:pStyle w:val="Prrafodelista"/>
+        <w:numPr>
+          <w:ilvl w:val="0"/>
+          <w:numId w:val="46"/>
         </w:numPr>
         <w:ind w:left="993"/>
         <w:rPr>
@@ -7534,15 +7932,15 @@
         <w:rPr>
           <w:lang w:val="es-419" w:eastAsia="es-CO"/>
         </w:rPr>
-        <w:t>Referente aplicable: Ley 1314 de 2009 y normativa tributaria aplicable.</w:t>
-      </w:r>
-    </w:p>
-    <w:p>
-      <w:pPr>
-        <w:pStyle w:val="Prrafodelista"/>
-        <w:numPr>
-          <w:ilvl w:val="0"/>
-          <w:numId w:val="42"/>
+        <w:t>Medición inicial: se registra por el valor recibido o pactado según el soporte de la operación.</w:t>
+      </w:r>
+    </w:p>
+    <w:p>
+      <w:pPr>
+        <w:pStyle w:val="Prrafodelista"/>
+        <w:numPr>
+          <w:ilvl w:val="0"/>
+          <w:numId w:val="46"/>
         </w:numPr>
         <w:ind w:left="993"/>
         <w:rPr>
@@ -7553,7 +7951,295 @@
         <w:rPr>
           <w:lang w:val="es-419" w:eastAsia="es-CO"/>
         </w:rPr>
-        <w:t>Aplicación práctica: la operación debe registrarse contablemente según el marco financiero y revisarse fiscalmente según la regulación tributaria correspondiente.</w:t>
+        <w:t>Clasificación: efectivo en bancos y obligación financiera.</w:t>
+      </w:r>
+    </w:p>
+    <w:p>
+      <w:pPr>
+        <w:pStyle w:val="Ttulo5"/>
+      </w:pPr>
+      <w:r>
+        <w:t>Situación 4</w:t>
+      </w:r>
+    </w:p>
+    <w:p>
+      <w:pPr>
+        <w:rPr>
+          <w:lang w:val="es-419" w:eastAsia="es-CO"/>
+        </w:rPr>
+      </w:pPr>
+      <w:r>
+        <w:rPr>
+          <w:lang w:val="es-419" w:eastAsia="es-CO"/>
+        </w:rPr>
+        <w:t>Venta de mercancía a crédito.</w:t>
+      </w:r>
+    </w:p>
+    <w:p>
+      <w:pPr>
+        <w:pStyle w:val="Prrafodelista"/>
+        <w:numPr>
+          <w:ilvl w:val="0"/>
+          <w:numId w:val="47"/>
+        </w:numPr>
+        <w:ind w:left="993"/>
+        <w:rPr>
+          <w:lang w:val="es-419" w:eastAsia="es-CO"/>
+        </w:rPr>
+      </w:pPr>
+      <w:r>
+        <w:rPr>
+          <w:lang w:val="es-419" w:eastAsia="es-CO"/>
+        </w:rPr>
+        <w:t>Reconocimiento: se reconoce porque se genera un ingreso y, al mismo tiempo, un derecho de cobro.</w:t>
+      </w:r>
+    </w:p>
+    <w:p>
+      <w:pPr>
+        <w:pStyle w:val="Prrafodelista"/>
+        <w:numPr>
+          <w:ilvl w:val="0"/>
+          <w:numId w:val="47"/>
+        </w:numPr>
+        <w:ind w:left="993"/>
+        <w:rPr>
+          <w:lang w:val="es-419" w:eastAsia="es-CO"/>
+        </w:rPr>
+      </w:pPr>
+      <w:r>
+        <w:rPr>
+          <w:lang w:val="es-419" w:eastAsia="es-CO"/>
+        </w:rPr>
+        <w:t>Medición inicial: se registra por el valor de la transacción respaldada en el documento de venta.</w:t>
+      </w:r>
+    </w:p>
+    <w:p>
+      <w:pPr>
+        <w:pStyle w:val="Prrafodelista"/>
+        <w:numPr>
+          <w:ilvl w:val="0"/>
+          <w:numId w:val="47"/>
+        </w:numPr>
+        <w:ind w:left="993"/>
+        <w:rPr>
+          <w:lang w:val="es-419" w:eastAsia="es-CO"/>
+        </w:rPr>
+      </w:pPr>
+      <w:r>
+        <w:rPr>
+          <w:lang w:val="es-419" w:eastAsia="es-CO"/>
+        </w:rPr>
+        <w:t>Clasificación: ingreso y cuenta por cobrar.</w:t>
+      </w:r>
+    </w:p>
+    <w:p>
+      <w:pPr>
+        <w:rPr>
+          <w:lang w:val="es-419" w:eastAsia="es-CO"/>
+        </w:rPr>
+      </w:pPr>
+      <w:r>
+        <w:rPr>
+          <w:lang w:val="es-419" w:eastAsia="es-CO"/>
+        </w:rPr>
+        <w:lastRenderedPageBreak/>
+        <w:t>En síntesis, las normas de información financiera orientan el tratamiento contable de las operaciones mediante criterios que permiten reconocerlas, medirlas y clasificarlas de acuerdo con su naturaleza económica.</w:t>
+      </w:r>
+    </w:p>
+    <w:p>
+      <w:pPr>
+        <w:pStyle w:val="Ttulo2"/>
+      </w:pPr>
+      <w:bookmarkStart w:id="6" w:name="_Toc231596829"/>
+      <w:r>
+        <w:t>Requisitos formales y legales de los soportes</w:t>
+      </w:r>
+      <w:bookmarkEnd w:id="6"/>
+    </w:p>
+    <w:p>
+      <w:pPr>
+        <w:rPr>
+          <w:lang w:val="es-419" w:eastAsia="es-CO"/>
+        </w:rPr>
+      </w:pPr>
+      <w:r>
+        <w:rPr>
+          <w:lang w:val="es-419" w:eastAsia="es-CO"/>
+        </w:rPr>
+        <w:t>Los soportes de las operaciones económicas constituyen la evidencia documental que permite demostrar la ocurrencia del hecho, identificar sus características y respaldar su incorporación a los libros y sistemas de información contable. Su validez se relaciona con la posibilidad de verificar elementos como la fecha, el tercero, el concepto, el valor y demás características de la transacción. En Colombia, el Código de Comercio exige la correspondencia entre los asientos de los libros y los comprobantes de las cuentas, así como la conservación de los libros y papeles contables por el período legal establecido (Decreto 410 de 1971).</w:t>
+      </w:r>
+    </w:p>
+    <w:p>
+      <w:pPr>
+        <w:rPr>
+          <w:lang w:val="es-419" w:eastAsia="es-CO"/>
+        </w:rPr>
+      </w:pPr>
+      <w:r>
+        <w:rPr>
+          <w:lang w:val="es-419" w:eastAsia="es-CO"/>
+        </w:rPr>
+        <w:t>No todo documento constituye, por sí mismo, un soporte suficiente para el registro contable. La incorporación de una operación requiere la verificación de condiciones formales y legales que permitan su utilización con fines contables, documentales y tributarios. En este sentido, el sistema documental contable se entiende como un conjunto integrado por soportes, comprobantes y libros, los cuales conforman una cadena de información organizada, verificable y trazable (Ley 1314 de 2009).</w:t>
+      </w:r>
+    </w:p>
+    <w:p>
+      <w:pPr>
+        <w:rPr>
+          <w:lang w:val="es-419" w:eastAsia="es-CO"/>
+        </w:rPr>
+      </w:pPr>
+      <w:r>
+        <w:rPr>
+          <w:lang w:val="es-419" w:eastAsia="es-CO"/>
+        </w:rPr>
+        <w:t>El análisis de los soportes considera aspectos como:</w:t>
+      </w:r>
+    </w:p>
+    <w:p>
+      <w:pPr>
+        <w:pStyle w:val="Prrafodelista"/>
+        <w:numPr>
+          <w:ilvl w:val="0"/>
+          <w:numId w:val="48"/>
+        </w:numPr>
+        <w:ind w:left="993"/>
+        <w:rPr>
+          <w:lang w:val="es-419" w:eastAsia="es-CO"/>
+        </w:rPr>
+      </w:pPr>
+      <w:r>
+        <w:rPr>
+          <w:lang w:val="es-419" w:eastAsia="es-CO"/>
+        </w:rPr>
+        <w:t>La identificación del documento.</w:t>
+      </w:r>
+    </w:p>
+    <w:p>
+      <w:pPr>
+        <w:pStyle w:val="Prrafodelista"/>
+        <w:numPr>
+          <w:ilvl w:val="0"/>
+          <w:numId w:val="48"/>
+        </w:numPr>
+        <w:ind w:left="993"/>
+        <w:rPr>
+          <w:lang w:val="es-419" w:eastAsia="es-CO"/>
+        </w:rPr>
+      </w:pPr>
+      <w:r>
+        <w:rPr>
+          <w:lang w:val="es-419" w:eastAsia="es-CO"/>
+        </w:rPr>
+        <w:t>La fecha de la operación.</w:t>
+      </w:r>
+    </w:p>
+    <w:p>
+      <w:pPr>
+        <w:pStyle w:val="Prrafodelista"/>
+        <w:numPr>
+          <w:ilvl w:val="0"/>
+          <w:numId w:val="48"/>
+        </w:numPr>
+        <w:ind w:left="993"/>
+        <w:rPr>
+          <w:lang w:val="es-419" w:eastAsia="es-CO"/>
+        </w:rPr>
+      </w:pPr>
+      <w:r>
+        <w:rPr>
+          <w:lang w:val="es-419" w:eastAsia="es-CO"/>
+        </w:rPr>
+        <w:t>La identificación del tercero.</w:t>
+      </w:r>
+    </w:p>
+    <w:p>
+      <w:pPr>
+        <w:pStyle w:val="Prrafodelista"/>
+        <w:numPr>
+          <w:ilvl w:val="0"/>
+          <w:numId w:val="48"/>
+        </w:numPr>
+        <w:ind w:left="993"/>
+        <w:rPr>
+          <w:lang w:val="es-419" w:eastAsia="es-CO"/>
+        </w:rPr>
+      </w:pPr>
+      <w:r>
+        <w:rPr>
+          <w:lang w:val="es-419" w:eastAsia="es-CO"/>
+        </w:rPr>
+        <w:lastRenderedPageBreak/>
+        <w:t>El concepto de la transacción.</w:t>
+      </w:r>
+    </w:p>
+    <w:p>
+      <w:pPr>
+        <w:pStyle w:val="Prrafodelista"/>
+        <w:numPr>
+          <w:ilvl w:val="0"/>
+          <w:numId w:val="48"/>
+        </w:numPr>
+        <w:ind w:left="993"/>
+        <w:rPr>
+          <w:lang w:val="es-419" w:eastAsia="es-CO"/>
+        </w:rPr>
+      </w:pPr>
+      <w:r>
+        <w:rPr>
+          <w:lang w:val="es-419" w:eastAsia="es-CO"/>
+        </w:rPr>
+        <w:t>El valor y la cantidad.</w:t>
+      </w:r>
+    </w:p>
+    <w:p>
+      <w:pPr>
+        <w:pStyle w:val="Prrafodelista"/>
+        <w:numPr>
+          <w:ilvl w:val="0"/>
+          <w:numId w:val="48"/>
+        </w:numPr>
+        <w:ind w:left="993"/>
+        <w:rPr>
+          <w:lang w:val="es-419" w:eastAsia="es-CO"/>
+        </w:rPr>
+      </w:pPr>
+      <w:r>
+        <w:rPr>
+          <w:lang w:val="es-419" w:eastAsia="es-CO"/>
+        </w:rPr>
+        <w:t>Los mecanismos de validación.</w:t>
+      </w:r>
+    </w:p>
+    <w:p>
+      <w:pPr>
+        <w:pStyle w:val="Prrafodelista"/>
+        <w:numPr>
+          <w:ilvl w:val="0"/>
+          <w:numId w:val="48"/>
+        </w:numPr>
+        <w:ind w:left="993"/>
+        <w:rPr>
+          <w:lang w:val="es-419" w:eastAsia="es-CO"/>
+        </w:rPr>
+      </w:pPr>
+      <w:r>
+        <w:rPr>
+          <w:lang w:val="es-419" w:eastAsia="es-CO"/>
+        </w:rPr>
+        <w:t>Los procesos de radicación, control y trazabilidad documental.</w:t>
+      </w:r>
+    </w:p>
+    <w:p>
+      <w:pPr>
+        <w:rPr>
+          <w:lang w:val="es-419" w:eastAsia="es-CO"/>
+        </w:rPr>
+      </w:pPr>
+      <w:r>
+        <w:rPr>
+          <w:lang w:val="es-419" w:eastAsia="es-CO"/>
+        </w:rPr>
+        <w:t>Estos elementos permiten sustentar el registro contable sobre evidencias suficientes, ordenadas y conformes con los requisitos legales aplicables.</w:t>
       </w:r>
     </w:p>
     <w:p>
@@ -7561,55 +8247,101 @@
         <w:pStyle w:val="Ttulo3"/>
       </w:pPr>
       <w:r>
+        <w:t>Identificación, fecha e identificación del tercero</w:t>
+      </w:r>
+    </w:p>
+    <w:p>
+      <w:pPr>
+        <w:rPr>
+          <w:lang w:val="es-419" w:eastAsia="es-CO"/>
+        </w:rPr>
+      </w:pPr>
+      <w:r>
+        <w:rPr>
+          <w:lang w:val="es-419" w:eastAsia="es-CO"/>
+        </w:rPr>
+        <w:t>La identificación del documento, la fecha y la identificación del tercero constituyen elementos esenciales para la validación de los soportes antes del registro de una operación económica. Estos datos permiten determinar el tipo de documento, el momento en que ocurrió el hecho y la parte involucrada en la transacción, lo que garantiza la trazabilidad y la correspondencia entre el soporte, el comprobante y el registro contable. El Código de Comercio exige la correspondencia entre los asientos de los libros y los comprobantes de las cuentas, y el Decreto 2649 de 1993 dispone dicha relación entre comprobantes y libros auxiliares (Decreto 410 de 1971).</w:t>
+      </w:r>
+    </w:p>
+    <w:p>
+      <w:pPr>
+        <w:rPr>
+          <w:lang w:val="es-419" w:eastAsia="es-CO"/>
+        </w:rPr>
+      </w:pPr>
+      <w:r>
+        <w:rPr>
+          <w:lang w:val="es-419" w:eastAsia="es-CO"/>
+        </w:rPr>
+        <w:t>La identificación del documento permite establecer si el soporte corresponde a una factura, un extracto bancario, una nómina, un recibo oficial de pago o un documento soporte. La fecha ubica la operación en el período contable correspondiente y define su orden cronológico. La identificación del tercero permite reconocer al proveedor, cliente, trabajador, entidad financiera o autoridad tributaria asociada con el hecho económico.</w:t>
+      </w:r>
+    </w:p>
+    <w:p>
+      <w:pPr>
+        <w:rPr>
+          <w:lang w:val="es-419" w:eastAsia="es-CO"/>
+        </w:rPr>
+      </w:pPr>
+      <w:r>
+        <w:rPr>
+          <w:lang w:val="es-419" w:eastAsia="es-CO"/>
+        </w:rPr>
+        <w:t xml:space="preserve">En el ámbito tributario, el artículo 617 del Estatuto Tributario establece requisitos para la factura de venta, entre los que se incluyen la identificación del vendedor o </w:t>
+      </w:r>
+      <w:r>
+        <w:rPr>
+          <w:lang w:val="es-419" w:eastAsia="es-CO"/>
+        </w:rPr>
         <w:lastRenderedPageBreak/>
-        <w:t>Criterios de reconocimiento, medición y clasificación de las operaciones</w:t>
-      </w:r>
-    </w:p>
-    <w:p>
-      <w:pPr>
-        <w:rPr>
-          <w:lang w:val="es-419" w:eastAsia="es-CO"/>
-        </w:rPr>
-      </w:pPr>
-      <w:r>
-        <w:rPr>
-          <w:lang w:val="es-419" w:eastAsia="es-CO"/>
-        </w:rPr>
-        <w:t>Una vez identificado el marco normativo aplicable, se establecen los criterios que determinan la incorporación de las operaciones al registro contable. El reconocimiento corresponde a la determinación de si un hecho económico debe registrarse en la contabilidad; la medición define el valor por el cual se incorpora; y la clasificación ubica la operación en la categoría correspondiente, como activo, pasivo, ingreso o gasto. La Ley 1314 de 2009 señala que las normas de contabilidad e información financiera permiten identificar, medir, clasificar, reconocer, interpretar, analizar, evaluar e informar las operaciones económicas, lo que evidencia que estas decisiones forman parte del tratamiento técnico de la información (Ley 1314 de 2009).</w:t>
-      </w:r>
-    </w:p>
-    <w:p>
-      <w:pPr>
-        <w:rPr>
-          <w:lang w:val="es-419" w:eastAsia="es-CO"/>
-        </w:rPr>
-      </w:pPr>
-      <w:r>
-        <w:rPr>
-          <w:lang w:val="es-419" w:eastAsia="es-CO"/>
-        </w:rPr>
-        <w:t>El tratamiento contable de una operación depende de su naturaleza económica, de la finalidad del bien o servicio involucrado, del momento en que surge el derecho o la obligación y del valor que deba asignarse en el registro. En este sentido, una misma transacción puede recibir tratamientos diferentes según sus características. La NIIF para las PYMES establece requerimientos de reconocimiento, medición, presentación e información a revelar, organizados por temas que abarcan partidas como inventarios, propiedades, planta y equipo, cuentas por cobrar, obligaciones financieras, ingresos y gastos.</w:t>
-      </w:r>
-    </w:p>
-    <w:p>
-      <w:pPr>
-        <w:rPr>
-          <w:lang w:val="es-419" w:eastAsia="es-CO"/>
-        </w:rPr>
-      </w:pPr>
-      <w:r>
-        <w:rPr>
-          <w:lang w:val="es-419" w:eastAsia="es-CO"/>
-        </w:rPr>
-        <w:t>El análisis de las operaciones bajo estos criterios implica considerar aspectos como:</w:t>
-      </w:r>
-    </w:p>
-    <w:p>
-      <w:pPr>
-        <w:pStyle w:val="Prrafodelista"/>
-        <w:numPr>
-          <w:ilvl w:val="0"/>
-          <w:numId w:val="43"/>
+        <w:t>prestador del servicio, la numeración consecutiva y la fecha de expedición. Asimismo, la DIAN establece la información que debe suministrar el adquirente para la factura electrónica, como nombres o razón social, número de identificación y correo electrónico (Decreto 442 de 2023).</w:t>
+      </w:r>
+    </w:p>
+    <w:p>
+      <w:pPr>
+        <w:rPr>
+          <w:lang w:val="es-419" w:eastAsia="es-CO"/>
+        </w:rPr>
+      </w:pPr>
+      <w:r>
+        <w:rPr>
+          <w:lang w:val="es-419" w:eastAsia="es-CO"/>
+        </w:rPr>
+        <w:t>La verificación de estos elementos permite evitar inconsistencias en el registro contable, tales como documentos sin fecha, soportes sin identificación suficiente del emisor o transacciones en las que no es posible determinar el tercero involucrado. Esta validación se integra al control documental y a la confiabilidad de la información contable, al vincular cada operación con una evidencia identificable, fechada y asociada a una persona natural o jurídica. A continuación, se presentan ejemplos de verificación en soportes frecuentes</w:t>
+      </w:r>
+      <w:r>
+        <w:rPr>
+          <w:lang w:val="es-419" w:eastAsia="es-CO"/>
+        </w:rPr>
+        <w:t>:</w:t>
+      </w:r>
+    </w:p>
+    <w:p>
+      <w:pPr>
+        <w:pStyle w:val="Ttulo5"/>
+      </w:pPr>
+      <w:r>
+        <w:t>Factura electrónica de venta</w:t>
+      </w:r>
+    </w:p>
+    <w:p>
+      <w:pPr>
+        <w:rPr>
+          <w:lang w:val="es-419" w:eastAsia="es-CO"/>
+        </w:rPr>
+      </w:pPr>
+      <w:r>
+        <w:rPr>
+          <w:lang w:val="es-419" w:eastAsia="es-CO"/>
+        </w:rPr>
+        <w:t>Compra de insumos de oficina a un proveedor.</w:t>
+      </w:r>
+    </w:p>
+    <w:p>
+      <w:pPr>
+        <w:pStyle w:val="Prrafodelista"/>
+        <w:numPr>
+          <w:ilvl w:val="0"/>
+          <w:numId w:val="49"/>
         </w:numPr>
         <w:ind w:left="993"/>
         <w:rPr>
@@ -7620,15 +8352,15 @@
         <w:rPr>
           <w:lang w:val="es-419" w:eastAsia="es-CO"/>
         </w:rPr>
-        <w:t>La existencia de un recurso o una obligación derivada del hecho económico.</w:t>
-      </w:r>
-    </w:p>
-    <w:p>
-      <w:pPr>
-        <w:pStyle w:val="Prrafodelista"/>
-        <w:numPr>
-          <w:ilvl w:val="0"/>
-          <w:numId w:val="43"/>
+        <w:t>Elementos que deben verificarse: tipo de documento, numeración, fecha de expedición, razón social o nombre del emisor, NIT o identificación del adquirente.</w:t>
+      </w:r>
+    </w:p>
+    <w:p>
+      <w:pPr>
+        <w:pStyle w:val="Prrafodelista"/>
+        <w:numPr>
+          <w:ilvl w:val="0"/>
+          <w:numId w:val="49"/>
         </w:numPr>
         <w:ind w:left="993"/>
         <w:rPr>
@@ -7639,15 +8371,36 @@
         <w:rPr>
           <w:lang w:val="es-419" w:eastAsia="es-CO"/>
         </w:rPr>
-        <w:t>La determinación del valor de reconocimiento.</w:t>
-      </w:r>
-    </w:p>
-    <w:p>
-      <w:pPr>
-        <w:pStyle w:val="Prrafodelista"/>
-        <w:numPr>
-          <w:ilvl w:val="0"/>
-          <w:numId w:val="43"/>
+        <w:t>Utilidad para el registro: permite identificar la transacción, ubicarla en el período y asociarla correctamente con proveedor y comprador.</w:t>
+      </w:r>
+    </w:p>
+    <w:p>
+      <w:pPr>
+        <w:pStyle w:val="Ttulo5"/>
+      </w:pPr>
+      <w:r>
+        <w:t>Extracto bancario</w:t>
+      </w:r>
+    </w:p>
+    <w:p>
+      <w:pPr>
+        <w:rPr>
+          <w:lang w:val="es-419" w:eastAsia="es-CO"/>
+        </w:rPr>
+      </w:pPr>
+      <w:r>
+        <w:rPr>
+          <w:lang w:val="es-419" w:eastAsia="es-CO"/>
+        </w:rPr>
+        <w:t>Débito por pago de cuota de préstamo.</w:t>
+      </w:r>
+    </w:p>
+    <w:p>
+      <w:pPr>
+        <w:pStyle w:val="Prrafodelista"/>
+        <w:numPr>
+          <w:ilvl w:val="0"/>
+          <w:numId w:val="50"/>
         </w:numPr>
         <w:ind w:left="993"/>
         <w:rPr>
@@ -7658,15 +8411,15 @@
         <w:rPr>
           <w:lang w:val="es-419" w:eastAsia="es-CO"/>
         </w:rPr>
-        <w:t>La clasificación en el grupo contable correspondiente.</w:t>
-      </w:r>
-    </w:p>
-    <w:p>
-      <w:pPr>
-        <w:pStyle w:val="Prrafodelista"/>
-        <w:numPr>
-          <w:ilvl w:val="0"/>
-          <w:numId w:val="43"/>
+        <w:t>Elementos que deben verificarse: nombre de la entidad financiera, fecha del movimiento, número o referencia de la cuenta, titular de la cuenta.</w:t>
+      </w:r>
+    </w:p>
+    <w:p>
+      <w:pPr>
+        <w:pStyle w:val="Prrafodelista"/>
+        <w:numPr>
+          <w:ilvl w:val="0"/>
+          <w:numId w:val="50"/>
         </w:numPr>
         <w:ind w:left="993"/>
         <w:rPr>
@@ -7678,20 +8431,7 @@
           <w:lang w:val="es-419" w:eastAsia="es-CO"/>
         </w:rPr>
         <w:lastRenderedPageBreak/>
-        <w:t>La naturaleza de la operación, como inventario, activo de uso, ingreso o cuenta por cobrar.</w:t>
-      </w:r>
-    </w:p>
-    <w:p>
-      <w:pPr>
-        <w:rPr>
-          <w:lang w:val="es-419" w:eastAsia="es-CO"/>
-        </w:rPr>
-      </w:pPr>
-      <w:r>
-        <w:rPr>
-          <w:lang w:val="es-419" w:eastAsia="es-CO"/>
-        </w:rPr>
-        <w:t>Estos elementos permiten que el registro contable se base en la realidad económica de la operación y en la aplicación de criterios técnicos, en concordancia con el marco normativo aplicable (Ley 1314 de 2009). A continuación, se presentan ejemplos de aplicación de estos criterios en operaciones frecuentes:</w:t>
+        <w:t>Utilidad para el registro: permite verificar cuándo ocurrió el movimiento y a qué tercero financiero se vincula.</w:t>
       </w:r>
     </w:p>
     <w:p>
@@ -7699,35 +8439,28 @@
         <w:pStyle w:val="Ttulo5"/>
       </w:pPr>
       <w:r>
-        <w:t>Situación 1</w:t>
-      </w:r>
-    </w:p>
-    <w:p>
-      <w:pPr>
-        <w:rPr>
-          <w:lang w:val="es-419" w:eastAsia="es-CO"/>
-        </w:rPr>
-      </w:pPr>
-      <w:r>
-        <w:rPr>
-          <w:lang w:val="es-419" w:eastAsia="es-CO"/>
-        </w:rPr>
-        <w:t>Compra de 80 cuadernos para vender en la papelería.</w:t>
-      </w:r>
-    </w:p>
-    <w:p>
-      <w:pPr>
-        <w:rPr>
-          <w:lang w:val="es-419" w:eastAsia="es-CO"/>
-        </w:rPr>
-      </w:pPr>
-    </w:p>
-    <w:p>
-      <w:pPr>
-        <w:pStyle w:val="Prrafodelista"/>
-        <w:numPr>
-          <w:ilvl w:val="0"/>
-          <w:numId w:val="44"/>
+        <w:t>Documento soporte de nómina electrónica</w:t>
+      </w:r>
+    </w:p>
+    <w:p>
+      <w:pPr>
+        <w:rPr>
+          <w:lang w:val="es-419" w:eastAsia="es-CO"/>
+        </w:rPr>
+      </w:pPr>
+      <w:r>
+        <w:rPr>
+          <w:lang w:val="es-419" w:eastAsia="es-CO"/>
+        </w:rPr>
+        <w:t>Pago mensual a trabajadores.</w:t>
+      </w:r>
+    </w:p>
+    <w:p>
+      <w:pPr>
+        <w:pStyle w:val="Prrafodelista"/>
+        <w:numPr>
+          <w:ilvl w:val="0"/>
+          <w:numId w:val="51"/>
         </w:numPr>
         <w:ind w:left="993"/>
         <w:rPr>
@@ -7738,15 +8471,15 @@
         <w:rPr>
           <w:lang w:val="es-419" w:eastAsia="es-CO"/>
         </w:rPr>
-        <w:t>Reconocimiento: se reconoce porque la organización adquiere un recurso destinado a generar beneficios económicos por medio de la venta.</w:t>
-      </w:r>
-    </w:p>
-    <w:p>
-      <w:pPr>
-        <w:pStyle w:val="Prrafodelista"/>
-        <w:numPr>
-          <w:ilvl w:val="0"/>
-          <w:numId w:val="44"/>
+        <w:t>Elementos que deben verificarse: tipo de documento, período o fecha, identificación del empleador y del trabajador.</w:t>
+      </w:r>
+    </w:p>
+    <w:p>
+      <w:pPr>
+        <w:pStyle w:val="Prrafodelista"/>
+        <w:numPr>
+          <w:ilvl w:val="0"/>
+          <w:numId w:val="51"/>
         </w:numPr>
         <w:ind w:left="993"/>
         <w:rPr>
@@ -7757,15 +8490,36 @@
         <w:rPr>
           <w:lang w:val="es-419" w:eastAsia="es-CO"/>
         </w:rPr>
-        <w:t>Medición inicial: se registra por el valor de adquisición, incluyendo los costos directamente atribuibles, según corresponda.</w:t>
-      </w:r>
-    </w:p>
-    <w:p>
-      <w:pPr>
-        <w:pStyle w:val="Prrafodelista"/>
-        <w:numPr>
-          <w:ilvl w:val="0"/>
-          <w:numId w:val="44"/>
+        <w:t>Utilidad para el registro: permite relacionar el pago con el trabajador correspondiente y con el período laboral respectivo.</w:t>
+      </w:r>
+    </w:p>
+    <w:p>
+      <w:pPr>
+        <w:pStyle w:val="Ttulo5"/>
+      </w:pPr>
+      <w:r>
+        <w:t>Formulario tributario y recibo oficial de pago</w:t>
+      </w:r>
+    </w:p>
+    <w:p>
+      <w:pPr>
+        <w:rPr>
+          <w:lang w:val="es-419" w:eastAsia="es-CO"/>
+        </w:rPr>
+      </w:pPr>
+      <w:r>
+        <w:rPr>
+          <w:lang w:val="es-419" w:eastAsia="es-CO"/>
+        </w:rPr>
+        <w:t>Pago de retención en la fuente del período.</w:t>
+      </w:r>
+    </w:p>
+    <w:p>
+      <w:pPr>
+        <w:pStyle w:val="Prrafodelista"/>
+        <w:numPr>
+          <w:ilvl w:val="0"/>
+          <w:numId w:val="52"/>
         </w:numPr>
         <w:ind w:left="993"/>
         <w:rPr>
@@ -7776,7 +8530,103 @@
         <w:rPr>
           <w:lang w:val="es-419" w:eastAsia="es-CO"/>
         </w:rPr>
-        <w:t>Clasificación: inventarios.</w:t>
+        <w:t>Elementos que deben verificarse: tipo de formulario, fecha, identificación del obligado y concepto del tributo.</w:t>
+      </w:r>
+    </w:p>
+    <w:p>
+      <w:pPr>
+        <w:pStyle w:val="Prrafodelista"/>
+        <w:numPr>
+          <w:ilvl w:val="0"/>
+          <w:numId w:val="52"/>
+        </w:numPr>
+        <w:ind w:left="993"/>
+        <w:rPr>
+          <w:lang w:val="es-419" w:eastAsia="es-CO"/>
+        </w:rPr>
+      </w:pPr>
+      <w:r>
+        <w:rPr>
+          <w:lang w:val="es-419" w:eastAsia="es-CO"/>
+        </w:rPr>
+        <w:t>Utilidad para el registro: permite comprobar quién cumple la obligación, cuándo la atiende y sobre qué concepto tributario recae.</w:t>
+      </w:r>
+    </w:p>
+    <w:p>
+      <w:pPr>
+        <w:pStyle w:val="Ttulo3"/>
+      </w:pPr>
+      <w:r>
+        <w:tab/>
+      </w:r>
+      <w:r>
+        <w:t>Concepto, valor, cantidad y validación</w:t>
+      </w:r>
+    </w:p>
+    <w:p>
+      <w:pPr>
+        <w:rPr>
+          <w:lang w:val="es-419" w:eastAsia="es-CO"/>
+        </w:rPr>
+      </w:pPr>
+      <w:r>
+        <w:rPr>
+          <w:lang w:val="es-419" w:eastAsia="es-CO"/>
+        </w:rPr>
+        <w:t>Además de la identificación del documento, la fecha y el tercero involucrado, el soporte debe describir con claridad el hecho económico que se pretende registrar. Para ello, se requiere verificar que el documento incluya el concepto de la operación, el valor, la cantidad y, cuando aplique, los elementos de validación que le otorgan formalidad y trazabilidad. Estos aspectos permiten identificar el bien o servicio objeto de la transacción, cuantificar su efecto económico y establecer si el documento cumple condiciones mínimas para respaldar el registro.</w:t>
+      </w:r>
+    </w:p>
+    <w:p>
+      <w:pPr>
+        <w:rPr>
+          <w:lang w:val="es-419" w:eastAsia="es-CO"/>
+        </w:rPr>
+      </w:pPr>
+      <w:r>
+        <w:rPr>
+          <w:lang w:val="es-419" w:eastAsia="es-CO"/>
+        </w:rPr>
+        <w:lastRenderedPageBreak/>
+        <w:t>En materia tributaria, el artículo 617 del Estatuto Tributario exige que la factura de venta incluya la descripción específica o genérica de los bienes o servicios y el valor total de la operación. En el caso de la nómina electrónica, la DIAN establece que el documento debe contener los valores devengados, los valores deducidos, el total correspondiente, el medio de pago, la fecha y hora de generación, así como la firma digital del sujeto obligado (Ley 223 de 1995).</w:t>
+      </w:r>
+    </w:p>
+    <w:p>
+      <w:pPr>
+        <w:rPr>
+          <w:lang w:val="es-419" w:eastAsia="es-CO"/>
+        </w:rPr>
+      </w:pPr>
+      <w:r>
+        <w:rPr>
+          <w:lang w:val="es-419" w:eastAsia="es-CO"/>
+        </w:rPr>
+        <w:t>El concepto permite interpretar la naturaleza de la operación y delimitar su alcance dentro del registro contable. El valor y la cantidad permiten verificar la correspondencia entre el soporte y la transacción efectuada. Los mecanismos de validación permiten confirmar el cumplimiento de los requisitos formales exigidos por la normativa aplicable.</w:t>
+      </w:r>
+    </w:p>
+    <w:p>
+      <w:pPr>
+        <w:rPr>
+          <w:lang w:val="es-419" w:eastAsia="es-CO"/>
+        </w:rPr>
+      </w:pPr>
+      <w:r>
+        <w:rPr>
+          <w:lang w:val="es-419" w:eastAsia="es-CO"/>
+        </w:rPr>
+        <w:t>En el caso de la factura electrónica, la DIAN establece que esta se entiende expedida una vez es validada y entregada al adquirente, salvo las excepciones previstas en la regulación. La validación verifica requisitos formales definidos por la normativa técnica, sin trasladar la responsabilidad sobre la exactitud del contenido, la cual corresponde al emisor y a los responsables de su generación y recepción.</w:t>
+      </w:r>
+    </w:p>
+    <w:p>
+      <w:pPr>
+        <w:rPr>
+          <w:lang w:val="es-419" w:eastAsia="es-CO"/>
+        </w:rPr>
+      </w:pPr>
+      <w:r>
+        <w:rPr>
+          <w:lang w:val="es-419" w:eastAsia="es-CO"/>
+        </w:rPr>
+        <w:t>La verificación de estos elementos permite evitar inconsistencias en el registro contable, tales como descripciones insuficientes, valores incompletos o incumplimiento de los requisitos de validación. Asimismo, garantiza que el soporte documental pueda interpretarse, verificarse y relacionarse adecuadamente con el hecho económico que representa. A continuación, se presentan ejemplos de verificación en soportes de uso frecuente:</w:t>
       </w:r>
     </w:p>
     <w:p>
@@ -7784,28 +8634,29 @@
         <w:pStyle w:val="Ttulo5"/>
       </w:pPr>
       <w:r>
-        <w:t>Situación 2</w:t>
-      </w:r>
-    </w:p>
-    <w:p>
-      <w:pPr>
-        <w:rPr>
-          <w:lang w:val="es-419" w:eastAsia="es-CO"/>
-        </w:rPr>
-      </w:pPr>
-      <w:r>
-        <w:rPr>
-          <w:lang w:val="es-419" w:eastAsia="es-CO"/>
-        </w:rPr>
-        <w:t>Compra de una impresora para uso administrativo.</w:t>
-      </w:r>
-    </w:p>
-    <w:p>
-      <w:pPr>
-        <w:pStyle w:val="Prrafodelista"/>
-        <w:numPr>
-          <w:ilvl w:val="0"/>
-          <w:numId w:val="45"/>
+        <w:lastRenderedPageBreak/>
+        <w:t>Factura electrónica de venta</w:t>
+      </w:r>
+    </w:p>
+    <w:p>
+      <w:pPr>
+        <w:rPr>
+          <w:lang w:val="es-419" w:eastAsia="es-CO"/>
+        </w:rPr>
+      </w:pPr>
+      <w:r>
+        <w:rPr>
+          <w:lang w:val="es-419" w:eastAsia="es-CO"/>
+        </w:rPr>
+        <w:t>Compra de 15 resmas de papel para uso administrativo.</w:t>
+      </w:r>
+    </w:p>
+    <w:p>
+      <w:pPr>
+        <w:pStyle w:val="Prrafodelista"/>
+        <w:numPr>
+          <w:ilvl w:val="0"/>
+          <w:numId w:val="53"/>
         </w:numPr>
         <w:ind w:left="993"/>
         <w:rPr>
@@ -7816,15 +8667,15 @@
         <w:rPr>
           <w:lang w:val="es-419" w:eastAsia="es-CO"/>
         </w:rPr>
-        <w:t>Reconocimiento: se reconoce porque la organización incorpora un bien para apoyar sus actividades durante más de un período.</w:t>
-      </w:r>
-    </w:p>
-    <w:p>
-      <w:pPr>
-        <w:pStyle w:val="Prrafodelista"/>
-        <w:numPr>
-          <w:ilvl w:val="0"/>
-          <w:numId w:val="45"/>
+        <w:t>Elementos que deben verificarse: descripción del bien adquirido, cantidad de unidades, valor total de la operación y validación de la factura.</w:t>
+      </w:r>
+    </w:p>
+    <w:p>
+      <w:pPr>
+        <w:pStyle w:val="Prrafodelista"/>
+        <w:numPr>
+          <w:ilvl w:val="0"/>
+          <w:numId w:val="53"/>
         </w:numPr>
         <w:ind w:left="993"/>
         <w:rPr>
@@ -7835,15 +8686,36 @@
         <w:rPr>
           <w:lang w:val="es-419" w:eastAsia="es-CO"/>
         </w:rPr>
-        <w:t>Medición inicial: se registra inicialmente por su costo de adquisición.</w:t>
-      </w:r>
-    </w:p>
-    <w:p>
-      <w:pPr>
-        <w:pStyle w:val="Prrafodelista"/>
-        <w:numPr>
-          <w:ilvl w:val="0"/>
-          <w:numId w:val="45"/>
+        <w:t>Utilidad para el registro: permite identificar qué se compró, cuánto se recibió y con qué valor debe analizarse el registro.</w:t>
+      </w:r>
+    </w:p>
+    <w:p>
+      <w:pPr>
+        <w:pStyle w:val="Ttulo5"/>
+      </w:pPr>
+      <w:r>
+        <w:t>Documento soporte de nómina electrónica</w:t>
+      </w:r>
+    </w:p>
+    <w:p>
+      <w:pPr>
+        <w:rPr>
+          <w:lang w:val="es-419" w:eastAsia="es-CO"/>
+        </w:rPr>
+      </w:pPr>
+      <w:r>
+        <w:rPr>
+          <w:lang w:val="es-419" w:eastAsia="es-CO"/>
+        </w:rPr>
+        <w:t>Pago mensual a un trabajador del área administrativa.</w:t>
+      </w:r>
+    </w:p>
+    <w:p>
+      <w:pPr>
+        <w:pStyle w:val="Prrafodelista"/>
+        <w:numPr>
+          <w:ilvl w:val="0"/>
+          <w:numId w:val="54"/>
         </w:numPr>
         <w:ind w:left="993"/>
         <w:rPr>
@@ -7854,7 +8726,26 @@
         <w:rPr>
           <w:lang w:val="es-419" w:eastAsia="es-CO"/>
         </w:rPr>
-        <w:t>Clasificación: propiedades, planta y equipo.</w:t>
+        <w:t>Elementos que deben verificarse: valores devengados, valores deducidos, total a pagar, medio de pago y firma digital.</w:t>
+      </w:r>
+    </w:p>
+    <w:p>
+      <w:pPr>
+        <w:pStyle w:val="Prrafodelista"/>
+        <w:numPr>
+          <w:ilvl w:val="0"/>
+          <w:numId w:val="54"/>
+        </w:numPr>
+        <w:ind w:left="993"/>
+        <w:rPr>
+          <w:lang w:val="es-419" w:eastAsia="es-CO"/>
+        </w:rPr>
+      </w:pPr>
+      <w:r>
+        <w:rPr>
+          <w:lang w:val="es-419" w:eastAsia="es-CO"/>
+        </w:rPr>
+        <w:t>Utilidad para el registro: permite verificar la composición del pago laboral y respaldar el registro del gasto y las deducciones.</w:t>
       </w:r>
     </w:p>
     <w:p>
@@ -7862,29 +8753,181 @@
         <w:pStyle w:val="Ttulo5"/>
       </w:pPr>
       <w:r>
+        <w:t>Documento soporte en adquisiciones con no obligados a facturar</w:t>
+      </w:r>
+    </w:p>
+    <w:p>
+      <w:pPr>
+        <w:ind w:left="633" w:firstLine="0"/>
+        <w:rPr>
+          <w:lang w:val="es-419" w:eastAsia="es-CO"/>
+        </w:rPr>
+      </w:pPr>
+      <w:r>
+        <w:rPr>
+          <w:lang w:val="es-419" w:eastAsia="es-CO"/>
+        </w:rPr>
+        <w:t>Contratación de un servicio de mantenimiento locativo.</w:t>
+      </w:r>
+    </w:p>
+    <w:p>
+      <w:pPr>
+        <w:pStyle w:val="Prrafodelista"/>
+        <w:numPr>
+          <w:ilvl w:val="0"/>
+          <w:numId w:val="55"/>
+        </w:numPr>
+        <w:ind w:left="993"/>
+        <w:rPr>
+          <w:lang w:val="es-419" w:eastAsia="es-CO"/>
+        </w:rPr>
+      </w:pPr>
+      <w:r>
+        <w:rPr>
+          <w:lang w:val="es-419" w:eastAsia="es-CO"/>
+        </w:rPr>
+        <w:t>Elementos que deben verificarse: descripción del servicio prestado, valor pactado y datos que acreditan el soporte generado por el adquirente.</w:t>
+      </w:r>
+    </w:p>
+    <w:p>
+      <w:pPr>
+        <w:pStyle w:val="Prrafodelista"/>
+        <w:numPr>
+          <w:ilvl w:val="0"/>
+          <w:numId w:val="55"/>
+        </w:numPr>
+        <w:ind w:left="993"/>
+        <w:rPr>
+          <w:lang w:val="es-419" w:eastAsia="es-CO"/>
+        </w:rPr>
+      </w:pPr>
+      <w:r>
+        <w:rPr>
+          <w:lang w:val="es-419" w:eastAsia="es-CO"/>
+        </w:rPr>
+        <w:t>Utilidad para el registro: permite respaldar la compra del servicio y sustentar su reconocimiento documental.</w:t>
+      </w:r>
+    </w:p>
+    <w:p>
+      <w:pPr>
+        <w:pStyle w:val="Ttulo5"/>
+      </w:pPr>
+      <w:r>
+        <w:t>Extracto bancario</w:t>
+      </w:r>
+    </w:p>
+    <w:p>
+      <w:pPr>
+        <w:pStyle w:val="Prrafodelista"/>
+        <w:numPr>
+          <w:ilvl w:val="0"/>
+          <w:numId w:val="56"/>
+        </w:numPr>
+        <w:ind w:left="993"/>
+        <w:rPr>
+          <w:lang w:val="es-419" w:eastAsia="es-CO"/>
+        </w:rPr>
+      </w:pPr>
+      <w:r>
+        <w:rPr>
+          <w:lang w:val="es-419" w:eastAsia="es-CO"/>
+        </w:rPr>
+        <w:t>Elementos que deben verificarse: valor debitado, referencia del movimiento y correspondencia con la operación realizada.</w:t>
+      </w:r>
+    </w:p>
+    <w:p>
+      <w:pPr>
+        <w:pStyle w:val="Prrafodelista"/>
+        <w:numPr>
+          <w:ilvl w:val="0"/>
+          <w:numId w:val="56"/>
+        </w:numPr>
+        <w:ind w:left="993"/>
+        <w:rPr>
+          <w:lang w:val="es-419" w:eastAsia="es-CO"/>
+        </w:rPr>
+      </w:pPr>
+      <w:r>
+        <w:rPr>
+          <w:lang w:val="es-419" w:eastAsia="es-CO"/>
+        </w:rPr>
         <w:lastRenderedPageBreak/>
-        <w:t>Situación 3</w:t>
-      </w:r>
-    </w:p>
-    <w:p>
-      <w:pPr>
-        <w:rPr>
-          <w:lang w:val="es-419" w:eastAsia="es-CO"/>
-        </w:rPr>
-      </w:pPr>
-      <w:r>
-        <w:rPr>
-          <w:lang w:val="es-419" w:eastAsia="es-CO"/>
-        </w:rPr>
-        <w:t>Desembolso de un crédito bancario en la cuenta corriente.</w:t>
-      </w:r>
-    </w:p>
-    <w:p>
-      <w:pPr>
-        <w:pStyle w:val="Prrafodelista"/>
-        <w:numPr>
-          <w:ilvl w:val="0"/>
-          <w:numId w:val="46"/>
+        <w:t>Utilidad para el registro: permite confirmar el monto efectivamente pagado y relacionarlo con la obligación o gasto correspondiente.</w:t>
+      </w:r>
+    </w:p>
+    <w:p>
+      <w:pPr>
+        <w:pStyle w:val="Ttulo3"/>
+      </w:pPr>
+      <w:r>
+        <w:t>Radicación, control y trazabilidad documental</w:t>
+      </w:r>
+    </w:p>
+    <w:p>
+      <w:pPr>
+        <w:rPr>
+          <w:lang w:val="es-419" w:eastAsia="es-CO"/>
+        </w:rPr>
+      </w:pPr>
+      <w:r>
+        <w:rPr>
+          <w:lang w:val="es-419" w:eastAsia="es-CO"/>
+        </w:rPr>
+        <w:t>La radicación, el control y la trazabilidad documental permiten gestionar los soportes de las operaciones económicas dentro del proceso de registro contable. La radicación corresponde al ingreso formal del documento al circuito administrativo o contable; el control se relaciona con su revisión, organización y seguimiento; y la trazabilidad permite reconstruir el recorrido del soporte desde su recepción o generación hasta su archivo y utilización en comprobantes, libros o sistemas de información.</w:t>
+      </w:r>
+    </w:p>
+    <w:p>
+      <w:pPr>
+        <w:rPr>
+          <w:lang w:val="es-419" w:eastAsia="es-CO"/>
+        </w:rPr>
+      </w:pPr>
+      <w:r>
+        <w:rPr>
+          <w:lang w:val="es-419" w:eastAsia="es-CO"/>
+        </w:rPr>
+        <w:t>Estas actividades garantizan que el registro contable cuente con respaldo documental, orden cronológico y posibilidad de verificación posterior. El Código de Comercio exige la correspondencia entre los asientos y los comprobantes, así como la conservación de los libros y papeles contables por el término legal establecido. Adicionalmente, la Ley 962 de 2005 autoriza su conservación en papel o en medios técnicos, magnéticos o electrónicos, siempre que se asegure su reproducción exacta.</w:t>
+      </w:r>
+    </w:p>
+    <w:p>
+      <w:pPr>
+        <w:rPr>
+          <w:lang w:val="es-419" w:eastAsia="es-CO"/>
+        </w:rPr>
+      </w:pPr>
+      <w:r>
+        <w:rPr>
+          <w:lang w:val="es-419" w:eastAsia="es-CO"/>
+        </w:rPr>
+        <w:t>Un documento puede contener información adecuada; sin embargo, si no se encuentra radicado, identificado y relacionado con el comprobante correspondiente, se limita su verificación y seguimiento. En este sentido, la trazabilidad documental implica la posibilidad de ubicar y relacionar la evidencia desde su origen hasta su conservación dentro de la organización.</w:t>
+      </w:r>
+    </w:p>
+    <w:p>
+      <w:pPr>
+        <w:rPr>
+          <w:lang w:val="es-419" w:eastAsia="es-CO"/>
+        </w:rPr>
+      </w:pPr>
+      <w:r>
+        <w:rPr>
+          <w:lang w:val="es-419" w:eastAsia="es-CO"/>
+        </w:rPr>
+        <w:t xml:space="preserve">En el contexto de la facturación electrónica, la DIAN establece procesos de validación previa, entrega al adquirente y, en determinados casos, la generación de </w:t>
+      </w:r>
+      <w:r>
+        <w:rPr>
+          <w:lang w:val="es-419" w:eastAsia="es-CO"/>
+        </w:rPr>
+        <w:lastRenderedPageBreak/>
+        <w:t>mensajes electrónicos de confirmación de recibido, lo que fortalece el control y seguimiento de los documentos asociados a las operaciones. Para estructurar la revisión de estos elementos, se presenta la siguiente ruta:</w:t>
+      </w:r>
+    </w:p>
+    <w:p>
+      <w:pPr>
+        <w:pStyle w:val="Prrafodelista"/>
+        <w:numPr>
+          <w:ilvl w:val="0"/>
+          <w:numId w:val="57"/>
         </w:numPr>
         <w:ind w:left="993"/>
         <w:rPr>
@@ -7893,17 +8936,23 @@
       </w:pPr>
       <w:r>
         <w:rPr>
-          <w:lang w:val="es-419" w:eastAsia="es-CO"/>
-        </w:rPr>
-        <w:t>Reconocimiento: se reconoce porque ingresan recursos y surge una obligación con la entidad financiera.</w:t>
-      </w:r>
-    </w:p>
-    <w:p>
-      <w:pPr>
-        <w:pStyle w:val="Prrafodelista"/>
-        <w:numPr>
-          <w:ilvl w:val="0"/>
-          <w:numId w:val="46"/>
+          <w:rStyle w:val="Ttulo5Car"/>
+        </w:rPr>
+        <w:t>Paso 1.</w:t>
+      </w:r>
+      <w:r>
+        <w:rPr>
+          <w:lang w:val="es-419" w:eastAsia="es-CO"/>
+        </w:rPr>
+        <w:t xml:space="preserve"> Verificar el ingreso del soporte. Confirmar que el documento fue recibido o generado formalmente y que puede identificarse dentro del proceso administrativo o contable.</w:t>
+      </w:r>
+    </w:p>
+    <w:p>
+      <w:pPr>
+        <w:pStyle w:val="Prrafodelista"/>
+        <w:numPr>
+          <w:ilvl w:val="0"/>
+          <w:numId w:val="57"/>
         </w:numPr>
         <w:ind w:left="993"/>
         <w:rPr>
@@ -7912,17 +8961,23 @@
       </w:pPr>
       <w:r>
         <w:rPr>
-          <w:lang w:val="es-419" w:eastAsia="es-CO"/>
-        </w:rPr>
-        <w:t>Medición inicial: se registra por el valor recibido o pactado según el soporte de la operación.</w:t>
-      </w:r>
-    </w:p>
-    <w:p>
-      <w:pPr>
-        <w:pStyle w:val="Prrafodelista"/>
-        <w:numPr>
-          <w:ilvl w:val="0"/>
-          <w:numId w:val="46"/>
+          <w:rStyle w:val="Ttulo5Car"/>
+        </w:rPr>
+        <w:t>Paso 2.</w:t>
+      </w:r>
+      <w:r>
+        <w:rPr>
+          <w:lang w:val="es-419" w:eastAsia="es-CO"/>
+        </w:rPr>
+        <w:t xml:space="preserve"> Revisar su relación con la operación. Comprobar que el soporte corresponde al hecho económico que se pretende registrar.</w:t>
+      </w:r>
+    </w:p>
+    <w:p>
+      <w:pPr>
+        <w:pStyle w:val="Prrafodelista"/>
+        <w:numPr>
+          <w:ilvl w:val="0"/>
+          <w:numId w:val="57"/>
         </w:numPr>
         <w:ind w:left="993"/>
         <w:rPr>
@@ -7931,9 +8986,78 @@
       </w:pPr>
       <w:r>
         <w:rPr>
-          <w:lang w:val="es-419" w:eastAsia="es-CO"/>
-        </w:rPr>
-        <w:t>Clasificación: efectivo en bancos y obligación financiera.</w:t>
+          <w:rStyle w:val="Ttulo5Car"/>
+        </w:rPr>
+        <w:t>Paso 3.</w:t>
+      </w:r>
+      <w:r>
+        <w:rPr>
+          <w:lang w:val="es-419" w:eastAsia="es-CO"/>
+        </w:rPr>
+        <w:t xml:space="preserve"> Asociarlo con el comprobante o registro. Asegurar que el documento pueda vincularse con el comprobante de contabilidad, el libro auxiliar o el sistema.</w:t>
+      </w:r>
+    </w:p>
+    <w:p>
+      <w:pPr>
+        <w:pStyle w:val="Prrafodelista"/>
+        <w:numPr>
+          <w:ilvl w:val="0"/>
+          <w:numId w:val="57"/>
+        </w:numPr>
+        <w:ind w:left="993"/>
+        <w:rPr>
+          <w:lang w:val="es-419" w:eastAsia="es-CO"/>
+        </w:rPr>
+      </w:pPr>
+      <w:r>
+        <w:rPr>
+          <w:rStyle w:val="Ttulo5Car"/>
+        </w:rPr>
+        <w:t>Paso 4.</w:t>
+      </w:r>
+      <w:r>
+        <w:rPr>
+          <w:lang w:val="es-419" w:eastAsia="es-CO"/>
+        </w:rPr>
+        <w:t xml:space="preserve"> Confirmar su localización y conservación. Verificar que pueda consultarse posteriormente en archivo físico o digital.</w:t>
+      </w:r>
+    </w:p>
+    <w:p>
+      <w:pPr>
+        <w:pStyle w:val="Prrafodelista"/>
+        <w:numPr>
+          <w:ilvl w:val="0"/>
+          <w:numId w:val="57"/>
+        </w:numPr>
+        <w:ind w:left="993"/>
+        <w:rPr>
+          <w:lang w:val="es-419" w:eastAsia="es-CO"/>
+        </w:rPr>
+      </w:pPr>
+      <w:r>
+        <w:rPr>
+          <w:rStyle w:val="Ttulo5Car"/>
+        </w:rPr>
+        <w:t>Paso 5.</w:t>
+      </w:r>
+      <w:r>
+        <w:rPr>
+          <w:lang w:val="es-419" w:eastAsia="es-CO"/>
+        </w:rPr>
+        <w:t xml:space="preserve"> Garantizar seguimiento. Comprobar que el documento conserve evidencia de validación, entrega, recibido o consulta, cuando aplique.</w:t>
+      </w:r>
+    </w:p>
+    <w:p>
+      <w:pPr>
+        <w:rPr>
+          <w:lang w:val="es-419" w:eastAsia="es-CO"/>
+        </w:rPr>
+      </w:pPr>
+      <w:r>
+        <w:rPr>
+          <w:lang w:val="es-419" w:eastAsia="es-CO"/>
+        </w:rPr>
+        <w:t>A continuación, se presentan ejemplos de verificación en soportes de uso frecuente:</w:t>
       </w:r>
     </w:p>
     <w:p>
@@ -7941,28 +9065,28 @@
         <w:pStyle w:val="Ttulo5"/>
       </w:pPr>
       <w:r>
-        <w:t>Situación 4</w:t>
-      </w:r>
-    </w:p>
-    <w:p>
-      <w:pPr>
-        <w:rPr>
-          <w:lang w:val="es-419" w:eastAsia="es-CO"/>
-        </w:rPr>
-      </w:pPr>
-      <w:r>
-        <w:rPr>
-          <w:lang w:val="es-419" w:eastAsia="es-CO"/>
-        </w:rPr>
-        <w:t>Venta de mercancía a crédito.</w:t>
-      </w:r>
-    </w:p>
-    <w:p>
-      <w:pPr>
-        <w:pStyle w:val="Prrafodelista"/>
-        <w:numPr>
-          <w:ilvl w:val="0"/>
-          <w:numId w:val="47"/>
+        <w:t>Factura electrónica de venta</w:t>
+      </w:r>
+    </w:p>
+    <w:p>
+      <w:pPr>
+        <w:rPr>
+          <w:lang w:val="es-419" w:eastAsia="es-CO"/>
+        </w:rPr>
+      </w:pPr>
+      <w:r>
+        <w:rPr>
+          <w:lang w:val="es-419" w:eastAsia="es-CO"/>
+        </w:rPr>
+        <w:t>Compra de insumos para oficina recibida por correo electrónico.</w:t>
+      </w:r>
+    </w:p>
+    <w:p>
+      <w:pPr>
+        <w:pStyle w:val="Prrafodelista"/>
+        <w:numPr>
+          <w:ilvl w:val="0"/>
+          <w:numId w:val="58"/>
         </w:numPr>
         <w:ind w:left="993"/>
         <w:rPr>
@@ -7973,15 +9097,15 @@
         <w:rPr>
           <w:lang w:val="es-419" w:eastAsia="es-CO"/>
         </w:rPr>
-        <w:t>Reconocimiento: se reconoce porque se genera un ingreso y, al mismo tiempo, un derecho de cobro.</w:t>
-      </w:r>
-    </w:p>
-    <w:p>
-      <w:pPr>
-        <w:pStyle w:val="Prrafodelista"/>
-        <w:numPr>
-          <w:ilvl w:val="0"/>
-          <w:numId w:val="47"/>
+        <w:t>Aspecto que debe verificarse: validación previa, entrega al adquirente y posibilidad de consulta posterior.</w:t>
+      </w:r>
+    </w:p>
+    <w:p>
+      <w:pPr>
+        <w:pStyle w:val="Prrafodelista"/>
+        <w:numPr>
+          <w:ilvl w:val="0"/>
+          <w:numId w:val="58"/>
         </w:numPr>
         <w:ind w:left="993"/>
         <w:rPr>
@@ -7992,15 +9116,37 @@
         <w:rPr>
           <w:lang w:val="es-419" w:eastAsia="es-CO"/>
         </w:rPr>
-        <w:t>Medición inicial: se registra por el valor de la transacción respaldada en el documento de venta.</w:t>
-      </w:r>
-    </w:p>
-    <w:p>
-      <w:pPr>
-        <w:pStyle w:val="Prrafodelista"/>
-        <w:numPr>
-          <w:ilvl w:val="0"/>
-          <w:numId w:val="47"/>
+        <w:t>Utilidad para el registro: permite relacionar la compra con un soporte verificable y recuperable.</w:t>
+      </w:r>
+    </w:p>
+    <w:p>
+      <w:pPr>
+        <w:pStyle w:val="Ttulo5"/>
+      </w:pPr>
+      <w:r>
+        <w:lastRenderedPageBreak/>
+        <w:t>Extracto bancario</w:t>
+      </w:r>
+    </w:p>
+    <w:p>
+      <w:pPr>
+        <w:rPr>
+          <w:lang w:val="es-419" w:eastAsia="es-CO"/>
+        </w:rPr>
+      </w:pPr>
+      <w:r>
+        <w:rPr>
+          <w:lang w:val="es-419" w:eastAsia="es-CO"/>
+        </w:rPr>
+        <w:t>Débito por pago a proveedor descargado del portal bancario.</w:t>
+      </w:r>
+    </w:p>
+    <w:p>
+      <w:pPr>
+        <w:pStyle w:val="Prrafodelista"/>
+        <w:numPr>
+          <w:ilvl w:val="0"/>
+          <w:numId w:val="59"/>
         </w:numPr>
         <w:ind w:left="993"/>
         <w:rPr>
@@ -8011,1345 +9157,180 @@
         <w:rPr>
           <w:lang w:val="es-419" w:eastAsia="es-CO"/>
         </w:rPr>
-        <w:t>Clasificación: ingreso y cuenta por cobrar.</w:t>
-      </w:r>
-    </w:p>
-    <w:p>
-      <w:pPr>
-        <w:rPr>
-          <w:lang w:val="es-419" w:eastAsia="es-CO"/>
-        </w:rPr>
-      </w:pPr>
-      <w:r>
-        <w:rPr>
-          <w:lang w:val="es-419" w:eastAsia="es-CO"/>
-        </w:rPr>
-        <w:t>En síntesis, las normas de información financiera orientan el tratamiento contable de las operaciones mediante criterios que permiten reconocerlas, medirlas y clasificarlas de acuerdo con su naturaleza económica.</w:t>
-      </w:r>
-    </w:p>
-    <w:p>
-      <w:pPr>
-        <w:pStyle w:val="Ttulo2"/>
-      </w:pPr>
-      <w:bookmarkStart w:id="6" w:name="_Toc229156508"/>
-      <w:r>
-        <w:t>Requisitos formales y legales de los soportes</w:t>
-      </w:r>
-      <w:bookmarkEnd w:id="6"/>
-    </w:p>
-    <w:p>
-      <w:pPr>
-        <w:rPr>
-          <w:lang w:val="es-419" w:eastAsia="es-CO"/>
-        </w:rPr>
-      </w:pPr>
-      <w:r>
-        <w:rPr>
-          <w:lang w:val="es-419" w:eastAsia="es-CO"/>
-        </w:rPr>
-        <w:t xml:space="preserve">Los soportes de las operaciones económicas constituyen la evidencia documental que permite demostrar la ocurrencia del hecho, identificar sus características y respaldar su incorporación a los libros y sistemas de información contable. Su validez se relaciona con la posibilidad de verificar elementos como la fecha, el tercero, el </w:t>
-      </w:r>
-      <w:r>
-        <w:rPr>
+        <w:t>Aspecto que debe verificarse: fecha de descarga, identificación de la cuenta y archivo ordenado del soporte.</w:t>
+      </w:r>
+    </w:p>
+    <w:p>
+      <w:pPr>
+        <w:pStyle w:val="Prrafodelista"/>
+        <w:numPr>
+          <w:ilvl w:val="0"/>
+          <w:numId w:val="59"/>
+        </w:numPr>
+        <w:ind w:left="993"/>
+        <w:rPr>
+          <w:lang w:val="es-419" w:eastAsia="es-CO"/>
+        </w:rPr>
+      </w:pPr>
+      <w:r>
+        <w:rPr>
+          <w:lang w:val="es-419" w:eastAsia="es-CO"/>
+        </w:rPr>
+        <w:t>Utilidad para el registro: facilita comprobar el movimiento y vincularlo con la obligación pagada.</w:t>
+      </w:r>
+    </w:p>
+    <w:p>
+      <w:pPr>
+        <w:pStyle w:val="Ttulo5"/>
+      </w:pPr>
+      <w:r>
+        <w:t>Documento soporte de nómina electrónica</w:t>
+      </w:r>
+    </w:p>
+    <w:p>
+      <w:pPr>
+        <w:rPr>
+          <w:lang w:val="es-419" w:eastAsia="es-CO"/>
+        </w:rPr>
+      </w:pPr>
+      <w:r>
+        <w:rPr>
+          <w:lang w:val="es-419" w:eastAsia="es-CO"/>
+        </w:rPr>
+        <w:t>Pago de salarios del mes a trabajadores.</w:t>
+      </w:r>
+    </w:p>
+    <w:p>
+      <w:pPr>
+        <w:pStyle w:val="Prrafodelista"/>
+        <w:numPr>
+          <w:ilvl w:val="0"/>
+          <w:numId w:val="60"/>
+        </w:numPr>
+        <w:ind w:left="993"/>
+        <w:rPr>
+          <w:lang w:val="es-419" w:eastAsia="es-CO"/>
+        </w:rPr>
+      </w:pPr>
+      <w:r>
+        <w:rPr>
+          <w:lang w:val="es-419" w:eastAsia="es-CO"/>
+        </w:rPr>
+        <w:t>Aspecto que debe verificarse: generación, transmisión, almacenamiento y consulta del documento por beneficiario.</w:t>
+      </w:r>
+    </w:p>
+    <w:p>
+      <w:pPr>
+        <w:pStyle w:val="Prrafodelista"/>
+        <w:numPr>
+          <w:ilvl w:val="0"/>
+          <w:numId w:val="60"/>
+        </w:numPr>
+        <w:ind w:left="993"/>
+        <w:rPr>
+          <w:lang w:val="es-419" w:eastAsia="es-CO"/>
+        </w:rPr>
+      </w:pPr>
+      <w:r>
+        <w:rPr>
+          <w:lang w:val="es-419" w:eastAsia="es-CO"/>
+        </w:rPr>
+        <w:t>Utilidad para el registro: permite respaldar el registro del gasto laboral y su seguimiento posterior.</w:t>
+      </w:r>
+    </w:p>
+    <w:p>
+      <w:pPr>
+        <w:pStyle w:val="Ttulo5"/>
+      </w:pPr>
+      <w:r>
+        <w:t>Formulario tributario y recibo oficial de pago</w:t>
+      </w:r>
+    </w:p>
+    <w:p>
+      <w:pPr>
+        <w:rPr>
+          <w:lang w:val="es-419" w:eastAsia="es-CO"/>
+        </w:rPr>
+      </w:pPr>
+      <w:r>
+        <w:rPr>
+          <w:lang w:val="es-419" w:eastAsia="es-CO"/>
+        </w:rPr>
+        <w:t>Presentación y pago de retención en la fuente.</w:t>
+      </w:r>
+    </w:p>
+    <w:p>
+      <w:pPr>
+        <w:pStyle w:val="Prrafodelista"/>
+        <w:numPr>
+          <w:ilvl w:val="0"/>
+          <w:numId w:val="61"/>
+        </w:numPr>
+        <w:ind w:left="993"/>
+        <w:rPr>
+          <w:lang w:val="es-419" w:eastAsia="es-CO"/>
+        </w:rPr>
+      </w:pPr>
+      <w:r>
+        <w:rPr>
+          <w:lang w:val="es-419" w:eastAsia="es-CO"/>
+        </w:rPr>
+        <w:t>Aspecto que debe verificarse: radicación del formulario, soporte de pago y ubicación dentro del expediente tributario.</w:t>
+      </w:r>
+    </w:p>
+    <w:p>
+      <w:pPr>
+        <w:pStyle w:val="Prrafodelista"/>
+        <w:numPr>
+          <w:ilvl w:val="0"/>
+          <w:numId w:val="61"/>
+        </w:numPr>
+        <w:ind w:left="993"/>
+        <w:rPr>
+          <w:lang w:val="es-419" w:eastAsia="es-CO"/>
+        </w:rPr>
+      </w:pPr>
+      <w:r>
+        <w:rPr>
+          <w:lang w:val="es-419" w:eastAsia="es-CO"/>
+        </w:rPr>
+        <w:t>Utilidad para el registro: permite demostrar el cumplimiento de la obligación y soportar la cancelación del pasivo.</w:t>
+      </w:r>
+    </w:p>
+    <w:p>
+      <w:pPr>
+        <w:rPr>
+          <w:lang w:val="es-419" w:eastAsia="es-CO"/>
+        </w:rPr>
+      </w:pPr>
+      <w:r>
+        <w:rPr>
+          <w:lang w:val="es-419" w:eastAsia="es-CO"/>
+        </w:rPr>
+        <w:t>En síntesis, los requisitos formales y legales de los soportes constituyen una condición necesaria para que el registro contable, tributario y documental se realice sobre evidencias suficientes, ordenadas y verificables.</w:t>
+      </w:r>
+    </w:p>
+    <w:p>
+      <w:pPr>
+        <w:pStyle w:val="Prrafodelista"/>
+        <w:numPr>
+          <w:ilvl w:val="0"/>
+          <w:numId w:val="62"/>
+        </w:numPr>
+        <w:ind w:left="993"/>
+        <w:rPr>
+          <w:b/>
+          <w:bCs/>
+          <w:lang w:val="es-419" w:eastAsia="es-CO"/>
+        </w:rPr>
+      </w:pPr>
+      <w:r>
+        <w:rPr>
+          <w:b/>
+          <w:bCs/>
           <w:lang w:val="es-419" w:eastAsia="es-CO"/>
         </w:rPr>
         <w:lastRenderedPageBreak/>
-        <w:t>concepto, el valor y demás características de la transacción. En Colombia, el Código de Comercio exige la correspondencia entre los asientos de los libros y los comprobantes de las cuentas, así como la conservación de los libros y papeles contables por el período legal establecido (Decreto 410 de 1971).</w:t>
-      </w:r>
-    </w:p>
-    <w:p>
-      <w:pPr>
-        <w:rPr>
-          <w:lang w:val="es-419" w:eastAsia="es-CO"/>
-        </w:rPr>
-      </w:pPr>
-      <w:r>
-        <w:rPr>
-          <w:lang w:val="es-419" w:eastAsia="es-CO"/>
-        </w:rPr>
-        <w:t>No todo documento constituye, por sí mismo, un soporte suficiente para el registro contable. La incorporación de una operación requiere la verificación de condiciones formales y legales que permitan su utilización con fines contables, documentales y tributarios. En este sentido, el sistema documental contable se entiende como un conjunto integrado por soportes, comprobantes y libros, los cuales conforman una cadena de información organizada, verificable y trazable (Ley 1314 de 2009).</w:t>
-      </w:r>
-    </w:p>
-    <w:p>
-      <w:pPr>
-        <w:rPr>
-          <w:lang w:val="es-419" w:eastAsia="es-CO"/>
-        </w:rPr>
-      </w:pPr>
-      <w:r>
-        <w:rPr>
-          <w:lang w:val="es-419" w:eastAsia="es-CO"/>
-        </w:rPr>
-        <w:t>El análisis de los soportes considera aspectos como:</w:t>
-      </w:r>
-    </w:p>
-    <w:p>
-      <w:pPr>
-        <w:pStyle w:val="Prrafodelista"/>
-        <w:numPr>
-          <w:ilvl w:val="0"/>
-          <w:numId w:val="48"/>
-        </w:numPr>
-        <w:ind w:left="993"/>
-        <w:rPr>
-          <w:lang w:val="es-419" w:eastAsia="es-CO"/>
-        </w:rPr>
-      </w:pPr>
-      <w:r>
-        <w:rPr>
-          <w:lang w:val="es-419" w:eastAsia="es-CO"/>
-        </w:rPr>
-        <w:t>La identificación del documento.</w:t>
-      </w:r>
-    </w:p>
-    <w:p>
-      <w:pPr>
-        <w:pStyle w:val="Prrafodelista"/>
-        <w:numPr>
-          <w:ilvl w:val="0"/>
-          <w:numId w:val="48"/>
-        </w:numPr>
-        <w:ind w:left="993"/>
-        <w:rPr>
-          <w:lang w:val="es-419" w:eastAsia="es-CO"/>
-        </w:rPr>
-      </w:pPr>
-      <w:r>
-        <w:rPr>
-          <w:lang w:val="es-419" w:eastAsia="es-CO"/>
-        </w:rPr>
-        <w:t>La fecha de la operación.</w:t>
-      </w:r>
-    </w:p>
-    <w:p>
-      <w:pPr>
-        <w:pStyle w:val="Prrafodelista"/>
-        <w:numPr>
-          <w:ilvl w:val="0"/>
-          <w:numId w:val="48"/>
-        </w:numPr>
-        <w:ind w:left="993"/>
-        <w:rPr>
-          <w:lang w:val="es-419" w:eastAsia="es-CO"/>
-        </w:rPr>
-      </w:pPr>
-      <w:r>
-        <w:rPr>
-          <w:lang w:val="es-419" w:eastAsia="es-CO"/>
-        </w:rPr>
-        <w:t>La identificación del tercero.</w:t>
-      </w:r>
-    </w:p>
-    <w:p>
-      <w:pPr>
-        <w:pStyle w:val="Prrafodelista"/>
-        <w:numPr>
-          <w:ilvl w:val="0"/>
-          <w:numId w:val="48"/>
-        </w:numPr>
-        <w:ind w:left="993"/>
-        <w:rPr>
-          <w:lang w:val="es-419" w:eastAsia="es-CO"/>
-        </w:rPr>
-      </w:pPr>
-      <w:r>
-        <w:rPr>
-          <w:lang w:val="es-419" w:eastAsia="es-CO"/>
-        </w:rPr>
-        <w:t>El concepto de la transacción.</w:t>
-      </w:r>
-    </w:p>
-    <w:p>
-      <w:pPr>
-        <w:pStyle w:val="Prrafodelista"/>
-        <w:numPr>
-          <w:ilvl w:val="0"/>
-          <w:numId w:val="48"/>
-        </w:numPr>
-        <w:ind w:left="993"/>
-        <w:rPr>
-          <w:lang w:val="es-419" w:eastAsia="es-CO"/>
-        </w:rPr>
-      </w:pPr>
-      <w:r>
-        <w:rPr>
-          <w:lang w:val="es-419" w:eastAsia="es-CO"/>
-        </w:rPr>
-        <w:t>El valor y la cantidad.</w:t>
-      </w:r>
-    </w:p>
-    <w:p>
-      <w:pPr>
-        <w:pStyle w:val="Prrafodelista"/>
-        <w:numPr>
-          <w:ilvl w:val="0"/>
-          <w:numId w:val="48"/>
-        </w:numPr>
-        <w:ind w:left="993"/>
-        <w:rPr>
-          <w:lang w:val="es-419" w:eastAsia="es-CO"/>
-        </w:rPr>
-      </w:pPr>
-      <w:r>
-        <w:rPr>
-          <w:lang w:val="es-419" w:eastAsia="es-CO"/>
-        </w:rPr>
-        <w:t>Los mecanismos de validación.</w:t>
-      </w:r>
-    </w:p>
-    <w:p>
-      <w:pPr>
-        <w:pStyle w:val="Prrafodelista"/>
-        <w:numPr>
-          <w:ilvl w:val="0"/>
-          <w:numId w:val="48"/>
-        </w:numPr>
-        <w:ind w:left="993"/>
-        <w:rPr>
-          <w:lang w:val="es-419" w:eastAsia="es-CO"/>
-        </w:rPr>
-      </w:pPr>
-      <w:r>
-        <w:rPr>
-          <w:lang w:val="es-419" w:eastAsia="es-CO"/>
-        </w:rPr>
-        <w:t>Los procesos de radicación, control y trazabilidad documental.</w:t>
-      </w:r>
-    </w:p>
-    <w:p>
-      <w:pPr>
-        <w:rPr>
-          <w:lang w:val="es-419" w:eastAsia="es-CO"/>
-        </w:rPr>
-      </w:pPr>
-      <w:r>
-        <w:rPr>
-          <w:lang w:val="es-419" w:eastAsia="es-CO"/>
-        </w:rPr>
-        <w:t>Estos elementos permiten sustentar el registro contable sobre evidencias suficientes, ordenadas y conformes con los requisitos legales aplicables.</w:t>
-      </w:r>
-    </w:p>
-    <w:p>
-      <w:pPr>
-        <w:pStyle w:val="Ttulo3"/>
-      </w:pPr>
-      <w:r>
-        <w:lastRenderedPageBreak/>
-        <w:t>Identificación, fecha e identificación del tercero</w:t>
-      </w:r>
-    </w:p>
-    <w:p>
-      <w:pPr>
-        <w:rPr>
-          <w:lang w:val="es-419" w:eastAsia="es-CO"/>
-        </w:rPr>
-      </w:pPr>
-      <w:r>
-        <w:rPr>
-          <w:lang w:val="es-419" w:eastAsia="es-CO"/>
-        </w:rPr>
-        <w:t>La identificación del documento, la fecha y la identificación del tercero constituyen elementos esenciales para la validación de los soportes antes del registro de una operación económica. Estos datos permiten determinar el tipo de documento, el momento en que ocurrió el hecho y la parte involucrada en la transacción, lo que garantiza la trazabilidad y la correspondencia entre el soporte, el comprobante y el registro contable. El Código de Comercio exige la correspondencia entre los asientos de los libros y los comprobantes de las cuentas, y el Decreto 2649 de 1993 dispone dicha relación entre comprobantes y libros auxiliares (Decreto 410 de 1971).</w:t>
-      </w:r>
-    </w:p>
-    <w:p>
-      <w:pPr>
-        <w:rPr>
-          <w:lang w:val="es-419" w:eastAsia="es-CO"/>
-        </w:rPr>
-      </w:pPr>
-      <w:r>
-        <w:rPr>
-          <w:lang w:val="es-419" w:eastAsia="es-CO"/>
-        </w:rPr>
-        <w:t>La identificación del documento permite establecer si el soporte corresponde a una factura, un extracto bancario, una nómina, un recibo oficial de pago o un documento soporte. La fecha ubica la operación en el período contable correspondiente y define su orden cronológico. La identificación del tercero permite reconocer al proveedor, cliente, trabajador, entidad financiera o autoridad tributaria asociada con el hecho económico.</w:t>
-      </w:r>
-    </w:p>
-    <w:p>
-      <w:pPr>
-        <w:rPr>
-          <w:lang w:val="es-419" w:eastAsia="es-CO"/>
-        </w:rPr>
-      </w:pPr>
-      <w:r>
-        <w:rPr>
-          <w:lang w:val="es-419" w:eastAsia="es-CO"/>
-        </w:rPr>
-        <w:t>En el ámbito tributario, el artículo 617 del Estatuto Tributario establece requisitos para la factura de venta, entre los que se incluyen la identificación del vendedor o prestador del servicio, la numeración consecutiva y la fecha de expedición. Asimismo, la DIAN establece la información que debe suministrar el adquirente para la factura electrónica, como nombres o razón social, número de identificación y correo electrónico (Decreto 442 de 2023).</w:t>
-      </w:r>
-    </w:p>
-    <w:p>
-      <w:pPr>
-        <w:rPr>
-          <w:lang w:val="es-419" w:eastAsia="es-CO"/>
-        </w:rPr>
-      </w:pPr>
-      <w:r>
-        <w:rPr>
-          <w:lang w:val="es-419" w:eastAsia="es-CO"/>
-        </w:rPr>
-        <w:t xml:space="preserve">La verificación de estos elementos permite evitar inconsistencias en el registro contable, tales como documentos sin fecha, soportes sin identificación suficiente del emisor o transacciones en las que no es posible determinar el tercero involucrado. Esta </w:t>
-      </w:r>
-      <w:r>
-        <w:rPr>
-          <w:lang w:val="es-419" w:eastAsia="es-CO"/>
-        </w:rPr>
-        <w:lastRenderedPageBreak/>
-        <w:t>validación se integra al control documental y a la confiabilidad de la información contable, al vincular cada operación con una evidencia identificable, fechada y asociada a una persona natural o jurídica. A continuación, se presentan ejemplos de verificación en soportes frecuentes</w:t>
-      </w:r>
-      <w:r>
-        <w:rPr>
-          <w:lang w:val="es-419" w:eastAsia="es-CO"/>
-        </w:rPr>
-        <w:t>:</w:t>
-      </w:r>
-    </w:p>
-    <w:p>
-      <w:pPr>
-        <w:pStyle w:val="Ttulo5"/>
-      </w:pPr>
-      <w:r>
-        <w:t>Factura electrónica de venta</w:t>
-      </w:r>
-    </w:p>
-    <w:p>
-      <w:pPr>
-        <w:rPr>
-          <w:lang w:val="es-419" w:eastAsia="es-CO"/>
-        </w:rPr>
-      </w:pPr>
-      <w:r>
-        <w:rPr>
-          <w:lang w:val="es-419" w:eastAsia="es-CO"/>
-        </w:rPr>
-        <w:t>Compra de insumos de oficina a un proveedor.</w:t>
-      </w:r>
-    </w:p>
-    <w:p>
-      <w:pPr>
-        <w:pStyle w:val="Prrafodelista"/>
-        <w:numPr>
-          <w:ilvl w:val="0"/>
-          <w:numId w:val="49"/>
-        </w:numPr>
-        <w:ind w:left="993"/>
-        <w:rPr>
-          <w:lang w:val="es-419" w:eastAsia="es-CO"/>
-        </w:rPr>
-      </w:pPr>
-      <w:r>
-        <w:rPr>
-          <w:lang w:val="es-419" w:eastAsia="es-CO"/>
-        </w:rPr>
-        <w:t>Elementos que deben verificarse: tipo de documento, numeración, fecha de expedición, razón social o nombre del emisor, NIT o identificación del adquirente.</w:t>
-      </w:r>
-    </w:p>
-    <w:p>
-      <w:pPr>
-        <w:pStyle w:val="Prrafodelista"/>
-        <w:numPr>
-          <w:ilvl w:val="0"/>
-          <w:numId w:val="49"/>
-        </w:numPr>
-        <w:ind w:left="993"/>
-        <w:rPr>
-          <w:lang w:val="es-419" w:eastAsia="es-CO"/>
-        </w:rPr>
-      </w:pPr>
-      <w:r>
-        <w:rPr>
-          <w:lang w:val="es-419" w:eastAsia="es-CO"/>
-        </w:rPr>
-        <w:t>Utilidad para el registro: permite identificar la transacción, ubicarla en el período y asociarla correctamente con proveedor y comprador.</w:t>
-      </w:r>
-    </w:p>
-    <w:p>
-      <w:pPr>
-        <w:pStyle w:val="Ttulo5"/>
-      </w:pPr>
-      <w:r>
-        <w:t>Extracto bancario</w:t>
-      </w:r>
-    </w:p>
-    <w:p>
-      <w:pPr>
-        <w:rPr>
-          <w:lang w:val="es-419" w:eastAsia="es-CO"/>
-        </w:rPr>
-      </w:pPr>
-      <w:r>
-        <w:rPr>
-          <w:lang w:val="es-419" w:eastAsia="es-CO"/>
-        </w:rPr>
-        <w:t>Débito por pago de cuota de préstamo.</w:t>
-      </w:r>
-    </w:p>
-    <w:p>
-      <w:pPr>
-        <w:pStyle w:val="Prrafodelista"/>
-        <w:numPr>
-          <w:ilvl w:val="0"/>
-          <w:numId w:val="50"/>
-        </w:numPr>
-        <w:ind w:left="993"/>
-        <w:rPr>
-          <w:lang w:val="es-419" w:eastAsia="es-CO"/>
-        </w:rPr>
-      </w:pPr>
-      <w:r>
-        <w:rPr>
-          <w:lang w:val="es-419" w:eastAsia="es-CO"/>
-        </w:rPr>
-        <w:t>Elementos que deben verificarse: nombre de la entidad financiera, fecha del movimiento, número o referencia de la cuenta, titular de la cuenta.</w:t>
-      </w:r>
-    </w:p>
-    <w:p>
-      <w:pPr>
-        <w:pStyle w:val="Prrafodelista"/>
-        <w:numPr>
-          <w:ilvl w:val="0"/>
-          <w:numId w:val="50"/>
-        </w:numPr>
-        <w:ind w:left="993"/>
-        <w:rPr>
-          <w:lang w:val="es-419" w:eastAsia="es-CO"/>
-        </w:rPr>
-      </w:pPr>
-      <w:r>
-        <w:rPr>
-          <w:lang w:val="es-419" w:eastAsia="es-CO"/>
-        </w:rPr>
-        <w:t>Utilidad para el registro: permite verificar cuándo ocurrió el movimiento y a qué tercero financiero se vincula.</w:t>
-      </w:r>
-    </w:p>
-    <w:p>
-      <w:pPr>
-        <w:pStyle w:val="Ttulo5"/>
-      </w:pPr>
-      <w:r>
-        <w:t>Documento soporte de nómina electrónica</w:t>
-      </w:r>
-    </w:p>
-    <w:p>
-      <w:pPr>
-        <w:rPr>
-          <w:lang w:val="es-419" w:eastAsia="es-CO"/>
-        </w:rPr>
-      </w:pPr>
-      <w:r>
-        <w:rPr>
-          <w:lang w:val="es-419" w:eastAsia="es-CO"/>
-        </w:rPr>
-        <w:t>Pago mensual a trabajadores.</w:t>
-      </w:r>
-    </w:p>
-    <w:p>
-      <w:pPr>
-        <w:pStyle w:val="Prrafodelista"/>
-        <w:numPr>
-          <w:ilvl w:val="0"/>
-          <w:numId w:val="51"/>
-        </w:numPr>
-        <w:ind w:left="993"/>
-        <w:rPr>
-          <w:lang w:val="es-419" w:eastAsia="es-CO"/>
-        </w:rPr>
-      </w:pPr>
-      <w:r>
-        <w:rPr>
-          <w:lang w:val="es-419" w:eastAsia="es-CO"/>
-        </w:rPr>
-        <w:t>Elementos que deben verificarse: tipo de documento, período o fecha, identificación del empleador y del trabajador.</w:t>
-      </w:r>
-    </w:p>
-    <w:p>
-      <w:pPr>
-        <w:pStyle w:val="Prrafodelista"/>
-        <w:numPr>
-          <w:ilvl w:val="0"/>
-          <w:numId w:val="51"/>
-        </w:numPr>
-        <w:ind w:left="993"/>
-        <w:rPr>
-          <w:lang w:val="es-419" w:eastAsia="es-CO"/>
-        </w:rPr>
-      </w:pPr>
-      <w:r>
-        <w:rPr>
-          <w:lang w:val="es-419" w:eastAsia="es-CO"/>
-        </w:rPr>
-        <w:lastRenderedPageBreak/>
-        <w:t>Utilidad para el registro: permite relacionar el pago con el trabajador correspondiente y con el período laboral respectivo.</w:t>
-      </w:r>
-    </w:p>
-    <w:p>
-      <w:pPr>
-        <w:pStyle w:val="Ttulo5"/>
-      </w:pPr>
-      <w:r>
-        <w:t>Formulario tributario y recibo oficial de pago</w:t>
-      </w:r>
-    </w:p>
-    <w:p>
-      <w:pPr>
-        <w:rPr>
-          <w:lang w:val="es-419" w:eastAsia="es-CO"/>
-        </w:rPr>
-      </w:pPr>
-      <w:r>
-        <w:rPr>
-          <w:lang w:val="es-419" w:eastAsia="es-CO"/>
-        </w:rPr>
-        <w:t>Pago de retención en la fuente del período.</w:t>
-      </w:r>
-    </w:p>
-    <w:p>
-      <w:pPr>
-        <w:pStyle w:val="Prrafodelista"/>
-        <w:numPr>
-          <w:ilvl w:val="0"/>
-          <w:numId w:val="52"/>
-        </w:numPr>
-        <w:ind w:left="993"/>
-        <w:rPr>
-          <w:lang w:val="es-419" w:eastAsia="es-CO"/>
-        </w:rPr>
-      </w:pPr>
-      <w:r>
-        <w:rPr>
-          <w:lang w:val="es-419" w:eastAsia="es-CO"/>
-        </w:rPr>
-        <w:t>Elementos que deben verificarse: tipo de formulario, fecha, identificación del obligado y concepto del tributo.</w:t>
-      </w:r>
-    </w:p>
-    <w:p>
-      <w:pPr>
-        <w:pStyle w:val="Prrafodelista"/>
-        <w:numPr>
-          <w:ilvl w:val="0"/>
-          <w:numId w:val="52"/>
-        </w:numPr>
-        <w:ind w:left="993"/>
-        <w:rPr>
-          <w:lang w:val="es-419" w:eastAsia="es-CO"/>
-        </w:rPr>
-      </w:pPr>
-      <w:r>
-        <w:rPr>
-          <w:lang w:val="es-419" w:eastAsia="es-CO"/>
-        </w:rPr>
-        <w:t>Utilidad para el registro: permite comprobar quién cumple la obligación, cuándo la atiende y sobre qué concepto tributario recae.</w:t>
-      </w:r>
-    </w:p>
-    <w:p>
-      <w:pPr>
-        <w:pStyle w:val="Ttulo3"/>
-      </w:pPr>
-      <w:r>
-        <w:tab/>
-      </w:r>
-      <w:r>
-        <w:t>Concepto, valor, cantidad y validación</w:t>
-      </w:r>
-    </w:p>
-    <w:p>
-      <w:pPr>
-        <w:rPr>
-          <w:lang w:val="es-419" w:eastAsia="es-CO"/>
-        </w:rPr>
-      </w:pPr>
-      <w:r>
-        <w:rPr>
-          <w:lang w:val="es-419" w:eastAsia="es-CO"/>
-        </w:rPr>
-        <w:t>Además de la identificación del documento, la fecha y el tercero involucrado, el soporte debe describir con claridad el hecho económico que se pretende registrar. Para ello, se requiere verificar que el documento incluya el concepto de la operación, el valor, la cantidad y, cuando aplique, los elementos de validación que le otorgan formalidad y trazabilidad. Estos aspectos permiten identificar el bien o servicio objeto de la transacción, cuantificar su efecto económico y establecer si el documento cumple condiciones mínimas para respaldar el registro.</w:t>
-      </w:r>
-    </w:p>
-    <w:p>
-      <w:pPr>
-        <w:rPr>
-          <w:lang w:val="es-419" w:eastAsia="es-CO"/>
-        </w:rPr>
-      </w:pPr>
-      <w:r>
-        <w:rPr>
-          <w:lang w:val="es-419" w:eastAsia="es-CO"/>
-        </w:rPr>
-        <w:t>En materia tributaria, el artículo 617 del Estatuto Tributario exige que la factura de venta incluya la descripción específica o genérica de los bienes o servicios y el valor total de la operación. En el caso de la nómina electrónica, la DIAN establece que el documento debe contener los valores devengados, los valores deducidos, el total correspondiente, el medio de pago, la fecha y hora de generación, así como la firma digital del sujeto obligado (Ley 223 de 1995).</w:t>
-      </w:r>
-    </w:p>
-    <w:p>
-      <w:pPr>
-        <w:rPr>
-          <w:lang w:val="es-419" w:eastAsia="es-CO"/>
-        </w:rPr>
-      </w:pPr>
-      <w:r>
-        <w:rPr>
-          <w:lang w:val="es-419" w:eastAsia="es-CO"/>
-        </w:rPr>
-        <w:lastRenderedPageBreak/>
-        <w:t>El concepto permite interpretar la naturaleza de la operación y delimitar su alcance dentro del registro contable. El valor y la cantidad permiten verificar la correspondencia entre el soporte y la transacción efectuada. Los mecanismos de validación permiten confirmar el cumplimiento de los requisitos formales exigidos por la normativa aplicable.</w:t>
-      </w:r>
-    </w:p>
-    <w:p>
-      <w:pPr>
-        <w:rPr>
-          <w:lang w:val="es-419" w:eastAsia="es-CO"/>
-        </w:rPr>
-      </w:pPr>
-      <w:r>
-        <w:rPr>
-          <w:lang w:val="es-419" w:eastAsia="es-CO"/>
-        </w:rPr>
-        <w:t>En el caso de la factura electrónica, la DIAN establece que esta se entiende expedida una vez es validada y entregada al adquirente, salvo las excepciones previstas en la regulación. La validación verifica requisitos formales definidos por la normativa técnica, sin trasladar la responsabilidad sobre la exactitud del contenido, la cual corresponde al emisor y a los responsables de su generación y recepción.</w:t>
-      </w:r>
-    </w:p>
-    <w:p>
-      <w:pPr>
-        <w:rPr>
-          <w:lang w:val="es-419" w:eastAsia="es-CO"/>
-        </w:rPr>
-      </w:pPr>
-      <w:r>
-        <w:rPr>
-          <w:lang w:val="es-419" w:eastAsia="es-CO"/>
-        </w:rPr>
-        <w:t>La verificación de estos elementos permite evitar inconsistencias en el registro contable, tales como descripciones insuficientes, valores incompletos o incumplimiento de los requisitos de validación. Asimismo, garantiza que el soporte documental pueda interpretarse, verificarse y relacionarse adecuadamente con el hecho económico que representa. A continuación, se presentan ejemplos de verificación en soportes de uso frecuente:</w:t>
-      </w:r>
-    </w:p>
-    <w:p>
-      <w:pPr>
-        <w:pStyle w:val="Ttulo5"/>
-      </w:pPr>
-      <w:r>
-        <w:t>Factura electrónica de venta</w:t>
-      </w:r>
-    </w:p>
-    <w:p>
-      <w:pPr>
-        <w:rPr>
-          <w:lang w:val="es-419" w:eastAsia="es-CO"/>
-        </w:rPr>
-      </w:pPr>
-      <w:r>
-        <w:rPr>
-          <w:lang w:val="es-419" w:eastAsia="es-CO"/>
-        </w:rPr>
-        <w:t>Compra de 15 resmas de papel para uso administrativo.</w:t>
-      </w:r>
-    </w:p>
-    <w:p>
-      <w:pPr>
-        <w:pStyle w:val="Prrafodelista"/>
-        <w:numPr>
-          <w:ilvl w:val="0"/>
-          <w:numId w:val="53"/>
-        </w:numPr>
-        <w:ind w:left="993"/>
-        <w:rPr>
-          <w:lang w:val="es-419" w:eastAsia="es-CO"/>
-        </w:rPr>
-      </w:pPr>
-      <w:r>
-        <w:rPr>
-          <w:lang w:val="es-419" w:eastAsia="es-CO"/>
-        </w:rPr>
-        <w:t>Elementos que deben verificarse: descripción del bien adquirido, cantidad de unidades, valor total de la operación y validación de la factura.</w:t>
-      </w:r>
-    </w:p>
-    <w:p>
-      <w:pPr>
-        <w:pStyle w:val="Prrafodelista"/>
-        <w:numPr>
-          <w:ilvl w:val="0"/>
-          <w:numId w:val="53"/>
-        </w:numPr>
-        <w:ind w:left="993"/>
-        <w:rPr>
-          <w:lang w:val="es-419" w:eastAsia="es-CO"/>
-        </w:rPr>
-      </w:pPr>
-      <w:r>
-        <w:rPr>
-          <w:lang w:val="es-419" w:eastAsia="es-CO"/>
-        </w:rPr>
-        <w:t>Utilidad para el registro: permite identificar qué se compró, cuánto se recibió y con qué valor debe analizarse el registro.</w:t>
-      </w:r>
-    </w:p>
-    <w:p>
-      <w:pPr>
-        <w:pStyle w:val="Ttulo5"/>
-      </w:pPr>
-      <w:r>
-        <w:lastRenderedPageBreak/>
-        <w:t>Documento soporte de nómina electrónica</w:t>
-      </w:r>
-    </w:p>
-    <w:p>
-      <w:pPr>
-        <w:rPr>
-          <w:lang w:val="es-419" w:eastAsia="es-CO"/>
-        </w:rPr>
-      </w:pPr>
-      <w:r>
-        <w:rPr>
-          <w:lang w:val="es-419" w:eastAsia="es-CO"/>
-        </w:rPr>
-        <w:t>Pago mensual a un trabajador del área administrativa.</w:t>
-      </w:r>
-    </w:p>
-    <w:p>
-      <w:pPr>
-        <w:pStyle w:val="Prrafodelista"/>
-        <w:numPr>
-          <w:ilvl w:val="0"/>
-          <w:numId w:val="54"/>
-        </w:numPr>
-        <w:ind w:left="993"/>
-        <w:rPr>
-          <w:lang w:val="es-419" w:eastAsia="es-CO"/>
-        </w:rPr>
-      </w:pPr>
-      <w:r>
-        <w:rPr>
-          <w:lang w:val="es-419" w:eastAsia="es-CO"/>
-        </w:rPr>
-        <w:t>Elementos que deben verificarse: valores devengados, valores deducidos, total a pagar, medio de pago y firma digital.</w:t>
-      </w:r>
-    </w:p>
-    <w:p>
-      <w:pPr>
-        <w:pStyle w:val="Prrafodelista"/>
-        <w:numPr>
-          <w:ilvl w:val="0"/>
-          <w:numId w:val="54"/>
-        </w:numPr>
-        <w:ind w:left="993"/>
-        <w:rPr>
-          <w:lang w:val="es-419" w:eastAsia="es-CO"/>
-        </w:rPr>
-      </w:pPr>
-      <w:r>
-        <w:rPr>
-          <w:lang w:val="es-419" w:eastAsia="es-CO"/>
-        </w:rPr>
-        <w:t>Utilidad para el registro: permite verificar la composición del pago laboral y respaldar el registro del gasto y las deducciones.</w:t>
-      </w:r>
-    </w:p>
-    <w:p>
-      <w:pPr>
-        <w:pStyle w:val="Ttulo5"/>
-      </w:pPr>
-      <w:r>
-        <w:t>Documento soporte en adquisiciones con no obligados a facturar</w:t>
-      </w:r>
-    </w:p>
-    <w:p>
-      <w:pPr>
-        <w:ind w:left="633" w:firstLine="0"/>
-        <w:rPr>
-          <w:lang w:val="es-419" w:eastAsia="es-CO"/>
-        </w:rPr>
-      </w:pPr>
-      <w:r>
-        <w:rPr>
-          <w:lang w:val="es-419" w:eastAsia="es-CO"/>
-        </w:rPr>
-        <w:t>Contratación de un servicio de mantenimiento locativo.</w:t>
-      </w:r>
-    </w:p>
-    <w:p>
-      <w:pPr>
-        <w:pStyle w:val="Prrafodelista"/>
-        <w:numPr>
-          <w:ilvl w:val="0"/>
-          <w:numId w:val="55"/>
-        </w:numPr>
-        <w:ind w:left="993"/>
-        <w:rPr>
-          <w:lang w:val="es-419" w:eastAsia="es-CO"/>
-        </w:rPr>
-      </w:pPr>
-      <w:r>
-        <w:rPr>
-          <w:lang w:val="es-419" w:eastAsia="es-CO"/>
-        </w:rPr>
-        <w:t>Elementos que deben verificarse: descripción del servicio prestado, valor pactado y datos que acreditan el soporte generado por el adquirente.</w:t>
-      </w:r>
-    </w:p>
-    <w:p>
-      <w:pPr>
-        <w:pStyle w:val="Prrafodelista"/>
-        <w:numPr>
-          <w:ilvl w:val="0"/>
-          <w:numId w:val="55"/>
-        </w:numPr>
-        <w:ind w:left="993"/>
-        <w:rPr>
-          <w:lang w:val="es-419" w:eastAsia="es-CO"/>
-        </w:rPr>
-      </w:pPr>
-      <w:r>
-        <w:rPr>
-          <w:lang w:val="es-419" w:eastAsia="es-CO"/>
-        </w:rPr>
-        <w:t>Utilidad para el registro: permite respaldar la compra del servicio y sustentar su reconocimiento documental.</w:t>
-      </w:r>
-    </w:p>
-    <w:p>
-      <w:pPr>
-        <w:pStyle w:val="Ttulo5"/>
-      </w:pPr>
-      <w:r>
-        <w:t>Extracto bancario</w:t>
-      </w:r>
-    </w:p>
-    <w:p>
-      <w:pPr>
-        <w:pStyle w:val="Prrafodelista"/>
-        <w:numPr>
-          <w:ilvl w:val="0"/>
-          <w:numId w:val="56"/>
-        </w:numPr>
-        <w:ind w:left="993"/>
-        <w:rPr>
-          <w:lang w:val="es-419" w:eastAsia="es-CO"/>
-        </w:rPr>
-      </w:pPr>
-      <w:r>
-        <w:rPr>
-          <w:lang w:val="es-419" w:eastAsia="es-CO"/>
-        </w:rPr>
-        <w:t>Elementos que deben verificarse: valor debitado, referencia del movimiento y correspondencia con la operación realizada.</w:t>
-      </w:r>
-    </w:p>
-    <w:p>
-      <w:pPr>
-        <w:pStyle w:val="Prrafodelista"/>
-        <w:numPr>
-          <w:ilvl w:val="0"/>
-          <w:numId w:val="56"/>
-        </w:numPr>
-        <w:ind w:left="993"/>
-        <w:rPr>
-          <w:lang w:val="es-419" w:eastAsia="es-CO"/>
-        </w:rPr>
-      </w:pPr>
-      <w:r>
-        <w:rPr>
-          <w:lang w:val="es-419" w:eastAsia="es-CO"/>
-        </w:rPr>
-        <w:t>Utilidad para el registro: permite confirmar el monto efectivamente pagado y relacionarlo con la obligación o gasto correspondiente.</w:t>
-      </w:r>
-    </w:p>
-    <w:p>
-      <w:pPr>
-        <w:pStyle w:val="Ttulo3"/>
-      </w:pPr>
-      <w:r>
-        <w:t>Radicación, control y trazabilidad documental</w:t>
-      </w:r>
-    </w:p>
-    <w:p>
-      <w:pPr>
-        <w:rPr>
-          <w:lang w:val="es-419" w:eastAsia="es-CO"/>
-        </w:rPr>
-      </w:pPr>
-      <w:r>
-        <w:rPr>
-          <w:lang w:val="es-419" w:eastAsia="es-CO"/>
-        </w:rPr>
-        <w:t xml:space="preserve">La radicación, el control y la trazabilidad documental permiten gestionar los soportes de las operaciones económicas dentro del proceso de registro contable. La radicación corresponde al ingreso formal del documento al circuito administrativo o </w:t>
-      </w:r>
-      <w:r>
-        <w:rPr>
-          <w:lang w:val="es-419" w:eastAsia="es-CO"/>
-        </w:rPr>
-        <w:lastRenderedPageBreak/>
-        <w:t>contable; el control se relaciona con su revisión, organización y seguimiento; y la trazabilidad permite reconstruir el recorrido del soporte desde su recepción o generación hasta su archivo y utilización en comprobantes, libros o sistemas de información.</w:t>
-      </w:r>
-    </w:p>
-    <w:p>
-      <w:pPr>
-        <w:rPr>
-          <w:lang w:val="es-419" w:eastAsia="es-CO"/>
-        </w:rPr>
-      </w:pPr>
-      <w:r>
-        <w:rPr>
-          <w:lang w:val="es-419" w:eastAsia="es-CO"/>
-        </w:rPr>
-        <w:t>Estas actividades garantizan que el registro contable cuente con respaldo documental, orden cronológico y posibilidad de verificación posterior. El Código de Comercio exige la correspondencia entre los asientos y los comprobantes, así como la conservación de los libros y papeles contables por el término legal establecido. Adicionalmente, la Ley 962 de 2005 autoriza su conservación en papel o en medios técnicos, magnéticos o electrónicos, siempre que se asegure su reproducción exacta.</w:t>
-      </w:r>
-    </w:p>
-    <w:p>
-      <w:pPr>
-        <w:rPr>
-          <w:lang w:val="es-419" w:eastAsia="es-CO"/>
-        </w:rPr>
-      </w:pPr>
-      <w:r>
-        <w:rPr>
-          <w:lang w:val="es-419" w:eastAsia="es-CO"/>
-        </w:rPr>
-        <w:t>Un documento puede contener información adecuada; sin embargo, si no se encuentra radicado, identificado y relacionado con el comprobante correspondiente, se limita su verificación y seguimiento. En este sentido, la trazabilidad documental implica la posibilidad de ubicar y relacionar la evidencia desde su origen hasta su conservación dentro de la organización.</w:t>
-      </w:r>
-    </w:p>
-    <w:p>
-      <w:pPr>
-        <w:rPr>
-          <w:lang w:val="es-419" w:eastAsia="es-CO"/>
-        </w:rPr>
-      </w:pPr>
-      <w:r>
-        <w:rPr>
-          <w:lang w:val="es-419" w:eastAsia="es-CO"/>
-        </w:rPr>
-        <w:t>En el contexto de la facturación electrónica, la DIAN establece procesos de validación previa, entrega al adquirente y, en determinados casos, la generación de mensajes electrónicos de confirmación de recibido, lo que fortalece el control y seguimiento de los documentos asociados a las operaciones. Para estructurar la revisión de estos elementos, se presenta la siguiente ruta:</w:t>
-      </w:r>
-    </w:p>
-    <w:p>
-      <w:pPr>
-        <w:pStyle w:val="Prrafodelista"/>
-        <w:numPr>
-          <w:ilvl w:val="0"/>
-          <w:numId w:val="57"/>
-        </w:numPr>
-        <w:ind w:left="993"/>
-        <w:rPr>
-          <w:lang w:val="es-419" w:eastAsia="es-CO"/>
-        </w:rPr>
-      </w:pPr>
-      <w:r>
-        <w:rPr>
-          <w:rStyle w:val="Ttulo5Car"/>
-        </w:rPr>
-        <w:t>Paso 1.</w:t>
-      </w:r>
-      <w:r>
-        <w:rPr>
-          <w:lang w:val="es-419" w:eastAsia="es-CO"/>
-        </w:rPr>
-        <w:t xml:space="preserve"> Verificar el ingreso del soporte. </w:t>
-      </w:r>
-      <w:proofErr w:type="gramStart"/>
-      <w:r>
-        <w:rPr>
-          <w:lang w:val="es-419" w:eastAsia="es-CO"/>
-        </w:rPr>
-        <w:t>Confirmar</w:t>
-      </w:r>
-      <w:proofErr w:type="gramEnd"/>
-      <w:r>
-        <w:rPr>
-          <w:lang w:val="es-419" w:eastAsia="es-CO"/>
-        </w:rPr>
-        <w:t xml:space="preserve"> que el documento fue recibido o generado formalmente y que puede identificarse dentro del proceso administrativo o contable.</w:t>
-      </w:r>
-    </w:p>
-    <w:p>
-      <w:pPr>
-        <w:pStyle w:val="Prrafodelista"/>
-        <w:numPr>
-          <w:ilvl w:val="0"/>
-          <w:numId w:val="57"/>
-        </w:numPr>
-        <w:ind w:left="993"/>
-        <w:rPr>
-          <w:lang w:val="es-419" w:eastAsia="es-CO"/>
-        </w:rPr>
-      </w:pPr>
-      <w:r>
-        <w:rPr>
-          <w:rStyle w:val="Ttulo5Car"/>
-        </w:rPr>
-        <w:lastRenderedPageBreak/>
-        <w:t>Paso 2.</w:t>
-      </w:r>
-      <w:r>
-        <w:rPr>
-          <w:lang w:val="es-419" w:eastAsia="es-CO"/>
-        </w:rPr>
-        <w:t xml:space="preserve"> Revisar su relación con la operación. Comprobar que el soporte corresponde al hecho económico que se pretende registrar.</w:t>
-      </w:r>
-    </w:p>
-    <w:p>
-      <w:pPr>
-        <w:pStyle w:val="Prrafodelista"/>
-        <w:numPr>
-          <w:ilvl w:val="0"/>
-          <w:numId w:val="57"/>
-        </w:numPr>
-        <w:ind w:left="993"/>
-        <w:rPr>
-          <w:lang w:val="es-419" w:eastAsia="es-CO"/>
-        </w:rPr>
-      </w:pPr>
-      <w:r>
-        <w:rPr>
-          <w:rStyle w:val="Ttulo5Car"/>
-        </w:rPr>
-        <w:t>Paso 3.</w:t>
-      </w:r>
-      <w:r>
-        <w:rPr>
-          <w:lang w:val="es-419" w:eastAsia="es-CO"/>
-        </w:rPr>
-        <w:t xml:space="preserve"> Asociarlo con el comprobante o registro. </w:t>
-      </w:r>
-      <w:proofErr w:type="gramStart"/>
-      <w:r>
-        <w:rPr>
-          <w:lang w:val="es-419" w:eastAsia="es-CO"/>
-        </w:rPr>
-        <w:t>Asegurar</w:t>
-      </w:r>
-      <w:proofErr w:type="gramEnd"/>
-      <w:r>
-        <w:rPr>
-          <w:lang w:val="es-419" w:eastAsia="es-CO"/>
-        </w:rPr>
-        <w:t xml:space="preserve"> que el documento pueda vincularse con el comprobante de contabilidad, el libro auxiliar o el sistema.</w:t>
-      </w:r>
-    </w:p>
-    <w:p>
-      <w:pPr>
-        <w:pStyle w:val="Prrafodelista"/>
-        <w:numPr>
-          <w:ilvl w:val="0"/>
-          <w:numId w:val="57"/>
-        </w:numPr>
-        <w:ind w:left="993"/>
-        <w:rPr>
-          <w:lang w:val="es-419" w:eastAsia="es-CO"/>
-        </w:rPr>
-      </w:pPr>
-      <w:r>
-        <w:rPr>
-          <w:rStyle w:val="Ttulo5Car"/>
-        </w:rPr>
-        <w:t>Paso 4.</w:t>
-      </w:r>
-      <w:r>
-        <w:rPr>
-          <w:lang w:val="es-419" w:eastAsia="es-CO"/>
-        </w:rPr>
-        <w:t xml:space="preserve"> Confirmar su localización y conservación. Verificar que pueda consultarse posteriormente en archivo físico o digital.</w:t>
-      </w:r>
-    </w:p>
-    <w:p>
-      <w:pPr>
-        <w:pStyle w:val="Prrafodelista"/>
-        <w:numPr>
-          <w:ilvl w:val="0"/>
-          <w:numId w:val="57"/>
-        </w:numPr>
-        <w:ind w:left="993"/>
-        <w:rPr>
-          <w:lang w:val="es-419" w:eastAsia="es-CO"/>
-        </w:rPr>
-      </w:pPr>
-      <w:r>
-        <w:rPr>
-          <w:rStyle w:val="Ttulo5Car"/>
-        </w:rPr>
-        <w:t>Paso 5.</w:t>
-      </w:r>
-      <w:r>
-        <w:rPr>
-          <w:lang w:val="es-419" w:eastAsia="es-CO"/>
-        </w:rPr>
-        <w:t xml:space="preserve"> Garantizar seguimiento. Comprobar que el documento conserve evidencia de validación, entrega, recibido o consulta, cuando aplique.</w:t>
-      </w:r>
-    </w:p>
-    <w:p>
-      <w:pPr>
-        <w:rPr>
-          <w:lang w:val="es-419" w:eastAsia="es-CO"/>
-        </w:rPr>
-      </w:pPr>
-      <w:r>
-        <w:rPr>
-          <w:lang w:val="es-419" w:eastAsia="es-CO"/>
-        </w:rPr>
-        <w:t>A continuación, se presentan ejemplos de verificación en soportes de uso frecuente:</w:t>
-      </w:r>
-    </w:p>
-    <w:p>
-      <w:pPr>
-        <w:pStyle w:val="Ttulo5"/>
-      </w:pPr>
-      <w:r>
-        <w:t>Factura electrónica de venta</w:t>
-      </w:r>
-    </w:p>
-    <w:p>
-      <w:pPr>
-        <w:rPr>
-          <w:lang w:val="es-419" w:eastAsia="es-CO"/>
-        </w:rPr>
-      </w:pPr>
-      <w:r>
-        <w:rPr>
-          <w:lang w:val="es-419" w:eastAsia="es-CO"/>
-        </w:rPr>
-        <w:t>Compra de insumos para oficina recibida por correo electrónico.</w:t>
-      </w:r>
-    </w:p>
-    <w:p>
-      <w:pPr>
-        <w:pStyle w:val="Prrafodelista"/>
-        <w:numPr>
-          <w:ilvl w:val="0"/>
-          <w:numId w:val="58"/>
-        </w:numPr>
-        <w:ind w:left="993"/>
-        <w:rPr>
-          <w:lang w:val="es-419" w:eastAsia="es-CO"/>
-        </w:rPr>
-      </w:pPr>
-      <w:r>
-        <w:rPr>
-          <w:lang w:val="es-419" w:eastAsia="es-CO"/>
-        </w:rPr>
-        <w:t>Aspecto que debe verificarse: validación previa, entrega al adquirente y posibilidad de consulta posterior.</w:t>
-      </w:r>
-    </w:p>
-    <w:p>
-      <w:pPr>
-        <w:pStyle w:val="Prrafodelista"/>
-        <w:numPr>
-          <w:ilvl w:val="0"/>
-          <w:numId w:val="58"/>
-        </w:numPr>
-        <w:ind w:left="993"/>
-        <w:rPr>
-          <w:lang w:val="es-419" w:eastAsia="es-CO"/>
-        </w:rPr>
-      </w:pPr>
-      <w:r>
-        <w:rPr>
-          <w:lang w:val="es-419" w:eastAsia="es-CO"/>
-        </w:rPr>
-        <w:t>Utilidad para el registro: permite relacionar la compra con un soporte verificable y recuperable.</w:t>
-      </w:r>
-    </w:p>
-    <w:p>
-      <w:pPr>
-        <w:pStyle w:val="Ttulo5"/>
-      </w:pPr>
-      <w:r>
-        <w:t>Extracto bancario</w:t>
-      </w:r>
-    </w:p>
-    <w:p>
-      <w:pPr>
-        <w:rPr>
-          <w:lang w:val="es-419" w:eastAsia="es-CO"/>
-        </w:rPr>
-      </w:pPr>
-      <w:r>
-        <w:rPr>
-          <w:lang w:val="es-419" w:eastAsia="es-CO"/>
-        </w:rPr>
-        <w:t>Débito por pago a proveedor descargado del portal bancario.</w:t>
-      </w:r>
-    </w:p>
-    <w:p>
-      <w:pPr>
-        <w:pStyle w:val="Prrafodelista"/>
-        <w:numPr>
-          <w:ilvl w:val="0"/>
-          <w:numId w:val="59"/>
-        </w:numPr>
-        <w:ind w:left="993"/>
-        <w:rPr>
-          <w:lang w:val="es-419" w:eastAsia="es-CO"/>
-        </w:rPr>
-      </w:pPr>
-      <w:r>
-        <w:rPr>
-          <w:lang w:val="es-419" w:eastAsia="es-CO"/>
-        </w:rPr>
-        <w:t>Aspecto que debe verificarse: fecha de descarga, identificación de la cuenta y archivo ordenado del soporte.</w:t>
-      </w:r>
-    </w:p>
-    <w:p>
-      <w:pPr>
-        <w:pStyle w:val="Prrafodelista"/>
-        <w:numPr>
-          <w:ilvl w:val="0"/>
-          <w:numId w:val="59"/>
-        </w:numPr>
-        <w:ind w:left="993"/>
-        <w:rPr>
-          <w:lang w:val="es-419" w:eastAsia="es-CO"/>
-        </w:rPr>
-      </w:pPr>
-      <w:r>
-        <w:rPr>
-          <w:lang w:val="es-419" w:eastAsia="es-CO"/>
-        </w:rPr>
-        <w:lastRenderedPageBreak/>
-        <w:t>Utilidad para el registro: facilita comprobar el movimiento y vincularlo con la obligación pagada.</w:t>
-      </w:r>
-    </w:p>
-    <w:p>
-      <w:pPr>
-        <w:pStyle w:val="Ttulo5"/>
-      </w:pPr>
-      <w:r>
-        <w:t>Documento soporte de nómina electrónica</w:t>
-      </w:r>
-    </w:p>
-    <w:p>
-      <w:pPr>
-        <w:rPr>
-          <w:lang w:val="es-419" w:eastAsia="es-CO"/>
-        </w:rPr>
-      </w:pPr>
-      <w:r>
-        <w:rPr>
-          <w:lang w:val="es-419" w:eastAsia="es-CO"/>
-        </w:rPr>
-        <w:t>Pago de salarios del mes a trabajadores.</w:t>
-      </w:r>
-    </w:p>
-    <w:p>
-      <w:pPr>
-        <w:pStyle w:val="Prrafodelista"/>
-        <w:numPr>
-          <w:ilvl w:val="0"/>
-          <w:numId w:val="60"/>
-        </w:numPr>
-        <w:ind w:left="993"/>
-        <w:rPr>
-          <w:lang w:val="es-419" w:eastAsia="es-CO"/>
-        </w:rPr>
-      </w:pPr>
-      <w:r>
-        <w:rPr>
-          <w:lang w:val="es-419" w:eastAsia="es-CO"/>
-        </w:rPr>
-        <w:t>Aspecto que debe verificarse: generación, transmisión, almacenamiento y consulta del documento por beneficiario.</w:t>
-      </w:r>
-    </w:p>
-    <w:p>
-      <w:pPr>
-        <w:ind w:left="993" w:firstLine="708"/>
-        <w:rPr>
-          <w:lang w:val="es-419" w:eastAsia="es-CO"/>
-        </w:rPr>
-      </w:pPr>
-    </w:p>
-    <w:p>
-      <w:pPr>
-        <w:pStyle w:val="Prrafodelista"/>
-        <w:numPr>
-          <w:ilvl w:val="0"/>
-          <w:numId w:val="60"/>
-        </w:numPr>
-        <w:ind w:left="993"/>
-        <w:rPr>
-          <w:lang w:val="es-419" w:eastAsia="es-CO"/>
-        </w:rPr>
-      </w:pPr>
-      <w:r>
-        <w:rPr>
-          <w:lang w:val="es-419" w:eastAsia="es-CO"/>
-        </w:rPr>
-        <w:t>Utilidad para el registro: permite respaldar el registro del gasto laboral y su seguimiento posterior.</w:t>
-      </w:r>
-    </w:p>
-    <w:p>
-      <w:pPr>
-        <w:pStyle w:val="Ttulo5"/>
-      </w:pPr>
-      <w:r>
-        <w:t>Formulario tributario y recibo oficial de pago</w:t>
-      </w:r>
-    </w:p>
-    <w:p>
-      <w:pPr>
-        <w:rPr>
-          <w:lang w:val="es-419" w:eastAsia="es-CO"/>
-        </w:rPr>
-      </w:pPr>
-      <w:r>
-        <w:rPr>
-          <w:lang w:val="es-419" w:eastAsia="es-CO"/>
-        </w:rPr>
-        <w:t>Presentación y pago de retención en la fuente.</w:t>
-      </w:r>
-    </w:p>
-    <w:p>
-      <w:pPr>
-        <w:pStyle w:val="Prrafodelista"/>
-        <w:numPr>
-          <w:ilvl w:val="0"/>
-          <w:numId w:val="61"/>
-        </w:numPr>
-        <w:ind w:left="993"/>
-        <w:rPr>
-          <w:lang w:val="es-419" w:eastAsia="es-CO"/>
-        </w:rPr>
-      </w:pPr>
-      <w:r>
-        <w:rPr>
-          <w:lang w:val="es-419" w:eastAsia="es-CO"/>
-        </w:rPr>
-        <w:t>Aspecto que debe verificarse: radicación del formulario, soporte de pago y ubicación dentro del expediente tributario.</w:t>
-      </w:r>
-    </w:p>
-    <w:p>
-      <w:pPr>
-        <w:pStyle w:val="Prrafodelista"/>
-        <w:numPr>
-          <w:ilvl w:val="0"/>
-          <w:numId w:val="61"/>
-        </w:numPr>
-        <w:ind w:left="993"/>
-        <w:rPr>
-          <w:lang w:val="es-419" w:eastAsia="es-CO"/>
-        </w:rPr>
-      </w:pPr>
-      <w:r>
-        <w:rPr>
-          <w:lang w:val="es-419" w:eastAsia="es-CO"/>
-        </w:rPr>
-        <w:t>Utilidad para el registro: permite demostrar el cumplimiento de la obligación y soportar la cancelación del pasivo.</w:t>
-      </w:r>
-    </w:p>
-    <w:p>
-      <w:pPr>
-        <w:rPr>
-          <w:lang w:val="es-419" w:eastAsia="es-CO"/>
-        </w:rPr>
-      </w:pPr>
-      <w:r>
-        <w:rPr>
-          <w:lang w:val="es-419" w:eastAsia="es-CO"/>
-        </w:rPr>
-        <w:t>En síntesis, los requisitos formales y legales de los soportes constituyen una condición necesaria para que el registro contable, tributario y documental se realice sobre evidencias suficientes, ordenadas y verificables.</w:t>
-      </w:r>
-    </w:p>
-    <w:p>
-      <w:pPr>
-        <w:pStyle w:val="Prrafodelista"/>
-        <w:numPr>
-          <w:ilvl w:val="0"/>
-          <w:numId w:val="62"/>
-        </w:numPr>
-        <w:ind w:left="993"/>
-        <w:rPr>
-          <w:lang w:val="es-419" w:eastAsia="es-CO"/>
-        </w:rPr>
-      </w:pPr>
-      <w:r>
-        <w:rPr>
-          <w:lang w:val="es-419" w:eastAsia="es-CO"/>
-        </w:rPr>
         <w:t>Normativa tributaria vigente aplicable</w:t>
       </w:r>
     </w:p>
@@ -9363,43 +9344,21 @@
         <w:rPr>
           <w:lang w:val="es-419" w:eastAsia="es-CO"/>
         </w:rPr>
-        <w:t xml:space="preserve">Se invita a leer el documento Normativa tributaria vigente aplicable, donde se aborda el cumplimiento de las obligaciones fiscales asociadas a las operaciones </w:t>
-      </w:r>
-      <w:r>
-        <w:rPr>
-          <w:lang w:val="es-419" w:eastAsia="es-CO"/>
-        </w:rPr>
-        <w:lastRenderedPageBreak/>
-        <w:t>económicas de una organización, incluyendo IVA, renta, aportes laborales, retenciones y reportes tributarios.</w:t>
-      </w:r>
-    </w:p>
-    <w:p>
-      <w:pPr>
-        <w:rPr>
-          <w:lang w:val="es-419" w:eastAsia="es-CO"/>
-        </w:rPr>
-      </w:pPr>
-    </w:p>
-    <w:p>
-      <w:pPr>
-        <w:rPr>
-          <w:lang w:val="es-419" w:eastAsia="es-CO"/>
-        </w:rPr>
-      </w:pPr>
-    </w:p>
-    <w:p>
-      <w:pPr>
-        <w:rPr>
-          <w:lang w:val="es-419" w:eastAsia="es-CO"/>
-        </w:rPr>
-      </w:pPr>
-    </w:p>
-    <w:p>
-      <w:pPr>
-        <w:rPr>
-          <w:lang w:val="es-419" w:eastAsia="es-CO"/>
-        </w:rPr>
-      </w:pPr>
+        <w:t>Se invita a leer el documento Normativa tributaria vigente aplicable, donde se aborda el cumplimiento de las obligaciones fiscales asociadas a las operaciones económicas de una organización, incluyendo IVA, renta, aportes laborales, retenciones y reportes tributarios.</w:t>
+      </w:r>
+    </w:p>
+    <w:p>
+      <w:pPr>
+        <w:rPr>
+          <w:lang w:val="es-419" w:eastAsia="es-CO"/>
+        </w:rPr>
+      </w:pPr>
+      <w:r>
+        <w:rPr>
+          <w:lang w:val="es-419" w:eastAsia="es-CO"/>
+        </w:rPr>
+        <w:t>“Para profundizar sobre el tema, consulte el documento “3_Normativa_tributaria_vigente_aplicable.pdf”</w:t>
+      </w:r>
     </w:p>
     <w:p>
       <w:pPr>
@@ -9496,7 +9455,7 @@
       <w:pPr>
         <w:pStyle w:val="Ttulo1"/>
       </w:pPr>
-      <w:bookmarkStart w:id="7" w:name="_Toc229156509"/>
+      <w:bookmarkStart w:id="7" w:name="_Toc231596830"/>
       <w:r>
         <w:lastRenderedPageBreak/>
         <w:t>Estructura contable y políticas para el registro de la información</w:t>
@@ -9546,7 +9505,7 @@
       <w:pPr>
         <w:pStyle w:val="Ttulo2"/>
       </w:pPr>
-      <w:bookmarkStart w:id="8" w:name="_Toc229156510"/>
+      <w:bookmarkStart w:id="8" w:name="_Toc231596831"/>
       <w:r>
         <w:t>Plan de cuentas y estructura contable</w:t>
       </w:r>
@@ -12083,7 +12042,19 @@
         <w:rPr>
           <w:lang w:eastAsia="es-CO"/>
         </w:rPr>
-        <w:t xml:space="preserve"> Entonces corresponde a gastos.</w:t>
+        <w:t xml:space="preserve"> Entonces</w:t>
+      </w:r>
+      <w:r>
+        <w:rPr>
+          <w:lang w:eastAsia="es-CO"/>
+        </w:rPr>
+        <w:t>,</w:t>
+      </w:r>
+      <w:r>
+        <w:rPr>
+          <w:lang w:eastAsia="es-CO"/>
+        </w:rPr>
+        <w:t xml:space="preserve"> corresponde a gastos.</w:t>
       </w:r>
     </w:p>
     <w:p>
@@ -12235,6 +12206,12 @@
           <w:lang w:val="es-419" w:eastAsia="es-CO"/>
         </w:rPr>
         <w:t>Estructura de cuentas contables y codificación</w:t>
+      </w:r>
+      <w:r>
+        <w:rPr>
+          <w:lang w:val="es-419" w:eastAsia="es-CO"/>
+        </w:rPr>
+        <w:t>.</w:t>
       </w:r>
     </w:p>
     <w:tbl>
@@ -13406,11 +13383,15 @@
         </w:numPr>
         <w:ind w:left="993"/>
         <w:rPr>
+          <w:b/>
+          <w:bCs/>
           <w:lang w:eastAsia="es-CO"/>
         </w:rPr>
       </w:pPr>
       <w:r>
         <w:rPr>
+          <w:b/>
+          <w:bCs/>
           <w:lang w:eastAsia="es-CO"/>
         </w:rPr>
         <w:t>Clases y grupos del plan de cuentas</w:t>
@@ -13442,9 +13423,25 @@
     </w:p>
     <w:p>
       <w:pPr>
+        <w:tabs>
+          <w:tab w:val="left" w:pos="1185"/>
+        </w:tabs>
+        <w:rPr>
+          <w:lang w:eastAsia="es-CO"/>
+        </w:rPr>
+      </w:pPr>
+      <w:r>
+        <w:rPr>
+          <w:lang w:eastAsia="es-CO"/>
+        </w:rPr>
+        <w:t>“Para profundizar sobre el tema, consulte el documento “4_Clases_grupos_plan_cuentas.pdf”, ubicado en la carpeta de Anexos”.</w:t>
+      </w:r>
+    </w:p>
+    <w:p>
+      <w:pPr>
         <w:pStyle w:val="Ttulo2"/>
       </w:pPr>
-      <w:bookmarkStart w:id="9" w:name="_Toc229156511"/>
+      <w:bookmarkStart w:id="9" w:name="_Toc231596832"/>
       <w:r>
         <w:t>Codificación y uso de cuentas en el registro</w:t>
       </w:r>
@@ -13562,6 +13559,7 @@
         <w:rPr>
           <w:lang w:val="es-419" w:eastAsia="es-CO"/>
         </w:rPr>
+        <w:lastRenderedPageBreak/>
         <w:t>En algunas organizaciones, este proceso se complementa con auxiliares o centros de costo, lo que permite identificar el origen del movimiento dentro de la estructura organizacional.</w:t>
       </w:r>
     </w:p>
@@ -13570,21 +13568,276 @@
         <w:pStyle w:val="Ttulo3"/>
       </w:pPr>
       <w:r>
+        <w:t>Ruta práctica de codificación de operaciones en el registro</w:t>
+      </w:r>
+    </w:p>
+    <w:p>
+      <w:pPr>
+        <w:rPr>
+          <w:lang w:val="es-419" w:eastAsia="es-CO"/>
+        </w:rPr>
+      </w:pPr>
+      <w:r>
+        <w:rPr>
+          <w:lang w:val="es-419" w:eastAsia="es-CO"/>
+        </w:rPr>
+        <w:t>A continuación, se presentan ejemplos que permiten comprender cómo una operación pasa de su interpretación económica a su ubicación contable específica:</w:t>
+      </w:r>
+    </w:p>
+    <w:p>
+      <w:pPr>
+        <w:pStyle w:val="Ttulo5"/>
+      </w:pPr>
+      <w:r>
+        <w:t>Compra de mercancías para vender</w:t>
+      </w:r>
+    </w:p>
+    <w:p>
+      <w:pPr>
+        <w:pStyle w:val="Prrafodelista"/>
+        <w:numPr>
+          <w:ilvl w:val="0"/>
+          <w:numId w:val="87"/>
+        </w:numPr>
+        <w:ind w:left="993"/>
+        <w:rPr>
+          <w:lang w:val="es-419" w:eastAsia="es-CO"/>
+        </w:rPr>
+      </w:pPr>
+      <w:r>
+        <w:rPr>
+          <w:lang w:val="es-419" w:eastAsia="es-CO"/>
+        </w:rPr>
+        <w:t>Clasificación general: activo.</w:t>
+      </w:r>
+    </w:p>
+    <w:p>
+      <w:pPr>
+        <w:pStyle w:val="Prrafodelista"/>
+        <w:numPr>
+          <w:ilvl w:val="0"/>
+          <w:numId w:val="87"/>
+        </w:numPr>
+        <w:ind w:left="993"/>
+        <w:rPr>
+          <w:lang w:val="es-419" w:eastAsia="es-CO"/>
+        </w:rPr>
+      </w:pPr>
+      <w:r>
+        <w:rPr>
+          <w:lang w:val="es-419" w:eastAsia="es-CO"/>
+        </w:rPr>
+        <w:t>Ruta de codificación: clase de activos, grupo de inventarios, cuenta de mercancías, subcuenta según línea de producto.</w:t>
+      </w:r>
+    </w:p>
+    <w:p>
+      <w:pPr>
+        <w:pStyle w:val="Prrafodelista"/>
+        <w:numPr>
+          <w:ilvl w:val="0"/>
+          <w:numId w:val="87"/>
+        </w:numPr>
+        <w:ind w:left="993"/>
+        <w:rPr>
+          <w:lang w:val="es-419" w:eastAsia="es-CO"/>
+        </w:rPr>
+      </w:pPr>
+      <w:r>
+        <w:rPr>
+          <w:lang w:val="es-419" w:eastAsia="es-CO"/>
+        </w:rPr>
+        <w:t>Aplicación práctica: permite diferenciar mercancías para la venta de bienes para uso interno.</w:t>
+      </w:r>
+    </w:p>
+    <w:p>
+      <w:pPr>
+        <w:pStyle w:val="Ttulo5"/>
+      </w:pPr>
+      <w:r>
+        <w:t>Compra de escritorio para oficina</w:t>
+      </w:r>
+    </w:p>
+    <w:p>
+      <w:pPr>
+        <w:ind w:firstLine="0"/>
+        <w:rPr>
+          <w:lang w:val="es-419" w:eastAsia="es-CO"/>
+        </w:rPr>
+      </w:pPr>
+      <w:r>
+        <w:rPr>
+          <w:lang w:val="es-419" w:eastAsia="es-CO"/>
+        </w:rPr>
+        <w:t>Clasificación general: activo.</w:t>
+      </w:r>
+    </w:p>
+    <w:p>
+      <w:pPr>
+        <w:pStyle w:val="Prrafodelista"/>
+        <w:numPr>
+          <w:ilvl w:val="0"/>
+          <w:numId w:val="88"/>
+        </w:numPr>
+        <w:ind w:left="993"/>
+        <w:rPr>
+          <w:lang w:val="es-419" w:eastAsia="es-CO"/>
+        </w:rPr>
+      </w:pPr>
+      <w:r>
+        <w:rPr>
+          <w:lang w:val="es-419" w:eastAsia="es-CO"/>
+        </w:rPr>
+        <w:t>Ruta de codificación: clase de activos, grupo de propiedades, planta y equipo, cuenta de muebles y equipo, subcuenta según tipo de bien.</w:t>
+      </w:r>
+    </w:p>
+    <w:p>
+      <w:pPr>
+        <w:pStyle w:val="Prrafodelista"/>
+        <w:numPr>
+          <w:ilvl w:val="0"/>
+          <w:numId w:val="88"/>
+        </w:numPr>
+        <w:ind w:left="993"/>
+        <w:rPr>
+          <w:lang w:val="es-419" w:eastAsia="es-CO"/>
+        </w:rPr>
+      </w:pPr>
+      <w:r>
+        <w:rPr>
+          <w:lang w:val="es-419" w:eastAsia="es-CO"/>
+        </w:rPr>
+        <w:t>Aplicación práctica: facilita separar activos de uso de inventarios o gastos.</w:t>
+      </w:r>
+    </w:p>
+    <w:p>
+      <w:pPr>
+        <w:pStyle w:val="Ttulo5"/>
+      </w:pPr>
+      <w:r>
+        <w:t>Pago a proveedor</w:t>
+      </w:r>
+    </w:p>
+    <w:p>
+      <w:pPr>
+        <w:pStyle w:val="Prrafodelista"/>
+        <w:numPr>
+          <w:ilvl w:val="0"/>
+          <w:numId w:val="89"/>
+        </w:numPr>
+        <w:ind w:left="993"/>
+        <w:rPr>
+          <w:lang w:val="es-419" w:eastAsia="es-CO"/>
+        </w:rPr>
+      </w:pPr>
+      <w:r>
+        <w:rPr>
+          <w:lang w:val="es-419" w:eastAsia="es-CO"/>
+        </w:rPr>
+        <w:t>Clasificación general: pasivo.</w:t>
+      </w:r>
+    </w:p>
+    <w:p>
+      <w:pPr>
+        <w:pStyle w:val="Prrafodelista"/>
+        <w:numPr>
+          <w:ilvl w:val="0"/>
+          <w:numId w:val="89"/>
+        </w:numPr>
+        <w:ind w:left="993"/>
+        <w:rPr>
+          <w:lang w:val="es-419" w:eastAsia="es-CO"/>
+        </w:rPr>
+      </w:pPr>
+      <w:r>
+        <w:rPr>
+          <w:lang w:val="es-419" w:eastAsia="es-CO"/>
+        </w:rPr>
+        <w:t>Ruta de codificación: clase de pasivos, grupo de cuentas por pagar, cuenta de proveedores, subcuenta por tercero, si aplica.</w:t>
+      </w:r>
+    </w:p>
+    <w:p>
+      <w:pPr>
+        <w:pStyle w:val="Prrafodelista"/>
+        <w:numPr>
+          <w:ilvl w:val="0"/>
+          <w:numId w:val="89"/>
+        </w:numPr>
+        <w:ind w:left="993"/>
+        <w:rPr>
+          <w:lang w:val="es-419" w:eastAsia="es-CO"/>
+        </w:rPr>
+      </w:pPr>
+      <w:r>
+        <w:rPr>
+          <w:lang w:val="es-419" w:eastAsia="es-CO"/>
+        </w:rPr>
+        <w:t>Aplicación práctica: permite disminuir la obligación previamente reconocida.</w:t>
+      </w:r>
+    </w:p>
+    <w:p>
+      <w:pPr>
+        <w:pStyle w:val="Ttulo5"/>
+      </w:pPr>
+      <w:r>
         <w:lastRenderedPageBreak/>
-        <w:t>Ruta práctica de codificación de operaciones en el registro</w:t>
-      </w:r>
-    </w:p>
-    <w:p>
-      <w:pPr>
-        <w:rPr>
-          <w:lang w:val="es-419" w:eastAsia="es-CO"/>
-        </w:rPr>
-      </w:pPr>
-      <w:r>
-        <w:rPr>
-          <w:lang w:val="es-419" w:eastAsia="es-CO"/>
-        </w:rPr>
-        <w:t>A continuación, se presentan ejemplos que permiten comprender cómo una operación pasa de su interpretación económica a su ubicación contable específica:</w:t>
+        <w:t>Venta de mercancía al contado</w:t>
+      </w:r>
+    </w:p>
+    <w:p>
+      <w:pPr>
+        <w:pStyle w:val="Prrafodelista"/>
+        <w:numPr>
+          <w:ilvl w:val="0"/>
+          <w:numId w:val="90"/>
+        </w:numPr>
+        <w:ind w:left="993"/>
+        <w:rPr>
+          <w:lang w:val="es-419" w:eastAsia="es-CO"/>
+        </w:rPr>
+      </w:pPr>
+      <w:r>
+        <w:rPr>
+          <w:lang w:val="es-419" w:eastAsia="es-CO"/>
+        </w:rPr>
+        <w:t>Clasificación general: ingreso.</w:t>
+      </w:r>
+    </w:p>
+    <w:p>
+      <w:pPr>
+        <w:pStyle w:val="Prrafodelista"/>
+        <w:numPr>
+          <w:ilvl w:val="0"/>
+          <w:numId w:val="90"/>
+        </w:numPr>
+        <w:ind w:left="993"/>
+        <w:rPr>
+          <w:lang w:val="es-419" w:eastAsia="es-CO"/>
+        </w:rPr>
+      </w:pPr>
+      <w:r>
+        <w:rPr>
+          <w:lang w:val="es-419" w:eastAsia="es-CO"/>
+        </w:rPr>
+        <w:t>Ruta de codificación: clase de ingresos, grupo de ventas, cuenta de venta de mercancías, auxiliar por línea o punto de venta.</w:t>
+      </w:r>
+    </w:p>
+    <w:p>
+      <w:pPr>
+        <w:pStyle w:val="Prrafodelista"/>
+        <w:numPr>
+          <w:ilvl w:val="0"/>
+          <w:numId w:val="90"/>
+        </w:numPr>
+        <w:ind w:left="993"/>
+        <w:rPr>
+          <w:lang w:val="es-419" w:eastAsia="es-CO"/>
+        </w:rPr>
+      </w:pPr>
+      <w:r>
+        <w:rPr>
+          <w:lang w:val="es-419" w:eastAsia="es-CO"/>
+        </w:rPr>
+        <w:t>Aplicación práctica: facilita acumular ingresos y diferenciar su origen.</w:t>
       </w:r>
     </w:p>
     <w:p>
@@ -13592,15 +13845,15 @@
         <w:pStyle w:val="Ttulo5"/>
       </w:pPr>
       <w:r>
-        <w:t>Compra de mercancías para vender</w:t>
-      </w:r>
-    </w:p>
-    <w:p>
-      <w:pPr>
-        <w:pStyle w:val="Prrafodelista"/>
-        <w:numPr>
-          <w:ilvl w:val="0"/>
-          <w:numId w:val="87"/>
+        <w:t>Pago de internet</w:t>
+      </w:r>
+    </w:p>
+    <w:p>
+      <w:pPr>
+        <w:pStyle w:val="Prrafodelista"/>
+        <w:numPr>
+          <w:ilvl w:val="0"/>
+          <w:numId w:val="91"/>
         </w:numPr>
         <w:ind w:left="993"/>
         <w:rPr>
@@ -13611,15 +13864,15 @@
         <w:rPr>
           <w:lang w:val="es-419" w:eastAsia="es-CO"/>
         </w:rPr>
-        <w:t>Clasificación general: activo.</w:t>
-      </w:r>
-    </w:p>
-    <w:p>
-      <w:pPr>
-        <w:pStyle w:val="Prrafodelista"/>
-        <w:numPr>
-          <w:ilvl w:val="0"/>
-          <w:numId w:val="87"/>
+        <w:t>Clasificación general: gasto.</w:t>
+      </w:r>
+    </w:p>
+    <w:p>
+      <w:pPr>
+        <w:pStyle w:val="Prrafodelista"/>
+        <w:numPr>
+          <w:ilvl w:val="0"/>
+          <w:numId w:val="91"/>
         </w:numPr>
         <w:ind w:left="993"/>
         <w:rPr>
@@ -13630,15 +13883,15 @@
         <w:rPr>
           <w:lang w:val="es-419" w:eastAsia="es-CO"/>
         </w:rPr>
-        <w:t>Ruta de codificación: clase de activos, grupo de inventarios, cuenta de mercancías, subcuenta según línea de producto.</w:t>
-      </w:r>
-    </w:p>
-    <w:p>
-      <w:pPr>
-        <w:pStyle w:val="Prrafodelista"/>
-        <w:numPr>
-          <w:ilvl w:val="0"/>
-          <w:numId w:val="87"/>
+        <w:t>Ruta de codificación: clase de gastos, grupo de gastos operacionales, cuenta de servicios, subcuenta de internet o comunicaciones.</w:t>
+      </w:r>
+    </w:p>
+    <w:p>
+      <w:pPr>
+        <w:pStyle w:val="Prrafodelista"/>
+        <w:numPr>
+          <w:ilvl w:val="0"/>
+          <w:numId w:val="91"/>
         </w:numPr>
         <w:ind w:left="993"/>
         <w:rPr>
@@ -13649,7 +13902,7 @@
         <w:rPr>
           <w:lang w:val="es-419" w:eastAsia="es-CO"/>
         </w:rPr>
-        <w:t>Aplicación práctica: permite diferenciar mercancías para la venta de bienes para uso interno.</w:t>
+        <w:t>Aplicación práctica: permite identificar un consumo del período.</w:t>
       </w:r>
     </w:p>
     <w:p>
@@ -13657,29 +13910,15 @@
         <w:pStyle w:val="Ttulo5"/>
       </w:pPr>
       <w:r>
-        <w:t>Compra de escritorio para oficina</w:t>
-      </w:r>
-    </w:p>
-    <w:p>
-      <w:pPr>
-        <w:ind w:firstLine="0"/>
-        <w:rPr>
-          <w:lang w:val="es-419" w:eastAsia="es-CO"/>
-        </w:rPr>
-      </w:pPr>
-      <w:r>
-        <w:rPr>
-          <w:lang w:val="es-419" w:eastAsia="es-CO"/>
-        </w:rPr>
-        <w:t>Clasificación general: activo.</w:t>
-      </w:r>
-    </w:p>
-    <w:p>
-      <w:pPr>
-        <w:pStyle w:val="Prrafodelista"/>
-        <w:numPr>
-          <w:ilvl w:val="0"/>
-          <w:numId w:val="88"/>
+        <w:t>Recepción de crédito bancario</w:t>
+      </w:r>
+    </w:p>
+    <w:p>
+      <w:pPr>
+        <w:pStyle w:val="Prrafodelista"/>
+        <w:numPr>
+          <w:ilvl w:val="0"/>
+          <w:numId w:val="92"/>
         </w:numPr>
         <w:ind w:left="993"/>
         <w:rPr>
@@ -13690,15 +13929,15 @@
         <w:rPr>
           <w:lang w:val="es-419" w:eastAsia="es-CO"/>
         </w:rPr>
-        <w:t>Ruta de codificación: clase de activos, grupo de propiedades, planta y equipo, cuenta de muebles y equipo, subcuenta según tipo de bien.</w:t>
-      </w:r>
-    </w:p>
-    <w:p>
-      <w:pPr>
-        <w:pStyle w:val="Prrafodelista"/>
-        <w:numPr>
-          <w:ilvl w:val="0"/>
-          <w:numId w:val="88"/>
+        <w:t>Clasificación general: activo y pasivo.</w:t>
+      </w:r>
+    </w:p>
+    <w:p>
+      <w:pPr>
+        <w:pStyle w:val="Prrafodelista"/>
+        <w:numPr>
+          <w:ilvl w:val="0"/>
+          <w:numId w:val="92"/>
         </w:numPr>
         <w:ind w:left="993"/>
         <w:rPr>
@@ -13709,23 +13948,15 @@
         <w:rPr>
           <w:lang w:val="es-419" w:eastAsia="es-CO"/>
         </w:rPr>
-        <w:t>Aplicación práctica: facilita separar activos de uso de inventarios o gastos.</w:t>
-      </w:r>
-    </w:p>
-    <w:p>
-      <w:pPr>
-        <w:pStyle w:val="Ttulo5"/>
-      </w:pPr>
-      <w:r>
-        <w:t>Pago a proveedor</w:t>
-      </w:r>
-    </w:p>
-    <w:p>
-      <w:pPr>
-        <w:pStyle w:val="Prrafodelista"/>
-        <w:numPr>
-          <w:ilvl w:val="0"/>
-          <w:numId w:val="89"/>
+        <w:t>Ruta de codificación: clase de activos, bancos; clase de pasivos, obligaciones financieras.</w:t>
+      </w:r>
+    </w:p>
+    <w:p>
+      <w:pPr>
+        <w:pStyle w:val="Prrafodelista"/>
+        <w:numPr>
+          <w:ilvl w:val="0"/>
+          <w:numId w:val="92"/>
         </w:numPr>
         <w:ind w:left="993"/>
         <w:rPr>
@@ -13736,15 +13967,52 @@
         <w:rPr>
           <w:lang w:val="es-419" w:eastAsia="es-CO"/>
         </w:rPr>
-        <w:t>Clasificación general: pasivo.</w:t>
-      </w:r>
-    </w:p>
-    <w:p>
-      <w:pPr>
-        <w:pStyle w:val="Prrafodelista"/>
-        <w:numPr>
-          <w:ilvl w:val="0"/>
-          <w:numId w:val="89"/>
+        <w:t>Aplicación práctica: permite reconocer simultáneamente el ingreso de dinero y la obligación generada.</w:t>
+      </w:r>
+    </w:p>
+    <w:p>
+      <w:pPr>
+        <w:pStyle w:val="Ttulo2"/>
+      </w:pPr>
+      <w:bookmarkStart w:id="10" w:name="_Toc231596833"/>
+      <w:r>
+        <w:t>Políticas contables para el tratamiento uniforme de las operaciones</w:t>
+      </w:r>
+      <w:bookmarkEnd w:id="10"/>
+    </w:p>
+    <w:p>
+      <w:pPr>
+        <w:rPr>
+          <w:lang w:val="es-419" w:eastAsia="es-CO"/>
+        </w:rPr>
+      </w:pPr>
+      <w:r>
+        <w:rPr>
+          <w:lang w:val="es-419" w:eastAsia="es-CO"/>
+        </w:rPr>
+        <w:t>Las políticas contables permiten que operaciones semejantes se registren con criterios uniformes dentro de la organización. En la NIIF para las pymes, se entienden como los principios, bases, convenciones, reglas y procedimientos específicos adoptados para preparar y presentar los estados financieros.</w:t>
+      </w:r>
+    </w:p>
+    <w:p>
+      <w:pPr>
+        <w:rPr>
+          <w:lang w:val="es-419" w:eastAsia="es-CO"/>
+        </w:rPr>
+      </w:pPr>
+      <w:r>
+        <w:rPr>
+          <w:lang w:val="es-419" w:eastAsia="es-CO"/>
+        </w:rPr>
+        <w:lastRenderedPageBreak/>
+        <w:t>Esto implica que, después de identificar el hecho económico y ubicarlo en una cuenta, se requieren criterios internos que orienten el tratamiento de situaciones repetitivas, evitando que el registro dependa de interpretaciones individuales. En la práctica, estas políticas permiten resolver decisiones frecuentes del registro. A continuación, se presentan algunos aspectos clave que orientan su aplicación:</w:t>
+      </w:r>
+    </w:p>
+    <w:p>
+      <w:pPr>
+        <w:pStyle w:val="Prrafodelista"/>
+        <w:numPr>
+          <w:ilvl w:val="0"/>
+          <w:numId w:val="93"/>
         </w:numPr>
         <w:ind w:left="993"/>
         <w:rPr>
@@ -13753,17 +14021,23 @@
       </w:pPr>
       <w:r>
         <w:rPr>
-          <w:lang w:val="es-419" w:eastAsia="es-CO"/>
-        </w:rPr>
-        <w:t>Ruta de codificación: clase de pasivos, grupo de cuentas por pagar, cuenta de proveedores, subcuenta por tercero, si aplica.</w:t>
-      </w:r>
-    </w:p>
-    <w:p>
-      <w:pPr>
-        <w:pStyle w:val="Prrafodelista"/>
-        <w:numPr>
-          <w:ilvl w:val="0"/>
-          <w:numId w:val="89"/>
+          <w:rStyle w:val="Ttulo5Car"/>
+        </w:rPr>
+        <w:t>Reconocimiento de compras.</w:t>
+      </w:r>
+      <w:r>
+        <w:rPr>
+          <w:lang w:val="es-419" w:eastAsia="es-CO"/>
+        </w:rPr>
+        <w:t xml:space="preserve"> Permiten definir cuándo una compra se reconoce como inventario y cuándo como gasto.</w:t>
+      </w:r>
+    </w:p>
+    <w:p>
+      <w:pPr>
+        <w:pStyle w:val="Prrafodelista"/>
+        <w:numPr>
+          <w:ilvl w:val="0"/>
+          <w:numId w:val="93"/>
         </w:numPr>
         <w:ind w:left="993"/>
         <w:rPr>
@@ -13772,25 +14046,23 @@
       </w:pPr>
       <w:r>
         <w:rPr>
-          <w:lang w:val="es-419" w:eastAsia="es-CO"/>
-        </w:rPr>
-        <w:t>Aplicación práctica: permite disminuir la obligación previamente reconocida.</w:t>
-      </w:r>
-    </w:p>
-    <w:p>
-      <w:pPr>
-        <w:pStyle w:val="Ttulo5"/>
-      </w:pPr>
-      <w:r>
-        <w:t>Venta de mercancía al contado</w:t>
-      </w:r>
-    </w:p>
-    <w:p>
-      <w:pPr>
-        <w:pStyle w:val="Prrafodelista"/>
-        <w:numPr>
-          <w:ilvl w:val="0"/>
-          <w:numId w:val="90"/>
+          <w:rStyle w:val="Ttulo5Car"/>
+        </w:rPr>
+        <w:t>Tratamiento de activos.</w:t>
+      </w:r>
+      <w:r>
+        <w:rPr>
+          <w:lang w:val="es-419" w:eastAsia="es-CO"/>
+        </w:rPr>
+        <w:t xml:space="preserve"> Establecen cuándo un bien se reconoce como activo de uso.</w:t>
+      </w:r>
+    </w:p>
+    <w:p>
+      <w:pPr>
+        <w:pStyle w:val="Prrafodelista"/>
+        <w:numPr>
+          <w:ilvl w:val="0"/>
+          <w:numId w:val="93"/>
         </w:numPr>
         <w:ind w:left="993"/>
         <w:rPr>
@@ -13799,17 +14071,23 @@
       </w:pPr>
       <w:r>
         <w:rPr>
-          <w:lang w:val="es-419" w:eastAsia="es-CO"/>
-        </w:rPr>
-        <w:t>Clasificación general: ingreso.</w:t>
-      </w:r>
-    </w:p>
-    <w:p>
-      <w:pPr>
-        <w:pStyle w:val="Prrafodelista"/>
-        <w:numPr>
-          <w:ilvl w:val="0"/>
-          <w:numId w:val="90"/>
+          <w:rStyle w:val="Ttulo5Car"/>
+        </w:rPr>
+        <w:t>Depreciación.</w:t>
+      </w:r>
+      <w:r>
+        <w:rPr>
+          <w:lang w:val="es-419" w:eastAsia="es-CO"/>
+        </w:rPr>
+        <w:t xml:space="preserve"> Definen criterios para el reconocimiento del desgaste de los activos.</w:t>
+      </w:r>
+    </w:p>
+    <w:p>
+      <w:pPr>
+        <w:pStyle w:val="Prrafodelista"/>
+        <w:numPr>
+          <w:ilvl w:val="0"/>
+          <w:numId w:val="93"/>
         </w:numPr>
         <w:ind w:left="993"/>
         <w:rPr>
@@ -13818,504 +14096,209 @@
       </w:pPr>
       <w:r>
         <w:rPr>
+          <w:rStyle w:val="Ttulo5Car"/>
+        </w:rPr>
+        <w:t>Devoluciones.</w:t>
+      </w:r>
+      <w:r>
+        <w:rPr>
+          <w:lang w:val="es-419" w:eastAsia="es-CO"/>
+        </w:rPr>
+        <w:t xml:space="preserve"> Determinan el manejo contable de devoluciones en ventas o compras.</w:t>
+      </w:r>
+    </w:p>
+    <w:p>
+      <w:pPr>
+        <w:pStyle w:val="Prrafodelista"/>
+        <w:numPr>
+          <w:ilvl w:val="0"/>
+          <w:numId w:val="93"/>
+        </w:numPr>
+        <w:ind w:left="993"/>
+        <w:rPr>
+          <w:lang w:val="es-419" w:eastAsia="es-CO"/>
+        </w:rPr>
+      </w:pPr>
+      <w:r>
+        <w:rPr>
+          <w:rStyle w:val="Ttulo5Car"/>
+        </w:rPr>
+        <w:t>Operaciones tributarias.</w:t>
+      </w:r>
+      <w:r>
+        <w:rPr>
+          <w:lang w:val="es-419" w:eastAsia="es-CO"/>
+        </w:rPr>
+        <w:t xml:space="preserve"> Orientan el tratamiento de hechos con incidencia fiscal.</w:t>
+      </w:r>
+    </w:p>
+    <w:p>
+      <w:pPr>
+        <w:rPr>
+          <w:lang w:val="es-419" w:eastAsia="es-CO"/>
+        </w:rPr>
+      </w:pPr>
+      <w:r>
+        <w:rPr>
+          <w:lang w:val="es-419" w:eastAsia="es-CO"/>
+        </w:rPr>
+        <w:t>Estas políticas deben aplicarse de forma uniforme a transacciones, sucesos y condiciones similares, y solo pueden modificarse cuando lo exija la norma o cuando se logre información más fiable y relevante.</w:t>
+      </w:r>
+    </w:p>
+    <w:p>
+      <w:pPr>
+        <w:rPr>
+          <w:lang w:val="es-419" w:eastAsia="es-CO"/>
+        </w:rPr>
+      </w:pPr>
+      <w:r>
+        <w:rPr>
+          <w:lang w:val="es-419" w:eastAsia="es-CO"/>
+        </w:rPr>
+        <w:t>Desde una perspectiva aplicada, el registro contable no depende únicamente del soporte o de la cuenta, sino también del criterio institucional vigente. Operaciones con características similares deben recibir tratamientos consistentes cuando responden a la misma realidad económica, mientras que situaciones diferentes requieren análisis particular. Las políticas contables cumplen, así, una función de articulación entre la norma general y la práctica cotidiana del registro.</w:t>
+      </w:r>
+    </w:p>
+    <w:p>
+      <w:pPr>
+        <w:rPr>
+          <w:lang w:val="es-419" w:eastAsia="es-CO"/>
+        </w:rPr>
+      </w:pPr>
+    </w:p>
+    <w:p>
+      <w:pPr>
+        <w:rPr>
+          <w:lang w:val="es-419" w:eastAsia="es-CO"/>
+        </w:rPr>
+      </w:pPr>
+      <w:r>
+        <w:rPr>
+          <w:lang w:val="es-419" w:eastAsia="es-CO"/>
+        </w:rPr>
+        <w:t>Para que estas políticas cumplan su función, deben estar debidamente documentadas y formalizadas dentro de la organización. Esto implica que deben:</w:t>
+      </w:r>
+    </w:p>
+    <w:p>
+      <w:pPr>
+        <w:pStyle w:val="Prrafodelista"/>
+        <w:numPr>
+          <w:ilvl w:val="0"/>
+          <w:numId w:val="94"/>
+        </w:numPr>
+        <w:ind w:left="993"/>
+        <w:rPr>
+          <w:lang w:val="es-419" w:eastAsia="es-CO"/>
+        </w:rPr>
+      </w:pPr>
+      <w:r>
+        <w:rPr>
+          <w:lang w:val="es-419" w:eastAsia="es-CO"/>
+        </w:rPr>
+        <w:t>Estar consignadas en documentos institucionales.</w:t>
+      </w:r>
+    </w:p>
+    <w:p>
+      <w:pPr>
+        <w:pStyle w:val="Prrafodelista"/>
+        <w:numPr>
+          <w:ilvl w:val="0"/>
+          <w:numId w:val="94"/>
+        </w:numPr>
+        <w:ind w:left="993"/>
+        <w:rPr>
+          <w:lang w:val="es-419" w:eastAsia="es-CO"/>
+        </w:rPr>
+      </w:pPr>
+      <w:r>
+        <w:rPr>
+          <w:lang w:val="es-419" w:eastAsia="es-CO"/>
+        </w:rPr>
+        <w:t>Permitir su consulta y actualización.</w:t>
+      </w:r>
+    </w:p>
+    <w:p>
+      <w:pPr>
+        <w:pStyle w:val="Prrafodelista"/>
+        <w:numPr>
+          <w:ilvl w:val="0"/>
+          <w:numId w:val="94"/>
+        </w:numPr>
+        <w:ind w:left="993"/>
+        <w:rPr>
+          <w:lang w:val="es-419" w:eastAsia="es-CO"/>
+        </w:rPr>
+      </w:pPr>
+      <w:r>
+        <w:rPr>
+          <w:lang w:val="es-419" w:eastAsia="es-CO"/>
+        </w:rPr>
+        <w:t>Ser divulgadas entre quienes participan en el proceso contable.</w:t>
+      </w:r>
+    </w:p>
+    <w:p>
+      <w:pPr>
+        <w:pStyle w:val="Prrafodelista"/>
+        <w:numPr>
+          <w:ilvl w:val="0"/>
+          <w:numId w:val="94"/>
+        </w:numPr>
+        <w:ind w:left="993"/>
+        <w:rPr>
+          <w:lang w:val="es-419" w:eastAsia="es-CO"/>
+        </w:rPr>
+      </w:pPr>
+      <w:r>
+        <w:rPr>
+          <w:lang w:val="es-419" w:eastAsia="es-CO"/>
+        </w:rPr>
+        <w:t>Aplicarse de manera consistente en el registro.</w:t>
+      </w:r>
+    </w:p>
+    <w:p>
+      <w:pPr>
+        <w:rPr>
+          <w:lang w:val="es-419" w:eastAsia="es-CO"/>
+        </w:rPr>
+      </w:pPr>
+      <w:r>
+        <w:rPr>
+          <w:lang w:val="es-419" w:eastAsia="es-CO"/>
+        </w:rPr>
+        <w:t>Este proceso fortalece la unidad de criterio y permite que la información se construya sobre bases comunes y transparentes. En conjunto, la estructura contable y las políticas para el registro de la información permiten que los hechos económicos se transformen en registros ordenados, coherentes y útiles para el control y la gestión. A través del plan de cuentas, la clasificación de activos, pasivos, patrimonio, ingresos, costos y gastos, y la codificación de las operaciones, se comprende que el registro implica interpretar la naturaleza económica de cada hecho y ubicarlo correctamente dentro del sistema contable.</w:t>
+      </w:r>
+    </w:p>
+    <w:p>
+      <w:pPr>
+        <w:rPr>
+          <w:lang w:val="es-419" w:eastAsia="es-CO"/>
+        </w:rPr>
+      </w:pPr>
+      <w:r>
+        <w:rPr>
+          <w:lang w:val="es-419" w:eastAsia="es-CO"/>
+        </w:rPr>
+        <w:t>Esta base permite relacionar el hecho económico con la estructura interna que hace posible su registro, favoreciendo la trazabilidad, el control y la confiabilidad de la información. A partir de ello, el proceso continúa hacia el registro contable formal y la generación de reportes, donde estas decisiones se materializan en comprobantes, libros, auxiliares y saldos.</w:t>
+      </w:r>
+    </w:p>
+    <w:p>
+      <w:pPr>
+        <w:rPr>
+          <w:lang w:val="es-419" w:eastAsia="es-CO"/>
+        </w:rPr>
+      </w:pPr>
+      <w:r>
+        <w:rPr>
+          <w:lang w:val="es-419" w:eastAsia="es-CO"/>
+        </w:rPr>
+        <w:t xml:space="preserve">Finalmente, la ejecución del registro contable corresponde al momento en que el hecho económico analizado, soportado y clasificado se incorpora de manera formal a la información de la organización. En esta fase, la operación deja de estar únicamente en </w:t>
+      </w:r>
+      <w:r>
+        <w:rPr>
           <w:lang w:val="es-419" w:eastAsia="es-CO"/>
         </w:rPr>
         <w:lastRenderedPageBreak/>
-        <w:t>Ruta de codificación: clase de ingresos, grupo de ventas, cuenta de venta de mercancías, auxiliar por línea o punto de venta.</w:t>
-      </w:r>
-    </w:p>
-    <w:p>
-      <w:pPr>
-        <w:pStyle w:val="Prrafodelista"/>
-        <w:numPr>
-          <w:ilvl w:val="0"/>
-          <w:numId w:val="90"/>
-        </w:numPr>
-        <w:ind w:left="993"/>
-        <w:rPr>
-          <w:lang w:val="es-419" w:eastAsia="es-CO"/>
-        </w:rPr>
-      </w:pPr>
-      <w:r>
-        <w:rPr>
-          <w:lang w:val="es-419" w:eastAsia="es-CO"/>
-        </w:rPr>
-        <w:t>Aplicación práctica: facilita acumular ingresos y diferenciar su origen.</w:t>
-      </w:r>
-    </w:p>
-    <w:p>
-      <w:pPr>
-        <w:pStyle w:val="Ttulo5"/>
-      </w:pPr>
-      <w:r>
-        <w:t>Pago de internet</w:t>
-      </w:r>
-    </w:p>
-    <w:p>
-      <w:pPr>
-        <w:pStyle w:val="Prrafodelista"/>
-        <w:numPr>
-          <w:ilvl w:val="0"/>
-          <w:numId w:val="91"/>
-        </w:numPr>
-        <w:ind w:left="993"/>
-        <w:rPr>
-          <w:lang w:val="es-419" w:eastAsia="es-CO"/>
-        </w:rPr>
-      </w:pPr>
-      <w:r>
-        <w:rPr>
-          <w:lang w:val="es-419" w:eastAsia="es-CO"/>
-        </w:rPr>
-        <w:t>Clasificación general: gasto.</w:t>
-      </w:r>
-    </w:p>
-    <w:p>
-      <w:pPr>
-        <w:pStyle w:val="Prrafodelista"/>
-        <w:numPr>
-          <w:ilvl w:val="0"/>
-          <w:numId w:val="91"/>
-        </w:numPr>
-        <w:ind w:left="993"/>
-        <w:rPr>
-          <w:lang w:val="es-419" w:eastAsia="es-CO"/>
-        </w:rPr>
-      </w:pPr>
-      <w:r>
-        <w:rPr>
-          <w:lang w:val="es-419" w:eastAsia="es-CO"/>
-        </w:rPr>
-        <w:t>Ruta de codificación: clase de gastos, grupo de gastos operacionales, cuenta de servicios, subcuenta de internet o comunicaciones.</w:t>
-      </w:r>
-    </w:p>
-    <w:p>
-      <w:pPr>
-        <w:pStyle w:val="Prrafodelista"/>
-        <w:numPr>
-          <w:ilvl w:val="0"/>
-          <w:numId w:val="91"/>
-        </w:numPr>
-        <w:ind w:left="993"/>
-        <w:rPr>
-          <w:lang w:val="es-419" w:eastAsia="es-CO"/>
-        </w:rPr>
-      </w:pPr>
-      <w:r>
-        <w:rPr>
-          <w:lang w:val="es-419" w:eastAsia="es-CO"/>
-        </w:rPr>
-        <w:t>Aplicación práctica: permite identificar un consumo del período.</w:t>
-      </w:r>
-    </w:p>
-    <w:p>
-      <w:pPr>
-        <w:pStyle w:val="Ttulo5"/>
-      </w:pPr>
-      <w:r>
-        <w:t>Recepción de crédito bancario</w:t>
-      </w:r>
-    </w:p>
-    <w:p>
-      <w:pPr>
-        <w:pStyle w:val="Prrafodelista"/>
-        <w:numPr>
-          <w:ilvl w:val="0"/>
-          <w:numId w:val="92"/>
-        </w:numPr>
-        <w:ind w:left="993"/>
-        <w:rPr>
-          <w:lang w:val="es-419" w:eastAsia="es-CO"/>
-        </w:rPr>
-      </w:pPr>
-      <w:r>
-        <w:rPr>
-          <w:lang w:val="es-419" w:eastAsia="es-CO"/>
-        </w:rPr>
-        <w:t>Clasificación general: activo y pasivo.</w:t>
-      </w:r>
-    </w:p>
-    <w:p>
-      <w:pPr>
-        <w:pStyle w:val="Prrafodelista"/>
-        <w:numPr>
-          <w:ilvl w:val="0"/>
-          <w:numId w:val="92"/>
-        </w:numPr>
-        <w:ind w:left="993"/>
-        <w:rPr>
-          <w:lang w:val="es-419" w:eastAsia="es-CO"/>
-        </w:rPr>
-      </w:pPr>
-      <w:r>
-        <w:rPr>
-          <w:lang w:val="es-419" w:eastAsia="es-CO"/>
-        </w:rPr>
-        <w:t>Ruta de codificación: clase de activos, bancos; clase de pasivos, obligaciones financieras.</w:t>
-      </w:r>
-    </w:p>
-    <w:p>
-      <w:pPr>
-        <w:pStyle w:val="Prrafodelista"/>
-        <w:numPr>
-          <w:ilvl w:val="0"/>
-          <w:numId w:val="92"/>
-        </w:numPr>
-        <w:ind w:left="993"/>
-        <w:rPr>
-          <w:lang w:val="es-419" w:eastAsia="es-CO"/>
-        </w:rPr>
-      </w:pPr>
-      <w:r>
-        <w:rPr>
-          <w:lang w:val="es-419" w:eastAsia="es-CO"/>
-        </w:rPr>
-        <w:t>Aplicación práctica: permite reconocer simultáneamente el ingreso de dinero y la obligación generada.</w:t>
-      </w:r>
-    </w:p>
-    <w:p>
-      <w:pPr>
-        <w:pStyle w:val="Ttulo2"/>
-      </w:pPr>
-      <w:bookmarkStart w:id="10" w:name="_Toc229156512"/>
-      <w:r>
-        <w:t>Políticas contables para el tratamiento uniforme de las operaciones</w:t>
-      </w:r>
-      <w:bookmarkEnd w:id="10"/>
-    </w:p>
-    <w:p>
-      <w:pPr>
-        <w:rPr>
-          <w:lang w:val="es-419" w:eastAsia="es-CO"/>
-        </w:rPr>
-      </w:pPr>
-      <w:r>
-        <w:rPr>
-          <w:lang w:val="es-419" w:eastAsia="es-CO"/>
-        </w:rPr>
-        <w:t>Las políticas contables permiten que operaciones semejantes se registren con criterios uniformes dentro de la organización. En la NIIF para las pymes, se entienden como los principios, bases, convenciones, reglas y procedimientos específicos adoptados para preparar y presentar los estados financieros.</w:t>
-      </w:r>
-    </w:p>
-    <w:p>
-      <w:pPr>
-        <w:rPr>
-          <w:lang w:val="es-419" w:eastAsia="es-CO"/>
-        </w:rPr>
-      </w:pPr>
-      <w:r>
-        <w:rPr>
-          <w:lang w:val="es-419" w:eastAsia="es-CO"/>
-        </w:rPr>
-        <w:t xml:space="preserve">Esto implica que, después de identificar el hecho económico y ubicarlo en una cuenta, se requieren criterios internos que orienten el tratamiento de situaciones repetitivas, evitando que el registro dependa de interpretaciones individuales. En la </w:t>
-      </w:r>
-      <w:r>
-        <w:rPr>
-          <w:lang w:val="es-419" w:eastAsia="es-CO"/>
-        </w:rPr>
-        <w:lastRenderedPageBreak/>
-        <w:t>práctica, estas políticas permiten resolver decisiones frecuentes del registro. A continuación, se presentan algunos aspectos clave que orientan su aplicación:</w:t>
-      </w:r>
-    </w:p>
-    <w:p>
-      <w:pPr>
-        <w:pStyle w:val="Prrafodelista"/>
-        <w:numPr>
-          <w:ilvl w:val="0"/>
-          <w:numId w:val="93"/>
-        </w:numPr>
-        <w:ind w:left="993"/>
-        <w:rPr>
-          <w:lang w:val="es-419" w:eastAsia="es-CO"/>
-        </w:rPr>
-      </w:pPr>
-      <w:r>
-        <w:rPr>
-          <w:rStyle w:val="Ttulo5Car"/>
-        </w:rPr>
-        <w:t>Reconocimiento de compras.</w:t>
-      </w:r>
-      <w:r>
-        <w:rPr>
-          <w:lang w:val="es-419" w:eastAsia="es-CO"/>
-        </w:rPr>
-        <w:t xml:space="preserve"> Permiten definir cuándo una compra se reconoce como inventario y cuándo como gasto.</w:t>
-      </w:r>
-    </w:p>
-    <w:p>
-      <w:pPr>
-        <w:pStyle w:val="Prrafodelista"/>
-        <w:numPr>
-          <w:ilvl w:val="0"/>
-          <w:numId w:val="93"/>
-        </w:numPr>
-        <w:ind w:left="993"/>
-        <w:rPr>
-          <w:lang w:val="es-419" w:eastAsia="es-CO"/>
-        </w:rPr>
-      </w:pPr>
-      <w:r>
-        <w:rPr>
-          <w:rStyle w:val="Ttulo5Car"/>
-        </w:rPr>
-        <w:t>Tratamiento de activos.</w:t>
-      </w:r>
-      <w:r>
-        <w:rPr>
-          <w:lang w:val="es-419" w:eastAsia="es-CO"/>
-        </w:rPr>
-        <w:t xml:space="preserve"> Establecen cuándo un bien se reconoce como activo de uso.</w:t>
-      </w:r>
-    </w:p>
-    <w:p>
-      <w:pPr>
-        <w:pStyle w:val="Prrafodelista"/>
-        <w:numPr>
-          <w:ilvl w:val="0"/>
-          <w:numId w:val="93"/>
-        </w:numPr>
-        <w:ind w:left="993"/>
-        <w:rPr>
-          <w:lang w:val="es-419" w:eastAsia="es-CO"/>
-        </w:rPr>
-      </w:pPr>
-      <w:r>
-        <w:rPr>
-          <w:rStyle w:val="Ttulo5Car"/>
-        </w:rPr>
-        <w:t>Depreciación.</w:t>
-      </w:r>
-      <w:r>
-        <w:rPr>
-          <w:lang w:val="es-419" w:eastAsia="es-CO"/>
-        </w:rPr>
-        <w:t xml:space="preserve"> Definen criterios para el reconocimiento del desgaste de los activos.</w:t>
-      </w:r>
-    </w:p>
-    <w:p>
-      <w:pPr>
-        <w:pStyle w:val="Prrafodelista"/>
-        <w:numPr>
-          <w:ilvl w:val="0"/>
-          <w:numId w:val="93"/>
-        </w:numPr>
-        <w:ind w:left="993"/>
-        <w:rPr>
-          <w:lang w:val="es-419" w:eastAsia="es-CO"/>
-        </w:rPr>
-      </w:pPr>
-      <w:r>
-        <w:rPr>
-          <w:rStyle w:val="Ttulo5Car"/>
-        </w:rPr>
-        <w:t>Devoluciones.</w:t>
-      </w:r>
-      <w:r>
-        <w:rPr>
-          <w:lang w:val="es-419" w:eastAsia="es-CO"/>
-        </w:rPr>
-        <w:t xml:space="preserve"> Determinan el manejo contable de devoluciones en ventas o compras.</w:t>
-      </w:r>
-    </w:p>
-    <w:p>
-      <w:pPr>
-        <w:pStyle w:val="Prrafodelista"/>
-        <w:numPr>
-          <w:ilvl w:val="0"/>
-          <w:numId w:val="93"/>
-        </w:numPr>
-        <w:ind w:left="993"/>
-        <w:rPr>
-          <w:lang w:val="es-419" w:eastAsia="es-CO"/>
-        </w:rPr>
-      </w:pPr>
-      <w:r>
-        <w:rPr>
-          <w:rStyle w:val="Ttulo5Car"/>
-        </w:rPr>
-        <w:t>Operaciones tributarias.</w:t>
-      </w:r>
-      <w:r>
-        <w:rPr>
-          <w:lang w:val="es-419" w:eastAsia="es-CO"/>
-        </w:rPr>
-        <w:t xml:space="preserve"> Orientan el tratamiento de hechos con incidencia fiscal.</w:t>
-      </w:r>
-    </w:p>
-    <w:p>
-      <w:pPr>
-        <w:rPr>
-          <w:lang w:val="es-419" w:eastAsia="es-CO"/>
-        </w:rPr>
-      </w:pPr>
-      <w:r>
-        <w:rPr>
-          <w:lang w:val="es-419" w:eastAsia="es-CO"/>
-        </w:rPr>
-        <w:t>Estas políticas deben aplicarse de forma uniforme a transacciones, sucesos y condiciones similares, y solo pueden modificarse cuando lo exija la norma o cuando se logre información más fiable y relevante.</w:t>
-      </w:r>
-    </w:p>
-    <w:p>
-      <w:pPr>
-        <w:rPr>
-          <w:lang w:val="es-419" w:eastAsia="es-CO"/>
-        </w:rPr>
-      </w:pPr>
-      <w:r>
-        <w:rPr>
-          <w:lang w:val="es-419" w:eastAsia="es-CO"/>
-        </w:rPr>
-        <w:t>Desde una perspectiva aplicada, el registro contable no depende únicamente del soporte o de la cuenta, sino también del criterio institucional vigente. Operaciones con características similares deben recibir tratamientos consistentes cuando responden a la misma realidad económica, mientras que situaciones diferentes requieren análisis particular. Las políticas contables cumplen, así, una función de articulación entre la norma general y la práctica cotidiana del registro.</w:t>
-      </w:r>
-    </w:p>
-    <w:p>
-      <w:pPr>
-        <w:rPr>
-          <w:lang w:val="es-419" w:eastAsia="es-CO"/>
-        </w:rPr>
-      </w:pPr>
-    </w:p>
-    <w:p>
-      <w:pPr>
-        <w:rPr>
-          <w:lang w:val="es-419" w:eastAsia="es-CO"/>
-        </w:rPr>
-      </w:pPr>
-      <w:r>
-        <w:rPr>
-          <w:lang w:val="es-419" w:eastAsia="es-CO"/>
-        </w:rPr>
-        <w:lastRenderedPageBreak/>
-        <w:t>Para que estas políticas cumplan su función, deben estar debidamente documentadas y formalizadas dentro de la organización. Esto implica que deben:</w:t>
-      </w:r>
-    </w:p>
-    <w:p>
-      <w:pPr>
-        <w:pStyle w:val="Prrafodelista"/>
-        <w:numPr>
-          <w:ilvl w:val="0"/>
-          <w:numId w:val="94"/>
-        </w:numPr>
-        <w:ind w:left="993"/>
-        <w:rPr>
-          <w:lang w:val="es-419" w:eastAsia="es-CO"/>
-        </w:rPr>
-      </w:pPr>
-      <w:r>
-        <w:rPr>
-          <w:lang w:val="es-419" w:eastAsia="es-CO"/>
-        </w:rPr>
-        <w:t>Estar consignadas en documentos institucionales.</w:t>
-      </w:r>
-    </w:p>
-    <w:p>
-      <w:pPr>
-        <w:pStyle w:val="Prrafodelista"/>
-        <w:numPr>
-          <w:ilvl w:val="0"/>
-          <w:numId w:val="94"/>
-        </w:numPr>
-        <w:ind w:left="993"/>
-        <w:rPr>
-          <w:lang w:val="es-419" w:eastAsia="es-CO"/>
-        </w:rPr>
-      </w:pPr>
-      <w:r>
-        <w:rPr>
-          <w:lang w:val="es-419" w:eastAsia="es-CO"/>
-        </w:rPr>
-        <w:t>Permitir su consulta y actualización.</w:t>
-      </w:r>
-    </w:p>
-    <w:p>
-      <w:pPr>
-        <w:pStyle w:val="Prrafodelista"/>
-        <w:numPr>
-          <w:ilvl w:val="0"/>
-          <w:numId w:val="94"/>
-        </w:numPr>
-        <w:ind w:left="993"/>
-        <w:rPr>
-          <w:lang w:val="es-419" w:eastAsia="es-CO"/>
-        </w:rPr>
-      </w:pPr>
-      <w:r>
-        <w:rPr>
-          <w:lang w:val="es-419" w:eastAsia="es-CO"/>
-        </w:rPr>
-        <w:t>Ser divulgadas entre quienes participan en el proceso contable.</w:t>
-      </w:r>
-    </w:p>
-    <w:p>
-      <w:pPr>
-        <w:pStyle w:val="Prrafodelista"/>
-        <w:numPr>
-          <w:ilvl w:val="0"/>
-          <w:numId w:val="94"/>
-        </w:numPr>
-        <w:ind w:left="993"/>
-        <w:rPr>
-          <w:lang w:val="es-419" w:eastAsia="es-CO"/>
-        </w:rPr>
-      </w:pPr>
-      <w:r>
-        <w:rPr>
-          <w:lang w:val="es-419" w:eastAsia="es-CO"/>
-        </w:rPr>
-        <w:t>Aplicarse de manera consistente en el registro.</w:t>
-      </w:r>
-    </w:p>
-    <w:p>
-      <w:pPr>
-        <w:rPr>
-          <w:lang w:val="es-419" w:eastAsia="es-CO"/>
-        </w:rPr>
-      </w:pPr>
-      <w:r>
-        <w:rPr>
-          <w:lang w:val="es-419" w:eastAsia="es-CO"/>
-        </w:rPr>
-        <w:t>Este proceso fortalece la unidad de criterio y permite que la información se construya sobre bases comunes y transparentes. En conjunto, la estructura contable y las políticas para el registro de la información permiten que los hechos económicos se transformen en registros ordenados, coherentes y útiles para el control y la gestión. A través del plan de cuentas, la clasificación de activos, pasivos, patrimonio, ingresos, costos y gastos, y la codificación de las operaciones, se comprende que el registro implica interpretar la naturaleza económica de cada hecho y ubicarlo correctamente dentro del sistema contable.</w:t>
-      </w:r>
-    </w:p>
-    <w:p>
-      <w:pPr>
-        <w:rPr>
-          <w:lang w:val="es-419" w:eastAsia="es-CO"/>
-        </w:rPr>
-      </w:pPr>
-      <w:r>
-        <w:rPr>
-          <w:lang w:val="es-419" w:eastAsia="es-CO"/>
-        </w:rPr>
-        <w:t>Esta base permite relacionar el hecho económico con la estructura interna que hace posible su registro, favoreciendo la trazabilidad, el control y la confiabilidad de la información. A partir de ello, el proceso continúa hacia el registro contable formal y la generación de reportes, donde estas decisiones se materializan en comprobantes, libros, auxiliares y saldos.</w:t>
-      </w:r>
-    </w:p>
-    <w:p>
-      <w:pPr>
-        <w:rPr>
-          <w:lang w:val="es-419" w:eastAsia="es-CO"/>
-        </w:rPr>
-      </w:pPr>
-      <w:r>
-        <w:rPr>
-          <w:lang w:val="es-419" w:eastAsia="es-CO"/>
-        </w:rPr>
-        <w:t xml:space="preserve">Finalmente, la ejecución del registro contable corresponde al momento en que el hecho económico analizado, soportado y clasificado se incorpora de manera formal a la información de la organización. En esta fase, la operación deja de estar únicamente en los documentos soporte y pasa a expresarse en comprobantes, libros y sistemas de </w:t>
-      </w:r>
-      <w:r>
-        <w:rPr>
-          <w:lang w:val="es-419" w:eastAsia="es-CO"/>
-        </w:rPr>
-        <w:lastRenderedPageBreak/>
-        <w:t>registro. En este sentido, el Código de Comercio exige correspondencia entre los asientos y los comprobantes, garantizando valor probatorio y trazabilidad documental.</w:t>
-      </w:r>
-    </w:p>
-    <w:p>
-      <w:pPr>
-        <w:rPr>
-          <w:lang w:val="es-419" w:eastAsia="es-CO"/>
-        </w:rPr>
-      </w:pPr>
+        <w:t>los documentos soporte y pasa a expresarse en comprobantes, libros y sistemas de registro. En este sentido, el Código de Comercio exige correspondencia entre los asientos y los comprobantes, garantizando valor probatorio y trazabilidad documental.</w:t>
+      </w:r>
     </w:p>
     <w:p>
       <w:pPr>
@@ -14433,7 +14416,7 @@
       <w:pPr>
         <w:pStyle w:val="Ttulo1"/>
       </w:pPr>
-      <w:bookmarkStart w:id="11" w:name="_Toc229156513"/>
+      <w:bookmarkStart w:id="11" w:name="_Toc231596834"/>
       <w:r>
         <w:lastRenderedPageBreak/>
         <w:t>Ejecución del registro contable</w:t>
@@ -14572,7 +14555,7 @@
       <w:pPr>
         <w:pStyle w:val="Ttulo2"/>
       </w:pPr>
-      <w:bookmarkStart w:id="12" w:name="_Toc229156514"/>
+      <w:bookmarkStart w:id="12" w:name="_Toc231596835"/>
       <w:r>
         <w:lastRenderedPageBreak/>
         <w:t>Registro de asientos contables</w:t>
@@ -15682,14 +15665,12 @@
           <w:lang w:val="es-419" w:eastAsia="es-CO"/>
         </w:rPr>
       </w:pPr>
-      <w:proofErr w:type="gramStart"/>
-      <w:r>
-        <w:rPr>
-          <w:lang w:val="es-419" w:eastAsia="es-CO"/>
-        </w:rPr>
-        <w:t>Qué se busca con el registro?</w:t>
-      </w:r>
-      <w:proofErr w:type="gramEnd"/>
+      <w:r>
+        <w:rPr>
+          <w:lang w:val="es-419" w:eastAsia="es-CO"/>
+        </w:rPr>
+        <w:t>¿Qué se busca con el registro?</w:t>
+      </w:r>
       <w:r>
         <w:rPr>
           <w:lang w:val="es-419" w:eastAsia="es-CO"/>
@@ -15747,14 +15728,12 @@
           <w:lang w:val="es-419" w:eastAsia="es-CO"/>
         </w:rPr>
       </w:pPr>
-      <w:proofErr w:type="gramStart"/>
-      <w:r>
-        <w:rPr>
-          <w:lang w:val="es-419" w:eastAsia="es-CO"/>
-        </w:rPr>
-        <w:t>Qué se busca con el registro?</w:t>
-      </w:r>
-      <w:proofErr w:type="gramEnd"/>
+      <w:r>
+        <w:rPr>
+          <w:lang w:val="es-419" w:eastAsia="es-CO"/>
+        </w:rPr>
+        <w:t>¿Qué se busca con el registro?</w:t>
+      </w:r>
       <w:r>
         <w:rPr>
           <w:lang w:val="es-419" w:eastAsia="es-CO"/>
@@ -15820,14 +15799,12 @@
           <w:lang w:val="es-419" w:eastAsia="es-CO"/>
         </w:rPr>
       </w:pPr>
-      <w:proofErr w:type="gramStart"/>
-      <w:r>
-        <w:rPr>
-          <w:lang w:val="es-419" w:eastAsia="es-CO"/>
-        </w:rPr>
-        <w:t>Qué se busca con el registro?</w:t>
-      </w:r>
-      <w:proofErr w:type="gramEnd"/>
+      <w:r>
+        <w:rPr>
+          <w:lang w:val="es-419" w:eastAsia="es-CO"/>
+        </w:rPr>
+        <w:t>¿Qué se busca con el registro?</w:t>
+      </w:r>
       <w:r>
         <w:rPr>
           <w:lang w:val="es-419" w:eastAsia="es-CO"/>
@@ -15893,14 +15870,12 @@
           <w:lang w:val="es-419" w:eastAsia="es-CO"/>
         </w:rPr>
       </w:pPr>
-      <w:proofErr w:type="gramStart"/>
-      <w:r>
-        <w:rPr>
-          <w:lang w:val="es-419" w:eastAsia="es-CO"/>
-        </w:rPr>
-        <w:t>Qué se busca con el registro?</w:t>
-      </w:r>
-      <w:proofErr w:type="gramEnd"/>
+      <w:r>
+        <w:rPr>
+          <w:lang w:val="es-419" w:eastAsia="es-CO"/>
+        </w:rPr>
+        <w:t>¿Qué se busca con el registro?</w:t>
+      </w:r>
       <w:r>
         <w:rPr>
           <w:lang w:val="es-419" w:eastAsia="es-CO"/>
@@ -15932,6 +15907,7 @@
         <w:pStyle w:val="Ttulo3"/>
       </w:pPr>
       <w:r>
+        <w:lastRenderedPageBreak/>
         <w:t>Ejercicio de aplicación</w:t>
       </w:r>
     </w:p>
@@ -15964,7 +15940,6 @@
         <w:rPr>
           <w:lang w:val="es-419" w:eastAsia="es-CO"/>
         </w:rPr>
-        <w:lastRenderedPageBreak/>
         <w:t>La depreciación y el servicio corresponden a ajustes.</w:t>
       </w:r>
     </w:p>
@@ -16023,7 +15998,7 @@
       <w:pPr>
         <w:pStyle w:val="Ttulo2"/>
       </w:pPr>
-      <w:bookmarkStart w:id="13" w:name="_Toc229156515"/>
+      <w:bookmarkStart w:id="13" w:name="_Toc231596836"/>
       <w:r>
         <w:t xml:space="preserve">Registro de información en </w:t>
       </w:r>
@@ -16110,6 +16085,7 @@
         <w:pStyle w:val="Ttulo5"/>
       </w:pPr>
       <w:r>
+        <w:lastRenderedPageBreak/>
         <w:t>Registrar operaciones diarias</w:t>
       </w:r>
     </w:p>
@@ -16156,237 +16132,237 @@
         <w:pStyle w:val="Ttulo5"/>
       </w:pPr>
       <w:r>
+        <w:t>Unificar información contable</w:t>
+      </w:r>
+    </w:p>
+    <w:p>
+      <w:pPr>
+        <w:pStyle w:val="Prrafodelista"/>
+        <w:numPr>
+          <w:ilvl w:val="0"/>
+          <w:numId w:val="113"/>
+        </w:numPr>
+        <w:ind w:left="993"/>
+        <w:rPr>
+          <w:lang w:val="es-419" w:eastAsia="es-CO"/>
+        </w:rPr>
+      </w:pPr>
+      <w:r>
+        <w:rPr>
+          <w:lang w:val="es-419" w:eastAsia="es-CO"/>
+        </w:rPr>
+        <w:t>Aplicación práctica: integración de auxiliares, mayor, cuentas por cobrar y pagar.</w:t>
+      </w:r>
+    </w:p>
+    <w:p>
+      <w:pPr>
+        <w:pStyle w:val="Prrafodelista"/>
+        <w:numPr>
+          <w:ilvl w:val="0"/>
+          <w:numId w:val="113"/>
+        </w:numPr>
+        <w:ind w:left="993"/>
+        <w:rPr>
+          <w:lang w:val="es-419" w:eastAsia="es-CO"/>
+        </w:rPr>
+      </w:pPr>
+      <w:r>
+        <w:rPr>
+          <w:lang w:val="es-419" w:eastAsia="es-CO"/>
+        </w:rPr>
+        <w:t>Beneficio: evita dispersión de datos.</w:t>
+      </w:r>
+    </w:p>
+    <w:p>
+      <w:pPr>
+        <w:pStyle w:val="Ttulo5"/>
+      </w:pPr>
+      <w:r>
+        <w:t>Validar registros</w:t>
+      </w:r>
+    </w:p>
+    <w:p>
+      <w:pPr>
+        <w:pStyle w:val="Prrafodelista"/>
+        <w:numPr>
+          <w:ilvl w:val="0"/>
+          <w:numId w:val="114"/>
+        </w:numPr>
+        <w:ind w:left="993"/>
+        <w:rPr>
+          <w:lang w:val="es-419" w:eastAsia="es-CO"/>
+        </w:rPr>
+      </w:pPr>
+      <w:r>
+        <w:rPr>
+          <w:lang w:val="es-419" w:eastAsia="es-CO"/>
+        </w:rPr>
+        <w:t>Aplicación práctica: verificación de fechas, cuentas y terceros.</w:t>
+      </w:r>
+    </w:p>
+    <w:p>
+      <w:pPr>
+        <w:pStyle w:val="Prrafodelista"/>
+        <w:numPr>
+          <w:ilvl w:val="0"/>
+          <w:numId w:val="114"/>
+        </w:numPr>
+        <w:ind w:left="993"/>
+        <w:rPr>
+          <w:lang w:val="es-419" w:eastAsia="es-CO"/>
+        </w:rPr>
+      </w:pPr>
+      <w:r>
+        <w:rPr>
+          <w:lang w:val="es-419" w:eastAsia="es-CO"/>
+        </w:rPr>
+        <w:t>Beneficio: reduce errores.</w:t>
+      </w:r>
+    </w:p>
+    <w:p>
+      <w:pPr>
+        <w:pStyle w:val="Ttulo5"/>
+      </w:pPr>
+      <w:r>
+        <w:t>Generar reportes</w:t>
+      </w:r>
+    </w:p>
+    <w:p>
+      <w:pPr>
+        <w:pStyle w:val="Prrafodelista"/>
+        <w:numPr>
+          <w:ilvl w:val="0"/>
+          <w:numId w:val="115"/>
+        </w:numPr>
+        <w:ind w:left="993"/>
+        <w:rPr>
+          <w:lang w:val="es-419" w:eastAsia="es-CO"/>
+        </w:rPr>
+      </w:pPr>
+      <w:r>
+        <w:rPr>
+          <w:lang w:val="es-419" w:eastAsia="es-CO"/>
+        </w:rPr>
+        <w:t>Aplicación práctica: producción de balances y análisis.</w:t>
+      </w:r>
+    </w:p>
+    <w:p>
+      <w:pPr>
+        <w:pStyle w:val="Prrafodelista"/>
+        <w:numPr>
+          <w:ilvl w:val="0"/>
+          <w:numId w:val="115"/>
+        </w:numPr>
+        <w:ind w:left="993"/>
+        <w:rPr>
+          <w:lang w:val="es-419" w:eastAsia="es-CO"/>
+        </w:rPr>
+      </w:pPr>
+      <w:r>
+        <w:rPr>
+          <w:lang w:val="es-419" w:eastAsia="es-CO"/>
+        </w:rPr>
+        <w:t>Beneficio: facilita consulta y decisiones.</w:t>
+      </w:r>
+    </w:p>
+    <w:p>
+      <w:pPr>
+        <w:pStyle w:val="Ttulo5"/>
+      </w:pPr>
+      <w:r>
+        <w:t>Apoyar auditoría</w:t>
+      </w:r>
+    </w:p>
+    <w:p>
+      <w:pPr>
+        <w:pStyle w:val="Prrafodelista"/>
+        <w:numPr>
+          <w:ilvl w:val="0"/>
+          <w:numId w:val="116"/>
+        </w:numPr>
+        <w:ind w:left="993"/>
+        <w:rPr>
+          <w:lang w:val="es-419" w:eastAsia="es-CO"/>
+        </w:rPr>
+      </w:pPr>
+      <w:r>
+        <w:rPr>
+          <w:lang w:val="es-419" w:eastAsia="es-CO"/>
+        </w:rPr>
+        <w:t>Aplicación práctica: registro de historial y cambios.</w:t>
+      </w:r>
+    </w:p>
+    <w:p>
+      <w:pPr>
+        <w:pStyle w:val="Prrafodelista"/>
+        <w:numPr>
+          <w:ilvl w:val="0"/>
+          <w:numId w:val="116"/>
+        </w:numPr>
+        <w:ind w:left="993"/>
+        <w:rPr>
+          <w:lang w:val="es-419" w:eastAsia="es-CO"/>
+        </w:rPr>
+      </w:pPr>
+      <w:r>
+        <w:rPr>
+          <w:lang w:val="es-419" w:eastAsia="es-CO"/>
+        </w:rPr>
+        <w:t>Beneficio: fortalece control interno.</w:t>
+      </w:r>
+    </w:p>
+    <w:p>
+      <w:pPr>
+        <w:pStyle w:val="Ttulo5"/>
+      </w:pPr>
+      <w:r>
+        <w:t>Trabajo en la nube</w:t>
+      </w:r>
+    </w:p>
+    <w:p>
+      <w:pPr>
+        <w:pStyle w:val="Prrafodelista"/>
+        <w:numPr>
+          <w:ilvl w:val="0"/>
+          <w:numId w:val="117"/>
+        </w:numPr>
+        <w:ind w:left="993"/>
+        <w:rPr>
+          <w:lang w:val="es-419" w:eastAsia="es-CO"/>
+        </w:rPr>
+      </w:pPr>
+      <w:r>
+        <w:rPr>
+          <w:lang w:val="es-419" w:eastAsia="es-CO"/>
+        </w:rPr>
+        <w:t>Aplicación práctica: acceso remoto y automatización.</w:t>
+      </w:r>
+    </w:p>
+    <w:p>
+      <w:pPr>
+        <w:pStyle w:val="Prrafodelista"/>
+        <w:numPr>
+          <w:ilvl w:val="0"/>
+          <w:numId w:val="117"/>
+        </w:numPr>
+        <w:ind w:left="993"/>
+        <w:rPr>
+          <w:lang w:val="es-419" w:eastAsia="es-CO"/>
+        </w:rPr>
+      </w:pPr>
+      <w:r>
+        <w:rPr>
+          <w:lang w:val="es-419" w:eastAsia="es-CO"/>
+        </w:rPr>
+        <w:t>Beneficio: mejora disponibilidad y eficiencia.</w:t>
+      </w:r>
+    </w:p>
+    <w:p>
+      <w:pPr>
+        <w:pStyle w:val="Ttulo3"/>
+      </w:pPr>
+      <w:r>
         <w:lastRenderedPageBreak/>
-        <w:t>Unificar información contable</w:t>
-      </w:r>
-    </w:p>
-    <w:p>
-      <w:pPr>
-        <w:pStyle w:val="Prrafodelista"/>
-        <w:numPr>
-          <w:ilvl w:val="0"/>
-          <w:numId w:val="113"/>
-        </w:numPr>
-        <w:ind w:left="993"/>
-        <w:rPr>
-          <w:lang w:val="es-419" w:eastAsia="es-CO"/>
-        </w:rPr>
-      </w:pPr>
-      <w:r>
-        <w:rPr>
-          <w:lang w:val="es-419" w:eastAsia="es-CO"/>
-        </w:rPr>
-        <w:t>Aplicación práctica: integración de auxiliares, mayor, cuentas por cobrar y pagar.</w:t>
-      </w:r>
-    </w:p>
-    <w:p>
-      <w:pPr>
-        <w:pStyle w:val="Prrafodelista"/>
-        <w:numPr>
-          <w:ilvl w:val="0"/>
-          <w:numId w:val="113"/>
-        </w:numPr>
-        <w:ind w:left="993"/>
-        <w:rPr>
-          <w:lang w:val="es-419" w:eastAsia="es-CO"/>
-        </w:rPr>
-      </w:pPr>
-      <w:r>
-        <w:rPr>
-          <w:lang w:val="es-419" w:eastAsia="es-CO"/>
-        </w:rPr>
-        <w:t>Beneficio: evita dispersión de datos.</w:t>
-      </w:r>
-    </w:p>
-    <w:p>
-      <w:pPr>
-        <w:pStyle w:val="Ttulo5"/>
-      </w:pPr>
-      <w:r>
-        <w:t>Validar registros</w:t>
-      </w:r>
-    </w:p>
-    <w:p>
-      <w:pPr>
-        <w:pStyle w:val="Prrafodelista"/>
-        <w:numPr>
-          <w:ilvl w:val="0"/>
-          <w:numId w:val="114"/>
-        </w:numPr>
-        <w:ind w:left="993"/>
-        <w:rPr>
-          <w:lang w:val="es-419" w:eastAsia="es-CO"/>
-        </w:rPr>
-      </w:pPr>
-      <w:r>
-        <w:rPr>
-          <w:lang w:val="es-419" w:eastAsia="es-CO"/>
-        </w:rPr>
-        <w:t>Aplicación práctica: verificación de fechas, cuentas y terceros.</w:t>
-      </w:r>
-    </w:p>
-    <w:p>
-      <w:pPr>
-        <w:pStyle w:val="Prrafodelista"/>
-        <w:numPr>
-          <w:ilvl w:val="0"/>
-          <w:numId w:val="114"/>
-        </w:numPr>
-        <w:ind w:left="993"/>
-        <w:rPr>
-          <w:lang w:val="es-419" w:eastAsia="es-CO"/>
-        </w:rPr>
-      </w:pPr>
-      <w:r>
-        <w:rPr>
-          <w:lang w:val="es-419" w:eastAsia="es-CO"/>
-        </w:rPr>
-        <w:t>Beneficio: reduce errores.</w:t>
-      </w:r>
-    </w:p>
-    <w:p>
-      <w:pPr>
-        <w:pStyle w:val="Ttulo5"/>
-      </w:pPr>
-      <w:r>
-        <w:t>Generar reportes</w:t>
-      </w:r>
-    </w:p>
-    <w:p>
-      <w:pPr>
-        <w:pStyle w:val="Prrafodelista"/>
-        <w:numPr>
-          <w:ilvl w:val="0"/>
-          <w:numId w:val="115"/>
-        </w:numPr>
-        <w:ind w:left="993"/>
-        <w:rPr>
-          <w:lang w:val="es-419" w:eastAsia="es-CO"/>
-        </w:rPr>
-      </w:pPr>
-      <w:r>
-        <w:rPr>
-          <w:lang w:val="es-419" w:eastAsia="es-CO"/>
-        </w:rPr>
-        <w:t>Aplicación práctica: producción de balances y análisis.</w:t>
-      </w:r>
-    </w:p>
-    <w:p>
-      <w:pPr>
-        <w:pStyle w:val="Prrafodelista"/>
-        <w:numPr>
-          <w:ilvl w:val="0"/>
-          <w:numId w:val="115"/>
-        </w:numPr>
-        <w:ind w:left="993"/>
-        <w:rPr>
-          <w:lang w:val="es-419" w:eastAsia="es-CO"/>
-        </w:rPr>
-      </w:pPr>
-      <w:r>
-        <w:rPr>
-          <w:lang w:val="es-419" w:eastAsia="es-CO"/>
-        </w:rPr>
-        <w:t>Beneficio: facilita consulta y decisiones.</w:t>
-      </w:r>
-    </w:p>
-    <w:p>
-      <w:pPr>
-        <w:pStyle w:val="Ttulo5"/>
-      </w:pPr>
-      <w:r>
-        <w:t>Apoyar auditoría</w:t>
-      </w:r>
-    </w:p>
-    <w:p>
-      <w:pPr>
-        <w:pStyle w:val="Prrafodelista"/>
-        <w:numPr>
-          <w:ilvl w:val="0"/>
-          <w:numId w:val="116"/>
-        </w:numPr>
-        <w:ind w:left="993"/>
-        <w:rPr>
-          <w:lang w:val="es-419" w:eastAsia="es-CO"/>
-        </w:rPr>
-      </w:pPr>
-      <w:r>
-        <w:rPr>
-          <w:lang w:val="es-419" w:eastAsia="es-CO"/>
-        </w:rPr>
-        <w:t>Aplicación práctica: registro de historial y cambios.</w:t>
-      </w:r>
-    </w:p>
-    <w:p>
-      <w:pPr>
-        <w:pStyle w:val="Prrafodelista"/>
-        <w:numPr>
-          <w:ilvl w:val="0"/>
-          <w:numId w:val="116"/>
-        </w:numPr>
-        <w:ind w:left="993"/>
-        <w:rPr>
-          <w:lang w:val="es-419" w:eastAsia="es-CO"/>
-        </w:rPr>
-      </w:pPr>
-      <w:r>
-        <w:rPr>
-          <w:lang w:val="es-419" w:eastAsia="es-CO"/>
-        </w:rPr>
-        <w:t>Beneficio: fortalece control interno.</w:t>
-      </w:r>
-    </w:p>
-    <w:p>
-      <w:pPr>
-        <w:pStyle w:val="Ttulo5"/>
-      </w:pPr>
-      <w:r>
-        <w:t>Trabajo en la nube</w:t>
-      </w:r>
-    </w:p>
-    <w:p>
-      <w:pPr>
-        <w:pStyle w:val="Prrafodelista"/>
-        <w:numPr>
-          <w:ilvl w:val="0"/>
-          <w:numId w:val="117"/>
-        </w:numPr>
-        <w:ind w:left="993"/>
-        <w:rPr>
-          <w:lang w:val="es-419" w:eastAsia="es-CO"/>
-        </w:rPr>
-      </w:pPr>
-      <w:r>
-        <w:rPr>
-          <w:lang w:val="es-419" w:eastAsia="es-CO"/>
-        </w:rPr>
-        <w:t>Aplicación práctica: acceso remoto y automatización.</w:t>
-      </w:r>
-    </w:p>
-    <w:p>
-      <w:pPr>
-        <w:pStyle w:val="Prrafodelista"/>
-        <w:numPr>
-          <w:ilvl w:val="0"/>
-          <w:numId w:val="117"/>
-        </w:numPr>
-        <w:ind w:left="993"/>
-        <w:rPr>
-          <w:lang w:val="es-419" w:eastAsia="es-CO"/>
-        </w:rPr>
-      </w:pPr>
-      <w:r>
-        <w:rPr>
-          <w:lang w:val="es-419" w:eastAsia="es-CO"/>
-        </w:rPr>
-        <w:t>Beneficio: mejora disponibilidad y eficiencia.</w:t>
-      </w:r>
-    </w:p>
-    <w:p>
-      <w:pPr>
-        <w:pStyle w:val="Ttulo3"/>
-      </w:pPr>
-      <w:r>
         <w:t xml:space="preserve">Uso del </w:t>
       </w:r>
       <w:r>
@@ -16410,20 +16386,31 @@
         <w:rPr>
           <w:lang w:val="es-419" w:eastAsia="es-CO"/>
         </w:rPr>
-        <w:t>El software contable permite registrar y controlar operaciones financieras dentro de un sistema integrado. Facilita la creación de comprobantes, la validación de datos, la edición de registros y la trazabilidad de los cambios realizados.</w:t>
-      </w:r>
-    </w:p>
-    <w:p>
-      <w:pPr>
-        <w:rPr>
-          <w:lang w:val="es-419" w:eastAsia="es-CO"/>
-        </w:rPr>
-      </w:pPr>
-      <w:r>
-        <w:rPr>
-          <w:lang w:val="es-419" w:eastAsia="es-CO"/>
-        </w:rPr>
-        <w:lastRenderedPageBreak/>
+        <w:t xml:space="preserve">El </w:t>
+      </w:r>
+      <w:r>
+        <w:rPr>
+          <w:rStyle w:val="Extranjerismo"/>
+        </w:rPr>
+        <w:t>software</w:t>
+      </w:r>
+      <w:r>
+        <w:rPr>
+          <w:lang w:val="es-419" w:eastAsia="es-CO"/>
+        </w:rPr>
+        <w:t xml:space="preserve"> contable permite registrar y controlar operaciones financieras dentro de un sistema integrado. Facilita la creación de comprobantes, la validación de datos, la edición de registros y la trazabilidad de los cambios realizados.</w:t>
+      </w:r>
+    </w:p>
+    <w:p>
+      <w:pPr>
+        <w:rPr>
+          <w:lang w:val="es-419" w:eastAsia="es-CO"/>
+        </w:rPr>
+      </w:pPr>
+      <w:r>
+        <w:rPr>
+          <w:lang w:val="es-419" w:eastAsia="es-CO"/>
+        </w:rPr>
         <w:t>Además, contribuye a la seguridad de la información mediante controles de auditoría, gestión de riesgos, copias de seguridad y mecanismos de recuperación. La normativa archivística colombiana exige garantizar autenticidad, integridad, fiabilidad y disponibilidad de los documentos electrónicos durante su ciclo de vida.</w:t>
       </w:r>
     </w:p>
@@ -16462,11 +16449,15 @@
         </w:numPr>
         <w:ind w:left="993"/>
         <w:rPr>
-          <w:lang w:val="es-419" w:eastAsia="es-CO"/>
-        </w:rPr>
-      </w:pPr>
-      <w:r>
-        <w:rPr>
+          <w:b/>
+          <w:bCs/>
+          <w:lang w:val="es-419" w:eastAsia="es-CO"/>
+        </w:rPr>
+      </w:pPr>
+      <w:r>
+        <w:rPr>
+          <w:b/>
+          <w:bCs/>
           <w:lang w:val="es-419" w:eastAsia="es-CO"/>
         </w:rPr>
         <w:t>Control de información, reportes y conservación documental</w:t>
@@ -16491,34 +16482,12 @@
           <w:lang w:val="es-419" w:eastAsia="es-CO"/>
         </w:rPr>
       </w:pPr>
-    </w:p>
-    <w:p>
-      <w:pPr>
-        <w:rPr>
-          <w:lang w:val="es-419" w:eastAsia="es-CO"/>
-        </w:rPr>
-      </w:pPr>
-    </w:p>
-    <w:p>
-      <w:pPr>
-        <w:rPr>
-          <w:lang w:val="es-419" w:eastAsia="es-CO"/>
-        </w:rPr>
-      </w:pPr>
-    </w:p>
-    <w:p>
-      <w:pPr>
-        <w:rPr>
-          <w:lang w:val="es-419" w:eastAsia="es-CO"/>
-        </w:rPr>
-      </w:pPr>
-    </w:p>
-    <w:p>
-      <w:pPr>
-        <w:rPr>
-          <w:lang w:val="es-419" w:eastAsia="es-CO"/>
-        </w:rPr>
-      </w:pPr>
+      <w:r>
+        <w:rPr>
+          <w:lang w:val="es-419" w:eastAsia="es-CO"/>
+        </w:rPr>
+        <w:t>“Para profundizar sobre el tema, consulte el documento “5_Control_informacion.pdf”, ubicado en la carpeta de Anexos”.</w:t>
+      </w:r>
     </w:p>
     <w:p>
       <w:pPr>
@@ -16535,7 +16504,7 @@
           <w:u w:val="single"/>
         </w:rPr>
       </w:pPr>
-      <w:bookmarkStart w:id="14" w:name="_Toc229156516"/>
+      <w:bookmarkStart w:id="14" w:name="_Toc231596837"/>
       <w:r>
         <w:lastRenderedPageBreak/>
         <w:t>Síntesis</w:t>
@@ -16574,10 +16543,10 @@
           <w:lang w:eastAsia="es-CO"/>
         </w:rPr>
         <w:drawing>
-          <wp:inline distT="0" distB="0" distL="0" distR="0" wp14:anchorId="755B75D7" wp14:editId="4F959D44">
+          <wp:inline distT="0" distB="0" distL="0" distR="0" wp14:anchorId="755B75D7" wp14:editId="2E691F3D">
             <wp:extent cx="5103495" cy="5541069"/>
             <wp:effectExtent l="0" t="0" r="1905" b="2540"/>
-            <wp:docPr id="804540052" name="Gráfico 3"/>
+            <wp:docPr id="804540052" name="Gráfico 3" descr="Síntesis sobre registro contable, tributario y documental que organiza categorías como operaciones económicas, fuentes de información, documentos soporte, normativa contable, criterios contables, estructura contable y codificación contable, con elementos como compras, ventas, facturas, nómina, leyes, reconocimiento, activos, cuentas y control. "/>
             <wp:cNvGraphicFramePr>
               <a:graphicFrameLocks xmlns:a="http://schemas.openxmlformats.org/drawingml/2006/main" noChangeAspect="1"/>
             </wp:cNvGraphicFramePr>
@@ -16585,7 +16554,7 @@
               <a:graphicData uri="http://schemas.openxmlformats.org/drawingml/2006/picture">
                 <pic:pic xmlns:pic="http://schemas.openxmlformats.org/drawingml/2006/picture">
                   <pic:nvPicPr>
-                    <pic:cNvPr id="804540052" name="Gráfico 804540052"/>
+                    <pic:cNvPr id="804540052" name="Gráfico 3" descr="Síntesis sobre registro contable, tributario y documental que organiza categorías como operaciones económicas, fuentes de información, documentos soporte, normativa contable, criterios contables, estructura contable y codificación contable, con elementos como compras, ventas, facturas, nómina, leyes, reconocimiento, activos, cuentas y control. "/>
                     <pic:cNvPicPr/>
                   </pic:nvPicPr>
                   <pic:blipFill>
@@ -16628,7 +16597,7 @@
       <w:pPr>
         <w:pStyle w:val="Titulosgenerales"/>
       </w:pPr>
-      <w:bookmarkStart w:id="15" w:name="_Toc229156517"/>
+      <w:bookmarkStart w:id="15" w:name="_Toc231596838"/>
       <w:r>
         <w:lastRenderedPageBreak/>
         <w:t>Glosario</w:t>
@@ -16810,7 +16779,7 @@
       <w:pPr>
         <w:pStyle w:val="Titulosgenerales"/>
       </w:pPr>
-      <w:bookmarkStart w:id="16" w:name="_Toc229156518"/>
+      <w:bookmarkStart w:id="16" w:name="_Toc231596839"/>
       <w:r>
         <w:lastRenderedPageBreak/>
         <w:t>Referencias bibliográficas</w:t>
@@ -17092,7 +17061,7 @@
       <w:pPr>
         <w:pStyle w:val="Titulosgenerales"/>
       </w:pPr>
-      <w:bookmarkStart w:id="17" w:name="_Toc229156519"/>
+      <w:bookmarkStart w:id="17" w:name="_Toc231596840"/>
       <w:r>
         <w:lastRenderedPageBreak/>
         <w:t>Créditos</w:t>
@@ -17351,7 +17320,6 @@
                 <w:lang w:val="es-CO"/>
               </w:rPr>
             </w:pPr>
-            <w:proofErr w:type="gramStart"/>
             <w:r>
               <w:rPr>
                 <w:lang w:val="es-CO"/>
@@ -17368,7 +17336,7 @@
               <w:rPr>
                 <w:lang w:val="es-CO"/>
               </w:rPr>
-              <w:t>o</w:t>
+              <w:t>a</w:t>
             </w:r>
             <w:r>
               <w:rPr>
@@ -17382,7 +17350,6 @@
               </w:rPr>
               <w:t>a</w:t>
             </w:r>
-            <w:proofErr w:type="gramEnd"/>
           </w:p>
         </w:tc>
         <w:tc>
@@ -17408,7 +17375,6 @@
               </w:rPr>
               <w:t xml:space="preserve"> </w:t>
             </w:r>
-            <w:proofErr w:type="gramStart"/>
             <w:r>
               <w:rPr>
                 <w:lang w:val="es-CO"/>
@@ -17419,20 +17385,19 @@
               <w:rPr>
                 <w:lang w:val="es-CO"/>
               </w:rPr>
-              <w:t xml:space="preserve"> R</w:t>
+              <w:t>Regional</w:t>
             </w:r>
             <w:r>
               <w:rPr>
                 <w:lang w:val="es-CO"/>
               </w:rPr>
-              <w:t>egional</w:t>
-            </w:r>
-            <w:proofErr w:type="gramEnd"/>
+              <w:t xml:space="preserve"> </w:t>
+            </w:r>
             <w:r>
               <w:rPr>
                 <w:lang w:val="es-CO"/>
               </w:rPr>
-              <w:t xml:space="preserve"> Risaralda</w:t>
+              <w:t>Huila</w:t>
             </w:r>
           </w:p>
         </w:tc>
@@ -18270,7 +18235,21 @@
               <w:rPr>
                 <w:lang w:val="es-CO"/>
               </w:rPr>
-              <w:t xml:space="preserve"> Wilfredo Pizo Ossa</w:t>
+              <w:t xml:space="preserve"> Wilfredo </w:t>
+            </w:r>
+            <w:proofErr w:type="spellStart"/>
+            <w:r>
+              <w:rPr>
+                <w:lang w:val="es-CO"/>
+              </w:rPr>
+              <w:t>Pizo</w:t>
+            </w:r>
+            <w:proofErr w:type="spellEnd"/>
+            <w:r>
+              <w:rPr>
+                <w:lang w:val="es-CO"/>
+              </w:rPr>
+              <w:t xml:space="preserve"> Ossa</w:t>
             </w:r>
           </w:p>
         </w:tc>
@@ -18434,7 +18413,7 @@
 </file>
 
 <file path=word/endnotes.xml><?xml version="1.0" encoding="utf-8"?>
-<w:endnotes xmlns:wpc="http://schemas.microsoft.com/office/word/2010/wordprocessingCanvas" xmlns:cx="http://schemas.microsoft.com/office/drawing/2014/chartex" xmlns:cx1="http://schemas.microsoft.com/office/drawing/2015/9/8/chartex" xmlns:cx2="http://schemas.microsoft.com/office/drawing/2015/10/21/chartex" xmlns:cx3="http://schemas.microsoft.com/office/drawing/2016/5/9/chartex" xmlns:cx4="http://schemas.microsoft.com/office/drawing/2016/5/10/chartex" xmlns:cx5="http://schemas.microsoft.com/office/drawing/2016/5/11/chartex" xmlns:cx6="http://schemas.microsoft.com/office/drawing/2016/5/12/chartex" xmlns:cx7="http://schemas.microsoft.com/office/drawing/2016/5/13/chartex" xmlns:cx8="http://schemas.microsoft.com/office/drawing/2016/5/14/chartex" xmlns:mc="http://schemas.openxmlformats.org/markup-compatibility/2006" xmlns:aink="http://schemas.microsoft.com/office/drawing/2016/ink" xmlns:am3d="http://schemas.microsoft.com/office/drawing/2017/model3d" xmlns:o="urn:schemas-microsoft-com:office:office" xmlns:oel="http://schemas.microsoft.com/office/2019/extlst" xmlns:r="http://schemas.openxmlformats.org/officeDocument/2006/relationships" xmlns:m="http://schemas.openxmlformats.org/officeDocument/2006/math" xmlns:v="urn:schemas-microsoft-com:vml" xmlns:wp14="http://schemas.microsoft.com/office/word/2010/wordprocessingDrawing" xmlns:wp="http://schemas.openxmlformats.org/drawingml/2006/wordprocessingDrawing" xmlns:w10="urn:schemas-microsoft-com:office:word" xmlns:w="http://schemas.openxmlformats.org/wordprocessingml/2006/main" xmlns:w14="http://schemas.microsoft.com/office/word/2010/wordml" xmlns:w15="http://schemas.microsoft.com/office/word/2012/wordml" xmlns:w16cex="http://schemas.microsoft.com/office/word/2018/wordml/cex" xmlns:w16cid="http://schemas.microsoft.com/office/word/2016/wordml/cid" xmlns:w16="http://schemas.microsoft.com/office/word/2018/wordml" xmlns:w16du="http://schemas.microsoft.com/office/word/2023/wordml/word16du" xmlns:w16sdtdh="http://schemas.microsoft.com/office/word/2020/wordml/sdtdatahash" xmlns:w16sdtfl="http://schemas.microsoft.com/office/word/2024/wordml/sdtformatlock" xmlns:w16se="http://schemas.microsoft.com/office/word/2015/wordml/symex" xmlns:wpg="http://schemas.microsoft.com/office/word/2010/wordprocessingGroup" xmlns:wpi="http://schemas.microsoft.com/office/word/2010/wordprocessingInk" xmlns:wne="http://schemas.microsoft.com/office/word/2006/wordml" xmlns:wps="http://schemas.microsoft.com/office/word/2010/wordprocessingShape" mc:Ignorable="w14 w15 w16se w16cid w16 w16cex w16sdtdh w16sdtfl w16du wp14">
+<w:endnotes xmlns:wpc="http://schemas.microsoft.com/office/word/2010/wordprocessingCanvas" xmlns:cx="http://schemas.microsoft.com/office/drawing/2014/chartex" xmlns:cx1="http://schemas.microsoft.com/office/drawing/2015/9/8/chartex" xmlns:cx2="http://schemas.microsoft.com/office/drawing/2015/10/21/chartex" xmlns:cx3="http://schemas.microsoft.com/office/drawing/2016/5/9/chartex" xmlns:cx4="http://schemas.microsoft.com/office/drawing/2016/5/10/chartex" xmlns:cx5="http://schemas.microsoft.com/office/drawing/2016/5/11/chartex" xmlns:cx6="http://schemas.microsoft.com/office/drawing/2016/5/12/chartex" xmlns:cx7="http://schemas.microsoft.com/office/drawing/2016/5/13/chartex" xmlns:cx8="http://schemas.microsoft.com/office/drawing/2016/5/14/chartex" xmlns:mc="http://schemas.openxmlformats.org/markup-compatibility/2006" xmlns:aink="http://schemas.microsoft.com/office/drawing/2016/ink" xmlns:am3d="http://schemas.microsoft.com/office/drawing/2017/model3d" xmlns:o="urn:schemas-microsoft-com:office:office" xmlns:r="http://schemas.openxmlformats.org/officeDocument/2006/relationships" xmlns:m="http://schemas.openxmlformats.org/officeDocument/2006/math" xmlns:v="urn:schemas-microsoft-com:vml" xmlns:wp14="http://schemas.microsoft.com/office/word/2010/wordprocessingDrawing" xmlns:wp="http://schemas.openxmlformats.org/drawingml/2006/wordprocessingDrawing" xmlns:w10="urn:schemas-microsoft-com:office:word" xmlns:w="http://schemas.openxmlformats.org/wordprocessingml/2006/main" xmlns:w14="http://schemas.microsoft.com/office/word/2010/wordml" xmlns:w15="http://schemas.microsoft.com/office/word/2012/wordml" xmlns:w16cex="http://schemas.microsoft.com/office/word/2018/wordml/cex" xmlns:w16cid="http://schemas.microsoft.com/office/word/2016/wordml/cid" xmlns:w16="http://schemas.microsoft.com/office/word/2018/wordml" xmlns:w16sdtdh="http://schemas.microsoft.com/office/word/2020/wordml/sdtdatahash" xmlns:w16se="http://schemas.microsoft.com/office/word/2015/wordml/symex" xmlns:wpg="http://schemas.microsoft.com/office/word/2010/wordprocessingGroup" xmlns:wpi="http://schemas.microsoft.com/office/word/2010/wordprocessingInk" xmlns:wne="http://schemas.microsoft.com/office/word/2006/wordml" xmlns:wps="http://schemas.microsoft.com/office/word/2010/wordprocessingShape" mc:Ignorable="w14 w15 w16se w16cid w16 w16cex w16sdtdh wp14">
   <w:endnote w:type="separator" w:id="-1">
     <w:p>
       <w:pPr>
@@ -18459,7 +18438,7 @@
 </file>
 
 <file path=word/footer1.xml><?xml version="1.0" encoding="utf-8"?>
-<w:ftr xmlns:wpc="http://schemas.microsoft.com/office/word/2010/wordprocessingCanvas" xmlns:cx="http://schemas.microsoft.com/office/drawing/2014/chartex" xmlns:cx1="http://schemas.microsoft.com/office/drawing/2015/9/8/chartex" xmlns:cx2="http://schemas.microsoft.com/office/drawing/2015/10/21/chartex" xmlns:cx3="http://schemas.microsoft.com/office/drawing/2016/5/9/chartex" xmlns:cx4="http://schemas.microsoft.com/office/drawing/2016/5/10/chartex" xmlns:cx5="http://schemas.microsoft.com/office/drawing/2016/5/11/chartex" xmlns:cx6="http://schemas.microsoft.com/office/drawing/2016/5/12/chartex" xmlns:cx7="http://schemas.microsoft.com/office/drawing/2016/5/13/chartex" xmlns:cx8="http://schemas.microsoft.com/office/drawing/2016/5/14/chartex" xmlns:mc="http://schemas.openxmlformats.org/markup-compatibility/2006" xmlns:aink="http://schemas.microsoft.com/office/drawing/2016/ink" xmlns:am3d="http://schemas.microsoft.com/office/drawing/2017/model3d" xmlns:o="urn:schemas-microsoft-com:office:office" xmlns:oel="http://schemas.microsoft.com/office/2019/extlst" xmlns:r="http://schemas.openxmlformats.org/officeDocument/2006/relationships" xmlns:m="http://schemas.openxmlformats.org/officeDocument/2006/math" xmlns:v="urn:schemas-microsoft-com:vml" xmlns:wp14="http://schemas.microsoft.com/office/word/2010/wordprocessingDrawing" xmlns:wp="http://schemas.openxmlformats.org/drawingml/2006/wordprocessingDrawing" xmlns:w10="urn:schemas-microsoft-com:office:word" xmlns:w="http://schemas.openxmlformats.org/wordprocessingml/2006/main" xmlns:w14="http://schemas.microsoft.com/office/word/2010/wordml" xmlns:w15="http://schemas.microsoft.com/office/word/2012/wordml" xmlns:w16cex="http://schemas.microsoft.com/office/word/2018/wordml/cex" xmlns:w16cid="http://schemas.microsoft.com/office/word/2016/wordml/cid" xmlns:w16="http://schemas.microsoft.com/office/word/2018/wordml" xmlns:w16du="http://schemas.microsoft.com/office/word/2023/wordml/word16du" xmlns:w16sdtdh="http://schemas.microsoft.com/office/word/2020/wordml/sdtdatahash" xmlns:w16sdtfl="http://schemas.microsoft.com/office/word/2024/wordml/sdtformatlock" xmlns:w16se="http://schemas.microsoft.com/office/word/2015/wordml/symex" xmlns:wpg="http://schemas.microsoft.com/office/word/2010/wordprocessingGroup" xmlns:wpi="http://schemas.microsoft.com/office/word/2010/wordprocessingInk" xmlns:wne="http://schemas.microsoft.com/office/word/2006/wordml" xmlns:wps="http://schemas.microsoft.com/office/word/2010/wordprocessingShape" mc:Ignorable="w14 w15 w16se w16cid w16 w16cex w16sdtdh w16sdtfl w16du wp14">
+<w:ftr xmlns:wpc="http://schemas.microsoft.com/office/word/2010/wordprocessingCanvas" xmlns:cx="http://schemas.microsoft.com/office/drawing/2014/chartex" xmlns:cx1="http://schemas.microsoft.com/office/drawing/2015/9/8/chartex" xmlns:cx2="http://schemas.microsoft.com/office/drawing/2015/10/21/chartex" xmlns:cx3="http://schemas.microsoft.com/office/drawing/2016/5/9/chartex" xmlns:cx4="http://schemas.microsoft.com/office/drawing/2016/5/10/chartex" xmlns:cx5="http://schemas.microsoft.com/office/drawing/2016/5/11/chartex" xmlns:cx6="http://schemas.microsoft.com/office/drawing/2016/5/12/chartex" xmlns:cx7="http://schemas.microsoft.com/office/drawing/2016/5/13/chartex" xmlns:cx8="http://schemas.microsoft.com/office/drawing/2016/5/14/chartex" xmlns:mc="http://schemas.openxmlformats.org/markup-compatibility/2006" xmlns:aink="http://schemas.microsoft.com/office/drawing/2016/ink" xmlns:am3d="http://schemas.microsoft.com/office/drawing/2017/model3d" xmlns:o="urn:schemas-microsoft-com:office:office" xmlns:r="http://schemas.openxmlformats.org/officeDocument/2006/relationships" xmlns:m="http://schemas.openxmlformats.org/officeDocument/2006/math" xmlns:v="urn:schemas-microsoft-com:vml" xmlns:wp14="http://schemas.microsoft.com/office/word/2010/wordprocessingDrawing" xmlns:wp="http://schemas.openxmlformats.org/drawingml/2006/wordprocessingDrawing" xmlns:w10="urn:schemas-microsoft-com:office:word" xmlns:w="http://schemas.openxmlformats.org/wordprocessingml/2006/main" xmlns:w14="http://schemas.microsoft.com/office/word/2010/wordml" xmlns:w15="http://schemas.microsoft.com/office/word/2012/wordml" xmlns:w16cex="http://schemas.microsoft.com/office/word/2018/wordml/cex" xmlns:w16cid="http://schemas.microsoft.com/office/word/2016/wordml/cid" xmlns:w16="http://schemas.microsoft.com/office/word/2018/wordml" xmlns:w16sdtdh="http://schemas.microsoft.com/office/word/2020/wordml/sdtdatahash" xmlns:w16se="http://schemas.microsoft.com/office/word/2015/wordml/symex" xmlns:wpg="http://schemas.microsoft.com/office/word/2010/wordprocessingGroup" xmlns:wpi="http://schemas.microsoft.com/office/word/2010/wordprocessingInk" xmlns:wne="http://schemas.microsoft.com/office/word/2006/wordml" xmlns:wps="http://schemas.microsoft.com/office/word/2010/wordprocessingShape" mc:Ignorable="w14 w15 w16se w16cid w16 w16cex w16sdtdh wp14">
   <w:sdt>
     <w:sdtPr>
       <w:id w:val="-1465197936"/>
@@ -18468,6 +18447,7 @@
         <w:docPartUnique/>
       </w:docPartObj>
     </w:sdtPr>
+    <w:sdtEndPr/>
     <w:sdtContent>
       <w:p>
         <w:pPr>
@@ -18504,7 +18484,7 @@
 </file>
 
 <file path=word/footnotes.xml><?xml version="1.0" encoding="utf-8"?>
-<w:footnotes xmlns:wpc="http://schemas.microsoft.com/office/word/2010/wordprocessingCanvas" xmlns:cx="http://schemas.microsoft.com/office/drawing/2014/chartex" xmlns:cx1="http://schemas.microsoft.com/office/drawing/2015/9/8/chartex" xmlns:cx2="http://schemas.microsoft.com/office/drawing/2015/10/21/chartex" xmlns:cx3="http://schemas.microsoft.com/office/drawing/2016/5/9/chartex" xmlns:cx4="http://schemas.microsoft.com/office/drawing/2016/5/10/chartex" xmlns:cx5="http://schemas.microsoft.com/office/drawing/2016/5/11/chartex" xmlns:cx6="http://schemas.microsoft.com/office/drawing/2016/5/12/chartex" xmlns:cx7="http://schemas.microsoft.com/office/drawing/2016/5/13/chartex" xmlns:cx8="http://schemas.microsoft.com/office/drawing/2016/5/14/chartex" xmlns:mc="http://schemas.openxmlformats.org/markup-compatibility/2006" xmlns:aink="http://schemas.microsoft.com/office/drawing/2016/ink" xmlns:am3d="http://schemas.microsoft.com/office/drawing/2017/model3d" xmlns:o="urn:schemas-microsoft-com:office:office" xmlns:oel="http://schemas.microsoft.com/office/2019/extlst" xmlns:r="http://schemas.openxmlformats.org/officeDocument/2006/relationships" xmlns:m="http://schemas.openxmlformats.org/officeDocument/2006/math" xmlns:v="urn:schemas-microsoft-com:vml" xmlns:wp14="http://schemas.microsoft.com/office/word/2010/wordprocessingDrawing" xmlns:wp="http://schemas.openxmlformats.org/drawingml/2006/wordprocessingDrawing" xmlns:w10="urn:schemas-microsoft-com:office:word" xmlns:w="http://schemas.openxmlformats.org/wordprocessingml/2006/main" xmlns:w14="http://schemas.microsoft.com/office/word/2010/wordml" xmlns:w15="http://schemas.microsoft.com/office/word/2012/wordml" xmlns:w16cex="http://schemas.microsoft.com/office/word/2018/wordml/cex" xmlns:w16cid="http://schemas.microsoft.com/office/word/2016/wordml/cid" xmlns:w16="http://schemas.microsoft.com/office/word/2018/wordml" xmlns:w16du="http://schemas.microsoft.com/office/word/2023/wordml/word16du" xmlns:w16sdtdh="http://schemas.microsoft.com/office/word/2020/wordml/sdtdatahash" xmlns:w16sdtfl="http://schemas.microsoft.com/office/word/2024/wordml/sdtformatlock" xmlns:w16se="http://schemas.microsoft.com/office/word/2015/wordml/symex" xmlns:wpg="http://schemas.microsoft.com/office/word/2010/wordprocessingGroup" xmlns:wpi="http://schemas.microsoft.com/office/word/2010/wordprocessingInk" xmlns:wne="http://schemas.microsoft.com/office/word/2006/wordml" xmlns:wps="http://schemas.microsoft.com/office/word/2010/wordprocessingShape" mc:Ignorable="w14 w15 w16se w16cid w16 w16cex w16sdtdh w16sdtfl w16du wp14">
+<w:footnotes xmlns:wpc="http://schemas.microsoft.com/office/word/2010/wordprocessingCanvas" xmlns:cx="http://schemas.microsoft.com/office/drawing/2014/chartex" xmlns:cx1="http://schemas.microsoft.com/office/drawing/2015/9/8/chartex" xmlns:cx2="http://schemas.microsoft.com/office/drawing/2015/10/21/chartex" xmlns:cx3="http://schemas.microsoft.com/office/drawing/2016/5/9/chartex" xmlns:cx4="http://schemas.microsoft.com/office/drawing/2016/5/10/chartex" xmlns:cx5="http://schemas.microsoft.com/office/drawing/2016/5/11/chartex" xmlns:cx6="http://schemas.microsoft.com/office/drawing/2016/5/12/chartex" xmlns:cx7="http://schemas.microsoft.com/office/drawing/2016/5/13/chartex" xmlns:cx8="http://schemas.microsoft.com/office/drawing/2016/5/14/chartex" xmlns:mc="http://schemas.openxmlformats.org/markup-compatibility/2006" xmlns:aink="http://schemas.microsoft.com/office/drawing/2016/ink" xmlns:am3d="http://schemas.microsoft.com/office/drawing/2017/model3d" xmlns:o="urn:schemas-microsoft-com:office:office" xmlns:r="http://schemas.openxmlformats.org/officeDocument/2006/relationships" xmlns:m="http://schemas.openxmlformats.org/officeDocument/2006/math" xmlns:v="urn:schemas-microsoft-com:vml" xmlns:wp14="http://schemas.microsoft.com/office/word/2010/wordprocessingDrawing" xmlns:wp="http://schemas.openxmlformats.org/drawingml/2006/wordprocessingDrawing" xmlns:w10="urn:schemas-microsoft-com:office:word" xmlns:w="http://schemas.openxmlformats.org/wordprocessingml/2006/main" xmlns:w14="http://schemas.microsoft.com/office/word/2010/wordml" xmlns:w15="http://schemas.microsoft.com/office/word/2012/wordml" xmlns:w16cex="http://schemas.microsoft.com/office/word/2018/wordml/cex" xmlns:w16cid="http://schemas.microsoft.com/office/word/2016/wordml/cid" xmlns:w16="http://schemas.microsoft.com/office/word/2018/wordml" xmlns:w16sdtdh="http://schemas.microsoft.com/office/word/2020/wordml/sdtdatahash" xmlns:w16se="http://schemas.microsoft.com/office/word/2015/wordml/symex" xmlns:wpg="http://schemas.microsoft.com/office/word/2010/wordprocessingGroup" xmlns:wpi="http://schemas.microsoft.com/office/word/2010/wordprocessingInk" xmlns:wne="http://schemas.microsoft.com/office/word/2006/wordml" xmlns:wps="http://schemas.microsoft.com/office/word/2010/wordprocessingShape" mc:Ignorable="w14 w15 w16se w16cid w16 w16cex w16sdtdh wp14">
   <w:footnote w:type="separator" w:id="-1">
     <w:p>
       <w:pPr>
@@ -18529,7 +18509,7 @@
 </file>
 
 <file path=word/header1.xml><?xml version="1.0" encoding="utf-8"?>
-<w:hdr xmlns:wpc="http://schemas.microsoft.com/office/word/2010/wordprocessingCanvas" xmlns:cx="http://schemas.microsoft.com/office/drawing/2014/chartex" xmlns:cx1="http://schemas.microsoft.com/office/drawing/2015/9/8/chartex" xmlns:cx2="http://schemas.microsoft.com/office/drawing/2015/10/21/chartex" xmlns:cx3="http://schemas.microsoft.com/office/drawing/2016/5/9/chartex" xmlns:cx4="http://schemas.microsoft.com/office/drawing/2016/5/10/chartex" xmlns:cx5="http://schemas.microsoft.com/office/drawing/2016/5/11/chartex" xmlns:cx6="http://schemas.microsoft.com/office/drawing/2016/5/12/chartex" xmlns:cx7="http://schemas.microsoft.com/office/drawing/2016/5/13/chartex" xmlns:cx8="http://schemas.microsoft.com/office/drawing/2016/5/14/chartex" xmlns:mc="http://schemas.openxmlformats.org/markup-compatibility/2006" xmlns:aink="http://schemas.microsoft.com/office/drawing/2016/ink" xmlns:am3d="http://schemas.microsoft.com/office/drawing/2017/model3d" xmlns:o="urn:schemas-microsoft-com:office:office" xmlns:oel="http://schemas.microsoft.com/office/2019/extlst" xmlns:r="http://schemas.openxmlformats.org/officeDocument/2006/relationships" xmlns:m="http://schemas.openxmlformats.org/officeDocument/2006/math" xmlns:v="urn:schemas-microsoft-com:vml" xmlns:wp14="http://schemas.microsoft.com/office/word/2010/wordprocessingDrawing" xmlns:wp="http://schemas.openxmlformats.org/drawingml/2006/wordprocessingDrawing" xmlns:w10="urn:schemas-microsoft-com:office:word" xmlns:w="http://schemas.openxmlformats.org/wordprocessingml/2006/main" xmlns:w14="http://schemas.microsoft.com/office/word/2010/wordml" xmlns:w15="http://schemas.microsoft.com/office/word/2012/wordml" xmlns:w16cex="http://schemas.microsoft.com/office/word/2018/wordml/cex" xmlns:w16cid="http://schemas.microsoft.com/office/word/2016/wordml/cid" xmlns:w16="http://schemas.microsoft.com/office/word/2018/wordml" xmlns:w16du="http://schemas.microsoft.com/office/word/2023/wordml/word16du" xmlns:w16sdtdh="http://schemas.microsoft.com/office/word/2020/wordml/sdtdatahash" xmlns:w16sdtfl="http://schemas.microsoft.com/office/word/2024/wordml/sdtformatlock" xmlns:w16se="http://schemas.microsoft.com/office/word/2015/wordml/symex" xmlns:wpg="http://schemas.microsoft.com/office/word/2010/wordprocessingGroup" xmlns:wpi="http://schemas.microsoft.com/office/word/2010/wordprocessingInk" xmlns:wne="http://schemas.microsoft.com/office/word/2006/wordml" xmlns:wps="http://schemas.microsoft.com/office/word/2010/wordprocessingShape" mc:Ignorable="w14 w15 w16se w16cid w16 w16cex w16sdtdh w16sdtfl w16du wp14">
+<w:hdr xmlns:wpc="http://schemas.microsoft.com/office/word/2010/wordprocessingCanvas" xmlns:cx="http://schemas.microsoft.com/office/drawing/2014/chartex" xmlns:cx1="http://schemas.microsoft.com/office/drawing/2015/9/8/chartex" xmlns:cx2="http://schemas.microsoft.com/office/drawing/2015/10/21/chartex" xmlns:cx3="http://schemas.microsoft.com/office/drawing/2016/5/9/chartex" xmlns:cx4="http://schemas.microsoft.com/office/drawing/2016/5/10/chartex" xmlns:cx5="http://schemas.microsoft.com/office/drawing/2016/5/11/chartex" xmlns:cx6="http://schemas.microsoft.com/office/drawing/2016/5/12/chartex" xmlns:cx7="http://schemas.microsoft.com/office/drawing/2016/5/13/chartex" xmlns:cx8="http://schemas.microsoft.com/office/drawing/2016/5/14/chartex" xmlns:mc="http://schemas.openxmlformats.org/markup-compatibility/2006" xmlns:aink="http://schemas.microsoft.com/office/drawing/2016/ink" xmlns:am3d="http://schemas.microsoft.com/office/drawing/2017/model3d" xmlns:o="urn:schemas-microsoft-com:office:office" xmlns:r="http://schemas.openxmlformats.org/officeDocument/2006/relationships" xmlns:m="http://schemas.openxmlformats.org/officeDocument/2006/math" xmlns:v="urn:schemas-microsoft-com:vml" xmlns:wp14="http://schemas.microsoft.com/office/word/2010/wordprocessingDrawing" xmlns:wp="http://schemas.openxmlformats.org/drawingml/2006/wordprocessingDrawing" xmlns:w10="urn:schemas-microsoft-com:office:word" xmlns:w="http://schemas.openxmlformats.org/wordprocessingml/2006/main" xmlns:w14="http://schemas.microsoft.com/office/word/2010/wordml" xmlns:w15="http://schemas.microsoft.com/office/word/2012/wordml" xmlns:w16cex="http://schemas.microsoft.com/office/word/2018/wordml/cex" xmlns:w16cid="http://schemas.microsoft.com/office/word/2016/wordml/cid" xmlns:w16="http://schemas.microsoft.com/office/word/2018/wordml" xmlns:w16sdtdh="http://schemas.microsoft.com/office/word/2020/wordml/sdtdatahash" xmlns:w16se="http://schemas.microsoft.com/office/word/2015/wordml/symex" xmlns:wpg="http://schemas.microsoft.com/office/word/2010/wordprocessingGroup" xmlns:wpi="http://schemas.microsoft.com/office/word/2010/wordprocessingInk" xmlns:wne="http://schemas.microsoft.com/office/word/2006/wordml" xmlns:wps="http://schemas.microsoft.com/office/word/2010/wordprocessingShape" mc:Ignorable="w14 w15 w16se w16cid w16 w16cex w16sdtdh wp14">
   <w:p>
     <w:pPr>
       <w:pStyle w:val="Encabezado"/>
@@ -18615,7 +18595,7 @@
 </file>
 
 <file path=word/numbering.xml><?xml version="1.0" encoding="utf-8"?>
-<w:numbering xmlns:wpc="http://schemas.microsoft.com/office/word/2010/wordprocessingCanvas" xmlns:cx="http://schemas.microsoft.com/office/drawing/2014/chartex" xmlns:cx1="http://schemas.microsoft.com/office/drawing/2015/9/8/chartex" xmlns:cx2="http://schemas.microsoft.com/office/drawing/2015/10/21/chartex" xmlns:cx3="http://schemas.microsoft.com/office/drawing/2016/5/9/chartex" xmlns:cx4="http://schemas.microsoft.com/office/drawing/2016/5/10/chartex" xmlns:cx5="http://schemas.microsoft.com/office/drawing/2016/5/11/chartex" xmlns:cx6="http://schemas.microsoft.com/office/drawing/2016/5/12/chartex" xmlns:cx7="http://schemas.microsoft.com/office/drawing/2016/5/13/chartex" xmlns:cx8="http://schemas.microsoft.com/office/drawing/2016/5/14/chartex" xmlns:mc="http://schemas.openxmlformats.org/markup-compatibility/2006" xmlns:aink="http://schemas.microsoft.com/office/drawing/2016/ink" xmlns:am3d="http://schemas.microsoft.com/office/drawing/2017/model3d" xmlns:o="urn:schemas-microsoft-com:office:office" xmlns:oel="http://schemas.microsoft.com/office/2019/extlst" xmlns:r="http://schemas.openxmlformats.org/officeDocument/2006/relationships" xmlns:m="http://schemas.openxmlformats.org/officeDocument/2006/math" xmlns:v="urn:schemas-microsoft-com:vml" xmlns:wp14="http://schemas.microsoft.com/office/word/2010/wordprocessingDrawing" xmlns:wp="http://schemas.openxmlformats.org/drawingml/2006/wordprocessingDrawing" xmlns:w10="urn:schemas-microsoft-com:office:word" xmlns:w="http://schemas.openxmlformats.org/wordprocessingml/2006/main" xmlns:w14="http://schemas.microsoft.com/office/word/2010/wordml" xmlns:w15="http://schemas.microsoft.com/office/word/2012/wordml" xmlns:w16cex="http://schemas.microsoft.com/office/word/2018/wordml/cex" xmlns:w16cid="http://schemas.microsoft.com/office/word/2016/wordml/cid" xmlns:w16="http://schemas.microsoft.com/office/word/2018/wordml" xmlns:w16du="http://schemas.microsoft.com/office/word/2023/wordml/word16du" xmlns:w16sdtdh="http://schemas.microsoft.com/office/word/2020/wordml/sdtdatahash" xmlns:w16sdtfl="http://schemas.microsoft.com/office/word/2024/wordml/sdtformatlock" xmlns:w16se="http://schemas.microsoft.com/office/word/2015/wordml/symex" xmlns:wpg="http://schemas.microsoft.com/office/word/2010/wordprocessingGroup" xmlns:wpi="http://schemas.microsoft.com/office/word/2010/wordprocessingInk" xmlns:wne="http://schemas.microsoft.com/office/word/2006/wordml" xmlns:wps="http://schemas.microsoft.com/office/word/2010/wordprocessingShape" mc:Ignorable="w14 w15 w16se w16cid w16 w16cex w16sdtdh w16sdtfl w16du wp14">
+<w:numbering xmlns:wpc="http://schemas.microsoft.com/office/word/2010/wordprocessingCanvas" xmlns:cx="http://schemas.microsoft.com/office/drawing/2014/chartex" xmlns:cx1="http://schemas.microsoft.com/office/drawing/2015/9/8/chartex" xmlns:cx2="http://schemas.microsoft.com/office/drawing/2015/10/21/chartex" xmlns:cx3="http://schemas.microsoft.com/office/drawing/2016/5/9/chartex" xmlns:cx4="http://schemas.microsoft.com/office/drawing/2016/5/10/chartex" xmlns:cx5="http://schemas.microsoft.com/office/drawing/2016/5/11/chartex" xmlns:cx6="http://schemas.microsoft.com/office/drawing/2016/5/12/chartex" xmlns:cx7="http://schemas.microsoft.com/office/drawing/2016/5/13/chartex" xmlns:cx8="http://schemas.microsoft.com/office/drawing/2016/5/14/chartex" xmlns:mc="http://schemas.openxmlformats.org/markup-compatibility/2006" xmlns:aink="http://schemas.microsoft.com/office/drawing/2016/ink" xmlns:am3d="http://schemas.microsoft.com/office/drawing/2017/model3d" xmlns:o="urn:schemas-microsoft-com:office:office" xmlns:r="http://schemas.openxmlformats.org/officeDocument/2006/relationships" xmlns:m="http://schemas.openxmlformats.org/officeDocument/2006/math" xmlns:v="urn:schemas-microsoft-com:vml" xmlns:wp14="http://schemas.microsoft.com/office/word/2010/wordprocessingDrawing" xmlns:wp="http://schemas.openxmlformats.org/drawingml/2006/wordprocessingDrawing" xmlns:w10="urn:schemas-microsoft-com:office:word" xmlns:w="http://schemas.openxmlformats.org/wordprocessingml/2006/main" xmlns:w14="http://schemas.microsoft.com/office/word/2010/wordml" xmlns:w15="http://schemas.microsoft.com/office/word/2012/wordml" xmlns:w16cex="http://schemas.microsoft.com/office/word/2018/wordml/cex" xmlns:w16cid="http://schemas.microsoft.com/office/word/2016/wordml/cid" xmlns:w16="http://schemas.microsoft.com/office/word/2018/wordml" xmlns:w16sdtdh="http://schemas.microsoft.com/office/word/2020/wordml/sdtdatahash" xmlns:w16se="http://schemas.microsoft.com/office/word/2015/wordml/symex" xmlns:wpg="http://schemas.microsoft.com/office/word/2010/wordprocessingGroup" xmlns:wpi="http://schemas.microsoft.com/office/word/2010/wordprocessingInk" xmlns:wne="http://schemas.microsoft.com/office/word/2006/wordml" xmlns:wps="http://schemas.microsoft.com/office/word/2010/wordprocessingShape" mc:Ignorable="w14 w15 w16se w16cid w16 w16cex w16sdtdh wp14">
   <w:abstractNum w:abstractNumId="0" w15:restartNumberingAfterBreak="0">
     <w:nsid w:val="FFFFFF89"/>
     <w:multiLevelType w:val="singleLevel"/>
@@ -31735,358 +31715,358 @@
       </w:rPr>
     </w:lvl>
   </w:abstractNum>
-  <w:num w:numId="1" w16cid:durableId="229968374">
+  <w:num w:numId="1">
     <w:abstractNumId w:val="0"/>
   </w:num>
-  <w:num w:numId="2" w16cid:durableId="866674605">
+  <w:num w:numId="2">
     <w:abstractNumId w:val="27"/>
   </w:num>
-  <w:num w:numId="3" w16cid:durableId="1388188227">
+  <w:num w:numId="3">
     <w:abstractNumId w:val="77"/>
   </w:num>
-  <w:num w:numId="4" w16cid:durableId="504901739">
+  <w:num w:numId="4">
     <w:abstractNumId w:val="43"/>
   </w:num>
-  <w:num w:numId="5" w16cid:durableId="1296178153">
+  <w:num w:numId="5">
     <w:abstractNumId w:val="53"/>
   </w:num>
-  <w:num w:numId="6" w16cid:durableId="1897937265">
+  <w:num w:numId="6">
     <w:abstractNumId w:val="70"/>
   </w:num>
-  <w:num w:numId="7" w16cid:durableId="274486495">
+  <w:num w:numId="7">
     <w:abstractNumId w:val="6"/>
   </w:num>
-  <w:num w:numId="8" w16cid:durableId="859901157">
+  <w:num w:numId="8">
     <w:abstractNumId w:val="55"/>
   </w:num>
-  <w:num w:numId="9" w16cid:durableId="1004936558">
+  <w:num w:numId="9">
     <w:abstractNumId w:val="54"/>
   </w:num>
-  <w:num w:numId="10" w16cid:durableId="1031491624">
+  <w:num w:numId="10">
     <w:abstractNumId w:val="58"/>
   </w:num>
-  <w:num w:numId="11" w16cid:durableId="1760326096">
+  <w:num w:numId="11">
     <w:abstractNumId w:val="105"/>
   </w:num>
-  <w:num w:numId="12" w16cid:durableId="153838801">
+  <w:num w:numId="12">
     <w:abstractNumId w:val="3"/>
   </w:num>
-  <w:num w:numId="13" w16cid:durableId="334308319">
+  <w:num w:numId="13">
     <w:abstractNumId w:val="108"/>
   </w:num>
-  <w:num w:numId="14" w16cid:durableId="1690836933">
+  <w:num w:numId="14">
     <w:abstractNumId w:val="116"/>
   </w:num>
-  <w:num w:numId="15" w16cid:durableId="986251596">
+  <w:num w:numId="15">
     <w:abstractNumId w:val="64"/>
   </w:num>
-  <w:num w:numId="16" w16cid:durableId="1303346452">
+  <w:num w:numId="16">
     <w:abstractNumId w:val="71"/>
   </w:num>
-  <w:num w:numId="17" w16cid:durableId="1197809592">
+  <w:num w:numId="17">
     <w:abstractNumId w:val="61"/>
   </w:num>
-  <w:num w:numId="18" w16cid:durableId="182017879">
+  <w:num w:numId="18">
     <w:abstractNumId w:val="33"/>
   </w:num>
-  <w:num w:numId="19" w16cid:durableId="2032490461">
+  <w:num w:numId="19">
     <w:abstractNumId w:val="93"/>
   </w:num>
-  <w:num w:numId="20" w16cid:durableId="269123166">
+  <w:num w:numId="20">
     <w:abstractNumId w:val="9"/>
   </w:num>
-  <w:num w:numId="21" w16cid:durableId="699401812">
+  <w:num w:numId="21">
     <w:abstractNumId w:val="42"/>
   </w:num>
-  <w:num w:numId="22" w16cid:durableId="1211838654">
+  <w:num w:numId="22">
     <w:abstractNumId w:val="49"/>
   </w:num>
-  <w:num w:numId="23" w16cid:durableId="1766417260">
+  <w:num w:numId="23">
     <w:abstractNumId w:val="113"/>
   </w:num>
-  <w:num w:numId="24" w16cid:durableId="41371970">
+  <w:num w:numId="24">
     <w:abstractNumId w:val="46"/>
   </w:num>
-  <w:num w:numId="25" w16cid:durableId="1965429334">
+  <w:num w:numId="25">
     <w:abstractNumId w:val="60"/>
   </w:num>
-  <w:num w:numId="26" w16cid:durableId="714237847">
+  <w:num w:numId="26">
     <w:abstractNumId w:val="83"/>
   </w:num>
-  <w:num w:numId="27" w16cid:durableId="1658805518">
+  <w:num w:numId="27">
     <w:abstractNumId w:val="101"/>
   </w:num>
-  <w:num w:numId="28" w16cid:durableId="377974440">
+  <w:num w:numId="28">
     <w:abstractNumId w:val="68"/>
   </w:num>
-  <w:num w:numId="29" w16cid:durableId="712273507">
+  <w:num w:numId="29">
     <w:abstractNumId w:val="38"/>
   </w:num>
-  <w:num w:numId="30" w16cid:durableId="2110079014">
+  <w:num w:numId="30">
     <w:abstractNumId w:val="82"/>
   </w:num>
-  <w:num w:numId="31" w16cid:durableId="319042949">
+  <w:num w:numId="31">
     <w:abstractNumId w:val="114"/>
   </w:num>
-  <w:num w:numId="32" w16cid:durableId="2009752589">
+  <w:num w:numId="32">
     <w:abstractNumId w:val="100"/>
   </w:num>
-  <w:num w:numId="33" w16cid:durableId="1406534728">
+  <w:num w:numId="33">
     <w:abstractNumId w:val="45"/>
   </w:num>
-  <w:num w:numId="34" w16cid:durableId="1466852195">
+  <w:num w:numId="34">
     <w:abstractNumId w:val="98"/>
   </w:num>
-  <w:num w:numId="35" w16cid:durableId="1582175373">
+  <w:num w:numId="35">
     <w:abstractNumId w:val="48"/>
   </w:num>
-  <w:num w:numId="36" w16cid:durableId="2043899068">
+  <w:num w:numId="36">
     <w:abstractNumId w:val="35"/>
   </w:num>
-  <w:num w:numId="37" w16cid:durableId="595670517">
+  <w:num w:numId="37">
     <w:abstractNumId w:val="75"/>
   </w:num>
-  <w:num w:numId="38" w16cid:durableId="2039313726">
+  <w:num w:numId="38">
     <w:abstractNumId w:val="12"/>
   </w:num>
-  <w:num w:numId="39" w16cid:durableId="1480151936">
+  <w:num w:numId="39">
     <w:abstractNumId w:val="47"/>
   </w:num>
-  <w:num w:numId="40" w16cid:durableId="1561593403">
+  <w:num w:numId="40">
     <w:abstractNumId w:val="59"/>
   </w:num>
-  <w:num w:numId="41" w16cid:durableId="448546880">
+  <w:num w:numId="41">
     <w:abstractNumId w:val="8"/>
   </w:num>
-  <w:num w:numId="42" w16cid:durableId="1246917469">
+  <w:num w:numId="42">
     <w:abstractNumId w:val="52"/>
   </w:num>
-  <w:num w:numId="43" w16cid:durableId="2073036323">
+  <w:num w:numId="43">
     <w:abstractNumId w:val="90"/>
   </w:num>
-  <w:num w:numId="44" w16cid:durableId="315377619">
+  <w:num w:numId="44">
     <w:abstractNumId w:val="110"/>
   </w:num>
-  <w:num w:numId="45" w16cid:durableId="537281160">
+  <w:num w:numId="45">
     <w:abstractNumId w:val="32"/>
   </w:num>
-  <w:num w:numId="46" w16cid:durableId="301155978">
+  <w:num w:numId="46">
     <w:abstractNumId w:val="88"/>
   </w:num>
-  <w:num w:numId="47" w16cid:durableId="191386203">
+  <w:num w:numId="47">
     <w:abstractNumId w:val="102"/>
   </w:num>
-  <w:num w:numId="48" w16cid:durableId="1813014415">
+  <w:num w:numId="48">
     <w:abstractNumId w:val="104"/>
   </w:num>
-  <w:num w:numId="49" w16cid:durableId="2118720916">
+  <w:num w:numId="49">
     <w:abstractNumId w:val="89"/>
   </w:num>
-  <w:num w:numId="50" w16cid:durableId="1726027888">
+  <w:num w:numId="50">
     <w:abstractNumId w:val="7"/>
   </w:num>
-  <w:num w:numId="51" w16cid:durableId="1660693998">
+  <w:num w:numId="51">
     <w:abstractNumId w:val="28"/>
   </w:num>
-  <w:num w:numId="52" w16cid:durableId="1465543567">
+  <w:num w:numId="52">
     <w:abstractNumId w:val="19"/>
   </w:num>
-  <w:num w:numId="53" w16cid:durableId="748039593">
+  <w:num w:numId="53">
     <w:abstractNumId w:val="106"/>
   </w:num>
-  <w:num w:numId="54" w16cid:durableId="2007052139">
+  <w:num w:numId="54">
     <w:abstractNumId w:val="97"/>
   </w:num>
-  <w:num w:numId="55" w16cid:durableId="2033606440">
+  <w:num w:numId="55">
     <w:abstractNumId w:val="44"/>
   </w:num>
-  <w:num w:numId="56" w16cid:durableId="741101313">
+  <w:num w:numId="56">
     <w:abstractNumId w:val="26"/>
   </w:num>
-  <w:num w:numId="57" w16cid:durableId="23211401">
+  <w:num w:numId="57">
     <w:abstractNumId w:val="69"/>
   </w:num>
-  <w:num w:numId="58" w16cid:durableId="2049328771">
+  <w:num w:numId="58">
     <w:abstractNumId w:val="66"/>
   </w:num>
-  <w:num w:numId="59" w16cid:durableId="1512380329">
+  <w:num w:numId="59">
     <w:abstractNumId w:val="50"/>
   </w:num>
-  <w:num w:numId="60" w16cid:durableId="29186090">
+  <w:num w:numId="60">
     <w:abstractNumId w:val="16"/>
   </w:num>
-  <w:num w:numId="61" w16cid:durableId="496962580">
+  <w:num w:numId="61">
     <w:abstractNumId w:val="109"/>
   </w:num>
-  <w:num w:numId="62" w16cid:durableId="102192732">
+  <w:num w:numId="62">
     <w:abstractNumId w:val="39"/>
   </w:num>
-  <w:num w:numId="63" w16cid:durableId="1325939919">
+  <w:num w:numId="63">
     <w:abstractNumId w:val="36"/>
   </w:num>
-  <w:num w:numId="64" w16cid:durableId="1752506729">
+  <w:num w:numId="64">
     <w:abstractNumId w:val="62"/>
   </w:num>
-  <w:num w:numId="65" w16cid:durableId="1961063827">
+  <w:num w:numId="65">
     <w:abstractNumId w:val="96"/>
   </w:num>
-  <w:num w:numId="66" w16cid:durableId="312682072">
+  <w:num w:numId="66">
     <w:abstractNumId w:val="91"/>
   </w:num>
-  <w:num w:numId="67" w16cid:durableId="2012756047">
+  <w:num w:numId="67">
     <w:abstractNumId w:val="107"/>
   </w:num>
-  <w:num w:numId="68" w16cid:durableId="1716544965">
+  <w:num w:numId="68">
     <w:abstractNumId w:val="78"/>
   </w:num>
-  <w:num w:numId="69" w16cid:durableId="1482885704">
+  <w:num w:numId="69">
     <w:abstractNumId w:val="94"/>
   </w:num>
-  <w:num w:numId="70" w16cid:durableId="1758358964">
+  <w:num w:numId="70">
     <w:abstractNumId w:val="1"/>
   </w:num>
-  <w:num w:numId="71" w16cid:durableId="1165903534">
+  <w:num w:numId="71">
     <w:abstractNumId w:val="34"/>
   </w:num>
-  <w:num w:numId="72" w16cid:durableId="1082413604">
+  <w:num w:numId="72">
     <w:abstractNumId w:val="76"/>
   </w:num>
-  <w:num w:numId="73" w16cid:durableId="1106998007">
+  <w:num w:numId="73">
     <w:abstractNumId w:val="65"/>
   </w:num>
-  <w:num w:numId="74" w16cid:durableId="1886330413">
+  <w:num w:numId="74">
     <w:abstractNumId w:val="37"/>
   </w:num>
-  <w:num w:numId="75" w16cid:durableId="1092238597">
+  <w:num w:numId="75">
     <w:abstractNumId w:val="21"/>
   </w:num>
-  <w:num w:numId="76" w16cid:durableId="197544797">
+  <w:num w:numId="76">
     <w:abstractNumId w:val="41"/>
   </w:num>
-  <w:num w:numId="77" w16cid:durableId="1332181743">
+  <w:num w:numId="77">
     <w:abstractNumId w:val="74"/>
   </w:num>
-  <w:num w:numId="78" w16cid:durableId="13313223">
+  <w:num w:numId="78">
     <w:abstractNumId w:val="23"/>
   </w:num>
-  <w:num w:numId="79" w16cid:durableId="19091640">
+  <w:num w:numId="79">
     <w:abstractNumId w:val="103"/>
   </w:num>
-  <w:num w:numId="80" w16cid:durableId="814451">
+  <w:num w:numId="80">
     <w:abstractNumId w:val="73"/>
   </w:num>
-  <w:num w:numId="81" w16cid:durableId="350618371">
+  <w:num w:numId="81">
     <w:abstractNumId w:val="81"/>
   </w:num>
-  <w:num w:numId="82" w16cid:durableId="1909025822">
+  <w:num w:numId="82">
     <w:abstractNumId w:val="20"/>
   </w:num>
-  <w:num w:numId="83" w16cid:durableId="96413685">
+  <w:num w:numId="83">
     <w:abstractNumId w:val="95"/>
   </w:num>
-  <w:num w:numId="84" w16cid:durableId="1638796860">
+  <w:num w:numId="84">
     <w:abstractNumId w:val="11"/>
   </w:num>
-  <w:num w:numId="85" w16cid:durableId="1205949462">
+  <w:num w:numId="85">
     <w:abstractNumId w:val="117"/>
   </w:num>
-  <w:num w:numId="86" w16cid:durableId="848718113">
+  <w:num w:numId="86">
     <w:abstractNumId w:val="51"/>
   </w:num>
-  <w:num w:numId="87" w16cid:durableId="1075587689">
+  <w:num w:numId="87">
     <w:abstractNumId w:val="86"/>
   </w:num>
-  <w:num w:numId="88" w16cid:durableId="1935045950">
+  <w:num w:numId="88">
     <w:abstractNumId w:val="10"/>
   </w:num>
-  <w:num w:numId="89" w16cid:durableId="383024012">
+  <w:num w:numId="89">
     <w:abstractNumId w:val="57"/>
   </w:num>
-  <w:num w:numId="90" w16cid:durableId="1480220743">
+  <w:num w:numId="90">
     <w:abstractNumId w:val="84"/>
   </w:num>
-  <w:num w:numId="91" w16cid:durableId="885794798">
+  <w:num w:numId="91">
     <w:abstractNumId w:val="30"/>
   </w:num>
-  <w:num w:numId="92" w16cid:durableId="689919117">
+  <w:num w:numId="92">
     <w:abstractNumId w:val="18"/>
   </w:num>
-  <w:num w:numId="93" w16cid:durableId="1502160322">
+  <w:num w:numId="93">
     <w:abstractNumId w:val="14"/>
   </w:num>
-  <w:num w:numId="94" w16cid:durableId="1556088616">
+  <w:num w:numId="94">
     <w:abstractNumId w:val="99"/>
   </w:num>
-  <w:num w:numId="95" w16cid:durableId="110638767">
+  <w:num w:numId="95">
     <w:abstractNumId w:val="115"/>
   </w:num>
-  <w:num w:numId="96" w16cid:durableId="1800608643">
+  <w:num w:numId="96">
     <w:abstractNumId w:val="4"/>
   </w:num>
-  <w:num w:numId="97" w16cid:durableId="2069723707">
+  <w:num w:numId="97">
     <w:abstractNumId w:val="111"/>
   </w:num>
-  <w:num w:numId="98" w16cid:durableId="1647777756">
+  <w:num w:numId="98">
     <w:abstractNumId w:val="22"/>
   </w:num>
-  <w:num w:numId="99" w16cid:durableId="939603249">
+  <w:num w:numId="99">
     <w:abstractNumId w:val="24"/>
   </w:num>
-  <w:num w:numId="100" w16cid:durableId="94443647">
+  <w:num w:numId="100">
     <w:abstractNumId w:val="67"/>
   </w:num>
-  <w:num w:numId="101" w16cid:durableId="1087995280">
+  <w:num w:numId="101">
     <w:abstractNumId w:val="25"/>
   </w:num>
-  <w:num w:numId="102" w16cid:durableId="510295200">
+  <w:num w:numId="102">
     <w:abstractNumId w:val="72"/>
   </w:num>
-  <w:num w:numId="103" w16cid:durableId="1205601126">
+  <w:num w:numId="103">
     <w:abstractNumId w:val="17"/>
   </w:num>
-  <w:num w:numId="104" w16cid:durableId="189418809">
+  <w:num w:numId="104">
     <w:abstractNumId w:val="13"/>
   </w:num>
-  <w:num w:numId="105" w16cid:durableId="13848511">
+  <w:num w:numId="105">
     <w:abstractNumId w:val="79"/>
   </w:num>
-  <w:num w:numId="106" w16cid:durableId="827599762">
+  <w:num w:numId="106">
     <w:abstractNumId w:val="112"/>
   </w:num>
-  <w:num w:numId="107" w16cid:durableId="1047533443">
+  <w:num w:numId="107">
     <w:abstractNumId w:val="63"/>
   </w:num>
-  <w:num w:numId="108" w16cid:durableId="828256039">
+  <w:num w:numId="108">
     <w:abstractNumId w:val="2"/>
   </w:num>
-  <w:num w:numId="109" w16cid:durableId="824080419">
+  <w:num w:numId="109">
     <w:abstractNumId w:val="56"/>
   </w:num>
-  <w:num w:numId="110" w16cid:durableId="1103651868">
+  <w:num w:numId="110">
     <w:abstractNumId w:val="85"/>
   </w:num>
-  <w:num w:numId="111" w16cid:durableId="1865746852">
+  <w:num w:numId="111">
     <w:abstractNumId w:val="80"/>
   </w:num>
-  <w:num w:numId="112" w16cid:durableId="1904176111">
+  <w:num w:numId="112">
     <w:abstractNumId w:val="40"/>
   </w:num>
-  <w:num w:numId="113" w16cid:durableId="877158788">
+  <w:num w:numId="113">
     <w:abstractNumId w:val="5"/>
   </w:num>
-  <w:num w:numId="114" w16cid:durableId="1745564752">
+  <w:num w:numId="114">
     <w:abstractNumId w:val="92"/>
   </w:num>
-  <w:num w:numId="115" w16cid:durableId="389965831">
+  <w:num w:numId="115">
     <w:abstractNumId w:val="15"/>
   </w:num>
-  <w:num w:numId="116" w16cid:durableId="930704845">
+  <w:num w:numId="116">
     <w:abstractNumId w:val="31"/>
   </w:num>
-  <w:num w:numId="117" w16cid:durableId="1993480685">
+  <w:num w:numId="117">
     <w:abstractNumId w:val="29"/>
   </w:num>
-  <w:num w:numId="118" w16cid:durableId="1242180285">
+  <w:num w:numId="118">
     <w:abstractNumId w:val="87"/>
   </w:num>
   <w:numIdMacAtCleanup w:val="118"/>
@@ -32094,7 +32074,7 @@
 </file>
 
 <file path=word/styles.xml><?xml version="1.0" encoding="utf-8"?>
-<w:styles xmlns:mc="http://schemas.openxmlformats.org/markup-compatibility/2006" xmlns:r="http://schemas.openxmlformats.org/officeDocument/2006/relationships" xmlns:w="http://schemas.openxmlformats.org/wordprocessingml/2006/main" xmlns:w14="http://schemas.microsoft.com/office/word/2010/wordml" xmlns:w15="http://schemas.microsoft.com/office/word/2012/wordml" xmlns:w16cex="http://schemas.microsoft.com/office/word/2018/wordml/cex" xmlns:w16cid="http://schemas.microsoft.com/office/word/2016/wordml/cid" xmlns:w16="http://schemas.microsoft.com/office/word/2018/wordml" xmlns:w16du="http://schemas.microsoft.com/office/word/2023/wordml/word16du" xmlns:w16sdtdh="http://schemas.microsoft.com/office/word/2020/wordml/sdtdatahash" xmlns:w16sdtfl="http://schemas.microsoft.com/office/word/2024/wordml/sdtformatlock" xmlns:w16se="http://schemas.microsoft.com/office/word/2015/wordml/symex" mc:Ignorable="w14 w15 w16se w16cid w16 w16cex w16sdtdh w16sdtfl w16du">
+<w:styles xmlns:mc="http://schemas.openxmlformats.org/markup-compatibility/2006" xmlns:r="http://schemas.openxmlformats.org/officeDocument/2006/relationships" xmlns:w="http://schemas.openxmlformats.org/wordprocessingml/2006/main" xmlns:w14="http://schemas.microsoft.com/office/word/2010/wordml" xmlns:w15="http://schemas.microsoft.com/office/word/2012/wordml" xmlns:w16cex="http://schemas.microsoft.com/office/word/2018/wordml/cex" xmlns:w16cid="http://schemas.microsoft.com/office/word/2016/wordml/cid" xmlns:w16="http://schemas.microsoft.com/office/word/2018/wordml" xmlns:w16sdtdh="http://schemas.microsoft.com/office/word/2020/wordml/sdtdatahash" xmlns:w16se="http://schemas.microsoft.com/office/word/2015/wordml/symex" mc:Ignorable="w14 w15 w16se w16cid w16 w16cex w16sdtdh">
   <w:docDefaults>
     <w:rPrDefault>
       <w:rPr>
@@ -33441,7 +33421,7 @@
       </w:rPr>
     </w:tblStylePr>
   </w:style>
-  <w:style w:type="character" w:styleId="Fuerte">
+  <w:style w:type="character" w:styleId="Textoennegrita">
     <w:name w:val="Strong"/>
     <w:basedOn w:val="Fuentedeprrafopredeter"/>
     <w:uiPriority w:val="22"/>
@@ -33845,6 +33825,19 @@
 </file>
 
 <file path=customXml/item2.xml><?xml version="1.0" encoding="utf-8"?>
+<?mso-contentType ?>
+<FormTemplates xmlns="http://schemas.microsoft.com/sharepoint/v3/contenttype/forms">
+  <Display>DocumentLibraryForm</Display>
+  <Edit>DocumentLibraryForm</Edit>
+  <New>DocumentLibraryForm</New>
+</FormTemplates>
+</file>
+
+<file path=customXml/item3.xml><?xml version="1.0" encoding="utf-8"?>
+<b:Sources xmlns:b="http://schemas.openxmlformats.org/officeDocument/2006/bibliography" xmlns="http://schemas.openxmlformats.org/officeDocument/2006/bibliography" SelectedStyle="\APASixthEditionOfficeOnline.xsl" StyleName="APA" Version="6"/>
+</file>
+
+<file path=customXml/item4.xml><?xml version="1.0" encoding="utf-8"?>
 <ct:contentTypeSchema xmlns:ct="http://schemas.microsoft.com/office/2006/metadata/contentType" xmlns:ma="http://schemas.microsoft.com/office/2006/metadata/properties/metaAttributes" ct:_="" ma:_="" ma:contentTypeName="Documento" ma:contentTypeID="0x0101006A81D6BD42E8DF4C91013959704817E1" ma:contentTypeVersion="15" ma:contentTypeDescription="Crear nuevo documento." ma:contentTypeScope="" ma:versionID="bf4f72ffd194f0963ff564daca6869f7">
   <xsd:schema xmlns:xsd="http://www.w3.org/2001/XMLSchema" xmlns:xs="http://www.w3.org/2001/XMLSchema" xmlns:p="http://schemas.microsoft.com/office/2006/metadata/properties" xmlns:ns2="13c90a0b-73bc-4dc0-be5f-28d77b615beb" xmlns:ns3="13c93bba-48ce-428c-bfe5-88b42c19b028" targetNamespace="http://schemas.microsoft.com/office/2006/metadata/properties" ma:root="true" ma:fieldsID="8718d6f4873a5b1392a45044efa78385" ns2:_="" ns3:_="">
     <xsd:import namespace="13c90a0b-73bc-4dc0-be5f-28d77b615beb"/>
@@ -34079,19 +34072,6 @@
 </ct:contentTypeSchema>
 </file>
 
-<file path=customXml/item3.xml><?xml version="1.0" encoding="utf-8"?>
-<b:Sources xmlns:b="http://schemas.openxmlformats.org/officeDocument/2006/bibliography" xmlns="http://schemas.openxmlformats.org/officeDocument/2006/bibliography" SelectedStyle="\APASixthEditionOfficeOnline.xsl" StyleName="APA" Version="6"/>
-</file>
-
-<file path=customXml/item4.xml><?xml version="1.0" encoding="utf-8"?>
-<?mso-contentType ?>
-<FormTemplates xmlns="http://schemas.microsoft.com/sharepoint/v3/contenttype/forms">
-  <Display>DocumentLibraryForm</Display>
-  <Edit>DocumentLibraryForm</Edit>
-  <New>DocumentLibraryForm</New>
-</FormTemplates>
-</file>
-
 <file path=customXml/itemProps1.xml><?xml version="1.0" encoding="utf-8"?>
 <ds:datastoreItem xmlns:ds="http://schemas.openxmlformats.org/officeDocument/2006/customXml" ds:itemID="{1279454D-02BE-4A9C-A117-DCD1573E2608}">
   <ds:schemaRefs>
@@ -34104,6 +34084,22 @@
 </file>
 
 <file path=customXml/itemProps2.xml><?xml version="1.0" encoding="utf-8"?>
+<ds:datastoreItem xmlns:ds="http://schemas.openxmlformats.org/officeDocument/2006/customXml" ds:itemID="{10663269-2064-4804-8290-36D4A57F5557}">
+  <ds:schemaRefs>
+    <ds:schemaRef ds:uri="http://schemas.microsoft.com/sharepoint/v3/contenttype/forms"/>
+  </ds:schemaRefs>
+</ds:datastoreItem>
+</file>
+
+<file path=customXml/itemProps3.xml><?xml version="1.0" encoding="utf-8"?>
+<ds:datastoreItem xmlns:ds="http://schemas.openxmlformats.org/officeDocument/2006/customXml" ds:itemID="{EAE431FD-7059-4C09-804B-C9D69EB7B213}">
+  <ds:schemaRefs>
+    <ds:schemaRef ds:uri="http://schemas.openxmlformats.org/officeDocument/2006/bibliography"/>
+  </ds:schemaRefs>
+</ds:datastoreItem>
+</file>
+
+<file path=customXml/itemProps4.xml><?xml version="1.0" encoding="utf-8"?>
 <ds:datastoreItem xmlns:ds="http://schemas.openxmlformats.org/officeDocument/2006/customXml" ds:itemID="{CA14D6E7-1635-4CC9-A4B1-1B568AC86D5A}">
   <ds:schemaRefs>
     <ds:schemaRef ds:uri="http://schemas.microsoft.com/office/2006/metadata/contentType"/>
@@ -34120,20 +34116,4 @@
     <ds:schemaRef ds:uri="http://schemas.microsoft.com/internal/obd"/>
   </ds:schemaRefs>
 </ds:datastoreItem>
-</file>
-
-<file path=customXml/itemProps3.xml><?xml version="1.0" encoding="utf-8"?>
-<ds:datastoreItem xmlns:ds="http://schemas.openxmlformats.org/officeDocument/2006/customXml" ds:itemID="{EAE431FD-7059-4C09-804B-C9D69EB7B213}">
-  <ds:schemaRefs>
-    <ds:schemaRef ds:uri="http://schemas.openxmlformats.org/officeDocument/2006/bibliography"/>
-  </ds:schemaRefs>
-</ds:datastoreItem>
-</file>
-
-<file path=customXml/itemProps4.xml><?xml version="1.0" encoding="utf-8"?>
-<ds:datastoreItem xmlns:ds="http://schemas.openxmlformats.org/officeDocument/2006/customXml" ds:itemID="{10663269-2064-4804-8290-36D4A57F5557}">
-  <ds:schemaRefs>
-    <ds:schemaRef ds:uri="http://schemas.microsoft.com/sharepoint/v3/contenttype/forms"/>
-  </ds:schemaRefs>
-</ds:datastoreItem>
 </file>
--- a/fuentes/123103_CF05_DU.docx
+++ b/fuentes/123103_CF05_DU.docx
@@ -1,6 +1,6 @@
 
 <file path=word/document.xml><?xml version="1.0" encoding="utf-8"?>
-<w:document xmlns:wpc="http://schemas.microsoft.com/office/word/2010/wordprocessingCanvas" xmlns:cx="http://schemas.microsoft.com/office/drawing/2014/chartex" xmlns:cx1="http://schemas.microsoft.com/office/drawing/2015/9/8/chartex" xmlns:cx2="http://schemas.microsoft.com/office/drawing/2015/10/21/chartex" xmlns:cx3="http://schemas.microsoft.com/office/drawing/2016/5/9/chartex" xmlns:cx4="http://schemas.microsoft.com/office/drawing/2016/5/10/chartex" xmlns:cx5="http://schemas.microsoft.com/office/drawing/2016/5/11/chartex" xmlns:cx6="http://schemas.microsoft.com/office/drawing/2016/5/12/chartex" xmlns:cx7="http://schemas.microsoft.com/office/drawing/2016/5/13/chartex" xmlns:cx8="http://schemas.microsoft.com/office/drawing/2016/5/14/chartex" xmlns:mc="http://schemas.openxmlformats.org/markup-compatibility/2006" xmlns:aink="http://schemas.microsoft.com/office/drawing/2016/ink" xmlns:am3d="http://schemas.microsoft.com/office/drawing/2017/model3d" xmlns:o="urn:schemas-microsoft-com:office:office" xmlns:r="http://schemas.openxmlformats.org/officeDocument/2006/relationships" xmlns:m="http://schemas.openxmlformats.org/officeDocument/2006/math" xmlns:v="urn:schemas-microsoft-com:vml" xmlns:wp14="http://schemas.microsoft.com/office/word/2010/wordprocessingDrawing" xmlns:wp="http://schemas.openxmlformats.org/drawingml/2006/wordprocessingDrawing" xmlns:w10="urn:schemas-microsoft-com:office:word" xmlns:w="http://schemas.openxmlformats.org/wordprocessingml/2006/main" xmlns:w14="http://schemas.microsoft.com/office/word/2010/wordml" xmlns:w15="http://schemas.microsoft.com/office/word/2012/wordml" xmlns:w16cex="http://schemas.microsoft.com/office/word/2018/wordml/cex" xmlns:w16cid="http://schemas.microsoft.com/office/word/2016/wordml/cid" xmlns:w16="http://schemas.microsoft.com/office/word/2018/wordml" xmlns:w16sdtdh="http://schemas.microsoft.com/office/word/2020/wordml/sdtdatahash" xmlns:w16se="http://schemas.microsoft.com/office/word/2015/wordml/symex" xmlns:wpg="http://schemas.microsoft.com/office/word/2010/wordprocessingGroup" xmlns:wpi="http://schemas.microsoft.com/office/word/2010/wordprocessingInk" xmlns:wne="http://schemas.microsoft.com/office/word/2006/wordml" xmlns:wps="http://schemas.microsoft.com/office/word/2010/wordprocessingShape" mc:Ignorable="w14 w15 w16se w16cid w16 w16cex w16sdtdh wp14">
+<w:document xmlns:wpc="http://schemas.microsoft.com/office/word/2010/wordprocessingCanvas" xmlns:cx="http://schemas.microsoft.com/office/drawing/2014/chartex" xmlns:cx1="http://schemas.microsoft.com/office/drawing/2015/9/8/chartex" xmlns:cx2="http://schemas.microsoft.com/office/drawing/2015/10/21/chartex" xmlns:cx3="http://schemas.microsoft.com/office/drawing/2016/5/9/chartex" xmlns:cx4="http://schemas.microsoft.com/office/drawing/2016/5/10/chartex" xmlns:cx5="http://schemas.microsoft.com/office/drawing/2016/5/11/chartex" xmlns:cx6="http://schemas.microsoft.com/office/drawing/2016/5/12/chartex" xmlns:cx7="http://schemas.microsoft.com/office/drawing/2016/5/13/chartex" xmlns:cx8="http://schemas.microsoft.com/office/drawing/2016/5/14/chartex" xmlns:mc="http://schemas.openxmlformats.org/markup-compatibility/2006" xmlns:aink="http://schemas.microsoft.com/office/drawing/2016/ink" xmlns:am3d="http://schemas.microsoft.com/office/drawing/2017/model3d" xmlns:o="urn:schemas-microsoft-com:office:office" xmlns:oel="http://schemas.microsoft.com/office/2019/extlst" xmlns:r="http://schemas.openxmlformats.org/officeDocument/2006/relationships" xmlns:m="http://schemas.openxmlformats.org/officeDocument/2006/math" xmlns:v="urn:schemas-microsoft-com:vml" xmlns:wp14="http://schemas.microsoft.com/office/word/2010/wordprocessingDrawing" xmlns:wp="http://schemas.openxmlformats.org/drawingml/2006/wordprocessingDrawing" xmlns:w10="urn:schemas-microsoft-com:office:word" xmlns:w="http://schemas.openxmlformats.org/wordprocessingml/2006/main" xmlns:w14="http://schemas.microsoft.com/office/word/2010/wordml" xmlns:w15="http://schemas.microsoft.com/office/word/2012/wordml" xmlns:w16cex="http://schemas.microsoft.com/office/word/2018/wordml/cex" xmlns:w16cid="http://schemas.microsoft.com/office/word/2016/wordml/cid" xmlns:w16="http://schemas.microsoft.com/office/word/2018/wordml" xmlns:w16du="http://schemas.microsoft.com/office/word/2023/wordml/word16du" xmlns:w16sdtdh="http://schemas.microsoft.com/office/word/2020/wordml/sdtdatahash" xmlns:w16sdtfl="http://schemas.microsoft.com/office/word/2024/wordml/sdtformatlock" xmlns:w16se="http://schemas.microsoft.com/office/word/2015/wordml/symex" xmlns:wpg="http://schemas.microsoft.com/office/word/2010/wordprocessingGroup" xmlns:wpi="http://schemas.microsoft.com/office/word/2010/wordprocessingInk" xmlns:wne="http://schemas.microsoft.com/office/word/2006/wordml" xmlns:wps="http://schemas.microsoft.com/office/word/2010/wordprocessingShape" mc:Ignorable="w14 w15 w16se w16cid w16 w16cex w16sdtdh w16sdtfl w16du wp14">
   <w:body>
     <w:p>
       <w:pPr>
@@ -205,7 +205,7 @@
               </wp:anchor>
             </w:drawing>
           </mc:Choice>
-          <mc:Fallback xmlns:asvg="http://schemas.microsoft.com/office/drawing/2016/SVG/main" xmlns:a14="http://schemas.microsoft.com/office/drawing/2010/main" xmlns:pic="http://schemas.openxmlformats.org/drawingml/2006/picture" xmlns:adec="http://schemas.microsoft.com/office/drawing/2017/decorative" xmlns:a="http://schemas.openxmlformats.org/drawingml/2006/main" xmlns:w16sdtfl="http://schemas.microsoft.com/office/word/2024/wordml/sdtformatlock" xmlns:w16du="http://schemas.microsoft.com/office/word/2023/wordml/word16du" xmlns:oel="http://schemas.microsoft.com/office/2019/extlst">
+          <mc:Fallback xmlns:a="http://schemas.openxmlformats.org/drawingml/2006/main" xmlns:adec="http://schemas.microsoft.com/office/drawing/2017/decorative" xmlns:pic="http://schemas.openxmlformats.org/drawingml/2006/picture" xmlns:a14="http://schemas.microsoft.com/office/drawing/2010/main" xmlns:asvg="http://schemas.microsoft.com/office/drawing/2016/SVG/main">
             <w:pict w14:anchorId="60F4322F">
               <v:rect id="Rectángulo 3" style="position:absolute;margin-left:-55.95pt;margin-top:26.4pt;width:613.85pt;height:164.25pt;z-index:-251655168;visibility:visible;mso-wrap-style:square;mso-height-percent:0;mso-wrap-distance-left:9pt;mso-wrap-distance-top:0;mso-wrap-distance-right:9pt;mso-wrap-distance-bottom:0;mso-position-horizontal:absolute;mso-position-horizontal-relative:text;mso-position-vertical:absolute;mso-position-vertical-relative:text;mso-height-percent:0;mso-height-relative:margin;v-text-anchor:middle" alt="&quot;&quot;" o:spid="_x0000_s1026" fillcolor="#00314d" stroked="f" strokeweight="1pt" w14:anchorId="4C256C62" o:gfxdata="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"/>
             </w:pict>
@@ -318,7 +318,7 @@
                 <v:stroke joinstyle="miter"/>
                 <v:path gradientshapeok="t" o:connecttype="rect"/>
               </v:shapetype>
-              <v:shape id="Cuadro de texto 2" o:spid="_x0000_s1026" type="#_x0000_t202" alt="&quot;&quot;" style="position:absolute;left:0;text-align:left;margin-left:-25.2pt;margin-top:21.9pt;width:549pt;height:102.95pt;z-index:251663360;visibility:visible;mso-wrap-style:square;mso-width-percent:0;mso-height-percent:0;mso-wrap-distance-left:9pt;mso-wrap-distance-top:3.6pt;mso-wrap-distance-right:9pt;mso-wrap-distance-bottom:3.6pt;mso-position-horizontal:absolute;mso-position-horizontal-relative:margin;mso-position-vertical:absolute;mso-position-vertical-relative:text;mso-width-percent:0;mso-height-percent:0;mso-width-relative:margin;mso-height-relative:margin;v-text-anchor:top" o:gfxdata="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" filled="f" stroked="f">
+              <v:shape id="Cuadro de texto 2" o:spid="_x0000_s1026" type="#_x0000_t202" alt="&quot;&quot;" style="position:absolute;left:0;text-align:left;margin-left:-25.2pt;margin-top:21.9pt;width:549pt;height:102.95pt;z-index:251663360;visibility:visible;mso-wrap-style:square;mso-width-percent:0;mso-height-percent:0;mso-wrap-distance-left:9pt;mso-wrap-distance-top:3.6pt;mso-wrap-distance-right:9pt;mso-wrap-distance-bottom:3.6pt;mso-position-horizontal:absolute;mso-position-horizontal-relative:margin;mso-position-vertical:absolute;mso-position-vertical-relative:text;mso-width-percent:0;mso-height-percent:0;mso-width-relative:margin;mso-height-relative:margin;v-text-anchor:top" o:gfxdata="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" filled="f" stroked="f">
                 <v:textbox>
                   <w:txbxContent>
                     <w:p>
@@ -468,7 +468,7 @@
           <w:kern w:val="0"/>
           <w14:ligatures w14:val="none"/>
         </w:rPr>
-        <w:t>M</w:t>
+        <w:t xml:space="preserve">Junio </w:t>
       </w:r>
       <w:r>
         <w:rPr>
@@ -479,29 +479,7 @@
           <w:kern w:val="0"/>
           <w14:ligatures w14:val="none"/>
         </w:rPr>
-        <w:t>a</w:t>
-      </w:r>
-      <w:r>
-        <w:rPr>
-          <w:rFonts w:ascii="Calibri" w:hAnsi="Calibri"/>
-          <w:b/>
-          <w:bCs/>
-          <w:color w:val="000000" w:themeColor="text1"/>
-          <w:kern w:val="0"/>
-          <w14:ligatures w14:val="none"/>
-        </w:rPr>
-        <w:t>yo</w:t>
-      </w:r>
-      <w:r>
-        <w:rPr>
-          <w:rFonts w:ascii="Calibri" w:hAnsi="Calibri"/>
-          <w:b/>
-          <w:bCs/>
-          <w:color w:val="000000" w:themeColor="text1"/>
-          <w:kern w:val="0"/>
-          <w14:ligatures w14:val="none"/>
-        </w:rPr>
-        <w:t xml:space="preserve"> 202</w:t>
+        <w:t>202</w:t>
       </w:r>
       <w:r>
         <w:rPr>
@@ -536,7 +514,6 @@
           <w:docPartUnique/>
         </w:docPartObj>
       </w:sdtPr>
-      <w:sdtEndPr/>
       <w:sdtContent>
         <w:p>
           <w:pPr>
@@ -598,7 +575,7 @@
             </w:rPr>
             <w:fldChar w:fldCharType="separate"/>
           </w:r>
-          <w:hyperlink w:anchor="_Toc231596823" w:history="1">
+          <w:hyperlink w:anchor="_Toc232025809" w:history="1">
             <w:r>
               <w:rPr>
                 <w:rStyle w:val="Hipervnculo"/>
@@ -633,7 +610,7 @@
                 <w:sz w:val="26"/>
                 <w:szCs w:val="26"/>
               </w:rPr>
-              <w:instrText xml:space="preserve"> PAGEREF _Toc231596823 \h </w:instrText>
+              <w:instrText xml:space="preserve"> PAGEREF _Toc232025809 \h </w:instrText>
             </w:r>
             <w:r>
               <w:rPr>
@@ -688,7 +665,7 @@
               <w14:ligatures w14:val="none"/>
             </w:rPr>
           </w:pPr>
-          <w:hyperlink w:anchor="_Toc231596824" w:history="1">
+          <w:hyperlink w:anchor="_Toc232025810" w:history="1">
             <w:r>
               <w:rPr>
                 <w:rStyle w:val="Hipervnculo"/>
@@ -723,7 +700,7 @@
                 <w:sz w:val="26"/>
                 <w:szCs w:val="26"/>
               </w:rPr>
-              <w:instrText xml:space="preserve"> PAGEREF _Toc231596824 \h </w:instrText>
+              <w:instrText xml:space="preserve"> PAGEREF _Toc232025810 \h </w:instrText>
             </w:r>
             <w:r>
               <w:rPr>
@@ -778,7 +755,7 @@
               <w14:ligatures w14:val="none"/>
             </w:rPr>
           </w:pPr>
-          <w:hyperlink w:anchor="_Toc231596825" w:history="1">
+          <w:hyperlink w:anchor="_Toc232025811" w:history="1">
             <w:r>
               <w:rPr>
                 <w:rStyle w:val="Hipervnculo"/>
@@ -813,7 +790,7 @@
                 <w:sz w:val="26"/>
                 <w:szCs w:val="26"/>
               </w:rPr>
-              <w:instrText xml:space="preserve"> PAGEREF _Toc231596825 \h </w:instrText>
+              <w:instrText xml:space="preserve"> PAGEREF _Toc232025811 \h </w:instrText>
             </w:r>
             <w:r>
               <w:rPr>
@@ -868,7 +845,7 @@
               <w14:ligatures w14:val="none"/>
             </w:rPr>
           </w:pPr>
-          <w:hyperlink w:anchor="_Toc231596826" w:history="1">
+          <w:hyperlink w:anchor="_Toc232025812" w:history="1">
             <w:r>
               <w:rPr>
                 <w:rStyle w:val="Hipervnculo"/>
@@ -903,7 +880,7 @@
                 <w:sz w:val="26"/>
                 <w:szCs w:val="26"/>
               </w:rPr>
-              <w:instrText xml:space="preserve"> PAGEREF _Toc231596826 \h </w:instrText>
+              <w:instrText xml:space="preserve"> PAGEREF _Toc232025812 \h </w:instrText>
             </w:r>
             <w:r>
               <w:rPr>
@@ -958,7 +935,7 @@
               <w14:ligatures w14:val="none"/>
             </w:rPr>
           </w:pPr>
-          <w:hyperlink w:anchor="_Toc231596827" w:history="1">
+          <w:hyperlink w:anchor="_Toc232025813" w:history="1">
             <w:r>
               <w:rPr>
                 <w:rStyle w:val="Hipervnculo"/>
@@ -993,7 +970,7 @@
                 <w:sz w:val="26"/>
                 <w:szCs w:val="26"/>
               </w:rPr>
-              <w:instrText xml:space="preserve"> PAGEREF _Toc231596827 \h </w:instrText>
+              <w:instrText xml:space="preserve"> PAGEREF _Toc232025813 \h </w:instrText>
             </w:r>
             <w:r>
               <w:rPr>
@@ -1019,7 +996,7 @@
                 <w:sz w:val="26"/>
                 <w:szCs w:val="26"/>
               </w:rPr>
-              <w:t>54</w:t>
+              <w:t>32</w:t>
             </w:r>
             <w:r>
               <w:rPr>
@@ -1048,7 +1025,7 @@
               <w14:ligatures w14:val="none"/>
             </w:rPr>
           </w:pPr>
-          <w:hyperlink w:anchor="_Toc231596828" w:history="1">
+          <w:hyperlink w:anchor="_Toc232025814" w:history="1">
             <w:r>
               <w:rPr>
                 <w:rStyle w:val="Hipervnculo"/>
@@ -1083,7 +1060,7 @@
                 <w:sz w:val="26"/>
                 <w:szCs w:val="26"/>
               </w:rPr>
-              <w:instrText xml:space="preserve"> PAGEREF _Toc231596828 \h </w:instrText>
+              <w:instrText xml:space="preserve"> PAGEREF _Toc232025814 \h </w:instrText>
             </w:r>
             <w:r>
               <w:rPr>
@@ -1109,7 +1086,7 @@
                 <w:sz w:val="26"/>
                 <w:szCs w:val="26"/>
               </w:rPr>
-              <w:t>55</w:t>
+              <w:t>33</w:t>
             </w:r>
             <w:r>
               <w:rPr>
@@ -1138,7 +1115,7 @@
               <w14:ligatures w14:val="none"/>
             </w:rPr>
           </w:pPr>
-          <w:hyperlink w:anchor="_Toc231596829" w:history="1">
+          <w:hyperlink w:anchor="_Toc232025815" w:history="1">
             <w:r>
               <w:rPr>
                 <w:rStyle w:val="Hipervnculo"/>
@@ -1173,7 +1150,7 @@
                 <w:sz w:val="26"/>
                 <w:szCs w:val="26"/>
               </w:rPr>
-              <w:instrText xml:space="preserve"> PAGEREF _Toc231596829 \h </w:instrText>
+              <w:instrText xml:space="preserve"> PAGEREF _Toc232025815 \h </w:instrText>
             </w:r>
             <w:r>
               <w:rPr>
@@ -1199,7 +1176,7 @@
                 <w:sz w:val="26"/>
                 <w:szCs w:val="26"/>
               </w:rPr>
-              <w:t>62</w:t>
+              <w:t>40</w:t>
             </w:r>
             <w:r>
               <w:rPr>
@@ -1228,7 +1205,7 @@
               <w14:ligatures w14:val="none"/>
             </w:rPr>
           </w:pPr>
-          <w:hyperlink w:anchor="_Toc231596830" w:history="1">
+          <w:hyperlink w:anchor="_Toc232025816" w:history="1">
             <w:r>
               <w:rPr>
                 <w:rStyle w:val="Hipervnculo"/>
@@ -1263,7 +1240,7 @@
                 <w:sz w:val="26"/>
                 <w:szCs w:val="26"/>
               </w:rPr>
-              <w:instrText xml:space="preserve"> PAGEREF _Toc231596830 \h </w:instrText>
+              <w:instrText xml:space="preserve"> PAGEREF _Toc232025816 \h </w:instrText>
             </w:r>
             <w:r>
               <w:rPr>
@@ -1289,7 +1266,7 @@
                 <w:sz w:val="26"/>
                 <w:szCs w:val="26"/>
               </w:rPr>
-              <w:t>72</w:t>
+              <w:t>50</w:t>
             </w:r>
             <w:r>
               <w:rPr>
@@ -1318,7 +1295,7 @@
               <w14:ligatures w14:val="none"/>
             </w:rPr>
           </w:pPr>
-          <w:hyperlink w:anchor="_Toc231596831" w:history="1">
+          <w:hyperlink w:anchor="_Toc232025817" w:history="1">
             <w:r>
               <w:rPr>
                 <w:rStyle w:val="Hipervnculo"/>
@@ -1353,7 +1330,7 @@
                 <w:sz w:val="26"/>
                 <w:szCs w:val="26"/>
               </w:rPr>
-              <w:instrText xml:space="preserve"> PAGEREF _Toc231596831 \h </w:instrText>
+              <w:instrText xml:space="preserve"> PAGEREF _Toc232025817 \h </w:instrText>
             </w:r>
             <w:r>
               <w:rPr>
@@ -1379,7 +1356,7 @@
                 <w:sz w:val="26"/>
                 <w:szCs w:val="26"/>
               </w:rPr>
-              <w:t>72</w:t>
+              <w:t>50</w:t>
             </w:r>
             <w:r>
               <w:rPr>
@@ -1408,7 +1385,7 @@
               <w14:ligatures w14:val="none"/>
             </w:rPr>
           </w:pPr>
-          <w:hyperlink w:anchor="_Toc231596832" w:history="1">
+          <w:hyperlink w:anchor="_Toc232025818" w:history="1">
             <w:r>
               <w:rPr>
                 <w:rStyle w:val="Hipervnculo"/>
@@ -1443,7 +1420,7 @@
                 <w:sz w:val="26"/>
                 <w:szCs w:val="26"/>
               </w:rPr>
-              <w:instrText xml:space="preserve"> PAGEREF _Toc231596832 \h </w:instrText>
+              <w:instrText xml:space="preserve"> PAGEREF _Toc232025818 \h </w:instrText>
             </w:r>
             <w:r>
               <w:rPr>
@@ -1469,7 +1446,7 @@
                 <w:sz w:val="26"/>
                 <w:szCs w:val="26"/>
               </w:rPr>
-              <w:t>84</w:t>
+              <w:t>62</w:t>
             </w:r>
             <w:r>
               <w:rPr>
@@ -1498,7 +1475,7 @@
               <w14:ligatures w14:val="none"/>
             </w:rPr>
           </w:pPr>
-          <w:hyperlink w:anchor="_Toc231596833" w:history="1">
+          <w:hyperlink w:anchor="_Toc232025819" w:history="1">
             <w:r>
               <w:rPr>
                 <w:rStyle w:val="Hipervnculo"/>
@@ -1533,7 +1510,7 @@
                 <w:sz w:val="26"/>
                 <w:szCs w:val="26"/>
               </w:rPr>
-              <w:instrText xml:space="preserve"> PAGEREF _Toc231596833 \h </w:instrText>
+              <w:instrText xml:space="preserve"> PAGEREF _Toc232025819 \h </w:instrText>
             </w:r>
             <w:r>
               <w:rPr>
@@ -1559,7 +1536,7 @@
                 <w:sz w:val="26"/>
                 <w:szCs w:val="26"/>
               </w:rPr>
-              <w:t>86</w:t>
+              <w:t>64</w:t>
             </w:r>
             <w:r>
               <w:rPr>
@@ -1588,7 +1565,7 @@
               <w14:ligatures w14:val="none"/>
             </w:rPr>
           </w:pPr>
-          <w:hyperlink w:anchor="_Toc231596834" w:history="1">
+          <w:hyperlink w:anchor="_Toc232025820" w:history="1">
             <w:r>
               <w:rPr>
                 <w:rStyle w:val="Hipervnculo"/>
@@ -1623,7 +1600,7 @@
                 <w:sz w:val="26"/>
                 <w:szCs w:val="26"/>
               </w:rPr>
-              <w:instrText xml:space="preserve"> PAGEREF _Toc231596834 \h </w:instrText>
+              <w:instrText xml:space="preserve"> PAGEREF _Toc232025820 \h </w:instrText>
             </w:r>
             <w:r>
               <w:rPr>
@@ -1649,7 +1626,7 @@
                 <w:sz w:val="26"/>
                 <w:szCs w:val="26"/>
               </w:rPr>
-              <w:t>90</w:t>
+              <w:t>68</w:t>
             </w:r>
             <w:r>
               <w:rPr>
@@ -1678,7 +1655,7 @@
               <w14:ligatures w14:val="none"/>
             </w:rPr>
           </w:pPr>
-          <w:hyperlink w:anchor="_Toc231596835" w:history="1">
+          <w:hyperlink w:anchor="_Toc232025821" w:history="1">
             <w:r>
               <w:rPr>
                 <w:rStyle w:val="Hipervnculo"/>
@@ -1713,7 +1690,7 @@
                 <w:sz w:val="26"/>
                 <w:szCs w:val="26"/>
               </w:rPr>
-              <w:instrText xml:space="preserve"> PAGEREF _Toc231596835 \h </w:instrText>
+              <w:instrText xml:space="preserve"> PAGEREF _Toc232025821 \h </w:instrText>
             </w:r>
             <w:r>
               <w:rPr>
@@ -1739,7 +1716,7 @@
                 <w:sz w:val="26"/>
                 <w:szCs w:val="26"/>
               </w:rPr>
-              <w:t>91</w:t>
+              <w:t>69</w:t>
             </w:r>
             <w:r>
               <w:rPr>
@@ -1768,7 +1745,7 @@
               <w14:ligatures w14:val="none"/>
             </w:rPr>
           </w:pPr>
-          <w:hyperlink w:anchor="_Toc231596836" w:history="1">
+          <w:hyperlink w:anchor="_Toc232025822" w:history="1">
             <w:r>
               <w:rPr>
                 <w:rStyle w:val="Hipervnculo"/>
@@ -1822,7 +1799,7 @@
                 <w:sz w:val="26"/>
                 <w:szCs w:val="26"/>
               </w:rPr>
-              <w:instrText xml:space="preserve"> PAGEREF _Toc231596836 \h </w:instrText>
+              <w:instrText xml:space="preserve"> PAGEREF _Toc232025822 \h </w:instrText>
             </w:r>
             <w:r>
               <w:rPr>
@@ -1848,7 +1825,7 @@
                 <w:sz w:val="26"/>
                 <w:szCs w:val="26"/>
               </w:rPr>
-              <w:t>98</w:t>
+              <w:t>76</w:t>
             </w:r>
             <w:r>
               <w:rPr>
@@ -1877,7 +1854,7 @@
               <w14:ligatures w14:val="none"/>
             </w:rPr>
           </w:pPr>
-          <w:hyperlink w:anchor="_Toc231596837" w:history="1">
+          <w:hyperlink w:anchor="_Toc232025823" w:history="1">
             <w:r>
               <w:rPr>
                 <w:rStyle w:val="Hipervnculo"/>
@@ -1912,7 +1889,7 @@
                 <w:sz w:val="26"/>
                 <w:szCs w:val="26"/>
               </w:rPr>
-              <w:instrText xml:space="preserve"> PAGEREF _Toc231596837 \h </w:instrText>
+              <w:instrText xml:space="preserve"> PAGEREF _Toc232025823 \h </w:instrText>
             </w:r>
             <w:r>
               <w:rPr>
@@ -1938,7 +1915,7 @@
                 <w:sz w:val="26"/>
                 <w:szCs w:val="26"/>
               </w:rPr>
-              <w:t>101</w:t>
+              <w:t>79</w:t>
             </w:r>
             <w:r>
               <w:rPr>
@@ -1967,7 +1944,7 @@
               <w14:ligatures w14:val="none"/>
             </w:rPr>
           </w:pPr>
-          <w:hyperlink w:anchor="_Toc231596838" w:history="1">
+          <w:hyperlink w:anchor="_Toc232025824" w:history="1">
             <w:r>
               <w:rPr>
                 <w:rStyle w:val="Hipervnculo"/>
@@ -2002,7 +1979,7 @@
                 <w:sz w:val="26"/>
                 <w:szCs w:val="26"/>
               </w:rPr>
-              <w:instrText xml:space="preserve"> PAGEREF _Toc231596838 \h </w:instrText>
+              <w:instrText xml:space="preserve"> PAGEREF _Toc232025824 \h </w:instrText>
             </w:r>
             <w:r>
               <w:rPr>
@@ -2028,7 +2005,7 @@
                 <w:sz w:val="26"/>
                 <w:szCs w:val="26"/>
               </w:rPr>
-              <w:t>102</w:t>
+              <w:t>80</w:t>
             </w:r>
             <w:r>
               <w:rPr>
@@ -2057,7 +2034,7 @@
               <w14:ligatures w14:val="none"/>
             </w:rPr>
           </w:pPr>
-          <w:hyperlink w:anchor="_Toc231596839" w:history="1">
+          <w:hyperlink w:anchor="_Toc232025825" w:history="1">
             <w:r>
               <w:rPr>
                 <w:rStyle w:val="Hipervnculo"/>
@@ -2092,7 +2069,7 @@
                 <w:sz w:val="26"/>
                 <w:szCs w:val="26"/>
               </w:rPr>
-              <w:instrText xml:space="preserve"> PAGEREF _Toc231596839 \h </w:instrText>
+              <w:instrText xml:space="preserve"> PAGEREF _Toc232025825 \h </w:instrText>
             </w:r>
             <w:r>
               <w:rPr>
@@ -2118,7 +2095,7 @@
                 <w:sz w:val="26"/>
                 <w:szCs w:val="26"/>
               </w:rPr>
-              <w:t>104</w:t>
+              <w:t>82</w:t>
             </w:r>
             <w:r>
               <w:rPr>
@@ -2147,7 +2124,7 @@
               <w14:ligatures w14:val="none"/>
             </w:rPr>
           </w:pPr>
-          <w:hyperlink w:anchor="_Toc231596840" w:history="1">
+          <w:hyperlink w:anchor="_Toc232025826" w:history="1">
             <w:r>
               <w:rPr>
                 <w:rStyle w:val="Hipervnculo"/>
@@ -2182,7 +2159,7 @@
                 <w:sz w:val="26"/>
                 <w:szCs w:val="26"/>
               </w:rPr>
-              <w:instrText xml:space="preserve"> PAGEREF _Toc231596840 \h </w:instrText>
+              <w:instrText xml:space="preserve"> PAGEREF _Toc232025826 \h </w:instrText>
             </w:r>
             <w:r>
               <w:rPr>
@@ -2208,7 +2185,7 @@
                 <w:sz w:val="26"/>
                 <w:szCs w:val="26"/>
               </w:rPr>
-              <w:t>107</w:t>
+              <w:t>85</w:t>
             </w:r>
             <w:r>
               <w:rPr>
@@ -2242,7 +2219,7 @@
       <w:pPr>
         <w:pStyle w:val="Titulosgenerales"/>
       </w:pPr>
-      <w:bookmarkStart w:id="0" w:name="_Toc231596823"/>
+      <w:bookmarkStart w:id="0" w:name="_Toc232025809"/>
       <w:r>
         <w:lastRenderedPageBreak/>
         <w:t>Introducción</w:t>
@@ -2396,7 +2373,7 @@
       <w:pPr>
         <w:pStyle w:val="Ttulo1"/>
       </w:pPr>
-      <w:bookmarkStart w:id="1" w:name="_Toc231596824"/>
+      <w:bookmarkStart w:id="1" w:name="_Toc232025810"/>
       <w:r>
         <w:lastRenderedPageBreak/>
         <w:t>Identificación de operaciones económicas y fuentes de información</w:t>
@@ -2433,7 +2410,7 @@
       <w:pPr>
         <w:pStyle w:val="Ttulo2"/>
       </w:pPr>
-      <w:bookmarkStart w:id="2" w:name="_Toc231596825"/>
+      <w:bookmarkStart w:id="2" w:name="_Toc232025811"/>
       <w:r>
         <w:t>Tipología de las operaciones económicas</w:t>
       </w:r>
@@ -3301,7 +3278,7 @@
         <w:rPr>
           <w:lang w:val="es-419" w:eastAsia="es-CO"/>
         </w:rPr>
-        <w:t>“Para profundizar sobre el tema, consulte el documento “1_Ejercicio_aplicacion_resolucion_contable_operacion_compra.pdf”, ubicado en la carpeta de Anexos”.</w:t>
+        <w:t>Para profundizar sobre el tema, consulte el documento “1_Ejercicio_aplicacion_resolucion_contable_operacion_compra.pdf”, ubicado en la carpeta de Anexos.</w:t>
       </w:r>
     </w:p>
     <w:p>
@@ -4252,14 +4229,14 @@
         <w:rPr>
           <w:lang w:val="es-419" w:eastAsia="es-CO"/>
         </w:rPr>
-        <w:t>Para profundizar sobre el tema consulte el documento “2_Ejercicio_aplicacion_analisis_ajustes_contables_operaciones_especiales.pdf”, ubicado en la carpeta de Anexos”.</w:t>
+        <w:t>Para profundizar sobre el tema consulte el documento “2_Ejercicio_aplicacion_analisis_ajustes_contables_operaciones_especiales.pdf”, ubicado en la carpeta de Anexos.</w:t>
       </w:r>
     </w:p>
     <w:p>
       <w:pPr>
         <w:pStyle w:val="Ttulo2"/>
       </w:pPr>
-      <w:bookmarkStart w:id="3" w:name="_Toc231596826"/>
+      <w:bookmarkStart w:id="3" w:name="_Toc232025812"/>
       <w:r>
         <w:lastRenderedPageBreak/>
         <w:t>Fuentes de información asociadas a las operaciones</w:t>
@@ -4696,6 +4673,8 @@
     <w:p>
       <w:pPr>
         <w:pStyle w:val="Video"/>
+        <w:spacing w:before="0" w:after="0"/>
+        <w:ind w:left="357" w:hanging="357"/>
       </w:pPr>
       <w:r>
         <w:t>Documento soporte en adquisiciones efectuadas a sujetos no obligados a expedir factura de venta.</w:t>
@@ -4828,7 +4807,7 @@
               <w:rPr>
                 <w:b/>
               </w:rPr>
-              <w:t>d</w:t>
+              <w:t>D</w:t>
             </w:r>
             <w:r>
               <w:rPr>
@@ -4846,590 +4825,12 @@
           </w:tcPr>
           <w:p>
             <w:r>
-              <w:t xml:space="preserve">Soy Diana Rodríguez y les doy la bienvenida a un nuevo </w:t>
-            </w:r>
-            <w:proofErr w:type="spellStart"/>
-            <w:r>
-              <w:t>live</w:t>
-            </w:r>
-            <w:proofErr w:type="spellEnd"/>
-            <w:r>
-              <w:t xml:space="preserve"> en el cual hablaremos del documento soporte en adquisiciones con sujetos no obligados a facturar.</w:t>
+              <w:t>El video explica la importancia y la función del documento soporte en adquisiciones efectuadas a sujetos no obligados a expedir factura de venta, como mecanismo para respaldar costos, deducciones e impuestos descontables ante la DIAN. Se describen los casos en los que debe utilizarse, los responsables de su generación y los principales requisitos para su validez fiscal, entre ellos la elaboración mediante un software autorizado, la firma digital y la transmisión electrónica para su validación.</w:t>
             </w:r>
           </w:p>
           <w:p>
             <w:r>
-              <w:t>Por ponía nuevamente nos acompaña Felipe Fernando Valero, que es director de facturación electrónica y soluciones operativas. Buenas tardes, Luis, y bienvenido.</w:t>
-            </w:r>
-          </w:p>
-          <w:p>
-            <w:r>
-              <w:t>Buenas tardes y muchas gracias por esta invitación ahora para conversar de este documento soporte en adquisiciones con no obligados.</w:t>
-            </w:r>
-          </w:p>
-          <w:p>
-            <w:r>
-              <w:t>Claro que sí. Tú eres experto en todos los temas de facturación electrónica. Quisiera, antes de empezar con las preguntas, hacerte una pregunta que inquieta mucho a nuestros seguidores, y es si este documento es nuevo.</w:t>
-            </w:r>
-          </w:p>
-          <w:p>
-            <w:r>
-              <w:t>Está basado en el artículo 771 rayados del estatuto tributario, en el cual es el artículo que habla de cómo se soportan los costos, las deducciones y los impuestos descontables. Menciona que cuando un adquiriente haga transacciones con un no obligado a facturar, pues necesita documentar esa transacción. Es tener ese soporte para poder usar el costo, la deducción, incluso el impuesto descontable y llevarlo en su declaración de renta, llevarlo en su declaración de IVA.</w:t>
-            </w:r>
-          </w:p>
-          <w:p>
-            <w:r>
-              <w:t>Entonces dice que cuando se den esas transacciones con los sujetos que las normas establecen que no están obligados a facturar, la forma de documentarlos es a través del documento soporte en adquisiciones con no obligados.</w:t>
-            </w:r>
-          </w:p>
-          <w:p>
-            <w:r>
-              <w:lastRenderedPageBreak/>
-              <w:t>¿Qué pasó? Tenemos ese documento que funcionaba en el mundo del papel, como todo lo que hemos estado transformando durante estos últimos años. Entonces tenemos facturas que eran el talón de papel, facturas de computador, porque tenían vidas y estaban soportadas en ese medio físico que era el papel.</w:t>
-            </w:r>
-          </w:p>
-          <w:p>
-            <w:r>
-              <w:t>Y ahora pues hemos hecho tránsito y entonces, para las personas que nos acompañan esta tarde, es muy importante saber que ya la factura electrónica se convirtió en eso, en una factura electrónica, la nómina; ahora viene el turno para este documento soporte en adquisiciones con no obligados y posteriormente tenemos planes ya para que los documentos equivalentes a la factura de venta, convertirlos y llevarlos a este gran ecosistema del sistema de facturación.</w:t>
-            </w:r>
-          </w:p>
-          <w:p>
-            <w:r>
-              <w:t>Muchas gracias, Luis. Pues muy interesante eso que nos estás diciendo. Empecemos a entrar en el tema que nos compete hoy. Ahora, ¿puedes indicarnos qué es el documento soporte en adquisiciones con sujetos no obligados a facturar más ampliamente?</w:t>
-            </w:r>
-          </w:p>
-          <w:p>
-            <w:r>
-              <w:t>Bueno, entonces, este documento soporte es el que se requiere cuando estás haciendo transacciones con sujetos no obligados a facturar electrónicamente.</w:t>
-            </w:r>
-          </w:p>
-          <w:p>
-            <w:r>
-              <w:t>Entonces, pues tenemos que irnos a la norma donde aparecen quiénes no están obligados a expedir factura electrónica de venta. Entonces vas al artículo 7 de la resolución 0442 del año 2020 y ahí aparece una relación taxativa de quiénes no son obligados a expedir factura electrónica de venta.</w:t>
-            </w:r>
-          </w:p>
-          <w:p>
-            <w:r>
-              <w:lastRenderedPageBreak/>
-              <w:t>Entonces vas al artículo 55 de la misma norma, en la cual dice cuáles son los documentos soportes. Y en este caso, el documento soporte en adquisiciones con no obligados hace clara relación a que es cuando estás haciendo transacciones, por ejemplo, con personas naturales que por los topes de ingresos que tuvieron el año pasado no son obligados a facturar electrónicamente.</w:t>
-            </w:r>
-          </w:p>
-          <w:p>
-            <w:r>
-              <w:t>Cuando haces adquisiciones, sobre todo de servicios desde el exterior, que es la forma en la cual soportas esos costos y esas deducciones, incluso los impuestos descontables cuando operan, entonces es para ese tipo de transacciones. Es para que ese responsable de renta, ese responsable de declarar IVA, pues documente esa transacción y pueda llevarla en sus declaraciones tributarias.</w:t>
-            </w:r>
-          </w:p>
-          <w:p>
-            <w:r>
-              <w:t>¿Puedes ampliar un poco más quién debe entonces generar este documento?</w:t>
-            </w:r>
-          </w:p>
-          <w:p>
-            <w:r>
-              <w:t>Bueno, los responsables de generar el documento soporte de pago denominado son todas aquellas personas que necesitan soportar costos. Cuando hablamos y usamos este lenguaje, estamos hablando claramente de personas que son responsables de la declaración de renta y también personas que son responsables de IVA y que pueden tomar el impuesto descontable por las adquisiciones que están teniendo.</w:t>
-            </w:r>
-          </w:p>
-          <w:p>
-            <w:r>
-              <w:t>Entonces ellos son los responsables de generar este documento de soporte en adquisiciones con no obligados.</w:t>
-            </w:r>
-          </w:p>
-          <w:p>
-            <w:r>
-              <w:lastRenderedPageBreak/>
-              <w:t>Tenemos también una franja, digamos, que son los que no son facturadores electrónicos, que no tienen la obligación de facturar electrónicamente. Ellos también necesitan soportar los costos y deducciones cuando tienen transacciones con no obligados a facturar. Dice que debe generarse el documento, pero en esta resolución 167 se ha establecido que ellos pueden generar este documento, seguirlo generando en papel, con algunas condiciones que creo que ahora vamos a hablar y lo vamos a aclarar para todos.</w:t>
-            </w:r>
-          </w:p>
-          <w:p>
-            <w:r>
-              <w:t>Recordemos a nuestra audiencia que pueden hacer las preguntas, que las vamos a contestar al final y que ustedes van a tener material del que está hablando Luis, está publicado en la página web de la entidad. Luis, podemos hablar de sujetos obligados a expedirlo.</w:t>
-            </w:r>
-          </w:p>
-          <w:p>
-            <w:r>
-              <w:t>Bueno, tenemos unos sujetos obligados a generar este documento, porque es importante recordarles a todas las personas que el ecosistema sobre el que es responsable el sistema de facturación tiene unos sujetos que son responsables de hacerlo.</w:t>
-            </w:r>
-          </w:p>
-          <w:p>
-            <w:r>
-              <w:t xml:space="preserve">Para generar estos documentos se requiere tener básicamente un software, el que tú desarrollas de acuerdo con las condiciones técnicas que están definidas en los anexos técnicos. Puedes recurrir a un tercero, cualquier tercero que tú desees. Muchas personas dicen: este es mi proveedor de factura electrónica, yo quiero que él también me genere el documento soporte en adquisiciones con no obligados, pero </w:t>
-            </w:r>
-            <w:r>
-              <w:lastRenderedPageBreak/>
-              <w:t>también puede ser por otro tercero que me pueda solucionar esta situación o incluso pueden usar el servicio de facturación gratuita.</w:t>
-            </w:r>
-          </w:p>
-          <w:p>
-            <w:r>
-              <w:t>Y en este caso hablamos de generar ese documento porque usas ese software, firmas digitalmente el documento, que sale ese software, sale un XML, un XML que es firmado digitalmente y que necesita, para que tenga validez fiscal, pues haber sido transmitido para validación a la DIAN.</w:t>
-            </w:r>
-          </w:p>
-          <w:p>
-            <w:r>
-              <w:t>Aquí es clave, y eso es bien importante porque recalcamos bastante en estas capacitaciones y en estas actividades, que es necesario que esos documentos lleguen a la DIAN y sean validados, porque si no están en la DIAN, pues no tienen efectos fiscales. Y eso es demasiado importante y se repite, no importa el documento que estamos desmaterializando o que va de operaciones similares, que se genera en un software, se firma digitalmente, se transmite a validación a la DIAN.</w:t>
-            </w:r>
-          </w:p>
-          <w:p>
-            <w:r>
-              <w:t>La DIAN tiene unas reglas que están en los anexos técnicos que permiten que la información tenga calidad, o sea, que estamos diciendo que aquí vienen valores enteros o valores con dos decimales, digamos porcentajes, que todo eso tenga uniformidad. Y lo que garantizas es que esa información se pueda intercambiar, que pueda fluir entre los sistemas empresariales y entre todas las personas que están involucradas hacia esos modelos de operación que se han generado.</w:t>
-            </w:r>
-          </w:p>
-          <w:p>
-            <w:r>
-              <w:lastRenderedPageBreak/>
-              <w:t>Y que están, pues simplemente, básicamente, es mucho más familiar para las personas cuando llegamos con un nuevo documento electrónico y ya se repiten un tanto las condiciones técnicas.</w:t>
-            </w:r>
-          </w:p>
-          <w:p>
-            <w:r>
-              <w:t>La DIAN tiene claridad de los requisitos que tiene este documento. ¿En dónde pueda verse?</w:t>
-            </w:r>
-          </w:p>
-          <w:p>
-            <w:r>
-              <w:t>Entonces, el marco legal con el cual se ha desarrollado el documento soporte en adquisiciones con no obligados, lo primero es que está inspirado en el artículo 771 rayado del estatuto tributario. También en el artículo 616-1 del estatuto tributario, en el cual se le da la facultad a la DIAN de seguir desmaterializando documentos.</w:t>
-            </w:r>
-          </w:p>
-          <w:p>
-            <w:r>
-              <w:t>Y digamos que ese marco regulatorio ha permitido a la DIAN ir más allá de los documentos que soportan la venta de bienes o la prestación de servicios y que se abra, estamos conceptualizando y pensando mucho en los documentos que son de interés fiscal para la administración tributaria y que van a permitir que le demos mejores servicios a nuestros contribuyentes.</w:t>
-            </w:r>
-          </w:p>
-          <w:p>
-            <w:r>
-              <w:t>Entonces, cuando vas a mirar cuáles son los requisitos que están establecidos, pues te vas a esta resolución 167 y tú vas a encontrar en el artículo cuarto cuáles son las condiciones que debe tener este documento.</w:t>
-            </w:r>
-          </w:p>
-          <w:p>
-            <w:r>
-              <w:t xml:space="preserve">Básicamente dice que esté denominado expresamente como un documento soporte en adquisiciones con no obligados, debe tener la fecha en que se realiza la operación, debe contener la información del prestador del servicio. Y aquí hay un </w:t>
-            </w:r>
-            <w:r>
-              <w:lastRenderedPageBreak/>
-              <w:t>tema bien importante y es que pide que se identifique ese prestador del servicio o el vendedor de los bienes, que es una obligación particular, con el NIT.</w:t>
-            </w:r>
-          </w:p>
-          <w:p>
-            <w:r>
-              <w:t xml:space="preserve">Entonces vienen y me preguntan: ¿y por qué solo con el NIT? Porque es muy importante </w:t>
-            </w:r>
-            <w:proofErr w:type="gramStart"/>
-            <w:r>
-              <w:t>decirle</w:t>
-            </w:r>
-            <w:proofErr w:type="gramEnd"/>
-            <w:r>
-              <w:t xml:space="preserve"> a las personas que la forma en que se soportan costos y deducciones son contrataciones de personas que estén registradas en el RUT. Entonces, por eso, para este documento soporte, cuando el vendedor o el prestador de los servicios no está registrado en el RUT, pues es una condición.</w:t>
-            </w:r>
-          </w:p>
-          <w:p>
-            <w:r>
-              <w:t>¿Qué quiere decir que esa persona será estigmatizada? ¿Es una norma nueva que trajo la resolución 167? No, esa norma existe hace muchos años y es una condición en la cual, cuando la DIAN hace una revisión de los impuestos de las personas, pues cuando encuentre transacciones con estas personas que no estén registradas, vamos a ver que estén registradas en la DIAN. Así que simplemente estamos trayendo normativas que ya existen y que de alguna manera corresponden a nuestro ordenamiento tributario.</w:t>
-            </w:r>
-          </w:p>
-          <w:p>
-            <w:r>
-              <w:t>Debe tener también los datos y la información de quien realiza la transacción, debe llevar un número que corresponda a una autorización que establecía la DIAN. Entonces, tal cual sucede con la factura electrónica, es necesario que ingrese al servicio informático de la DIAN y tenga la numeración autorizada para el documento soporte con no obligados. Ya existe este servicio desde agosto del año 2020.</w:t>
-            </w:r>
-          </w:p>
-          <w:p>
-            <w:r>
-              <w:lastRenderedPageBreak/>
-              <w:t>Debe detallar cuál sería el valor de los bienes que están involucrados, el valor de la transacción, si tiene IVA esa adquisición, pues debe incluirlo. Debe tener la firma digital de la persona que genera el documento. Y aquí es bien importante mencionarles que el que genera el documento es el que compra los bienes. Yo, facturador electrónico, porque estoy comprándole bienes a una persona no obligada a facturar o servicios, entonces yo soy el que voy a generar este documento soporte de transacciones con no obligados.</w:t>
-            </w:r>
-          </w:p>
-          <w:p>
-            <w:r>
-              <w:t xml:space="preserve">Entonces, si es el caso de una transacción en la cual está involucrado el IVA y usted dice, bueno, ¿de cuáles me estás hablando? Entonces podríamos poner un ejemplo de que usted, por ejemplo, está adquiriendo servicios digitales de las plataformas de </w:t>
-            </w:r>
-            <w:proofErr w:type="spellStart"/>
-            <w:r>
-              <w:t>streaming</w:t>
-            </w:r>
-            <w:proofErr w:type="spellEnd"/>
-            <w:r>
-              <w:t xml:space="preserve"> de contenidos que ahora son tan populares, esos servicios están gravados con IVA, y entonces necesita recuperar ese IVA si es posible dentro de la estructura del negocio, entonces vas a revisar que esa transacción tiene IVA y lo puedes incluir ahí o que sea parte de los costos y las deducciones también, entonces debes incluir esos valores.</w:t>
-            </w:r>
-          </w:p>
-          <w:p>
-            <w:r>
-              <w:t xml:space="preserve">Debe utilizar el formato digital y el XML definido por la DIAN. Recordemos que todos los documentos para efectos de interoperabilidad tienen tres condiciones, realmente son cuatro condiciones que son importantes. La primera es ser un XML, no cualquier XML, sino el que está definido en el anexo también para este caso, la resolución 167, deben estar firmados digitalmente y deben estar validados por la DIAN y deben estar conformados con un código único del documento soporte, que </w:t>
-            </w:r>
-            <w:r>
-              <w:lastRenderedPageBreak/>
-              <w:t>para las personas que ya facturan electrónicamente les es familiar que estamos hablando de un identificador universal que funciona muy similar a como funciona el código CUFE para las facturas electrónicas.</w:t>
-            </w:r>
-          </w:p>
-          <w:p>
-            <w:r>
-              <w:t>¿La DIAN cuenta con una fecha establecida para empezar a transmitir este documento de forma electrónica?</w:t>
-            </w:r>
-          </w:p>
-          <w:p>
-            <w:r>
-              <w:t>Sí, la fecha a partir de la cual debe iniciarse la transmisión de este documento es el próximo primero de agosto, es la fecha que se define a través de la resolución 482 de abril de este año, en la cual se estableció que el próximo primero de agosto es el momento a partir del cual debe generarse el documento soporte cuando las adquisiciones correspondan a personas, a vendedores y a prestadores de servicios que no tienen la obligación de facturar electrónicamente de acuerdo con las normas fiscales.</w:t>
-            </w:r>
-          </w:p>
-          <w:p>
-            <w:r>
-              <w:t>Fecha importante que nos han advertido, el 1 de agosto. Y ya para terminar las preguntas y empezar a atender, que tenemos bastantes preguntas hoy en nuestra audiencia. Cuéntanos por qué transmitirlo trae beneficios a los compradores.</w:t>
-            </w:r>
-          </w:p>
-          <w:p>
-            <w:r>
-              <w:t>Bueno, importantísima esa pregunta que nos están haciendo. Y es que entramos en todo este circuito de la información electrónica. Eso está haciendo que sean más eficientes en la administración tributaria.</w:t>
-            </w:r>
-          </w:p>
-          <w:p>
-            <w:r>
-              <w:t xml:space="preserve">¿Eficientes para qué? Para poder, por ejemplo, a nuestros contribuyentes darles devoluciones automáticas de impuestos. Eso antes era impensable antes de </w:t>
-            </w:r>
-            <w:r>
-              <w:lastRenderedPageBreak/>
-              <w:t>tener montado todo este sistema de facturación electrónica, porque las ayudas eran todas, decir si las transacciones habían existido, si los bienes habían consignado y todo eso.</w:t>
-            </w:r>
-          </w:p>
-          <w:p>
-            <w:r>
-              <w:t>Entonces, en la medida en que todo este ecosistema crece, tenemos facturas electrónicas de lo que facturas, facturas electrónicas de lo que compras, que recordemos que cuando son a crédito también deben tener acuses de recibo, recibo de los bienes, de las mercancías, que es obligatorio hacerlo desde el próximo 13 de julio, pero también está la nómina, ahora el documento soporte.</w:t>
-            </w:r>
-          </w:p>
-          <w:p>
-            <w:r>
-              <w:t>Entonces, eso qué facilita. Que la toma de decisiones en tiempo real. Que usted tiene unos valores, unos saldos a favor en la DIAN, usted presenta su solicitud de devolución automática, el sistema de inteligencia artificial que soporta todos estos servicios puede revisar rápidamente si aplica o no aplica esa devolución. ¿Y eso qué beneficio tiene? Vas a tener rápidamente esos saldos que necesitas. Así que apalanca la operación de los empresarios y eso es una gran noticia, porque no estamos demorando los 50 días que la norma en condiciones normales establece, sino que ya estamos hablando de que ya las personas van a tener acceso a esos datos.</w:t>
-            </w:r>
-          </w:p>
-          <w:p>
-            <w:r>
-              <w:t xml:space="preserve">También, por ejemplo, seguimos incursionando y perfeccionando cada vez las declaraciones sugeridas de impuestos para ayuda para impuestos de renta. Entonces todos estos insumos hacen que cada vez sea mucho mejor esa información y así se facilita que las personas puedan cumplir con sus obligaciones. Y también, si ustedes lo ven, ahora que estamos hablando de la facturación del impuesto de renta, pues esta </w:t>
-            </w:r>
-            <w:r>
-              <w:lastRenderedPageBreak/>
-              <w:t>información también es demasiado importante para poder nutrir ese circuito, ese ciclo de información y de esa manera las personas van a poder tener acceso a esos datos.</w:t>
-            </w:r>
-          </w:p>
-          <w:p>
-            <w:r>
-              <w:t>Digamos que el beneficio más importante es que pueda suceder el costo de la devolución, porque en el momento en que se vuelven estos documentos electrónicos es la única forma para poderlos tener soportados. Entonces por eso es clave y muy importante que las personas transmitan esa información a la DIAN, que sea validada en la DIAN, porque les quiero recordar que no es solo que esté ahí electrónico el documento, tienes que tener la certeza de que ese documento está en la DIAN.</w:t>
-            </w:r>
-          </w:p>
-          <w:p>
-            <w:r>
-              <w:t xml:space="preserve">Nos han sucedido casos en los cuales algunos empresarios piensan que su ERP, sus sistemas contables donde se generan todos estos documentos, módulos de facturación, dicen que sí están enviando la información a la DIAN, pero cuando cruzan la información sucede que tuvieron alguna situación técnica en esos sistemas contables y la información no estaba llegando, no estaba recibiendo la </w:t>
-            </w:r>
-            <w:proofErr w:type="spellStart"/>
-            <w:r>
-              <w:t>application</w:t>
-            </w:r>
-            <w:proofErr w:type="spellEnd"/>
-            <w:r>
-              <w:t xml:space="preserve"> response. Entonces esas conciliaciones que periódicamente están haciendo los empresarios en servicios que ya tenemos dispuestos para ellos, en los cuales tú entras y consultas cuáles son las facturas, los documentos soportes, las nóminas que has transmitido a la DIAN y puedes hacer una conciliación contra los reportes que están alojados en los sistemas contables.</w:t>
-            </w:r>
-          </w:p>
-          <w:p>
-            <w:r>
-              <w:t xml:space="preserve">Pero igual cuando estás comprando bienes y servicios, entonces aquí van a aparecer las facturas de los proveedores, allí también van a aparecer estos </w:t>
-            </w:r>
-            <w:r>
-              <w:lastRenderedPageBreak/>
-              <w:t>documentos soportes en adquisiciones con no obligados. Eso se vuelve una función muy interesante.</w:t>
-            </w:r>
-          </w:p>
-          <w:p>
-            <w:r>
-              <w:t>Vamos con las preguntas, hay bastantes. ¿El servicio de facturación gratuita?</w:t>
-            </w:r>
-          </w:p>
-          <w:p>
-            <w:r>
-              <w:t>El servicio ya estará disponible para que en la fecha máxima que hemos definido ya las personas puedan empezarlo a utilizar. Incluso, si estás en esa franja de que no eres responsable de facturar electrónicamente, pero necesitas documentar esta transacción y no quieres hacerlo porque se te pierden las hojas, porque bueno, mil cosas suceden, entonces convertirte en un voluntario para ese documento soporte a través de nuestro servicio gratuito.</w:t>
-            </w:r>
-          </w:p>
-          <w:p>
-            <w:r>
-              <w:t>Muy buenas tardes. Dentro del documento, ¿deben ir discriminados los impuestos de retenciones que se aplican según el pago?</w:t>
-            </w:r>
-          </w:p>
-          <w:p>
-            <w:r>
-              <w:t>Bueno, ahí es importante mencionarles que hay que detallar el IVA si es un bien o un servicio grabado. Y todas estas informaciones, por ejemplo, de las retenciones, de algunos impuestos que son municipales, son datos informativos que están incluidos en estos documentos y ahí digamos que es la forma en la cual se tiene el detalle de cómo está esa condición tributaria de ese...</w:t>
-            </w:r>
-          </w:p>
-          <w:p>
-            <w:r>
-              <w:t>Juan Carlos Guzmán, le traigo noticias. ¿Documento soporte es diferente a documentos equivalentes? Buena pregunta. La respuesta es sí. ¿Y por qué? Entonces sucede que hay dos formas de documentar la venta de bienes y la prestación de servicios que hace el vendedor de los bienes o el prestatario de los servicios.</w:t>
-            </w:r>
-          </w:p>
-          <w:p>
-            <w:r>
-              <w:lastRenderedPageBreak/>
-              <w:t xml:space="preserve">Entonces, el caso lo busca, si está en el artículo 616-1 del Estatuto Tributario, dice que hacen parte de este sistema la factura electrónica de venta y los documentos equivalentes. Entonces, ahí esos son los que están definidos en esa transacción. </w:t>
-            </w:r>
-            <w:proofErr w:type="gramStart"/>
-            <w:r>
-              <w:t>Entonces, este documento soporte está dentro del esquema de los clientes?</w:t>
-            </w:r>
-            <w:proofErr w:type="gramEnd"/>
-            <w:r>
-              <w:t xml:space="preserve"> No, porque la génesis de este documento está ligada más a cómo se soportan los costos y deducciones cuando uno adquiere esos bienes y esos servicios a no obligados a facturar. Entonces, ahí se genera este tipo de documento que es el documento soporte. Entonces, no es adecuado decir que es un documento equivalente, es un documento soporte.</w:t>
-            </w:r>
-          </w:p>
-          <w:p>
-            <w:r>
-              <w:t>Liliana Cruz Cuello nos dice, buenas tardes, por favor, me informan cuándo habilitan el ambiente de pruebas de las notas de ajuste. Bueno, estamos haciendo unas últimas pruebas precisamente y creemos que ya vamos a tener disponible ya el día de mañana, máximo de pronto el fin de semana, para que ya puedan hacer las pruebas y puedan continuar adelante con todo el esquema de habilitación.</w:t>
-            </w:r>
-          </w:p>
-          <w:p>
-            <w:r>
-              <w:t>Wellington Ávila García nos pregunta, si adquiero un servicio desde el exterior, ¿debo realizar un documento soporte? La respuesta es sí, para los servicios es la manera adecuada de soportar los costos y deducciones, incluso las infracciones contables.</w:t>
-            </w:r>
-          </w:p>
-          <w:p>
-            <w:r>
-              <w:t xml:space="preserve">Le agradezco que todo nos dice, buenas tardes, ¿me pueden indicar cómo sacar la resolución de pruebas para el documento de soporte electrónico en adquisiciones con no obligados? No, no necesitas sacar un documento de pruebas. Lo único que </w:t>
-            </w:r>
-            <w:r>
-              <w:lastRenderedPageBreak/>
-              <w:t>necesitas es ingresar a nuestro servicio. Voy a pedirle el favor a Alejandra, que está en la producción, para mostrarles un poco la navegación de nuestra aplicación. Entonces, me confirmas ahorita cuando sea visible, por favor.</w:t>
-            </w:r>
-          </w:p>
-          <w:p>
-            <w:r>
-              <w:t xml:space="preserve">Mientras María Alejandra nos colabora, </w:t>
-            </w:r>
-            <w:proofErr w:type="gramStart"/>
-            <w:r>
-              <w:t>les</w:t>
-            </w:r>
-            <w:proofErr w:type="gramEnd"/>
-            <w:r>
-              <w:t xml:space="preserve"> invitaría a nuestra audiencia a recordarles que próximamente empiezan todos nuestros </w:t>
-            </w:r>
-            <w:proofErr w:type="spellStart"/>
-            <w:r>
-              <w:t>live</w:t>
-            </w:r>
-            <w:proofErr w:type="spellEnd"/>
-            <w:r>
-              <w:t xml:space="preserve"> sobre la declaración de renta para este año, donde podrán despejar todas las dudas de todas las personas que tengan sobre el tema.</w:t>
-            </w:r>
-          </w:p>
-          <w:p>
-            <w:r>
-              <w:t>Me dice María Alejandra, Luis, que sí, por favor, compártelo.</w:t>
-            </w:r>
-          </w:p>
-          <w:p>
-            <w:r>
-              <w:t>Ya compartido. Ahora sí es visible. Entonces, esta es nuestra primera pantalla cuando vas a ingresar y vas a encontrar, como escribiste, aparecido en su... vas a bajar a un recuadro azul que dice temas de interés y vas a encontrar factura electrónica. Cuando picas micrositio, vas a tener toda la información de los documentos que hacen parte del sistema de facturación. Vas a encontrar anexos técnicos, amplificaciones y vas a tener la normativa que se utiliza para estos documentos que hacen parte del sistema de facturación.</w:t>
-            </w:r>
-          </w:p>
-          <w:p>
-            <w:r>
-              <w:t xml:space="preserve">Posteriormente, habilitación. Entonces, en el sitio de habilitación, cuando lo picas, vas a poder ingresar, aparecerá un cuadro de diálogo en el cual puedes ingresar como persona, como empresa. Y allí ¿qué está en la habilitación? La habilitación es que quieres probar un software, es decir, que necesitas registrar un software, porque es muy importante mencionarle a nuestra audiencia que la DIAN asocia </w:t>
-            </w:r>
-            <w:proofErr w:type="gramStart"/>
-            <w:r>
-              <w:t>los software</w:t>
-            </w:r>
-            <w:proofErr w:type="gramEnd"/>
-            <w:r>
-              <w:t xml:space="preserve"> </w:t>
-            </w:r>
-            <w:r>
-              <w:lastRenderedPageBreak/>
-              <w:t>con el contribuyente responsable que está generando esos documentos, con ese responsable que está generando, por ejemplo, un documento soporte o una factura electrónica, una nota de débito o una nota de crédito.</w:t>
-            </w:r>
-          </w:p>
-          <w:p>
-            <w:r>
-              <w:t>¿Qué quiere decir eso? Que un software extraño no va a generar esos documentos por esa persona. Ese registro es un tema muy importante que le da la habilitación, donde tú entras y seleccionas el software incluido. Si quieres usar el servicio gratuito, entonces ingresas, seleccionas el modo de operación y te dan la opción de elegir tu propio software, lo vas a registrar y pones un PIN, una clave de identificador. Y de esa manera la DIAN va a entender que es tu software y que vas a transmitir los documentos. Y como todo el tema que tenga que ver con claves, pues darle un manejo adecuado a esa información.</w:t>
-            </w:r>
-          </w:p>
-          <w:p>
-            <w:r>
-              <w:t xml:space="preserve">Puedes seleccionar a un proveedor tecnológico y también incluso al servicio gratuito de la DIAN. Y de esa manera vas a tener una última manera de hacer esto. Si no necesitas un acceso, simplemente entras, te registras si no estás y si ya eres facturador electrónico, no tienes que habilitarte, porque siempre y cuando vayas a usar el mismo software que usas para facturar electrónicamente para transmitir a la DIAN estos documentos, no necesitas hacer todo el proceso de habilitación, sino que ya automáticamente estás y simplemente si quieres hacer pruebas, por supuesto envía estos documentos para efectos de que puedas tener la respuesta de validación y saber si está funcionando adecuadamente, si tu software cumple con esas condiciones, si hay que ajustar por aquí y ajustar por allá para efectos de que esté </w:t>
-            </w:r>
-            <w:r>
-              <w:lastRenderedPageBreak/>
-              <w:t>puesto a punto para que el primero de agosto próximo estarás listo para cumplir con la nueva obligación.</w:t>
-            </w:r>
-          </w:p>
-          <w:p>
-            <w:r>
-              <w:t>Catalina Garzón nos pregunta, buenas tardes, cuando se realizan pagos a personas naturales para gastos de taxi y buses, ¿también debemos generar este documento? Me encanta esa gente, me encanta porque ese es el tipo de transacciones en las cuales hay que generar el documento soporte en adquisiciones con no obligados. Entonces, necesitas recargar la tarjeta para el servicio de transporte masivo de la persona que te está ayudando a llevar documentos o algunas actividades propias del negocio, lo que requieras. Entonces, con no obligados, ¿cómo lo convertimos en un soporte que permita documentar costos, deducciones e impuestos descontables? Pues la forma de hacerlo es con ese documento soporte en adquisiciones con no obligados. Es importante pues tener la información, el RUT de ese prestador del servicio para que esa información tenga toda la validez fiscal que se requiere para estos casos.</w:t>
-            </w:r>
-          </w:p>
-          <w:p>
-            <w:r>
-              <w:t xml:space="preserve">Diana Rocío Moreno nos pregunta, ¿desde qué valor o monto se debe generar el documento soporte para el caso de pagos por caja menor? ¿Se pueden sumar los del mes? Bueno, una pregunta, tiene dos naturalezas esa pregunta que nos está haciendo Diana. Entonces, Diana, mira, el tema es que no hay un tope mínimo. No dice que 5, 10, nada. Los valores que se constituyan como costos o deducciones requieren que generes el documento soporte en adquisiciones con no obligados. Si no lo generas, pues estás renunciando a utilizar esa opción. ¿Qué quiere decir? Pues </w:t>
-            </w:r>
-            <w:r>
-              <w:lastRenderedPageBreak/>
-              <w:t>que tu base de renta te va a dar una mayor base gravable y vas a pagar más impuesto a la renta y si fuesen algunos servicios o bienes grabados, entonces estás renunciando, sobre todo tomando el servicio, al IVA que estás pagando por esos insumos.</w:t>
-            </w:r>
-          </w:p>
-          <w:p>
-            <w:r>
-              <w:t>Entonces, pues ya ahí tienes de plano esa circunstancia. Lo que sí dice la norma es que tienes dos posibilidades. Una, generar el documento soporte por cada vez que se hace la transacción, cada vez que sucede el hecho de adquirir un bien o un servicio a un no obligado a facturar, pero también lo puedes acumular semanalmente. Entonces, si estás teniendo transacciones semanales con una persona que es un no obligado a facturar, entonces puedes el último día de la semana registrar todas las transacciones y de esa manera se entiende que esas transacciones están registradas y documentadas de una manera adecuada. Ese es como está definido el esquema en el cual opera este documento soporte.</w:t>
-            </w:r>
-          </w:p>
-          <w:p>
-            <w:r>
-              <w:t xml:space="preserve">Ana Viviana Quinto </w:t>
-            </w:r>
-            <w:proofErr w:type="spellStart"/>
-            <w:r>
-              <w:t>Barunas</w:t>
-            </w:r>
-            <w:proofErr w:type="spellEnd"/>
-            <w:r>
-              <w:t xml:space="preserve"> pregunta, ¿el régimen simple está obligado a hacer este documento? Bueno, esa pregunta es bien interesante. Entonces, aquí debemos encontrar que el régimen simple de tributación tiene un esquema fiscal un tanto diferente a otros regímenes que tenemos, en el cual la tributación está básicamente establecida en términos de los ingresos. No hay opciones de costos ni deducciones y en ese caso este documento no aplica para ellos y, por ejemplo, tampoco aplica el documento soporte de pago de nómina bajo el esquema en el cual estamos operando.</w:t>
-            </w:r>
-          </w:p>
-          <w:p>
-            <w:r>
-              <w:lastRenderedPageBreak/>
-              <w:t>Laura Joana Guerrero Castañes nos pregunta, ¿las unidades residenciales deben cumplir con esta obligación? Bueno, lo importante es revisar las unidades cómo se encuentran, en términos de si son empresas o responsables de facturar o si no. ¿Cómo lo sabes? Como decía antes, vas y buscas la lista taxativa que está en el artículo 7 de la resolución 042, ahí aparecen quiénes son los sujetos que no están obligados a facturar electrónicamente. No vas a encontrar a las propiedades horizontales como no obligadas a expedir facturas electrónicas. Cuando lo hacen, cuando venden bienes, cuando prestan servicios. Pero el propósito que tiene el documento soporte en adquisiciones con no obligados es precisamente ser el soporte para los costos, las deducciones y los impuestos descontables. Entonces, si tenemos que generar este documento.</w:t>
-            </w:r>
-          </w:p>
-          <w:p>
-            <w:r>
-              <w:t>Buenas tardes, tengo una consulta. ¿Yo puedo realizar documentos soportes de enero a la fecha con resolución de la fecha? La resolución 167 establece los momentos en los cuales hay que generar los documentos soporte. Esta obligación de tener numeración para generar documentos soporte en adquisiciones con no obligados no es nueva, no la trajo la resolución 167. Existe desde el 15 de agosto del año 2019, como estableció la resolución 0042 y estableció que desde el momento en el que en el servicio de numeración de facturas estuviese disponible ya podría entrar en vigencia esa obligación y eso arrancó a partir del 18 de agosto.</w:t>
-            </w:r>
-          </w:p>
-          <w:p>
-            <w:r>
-              <w:t xml:space="preserve">Lo que se requiere es que es como cuando estás facturando, no es viable que generes una factura con unos rangos de numeración que estén vencidos. Entonces es </w:t>
-            </w:r>
-            <w:r>
-              <w:lastRenderedPageBreak/>
-              <w:t>importante que se tenga en cuenta y también en qué momento se genera el documento soporte, que es cuando se da la transacción o la acumulación semanal de la que ya habíamos hablado unos minutos antes.</w:t>
-            </w:r>
-          </w:p>
-          <w:p>
-            <w:r>
-              <w:t>Bueno, vamos con una pregunta que se ha repetido en este momento, que nos hace Miriam García. Buenas tardes. ¿Las ESAL están obligadas a cumplir con esta formalidad? Bueno, importante esa pregunta, porque nos da para poder ratificar. Entonces, el propósito que tiene el documento soporte de las transacciones con no obligados es ser un soporte de costos y deducciones. Entonces, cuando decimos eso es, oye, es importante para que tú puedas documentar los costos y deducciones para el impuesto de la renta o para recuperar los impuestos descontables. Entonces, si eres responsable de IVA, vas a tener esa posibilidad de recuperar el IVA descontable en esas transacciones y en ese caso serías obligado a generar este documento soporte para que todas esas transacciones queden adecuadamente documentadas y puedas acceder a todos los beneficios de que esos costos y esas deducciones estén adecuadamente registrados en la DIAN.</w:t>
-            </w:r>
-          </w:p>
-          <w:p>
-            <w:r>
-              <w:t xml:space="preserve">Liliana Cruz Cuello nos pregunta, ¿qué numeración deben tener las notas de ajuste y también esta numeración requiere aprobación? Muy buena pregunta. Entonces, Liliana es una nota que está bastante documentada y conoce el tema, lo ha estudiado. Entonces, vamos a contarle a la audiencia que tenemos una forma en la cual se hacen ajustes a estos documentos soporte de las transacciones con no obligados. Entonces, generes una transacción y te des cuenta de que quedó mal, que </w:t>
-            </w:r>
-            <w:r>
-              <w:lastRenderedPageBreak/>
-              <w:t>no era el valor correspondiente o que por alguna circunstancia habías reportado esa transacción y esa transacción no existió, no correspondía a la realidad económica. Entonces, como ves, la nota de ajuste también es electrónica, también la generas a través de tu software, la envías habilitada a validación a la DIAN y la firmas digitalmente. Y de esta manera o anulas la transacción o le haces un ajuste por mayor valor. Es la forma como está definido.</w:t>
-            </w:r>
-          </w:p>
-          <w:p>
-            <w:r>
-              <w:t>Respecto a la numeración, no, la numeración para las notas de ajuste la administra cada uno de los responsables.</w:t>
-            </w:r>
-          </w:p>
-          <w:p>
-            <w:r>
-              <w:t>Nancy Pinilla nos pregunta, ¿se debe generar una nueva resolución a partir de la que se está manejando actualmente? Realmente, para diferenciar las transacciones de las que traías, lo mejor es generar una nueva numeración para este documento soporte cuando ya se convierta en electrónico.</w:t>
-            </w:r>
-          </w:p>
-          <w:p>
-            <w:r>
-              <w:t xml:space="preserve">Ivana Beltrán nos dice, si estoy facturando electrónicamente gratis, ¿ya no solicito habilitación? Sí, ya no necesitas habilitarte. Simplemente ingresas al servicio gratuito y vas a la pestaña a través de la cual puedes generar el documento soporte cuando ya se convierta en electrónico. Igual que, por ejemplo, aprovecho la pregunta para el tema de los acuses de recibo y el recibo de las compras que están realizando las empresas y que también ha sido motivo de bastantes consultas. Tampoco tienes que habilitar porque ya eres usuario del servicio gratuito y simplemente vas en los documentos recibidos y te van a aparecer las facturas de tus compras y de ahí vas a </w:t>
-            </w:r>
-            <w:r>
-              <w:lastRenderedPageBreak/>
-              <w:t>generar el acuse de recibo y el recibo de mercancías. No se requiere una nueva habilitación.</w:t>
-            </w:r>
-          </w:p>
-          <w:p>
-            <w:r>
-              <w:t>Bueno, y vamos con la última pregunta porque el tiempo se nos agotó hoy. Viviana Arango nos pregunta, ¿el recibo de caja menor hace las veces de documento soporte o hay que hacer documento soporte para los pagos realizados por caja menor a no obligados a facturar? Entonces, el documento soporte en adquisiciones con no obligados es la forma en que esas transacciones se documentan. Es la forma como se documentan esas transacciones cuando quien me vende un bien, cuando me ofrece un servicio, no es un responsable de facturar. Entonces así lo hago.</w:t>
-            </w:r>
-          </w:p>
-          <w:p>
-            <w:r>
-              <w:t>Entonces el recibo de caja es el soporte del pago realizado, pero para efectos fiscales, el documento que debe transmitirse a la DIAN es el documento soporte de adquisiciones. Es un XML que se genera a través de un software, ya sea propio, del servicio de facturación gratuita, el de un tercero, ya sea un proveedor tecnológico, cualquier otro que tú decidas que te preste el servicio. Es el software que se basa en el XML que les mencionaba, lo va a firmar digitalmente, lo va a transmitir a la DIAN y de esa manera tiene el soporte.</w:t>
-            </w:r>
-          </w:p>
-          <w:p>
-            <w:r>
-              <w:t xml:space="preserve">¿Qué pasa con las cajas menores? Entonces las cajas menores, ¿qué encuentras? Puedes encontrar diferentes gastos y algunos estarán soportados de la manera básica que estaba definido, que es a través de facturas electrónicas, las que tú exiges y que te entregan. Pero cuando haces transacciones con alguien que no tiene esa condición, porque vas al señor de la papelería, porque son gastos de taxi, </w:t>
-            </w:r>
-            <w:r>
-              <w:lastRenderedPageBreak/>
-              <w:t xml:space="preserve">porque todas esas circunstancias que están alrededor, pues no va a salir factura electrónica. Y en ese caso, entonces vas a documentar esa transacción a través de este documento soporte de adquisiciones con no obligados. De esta manera es </w:t>
-            </w:r>
-            <w:proofErr w:type="spellStart"/>
-            <w:r>
-              <w:t>como</w:t>
-            </w:r>
-            <w:proofErr w:type="spellEnd"/>
-            <w:r>
-              <w:t xml:space="preserve"> funciona el tema.</w:t>
-            </w:r>
-          </w:p>
-          <w:p>
-            <w:r>
-              <w:t>Muchas gracias, Luis, sabemos que tenemos muchas preguntas. Hoy tuvimos 1470 conectados, entonces la gente está muy interesada en el tema. Estén pendientes porque nosotros les vamos a responder por las diferentes redes las preguntas. Nosotros durante hoy y mañana estaremos respondiendo.</w:t>
-            </w:r>
-          </w:p>
-          <w:p>
-            <w:r>
-              <w:t>Muchas gracias por estar con nosotros, muchas gracias Luis.</w:t>
-            </w:r>
-          </w:p>
-          <w:p>
-            <w:r>
-              <w:t>Gracias a ti por la invitación. Fue muy agradable hablar con ustedes y presentar este documento. Muchas gracias.</w:t>
-            </w:r>
-          </w:p>
-          <w:p>
-            <w:r>
-              <w:t xml:space="preserve">Muchas gracias a toda nuestra audiencia. Les recordamos que toda esta información se publica en la página de la DIAN en el espacio del sistema de factura electrónica y pues nos veremos en el próximo </w:t>
-            </w:r>
-            <w:proofErr w:type="spellStart"/>
-            <w:r>
-              <w:t>live</w:t>
-            </w:r>
-            <w:proofErr w:type="spellEnd"/>
-            <w:r>
-              <w:t>. Muchas gracias.</w:t>
-            </w:r>
-          </w:p>
-          <w:p>
-            <w:r>
-              <w:t>La adopción de la factura electrónica como mecanismo de transparencia y competitividad le puede generar a su emprendimiento, a su negocio y a su empresa mayor liquidez y mayor flujo de caja. ¿Por qué? Porque al convertirla como título valor, puede entrar en el ecosistema de RADIAN, el registro auténtico de facturas electrónicas vigiladas y controladas por la DIAN.</w:t>
-            </w:r>
-          </w:p>
-          <w:p>
-            <w:r>
-              <w:lastRenderedPageBreak/>
-              <w:t xml:space="preserve">En ese ordenamiento podemos negociar las facturas electrónicas que emitimos como título valor y poder venderlas en diferentes </w:t>
-            </w:r>
-            <w:proofErr w:type="spellStart"/>
-            <w:r>
-              <w:t>marketplaces</w:t>
-            </w:r>
-            <w:proofErr w:type="spellEnd"/>
-            <w:r>
-              <w:t xml:space="preserve"> que pueden tener los proveedores tecnológicos de las mismas facturas electrónicas, los bancos, las cámaras de comercio e incluso las </w:t>
-            </w:r>
-            <w:proofErr w:type="spellStart"/>
-            <w:r>
-              <w:t>fintechs</w:t>
-            </w:r>
-            <w:proofErr w:type="spellEnd"/>
-            <w:r>
-              <w:t>.</w:t>
-            </w:r>
-          </w:p>
-          <w:p>
-            <w:r>
-              <w:t>Así generamos que su negocio pueda tener dinero por la venta de estas facturas electrónicas a través de nuestros ecosistemas totalmente digitales, prosperando su negocio y mejorándolo cada día.</w:t>
-            </w:r>
-          </w:p>
-          <w:p>
-            <w:r>
-              <w:t>¿No lo sabías? La DIAN te lo cuenta.</w:t>
+              <w:t>Asimismo, se destaca que este documento hace parte del proceso de transformación digital del sistema de facturación electrónica en Colombia, contribuyendo a mejorar el control tributario, la gestión de la información y el cumplimiento de las obligaciones fiscales. Finalmente, se presentan algunos beneficios de su implementación, como la optimización de trámites, la agilización de procesos tributarios y el fortalecimiento de los servicios ofrecidos a los contribuyentes.</w:t>
             </w:r>
           </w:p>
         </w:tc>
@@ -5440,81 +4841,264 @@
         <w:pStyle w:val="Ttulo3"/>
       </w:pPr>
       <w:r>
+        <w:t>Facturas, extractos bancarios, nóminas y soportes tributarios</w:t>
+      </w:r>
+    </w:p>
+    <w:p>
+      <w:pPr>
+        <w:rPr>
+          <w:lang w:val="es-419" w:eastAsia="es-CO"/>
+        </w:rPr>
+      </w:pPr>
+      <w:r>
+        <w:rPr>
+          <w:lang w:val="es-419" w:eastAsia="es-CO"/>
+        </w:rPr>
+        <w:t xml:space="preserve">Las facturas, los extractos bancarios, las nóminas y los soportes tributarios constituyen evidencias documentales de uso frecuente en el registro de las operaciones económicas, en tanto permiten identificar el hecho ocurrido, las partes involucradas, la fecha de la transacción y su valor. Cada uno cumple una función específica dentro del proceso contable: la factura respalda la venta o adquisición de bienes y servicios; el </w:t>
+      </w:r>
+      <w:r>
+        <w:rPr>
+          <w:lang w:val="es-419" w:eastAsia="es-CO"/>
+        </w:rPr>
         <w:lastRenderedPageBreak/>
-        <w:t>Facturas, extractos bancarios, nóminas y soportes tributarios</w:t>
-      </w:r>
-    </w:p>
-    <w:p>
-      <w:pPr>
-        <w:rPr>
-          <w:lang w:val="es-419" w:eastAsia="es-CO"/>
-        </w:rPr>
-      </w:pPr>
-      <w:r>
-        <w:rPr>
-          <w:lang w:val="es-419" w:eastAsia="es-CO"/>
-        </w:rPr>
-        <w:t>Las facturas, los extractos bancarios, las nóminas y los soportes tributarios constituyen evidencias documentales de uso frecuente en el registro de las operaciones económicas, en tanto permiten identificar el hecho ocurrido, las partes involucradas, la fecha de la transacción y su valor. Cada uno cumple una función específica dentro del proceso contable: la factura respalda la venta o adquisición de bienes y servicios; el extracto bancario refleja los movimientos de fondos; la nómina evidencia pagos y deducciones derivados de la relación laboral; y los soportes tributarios sustentan declaraciones, retenciones y pagos efectuados ante la administración tributaria. Esta diferenciación permite relacionar cada operación con su documento correspondiente y mantener la trazabilidad del registro (DIAN).</w:t>
-      </w:r>
-    </w:p>
-    <w:p>
-      <w:pPr>
-        <w:rPr>
-          <w:lang w:val="es-419" w:eastAsia="es-CO"/>
-        </w:rPr>
-      </w:pPr>
+        <w:t>extracto bancario refleja los movimientos de fondos; la nómina evidencia pagos y deducciones derivados de la relación laboral; y los soportes tributarios sustentan declaraciones, retenciones y pagos efectuados ante la administración tributaria. Esta diferenciación permite relacionar cada operación con su documento correspondiente y mantener la trazabilidad del registro (DIAN).</w:t>
+      </w:r>
+    </w:p>
+    <w:p>
+      <w:pPr>
+        <w:rPr>
+          <w:lang w:val="es-419" w:eastAsia="es-CO"/>
+        </w:rPr>
+      </w:pPr>
+      <w:r>
+        <w:rPr>
+          <w:lang w:val="es-419" w:eastAsia="es-CO"/>
+        </w:rPr>
+        <w:t>El valor de estos documentos radica en la información que aportan para el análisis de las operaciones. La DIAN establece que la factura electrónica tiene la misma validez legal que la factura en papel y constituye soporte de transacciones de venta de bienes y servicios; asimismo, los adquirentes que requieran soportar costos, deducciones o impuestos descontables deben exigir factura electrónica validada previamente por la DIAN. De igual forma, el documento soporte de pago de nómina electrónica respalda fiscalmente los costos y deducciones asociados a pagos laborales, mientras que el documento soporte en adquisiciones con no obligados a facturar permite respaldar compras de bienes o servicios cuando el proveedor no expide factura electrónica.</w:t>
+      </w:r>
+    </w:p>
+    <w:p>
+      <w:pPr>
+        <w:rPr>
+          <w:lang w:val="es-419" w:eastAsia="es-CO"/>
+        </w:rPr>
+      </w:pPr>
+      <w:r>
+        <w:rPr>
+          <w:lang w:val="es-419" w:eastAsia="es-CO"/>
+        </w:rPr>
+        <w:t>En el caso de los extractos bancarios, la Superintendencia Financiera establece la obligación de las entidades financieras de suministrar extractos o estados de cuenta que reflejen fielmente el movimiento de los recursos, lo que los convierte en una fuente externa relevante para la verificación de ingresos, pagos, consignaciones, débitos y transferencias (DIAN).</w:t>
+      </w:r>
+    </w:p>
+    <w:p>
+      <w:pPr>
+        <w:rPr>
+          <w:lang w:val="es-419" w:eastAsia="es-CO"/>
+        </w:rPr>
+      </w:pPr>
+      <w:r>
+        <w:rPr>
+          <w:lang w:val="es-419" w:eastAsia="es-CO"/>
+        </w:rPr>
+        <w:t xml:space="preserve">En el proceso contable, estos documentos permiten identificar la operación que respaldan, la información relevante que contienen y el efecto económico que representan. La factura se asocia con registros de compra o venta; el extracto bancario con movimientos de efectivo y equivalentes; la nómina con el reconocimiento de </w:t>
+      </w:r>
       <w:r>
         <w:rPr>
           <w:lang w:val="es-419" w:eastAsia="es-CO"/>
         </w:rPr>
         <w:lastRenderedPageBreak/>
-        <w:t>El valor de estos documentos radica en la información que aportan para el análisis de las operaciones. La DIAN establece que la factura electrónica tiene la misma validez legal que la factura en papel y constituye soporte de transacciones de venta de bienes y servicios; asimismo, los adquirentes que requieran soportar costos, deducciones o impuestos descontables deben exigir factura electrónica validada previamente por la DIAN. De igual forma, el documento soporte de pago de nómina electrónica respalda fiscalmente los costos y deducciones asociados a pagos laborales, mientras que el documento soporte en adquisiciones con no obligados a facturar permite respaldar compras de bienes o servicios cuando el proveedor no expide factura electrónica.</w:t>
-      </w:r>
-    </w:p>
-    <w:p>
-      <w:pPr>
-        <w:rPr>
-          <w:lang w:val="es-419" w:eastAsia="es-CO"/>
-        </w:rPr>
-      </w:pPr>
-      <w:r>
-        <w:rPr>
-          <w:lang w:val="es-419" w:eastAsia="es-CO"/>
-        </w:rPr>
-        <w:t>En el caso de los extractos bancarios, la Superintendencia Financiera establece la obligación de las entidades financieras de suministrar extractos o estados de cuenta que reflejen fielmente el movimiento de los recursos, lo que los convierte en una fuente externa relevante para la verificación de ingresos, pagos, consignaciones, débitos y transferencias (DIAN).</w:t>
-      </w:r>
-    </w:p>
-    <w:p>
-      <w:pPr>
-        <w:rPr>
-          <w:lang w:val="es-419" w:eastAsia="es-CO"/>
-        </w:rPr>
-      </w:pPr>
-      <w:r>
-        <w:rPr>
-          <w:lang w:val="es-419" w:eastAsia="es-CO"/>
-        </w:rPr>
-        <w:t>En el proceso contable, estos documentos permiten identificar la operación que respaldan, la información relevante que contienen y el efecto económico que representan. La factura se asocia con registros de compra o venta; el extracto bancario con movimientos de efectivo y equivalentes; la nómina con el reconocimiento de obligaciones laborales; y los soportes tributarios con la causación o pago de obligaciones fiscales.</w:t>
-      </w:r>
-    </w:p>
-    <w:p>
-      <w:pPr>
-        <w:rPr>
-          <w:lang w:val="es-419" w:eastAsia="es-CO"/>
-        </w:rPr>
-      </w:pPr>
-      <w:r>
-        <w:rPr>
-          <w:lang w:val="es-419" w:eastAsia="es-CO"/>
-        </w:rPr>
-        <w:t xml:space="preserve">El análisis de estos documentos se integra al proceso de clasificación, codificación y registro de las operaciones, en correspondencia con los principios de trazabilidad y </w:t>
-      </w:r>
+        <w:t>obligaciones laborales; y los soportes tributarios con la causación o pago de obligaciones fiscales.</w:t>
+      </w:r>
+    </w:p>
+    <w:p>
+      <w:pPr>
+        <w:rPr>
+          <w:lang w:val="es-419" w:eastAsia="es-CO"/>
+        </w:rPr>
+      </w:pPr>
+      <w:r>
+        <w:rPr>
+          <w:lang w:val="es-419" w:eastAsia="es-CO"/>
+        </w:rPr>
+        <w:t>El análisis de estos documentos se integra al proceso de clasificación, codificación y registro de las operaciones, en correspondencia con los principios de trazabilidad y soporte documental. A continuación, se presentan ejemplos de aplicación de estos documentos en el proceso contable:</w:t>
+      </w:r>
+    </w:p>
+    <w:p>
+      <w:pPr>
+        <w:pStyle w:val="Ttulo5"/>
+      </w:pPr>
+      <w:r>
+        <w:t>Factura electrónica</w:t>
+      </w:r>
+    </w:p>
+    <w:p>
+      <w:pPr>
+        <w:rPr>
+          <w:lang w:val="es-419" w:eastAsia="es-CO"/>
+        </w:rPr>
+      </w:pPr>
+      <w:r>
+        <w:rPr>
+          <w:lang w:val="es-419" w:eastAsia="es-CO"/>
+        </w:rPr>
+        <w:t>La organización vende equipos de oficina por $ 4.760.000 a crédito a un cliente.</w:t>
+      </w:r>
+    </w:p>
+    <w:p>
+      <w:pPr>
+        <w:pStyle w:val="Prrafodelista"/>
+        <w:numPr>
+          <w:ilvl w:val="0"/>
+          <w:numId w:val="25"/>
+        </w:numPr>
+        <w:ind w:left="993"/>
+        <w:rPr>
+          <w:lang w:val="es-419" w:eastAsia="es-CO"/>
+        </w:rPr>
+      </w:pPr>
+      <w:r>
+        <w:rPr>
+          <w:lang w:val="es-419" w:eastAsia="es-CO"/>
+        </w:rPr>
+        <w:t>¿Qué permite verificar?: identifica al vendedor y al adquirente, la fecha, la descripción de los bienes, el valor de la operación, la forma de pago y, si aplica, el IVA.</w:t>
+      </w:r>
+    </w:p>
+    <w:p>
+      <w:pPr>
+        <w:pStyle w:val="Prrafodelista"/>
+        <w:numPr>
+          <w:ilvl w:val="0"/>
+          <w:numId w:val="25"/>
+        </w:numPr>
+        <w:ind w:left="993"/>
+        <w:rPr>
+          <w:lang w:val="es-419" w:eastAsia="es-CO"/>
+        </w:rPr>
+      </w:pPr>
+      <w:r>
+        <w:rPr>
+          <w:lang w:val="es-419" w:eastAsia="es-CO"/>
+        </w:rPr>
+        <w:t>Utilidad inicial en el registro: sirve para reconocer el ingreso, el impuesto generado y la cuenta por cobrar.</w:t>
+      </w:r>
+    </w:p>
+    <w:p>
+      <w:pPr>
+        <w:pStyle w:val="Ttulo5"/>
+      </w:pPr>
+      <w:r>
+        <w:t>Extracto bancario</w:t>
+      </w:r>
+    </w:p>
+    <w:p>
+      <w:pPr>
+        <w:rPr>
+          <w:lang w:val="es-419" w:eastAsia="es-CO"/>
+        </w:rPr>
+      </w:pPr>
+      <w:r>
+        <w:rPr>
+          <w:lang w:val="es-419" w:eastAsia="es-CO"/>
+        </w:rPr>
+        <w:t>El banco registra una consignación de $ 8.500.000 correspondiente al desembolso de un crédito.</w:t>
+      </w:r>
+    </w:p>
+    <w:p>
+      <w:pPr>
+        <w:pStyle w:val="Prrafodelista"/>
+        <w:numPr>
+          <w:ilvl w:val="0"/>
+          <w:numId w:val="26"/>
+        </w:numPr>
+        <w:ind w:left="993"/>
+        <w:rPr>
+          <w:lang w:val="es-419" w:eastAsia="es-CO"/>
+        </w:rPr>
+      </w:pPr>
+      <w:r>
+        <w:rPr>
+          <w:lang w:val="es-419" w:eastAsia="es-CO"/>
+        </w:rPr>
+        <w:t>¿Qué permite verificar?: permite verificar el ingreso de recursos a la cuenta y la fecha en que se hizo efectivo el movimiento.</w:t>
+      </w:r>
+    </w:p>
+    <w:p>
+      <w:pPr>
+        <w:pStyle w:val="Prrafodelista"/>
+        <w:numPr>
+          <w:ilvl w:val="0"/>
+          <w:numId w:val="26"/>
+        </w:numPr>
+        <w:ind w:left="993"/>
+        <w:rPr>
+          <w:lang w:val="es-419" w:eastAsia="es-CO"/>
+        </w:rPr>
+      </w:pPr>
+      <w:r>
+        <w:rPr>
+          <w:lang w:val="es-419" w:eastAsia="es-CO"/>
+        </w:rPr>
+        <w:t>Utilidad inicial en el registro: sirve para reconocer el aumento en bancos y la obligación financiera.</w:t>
+      </w:r>
+    </w:p>
+    <w:p>
+      <w:pPr>
+        <w:pStyle w:val="Ttulo5"/>
+      </w:pPr>
+      <w:r>
+        <w:t>Documento soporte de nómina electrónica</w:t>
+      </w:r>
+    </w:p>
+    <w:p>
+      <w:pPr>
+        <w:rPr>
+          <w:lang w:val="es-419" w:eastAsia="es-CO"/>
+        </w:rPr>
+      </w:pPr>
+      <w:r>
+        <w:rPr>
+          <w:lang w:val="es-419" w:eastAsia="es-CO"/>
+        </w:rPr>
+        <w:t>La organización paga la nómina mensual de sus trabajadores por $ 12.400.000.</w:t>
+      </w:r>
+    </w:p>
+    <w:p>
+      <w:pPr>
+        <w:pStyle w:val="Prrafodelista"/>
+        <w:numPr>
+          <w:ilvl w:val="0"/>
+          <w:numId w:val="27"/>
+        </w:numPr>
+        <w:ind w:left="993"/>
+        <w:rPr>
+          <w:lang w:val="es-419" w:eastAsia="es-CO"/>
+        </w:rPr>
+      </w:pPr>
       <w:r>
         <w:rPr>
           <w:lang w:val="es-419" w:eastAsia="es-CO"/>
         </w:rPr>
         <w:lastRenderedPageBreak/>
-        <w:t>soporte documental. A continuación, se presentan ejemplos de aplicación de estos documentos en el proceso contable:</w:t>
+        <w:t>¿Qué permite verificar?: permite identificar valores devengados, deducciones, valor neto y beneficiarios del pago.</w:t>
+      </w:r>
+    </w:p>
+    <w:p>
+      <w:pPr>
+        <w:pStyle w:val="Prrafodelista"/>
+        <w:numPr>
+          <w:ilvl w:val="0"/>
+          <w:numId w:val="27"/>
+        </w:numPr>
+        <w:ind w:left="993"/>
+        <w:rPr>
+          <w:lang w:val="es-419" w:eastAsia="es-CO"/>
+        </w:rPr>
+      </w:pPr>
+      <w:r>
+        <w:rPr>
+          <w:lang w:val="es-419" w:eastAsia="es-CO"/>
+        </w:rPr>
+        <w:t>Utilidad inicial en el registro: sirve para reconocer gasto de personal, obligaciones asociadas y salida de efectivo o bancos.</w:t>
       </w:r>
     </w:p>
     <w:p>
@@ -5522,58 +5106,92 @@
         <w:pStyle w:val="Ttulo5"/>
       </w:pPr>
       <w:r>
-        <w:t>Factura electrónica</w:t>
-      </w:r>
-    </w:p>
-    <w:p>
-      <w:pPr>
-        <w:rPr>
-          <w:lang w:val="es-419" w:eastAsia="es-CO"/>
-        </w:rPr>
-      </w:pPr>
-      <w:r>
-        <w:rPr>
-          <w:lang w:val="es-419" w:eastAsia="es-CO"/>
-        </w:rPr>
-        <w:t>La organización vende equipos de oficina por $ 4.760.000 a crédito a un cliente.</w:t>
-      </w:r>
-    </w:p>
-    <w:p>
-      <w:pPr>
-        <w:pStyle w:val="Prrafodelista"/>
-        <w:numPr>
-          <w:ilvl w:val="0"/>
-          <w:numId w:val="25"/>
-        </w:numPr>
-        <w:ind w:left="993"/>
-        <w:rPr>
-          <w:lang w:val="es-419" w:eastAsia="es-CO"/>
-        </w:rPr>
-      </w:pPr>
-      <w:r>
-        <w:rPr>
-          <w:lang w:val="es-419" w:eastAsia="es-CO"/>
-        </w:rPr>
-        <w:t>¿Qué permite verificar?: identifica al vendedor y al adquirente, la fecha, la descripción de los bienes, el valor de la operación, la forma de pago y, si aplica, el IVA.</w:t>
-      </w:r>
-    </w:p>
-    <w:p>
-      <w:pPr>
-        <w:pStyle w:val="Prrafodelista"/>
-        <w:numPr>
-          <w:ilvl w:val="0"/>
-          <w:numId w:val="25"/>
-        </w:numPr>
-        <w:ind w:left="993"/>
-        <w:rPr>
-          <w:lang w:val="es-419" w:eastAsia="es-CO"/>
-        </w:rPr>
-      </w:pPr>
-      <w:r>
-        <w:rPr>
-          <w:lang w:val="es-419" w:eastAsia="es-CO"/>
-        </w:rPr>
-        <w:t>Utilidad inicial en el registro: sirve para reconocer el ingreso, el impuesto generado y la cuenta por cobrar.</w:t>
+        <w:t>Soporte tributario</w:t>
+      </w:r>
+    </w:p>
+    <w:p>
+      <w:pPr>
+        <w:rPr>
+          <w:lang w:val="es-419" w:eastAsia="es-CO"/>
+        </w:rPr>
+      </w:pPr>
+      <w:r>
+        <w:rPr>
+          <w:lang w:val="es-419" w:eastAsia="es-CO"/>
+        </w:rPr>
+        <w:t>La organización presenta y paga la retención en la fuente del período mediante formulario y recibo oficial de pago.</w:t>
+      </w:r>
+    </w:p>
+    <w:p>
+      <w:pPr>
+        <w:pStyle w:val="Prrafodelista"/>
+        <w:numPr>
+          <w:ilvl w:val="0"/>
+          <w:numId w:val="28"/>
+        </w:numPr>
+        <w:ind w:left="993"/>
+        <w:rPr>
+          <w:lang w:val="es-419" w:eastAsia="es-CO"/>
+        </w:rPr>
+      </w:pPr>
+      <w:r>
+        <w:rPr>
+          <w:lang w:val="es-419" w:eastAsia="es-CO"/>
+        </w:rPr>
+        <w:t>¿Qué permite verificar?: permite verificar el concepto tributario, el valor pagado y la fecha de cumplimiento de la obligación.</w:t>
+      </w:r>
+    </w:p>
+    <w:p>
+      <w:pPr>
+        <w:pStyle w:val="Prrafodelista"/>
+        <w:numPr>
+          <w:ilvl w:val="0"/>
+          <w:numId w:val="28"/>
+        </w:numPr>
+        <w:ind w:left="993"/>
+        <w:rPr>
+          <w:lang w:val="es-419" w:eastAsia="es-CO"/>
+        </w:rPr>
+      </w:pPr>
+      <w:r>
+        <w:rPr>
+          <w:lang w:val="es-419" w:eastAsia="es-CO"/>
+        </w:rPr>
+        <w:t>Utilidad inicial en el registro: sirve para cancelar la obligación tributaria y evidenciar su pago.</w:t>
+      </w:r>
+    </w:p>
+    <w:p>
+      <w:pPr>
+        <w:pStyle w:val="Ttulo3"/>
+      </w:pPr>
+      <w:r>
+        <w:t>Ejercicio de aplicación y análisis de documentos soporte en operaciones contables</w:t>
+      </w:r>
+    </w:p>
+    <w:p>
+      <w:pPr>
+        <w:rPr>
+          <w:lang w:val="es-419" w:eastAsia="es-CO"/>
+        </w:rPr>
+      </w:pPr>
+      <w:r>
+        <w:rPr>
+          <w:lang w:val="es-419" w:eastAsia="es-CO"/>
+        </w:rPr>
+        <w:t>Una organización realiza tres operaciones durante la misma semana. En la primera, adquiere repuestos para mantenimiento con un proveedor obligado a facturar. En la segunda, el banco debita automáticamente la cuota mensual de un préstamo. En la tercera, se transmite el documento soporte de pago de nómina electrónica correspondiente al mes. A partir de estas situaciones, el aprendiz debe determinar cuál documento principal respalda cada operación, qué información debe revisar en cada caso y qué efecto inicial podría generar cada una en el registro contable.</w:t>
+      </w:r>
+    </w:p>
+    <w:p>
+      <w:pPr>
+        <w:rPr>
+          <w:lang w:val="es-419" w:eastAsia="es-CO"/>
+        </w:rPr>
+      </w:pPr>
+      <w:r>
+        <w:rPr>
+          <w:lang w:val="es-419" w:eastAsia="es-CO"/>
+        </w:rPr>
+        <w:t>Para orientar el análisis de cada situación, se presenta la siguiente estructura:</w:t>
       </w:r>
     </w:p>
     <w:p>
@@ -5581,58 +5199,78 @@
         <w:pStyle w:val="Ttulo5"/>
       </w:pPr>
       <w:r>
-        <w:t>Extracto bancario</w:t>
-      </w:r>
-    </w:p>
-    <w:p>
-      <w:pPr>
-        <w:rPr>
-          <w:lang w:val="es-419" w:eastAsia="es-CO"/>
-        </w:rPr>
-      </w:pPr>
-      <w:r>
-        <w:rPr>
-          <w:lang w:val="es-419" w:eastAsia="es-CO"/>
-        </w:rPr>
-        <w:t>El banco registra una consignación de $ 8.500.000 correspondiente al desembolso de un crédito.</w:t>
-      </w:r>
-    </w:p>
-    <w:p>
-      <w:pPr>
-        <w:pStyle w:val="Prrafodelista"/>
-        <w:numPr>
-          <w:ilvl w:val="0"/>
-          <w:numId w:val="26"/>
-        </w:numPr>
-        <w:ind w:left="993"/>
-        <w:rPr>
-          <w:lang w:val="es-419" w:eastAsia="es-CO"/>
-        </w:rPr>
-      </w:pPr>
-      <w:r>
-        <w:rPr>
-          <w:lang w:val="es-419" w:eastAsia="es-CO"/>
-        </w:rPr>
-        <w:t>¿Qué permite verificar?: permite verificar el ingreso de recursos a la cuenta y la fecha en que se hizo efectivo el movimiento.</w:t>
-      </w:r>
-    </w:p>
-    <w:p>
-      <w:pPr>
-        <w:pStyle w:val="Prrafodelista"/>
-        <w:numPr>
-          <w:ilvl w:val="0"/>
-          <w:numId w:val="26"/>
-        </w:numPr>
-        <w:ind w:left="993"/>
-        <w:rPr>
-          <w:lang w:val="es-419" w:eastAsia="es-CO"/>
-        </w:rPr>
-      </w:pPr>
-      <w:r>
-        <w:rPr>
-          <w:lang w:val="es-419" w:eastAsia="es-CO"/>
-        </w:rPr>
-        <w:t>Utilidad inicial en el registro: sirve para reconocer el aumento en bancos y la obligación financiera.</w:t>
+        <w:lastRenderedPageBreak/>
+        <w:t>Situación 1</w:t>
+      </w:r>
+    </w:p>
+    <w:p>
+      <w:pPr>
+        <w:rPr>
+          <w:lang w:val="es-419" w:eastAsia="es-CO"/>
+        </w:rPr>
+      </w:pPr>
+      <w:r>
+        <w:rPr>
+          <w:lang w:val="es-419" w:eastAsia="es-CO"/>
+        </w:rPr>
+        <w:t>La organización adquiere repuestos para mantenimiento con un proveedor obligado a facturar.</w:t>
+      </w:r>
+    </w:p>
+    <w:p>
+      <w:pPr>
+        <w:pStyle w:val="Prrafodelista"/>
+        <w:numPr>
+          <w:ilvl w:val="0"/>
+          <w:numId w:val="29"/>
+        </w:numPr>
+        <w:ind w:left="993"/>
+        <w:rPr>
+          <w:lang w:val="es-419" w:eastAsia="es-CO"/>
+        </w:rPr>
+      </w:pPr>
+      <w:r>
+        <w:rPr>
+          <w:lang w:val="es-419" w:eastAsia="es-CO"/>
+        </w:rPr>
+        <w:t>Documento principal: factura electrónica.</w:t>
+      </w:r>
+    </w:p>
+    <w:p>
+      <w:pPr>
+        <w:pStyle w:val="Prrafodelista"/>
+        <w:numPr>
+          <w:ilvl w:val="0"/>
+          <w:numId w:val="29"/>
+        </w:numPr>
+        <w:ind w:left="993"/>
+        <w:rPr>
+          <w:lang w:val="es-419" w:eastAsia="es-CO"/>
+        </w:rPr>
+      </w:pPr>
+      <w:r>
+        <w:rPr>
+          <w:lang w:val="es-419" w:eastAsia="es-CO"/>
+        </w:rPr>
+        <w:t>Información a revisar: valor, fecha, partes intervinientes y concepto.</w:t>
+      </w:r>
+    </w:p>
+    <w:p>
+      <w:pPr>
+        <w:pStyle w:val="Prrafodelista"/>
+        <w:numPr>
+          <w:ilvl w:val="0"/>
+          <w:numId w:val="29"/>
+        </w:numPr>
+        <w:ind w:left="993"/>
+        <w:rPr>
+          <w:lang w:val="es-419" w:eastAsia="es-CO"/>
+        </w:rPr>
+      </w:pPr>
+      <w:r>
+        <w:rPr>
+          <w:lang w:val="es-419" w:eastAsia="es-CO"/>
+        </w:rPr>
+        <w:t>Efecto inicial en el registro: correspondiente y una cuenta por pagar.</w:t>
       </w:r>
     </w:p>
     <w:p>
@@ -5640,58 +5278,77 @@
         <w:pStyle w:val="Ttulo5"/>
       </w:pPr>
       <w:r>
-        <w:t>Documento soporte de nómina electrónica</w:t>
-      </w:r>
-    </w:p>
-    <w:p>
-      <w:pPr>
-        <w:rPr>
-          <w:lang w:val="es-419" w:eastAsia="es-CO"/>
-        </w:rPr>
-      </w:pPr>
-      <w:r>
-        <w:rPr>
-          <w:lang w:val="es-419" w:eastAsia="es-CO"/>
-        </w:rPr>
-        <w:t>La organización paga la nómina mensual de sus trabajadores por $ 12.400.000.</w:t>
-      </w:r>
-    </w:p>
-    <w:p>
-      <w:pPr>
-        <w:pStyle w:val="Prrafodelista"/>
-        <w:numPr>
-          <w:ilvl w:val="0"/>
-          <w:numId w:val="27"/>
-        </w:numPr>
-        <w:ind w:left="993"/>
-        <w:rPr>
-          <w:lang w:val="es-419" w:eastAsia="es-CO"/>
-        </w:rPr>
-      </w:pPr>
-      <w:r>
-        <w:rPr>
-          <w:lang w:val="es-419" w:eastAsia="es-CO"/>
-        </w:rPr>
-        <w:t>¿Qué permite verificar?: permite identificar valores devengados, deducciones, valor neto y beneficiarios del pago.</w:t>
-      </w:r>
-    </w:p>
-    <w:p>
-      <w:pPr>
-        <w:pStyle w:val="Prrafodelista"/>
-        <w:numPr>
-          <w:ilvl w:val="0"/>
-          <w:numId w:val="27"/>
-        </w:numPr>
-        <w:ind w:left="993"/>
-        <w:rPr>
-          <w:lang w:val="es-419" w:eastAsia="es-CO"/>
-        </w:rPr>
-      </w:pPr>
-      <w:r>
-        <w:rPr>
-          <w:lang w:val="es-419" w:eastAsia="es-CO"/>
-        </w:rPr>
-        <w:t>Utilidad inicial en el registro: sirve para reconocer gasto de personal, obligaciones asociadas y salida de efectivo o bancos.</w:t>
+        <w:t>Situación 2</w:t>
+      </w:r>
+    </w:p>
+    <w:p>
+      <w:pPr>
+        <w:rPr>
+          <w:lang w:val="es-419" w:eastAsia="es-CO"/>
+        </w:rPr>
+      </w:pPr>
+      <w:r>
+        <w:rPr>
+          <w:lang w:val="es-419" w:eastAsia="es-CO"/>
+        </w:rPr>
+        <w:t>El banco debita automáticamente la cuota mensual de un préstamo.</w:t>
+      </w:r>
+    </w:p>
+    <w:p>
+      <w:pPr>
+        <w:pStyle w:val="Prrafodelista"/>
+        <w:numPr>
+          <w:ilvl w:val="0"/>
+          <w:numId w:val="30"/>
+        </w:numPr>
+        <w:ind w:left="993"/>
+        <w:rPr>
+          <w:lang w:val="es-419" w:eastAsia="es-CO"/>
+        </w:rPr>
+      </w:pPr>
+      <w:r>
+        <w:rPr>
+          <w:lang w:val="es-419" w:eastAsia="es-CO"/>
+        </w:rPr>
+        <w:t>Documento principal: extracto bancario.</w:t>
+      </w:r>
+    </w:p>
+    <w:p>
+      <w:pPr>
+        <w:pStyle w:val="Prrafodelista"/>
+        <w:numPr>
+          <w:ilvl w:val="0"/>
+          <w:numId w:val="30"/>
+        </w:numPr>
+        <w:ind w:left="993"/>
+        <w:rPr>
+          <w:lang w:val="es-419" w:eastAsia="es-CO"/>
+        </w:rPr>
+      </w:pPr>
+      <w:r>
+        <w:rPr>
+          <w:lang w:val="es-419" w:eastAsia="es-CO"/>
+        </w:rPr>
+        <w:t>Información a revisar: valor debitado, fecha del movimiento y concepto asociado al crédito.</w:t>
+      </w:r>
+    </w:p>
+    <w:p>
+      <w:pPr>
+        <w:pStyle w:val="Prrafodelista"/>
+        <w:numPr>
+          <w:ilvl w:val="0"/>
+          <w:numId w:val="30"/>
+        </w:numPr>
+        <w:ind w:left="993"/>
+        <w:rPr>
+          <w:lang w:val="es-419" w:eastAsia="es-CO"/>
+        </w:rPr>
+      </w:pPr>
+      <w:r>
+        <w:rPr>
+          <w:lang w:val="es-419" w:eastAsia="es-CO"/>
+        </w:rPr>
+        <w:t>Efecto inicial en el registro: puede disminuir bancos y reducir la obligación financiera, reconociendo, si aplica, intereses.</w:t>
       </w:r>
     </w:p>
     <w:p>
@@ -5699,340 +5356,90 @@
         <w:pStyle w:val="Ttulo5"/>
       </w:pPr>
       <w:r>
+        <w:t>Situación 3</w:t>
+      </w:r>
+    </w:p>
+    <w:p>
+      <w:pPr>
+        <w:rPr>
+          <w:lang w:val="es-419" w:eastAsia="es-CO"/>
+        </w:rPr>
+      </w:pPr>
+      <w:r>
+        <w:rPr>
+          <w:lang w:val="es-419" w:eastAsia="es-CO"/>
+        </w:rPr>
+        <w:t>Se transmite el documento soporte de pago de nómina electrónica correspondiente al mes.</w:t>
+      </w:r>
+    </w:p>
+    <w:p>
+      <w:pPr>
+        <w:pStyle w:val="Prrafodelista"/>
+        <w:numPr>
+          <w:ilvl w:val="0"/>
+          <w:numId w:val="31"/>
+        </w:numPr>
+        <w:ind w:left="993"/>
+        <w:rPr>
+          <w:lang w:val="es-419" w:eastAsia="es-CO"/>
+        </w:rPr>
+      </w:pPr>
+      <w:r>
+        <w:rPr>
+          <w:lang w:val="es-419" w:eastAsia="es-CO"/>
+        </w:rPr>
+        <w:t>Documento principal: documento soporte de pago de nómina electrónica.</w:t>
+      </w:r>
+    </w:p>
+    <w:p>
+      <w:pPr>
+        <w:pStyle w:val="Prrafodelista"/>
+        <w:numPr>
+          <w:ilvl w:val="0"/>
+          <w:numId w:val="31"/>
+        </w:numPr>
+        <w:ind w:left="993"/>
+        <w:rPr>
+          <w:lang w:val="es-419" w:eastAsia="es-CO"/>
+        </w:rPr>
+      </w:pPr>
+      <w:r>
+        <w:rPr>
+          <w:lang w:val="es-419" w:eastAsia="es-CO"/>
+        </w:rPr>
+        <w:t>Información a revisar: valores devengados, deducciones y valor neto pagado.</w:t>
+      </w:r>
+    </w:p>
+    <w:p>
+      <w:pPr>
+        <w:pStyle w:val="Prrafodelista"/>
+        <w:numPr>
+          <w:ilvl w:val="0"/>
+          <w:numId w:val="31"/>
+        </w:numPr>
+        <w:ind w:left="993"/>
+        <w:rPr>
+          <w:lang w:val="es-419" w:eastAsia="es-CO"/>
+        </w:rPr>
+      </w:pPr>
+      <w:r>
+        <w:rPr>
+          <w:lang w:val="es-419" w:eastAsia="es-CO"/>
+        </w:rPr>
+        <w:t>Efecto inicial en el registro: puede reconocer gasto de personal, obligaciones asociadas y salida de efectivo o bancos.</w:t>
+      </w:r>
+    </w:p>
+    <w:p>
+      <w:pPr>
+        <w:rPr>
+          <w:lang w:val="es-419" w:eastAsia="es-CO"/>
+        </w:rPr>
+      </w:pPr>
+      <w:r>
+        <w:rPr>
+          <w:lang w:val="es-419" w:eastAsia="es-CO"/>
+        </w:rPr>
         <w:lastRenderedPageBreak/>
-        <w:t>Soporte tributario</w:t>
-      </w:r>
-    </w:p>
-    <w:p>
-      <w:pPr>
-        <w:rPr>
-          <w:lang w:val="es-419" w:eastAsia="es-CO"/>
-        </w:rPr>
-      </w:pPr>
-      <w:r>
-        <w:rPr>
-          <w:lang w:val="es-419" w:eastAsia="es-CO"/>
-        </w:rPr>
-        <w:t>La organización presenta y paga la retención en la fuente del período mediante formulario y recibo oficial de pago.</w:t>
-      </w:r>
-    </w:p>
-    <w:p>
-      <w:pPr>
-        <w:pStyle w:val="Prrafodelista"/>
-        <w:numPr>
-          <w:ilvl w:val="0"/>
-          <w:numId w:val="28"/>
-        </w:numPr>
-        <w:ind w:left="993"/>
-        <w:rPr>
-          <w:lang w:val="es-419" w:eastAsia="es-CO"/>
-        </w:rPr>
-      </w:pPr>
-      <w:r>
-        <w:rPr>
-          <w:lang w:val="es-419" w:eastAsia="es-CO"/>
-        </w:rPr>
-        <w:t>¿Qué permite verificar?: permite verificar el concepto tributario, el valor pagado y la fecha de cumplimiento de la obligación.</w:t>
-      </w:r>
-    </w:p>
-    <w:p>
-      <w:pPr>
-        <w:pStyle w:val="Prrafodelista"/>
-        <w:numPr>
-          <w:ilvl w:val="0"/>
-          <w:numId w:val="28"/>
-        </w:numPr>
-        <w:ind w:left="993"/>
-        <w:rPr>
-          <w:lang w:val="es-419" w:eastAsia="es-CO"/>
-        </w:rPr>
-      </w:pPr>
-      <w:r>
-        <w:rPr>
-          <w:lang w:val="es-419" w:eastAsia="es-CO"/>
-        </w:rPr>
-        <w:t>Utilidad inicial en el registro: sirve para cancelar la obligación tributaria y evidenciar su pago.</w:t>
-      </w:r>
-    </w:p>
-    <w:p>
-      <w:pPr>
-        <w:pStyle w:val="Ttulo3"/>
-      </w:pPr>
-      <w:r>
-        <w:t>Ejercicio de aplicación y análisis de documentos soporte en operaciones contables</w:t>
-      </w:r>
-    </w:p>
-    <w:p>
-      <w:pPr>
-        <w:rPr>
-          <w:lang w:val="es-419" w:eastAsia="es-CO"/>
-        </w:rPr>
-      </w:pPr>
-      <w:r>
-        <w:rPr>
-          <w:lang w:val="es-419" w:eastAsia="es-CO"/>
-        </w:rPr>
-        <w:t>Una organización realiza tres operaciones durante la misma semana. En la primera, adquiere repuestos para mantenimiento con un proveedor obligado a facturar. En la segunda, el banco debita automáticamente la cuota mensual de un préstamo. En la tercera, se transmite el documento soporte de pago de nómina electrónica correspondiente al mes. A partir de estas situaciones, el aprendiz debe determinar cuál documento principal respalda cada operación, qué información debe revisar en cada caso y qué efecto inicial podría generar cada una en el registro contable.</w:t>
-      </w:r>
-    </w:p>
-    <w:p>
-      <w:pPr>
-        <w:rPr>
-          <w:lang w:val="es-419" w:eastAsia="es-CO"/>
-        </w:rPr>
-      </w:pPr>
-      <w:r>
-        <w:rPr>
-          <w:lang w:val="es-419" w:eastAsia="es-CO"/>
-        </w:rPr>
-        <w:t>Para orientar el análisis de cada situación, se presenta la siguiente estructura:</w:t>
-      </w:r>
-    </w:p>
-    <w:p>
-      <w:pPr>
-        <w:pStyle w:val="Ttulo5"/>
-      </w:pPr>
-      <w:r>
-        <w:t>Situación 1</w:t>
-      </w:r>
-    </w:p>
-    <w:p>
-      <w:pPr>
-        <w:rPr>
-          <w:lang w:val="es-419" w:eastAsia="es-CO"/>
-        </w:rPr>
-      </w:pPr>
-      <w:r>
-        <w:rPr>
-          <w:lang w:val="es-419" w:eastAsia="es-CO"/>
-        </w:rPr>
-        <w:t>La organización adquiere repuestos para mantenimiento con un proveedor obligado a facturar.</w:t>
-      </w:r>
-    </w:p>
-    <w:p>
-      <w:pPr>
-        <w:pStyle w:val="Prrafodelista"/>
-        <w:numPr>
-          <w:ilvl w:val="0"/>
-          <w:numId w:val="29"/>
-        </w:numPr>
-        <w:ind w:left="993"/>
-        <w:rPr>
-          <w:lang w:val="es-419" w:eastAsia="es-CO"/>
-        </w:rPr>
-      </w:pPr>
-      <w:r>
-        <w:rPr>
-          <w:lang w:val="es-419" w:eastAsia="es-CO"/>
-        </w:rPr>
-        <w:t>Documento principal: factura electrónica.</w:t>
-      </w:r>
-    </w:p>
-    <w:p>
-      <w:pPr>
-        <w:pStyle w:val="Prrafodelista"/>
-        <w:numPr>
-          <w:ilvl w:val="0"/>
-          <w:numId w:val="29"/>
-        </w:numPr>
-        <w:ind w:left="993"/>
-        <w:rPr>
-          <w:lang w:val="es-419" w:eastAsia="es-CO"/>
-        </w:rPr>
-      </w:pPr>
-      <w:r>
-        <w:rPr>
-          <w:lang w:val="es-419" w:eastAsia="es-CO"/>
-        </w:rPr>
-        <w:t>Información a revisar: valor, fecha, partes intervinientes y concepto.</w:t>
-      </w:r>
-    </w:p>
-    <w:p>
-      <w:pPr>
-        <w:pStyle w:val="Prrafodelista"/>
-        <w:numPr>
-          <w:ilvl w:val="0"/>
-          <w:numId w:val="29"/>
-        </w:numPr>
-        <w:ind w:left="993"/>
-        <w:rPr>
-          <w:lang w:val="es-419" w:eastAsia="es-CO"/>
-        </w:rPr>
-      </w:pPr>
-      <w:r>
-        <w:rPr>
-          <w:lang w:val="es-419" w:eastAsia="es-CO"/>
-        </w:rPr>
-        <w:lastRenderedPageBreak/>
-        <w:t>Efecto inicial en el registro: correspondiente y una cuenta por pagar.</w:t>
-      </w:r>
-    </w:p>
-    <w:p>
-      <w:pPr>
-        <w:pStyle w:val="Ttulo5"/>
-      </w:pPr>
-      <w:r>
-        <w:t>Situación 2</w:t>
-      </w:r>
-    </w:p>
-    <w:p>
-      <w:pPr>
-        <w:rPr>
-          <w:lang w:val="es-419" w:eastAsia="es-CO"/>
-        </w:rPr>
-      </w:pPr>
-      <w:r>
-        <w:rPr>
-          <w:lang w:val="es-419" w:eastAsia="es-CO"/>
-        </w:rPr>
-        <w:t>El banco debita automáticamente la cuota mensual de un préstamo.</w:t>
-      </w:r>
-    </w:p>
-    <w:p>
-      <w:pPr>
-        <w:pStyle w:val="Prrafodelista"/>
-        <w:numPr>
-          <w:ilvl w:val="0"/>
-          <w:numId w:val="30"/>
-        </w:numPr>
-        <w:ind w:left="993"/>
-        <w:rPr>
-          <w:lang w:val="es-419" w:eastAsia="es-CO"/>
-        </w:rPr>
-      </w:pPr>
-      <w:r>
-        <w:rPr>
-          <w:lang w:val="es-419" w:eastAsia="es-CO"/>
-        </w:rPr>
-        <w:t>Documento principal: extracto bancario.</w:t>
-      </w:r>
-    </w:p>
-    <w:p>
-      <w:pPr>
-        <w:pStyle w:val="Prrafodelista"/>
-        <w:numPr>
-          <w:ilvl w:val="0"/>
-          <w:numId w:val="30"/>
-        </w:numPr>
-        <w:ind w:left="993"/>
-        <w:rPr>
-          <w:lang w:val="es-419" w:eastAsia="es-CO"/>
-        </w:rPr>
-      </w:pPr>
-      <w:r>
-        <w:rPr>
-          <w:lang w:val="es-419" w:eastAsia="es-CO"/>
-        </w:rPr>
-        <w:t>Información a revisar: valor debitado, fecha del movimiento y concepto asociado al crédito.</w:t>
-      </w:r>
-    </w:p>
-    <w:p>
-      <w:pPr>
-        <w:pStyle w:val="Prrafodelista"/>
-        <w:numPr>
-          <w:ilvl w:val="0"/>
-          <w:numId w:val="30"/>
-        </w:numPr>
-        <w:ind w:left="993"/>
-        <w:rPr>
-          <w:lang w:val="es-419" w:eastAsia="es-CO"/>
-        </w:rPr>
-      </w:pPr>
-      <w:r>
-        <w:rPr>
-          <w:lang w:val="es-419" w:eastAsia="es-CO"/>
-        </w:rPr>
-        <w:t>Efecto inicial en el registro: puede disminuir bancos y reducir la obligación financiera, reconociendo, si aplica, intereses.</w:t>
-      </w:r>
-    </w:p>
-    <w:p>
-      <w:pPr>
-        <w:pStyle w:val="Ttulo5"/>
-      </w:pPr>
-      <w:r>
-        <w:t>Situación 3</w:t>
-      </w:r>
-    </w:p>
-    <w:p>
-      <w:pPr>
-        <w:rPr>
-          <w:lang w:val="es-419" w:eastAsia="es-CO"/>
-        </w:rPr>
-      </w:pPr>
-      <w:r>
-        <w:rPr>
-          <w:lang w:val="es-419" w:eastAsia="es-CO"/>
-        </w:rPr>
-        <w:t>Se transmite el documento soporte de pago de nómina electrónica correspondiente al mes.</w:t>
-      </w:r>
-    </w:p>
-    <w:p>
-      <w:pPr>
-        <w:pStyle w:val="Prrafodelista"/>
-        <w:numPr>
-          <w:ilvl w:val="0"/>
-          <w:numId w:val="31"/>
-        </w:numPr>
-        <w:ind w:left="993"/>
-        <w:rPr>
-          <w:lang w:val="es-419" w:eastAsia="es-CO"/>
-        </w:rPr>
-      </w:pPr>
-      <w:r>
-        <w:rPr>
-          <w:lang w:val="es-419" w:eastAsia="es-CO"/>
-        </w:rPr>
-        <w:t>Documento principal: documento soporte de pago de nómina electrónica.</w:t>
-      </w:r>
-    </w:p>
-    <w:p>
-      <w:pPr>
-        <w:pStyle w:val="Prrafodelista"/>
-        <w:numPr>
-          <w:ilvl w:val="0"/>
-          <w:numId w:val="31"/>
-        </w:numPr>
-        <w:ind w:left="993"/>
-        <w:rPr>
-          <w:lang w:val="es-419" w:eastAsia="es-CO"/>
-        </w:rPr>
-      </w:pPr>
-      <w:r>
-        <w:rPr>
-          <w:lang w:val="es-419" w:eastAsia="es-CO"/>
-        </w:rPr>
-        <w:t>Información a revisar: valores devengados, deducciones y valor neto pagado.</w:t>
-      </w:r>
-    </w:p>
-    <w:p>
-      <w:pPr>
-        <w:pStyle w:val="Prrafodelista"/>
-        <w:numPr>
-          <w:ilvl w:val="0"/>
-          <w:numId w:val="31"/>
-        </w:numPr>
-        <w:ind w:left="993"/>
-        <w:rPr>
-          <w:lang w:val="es-419" w:eastAsia="es-CO"/>
-        </w:rPr>
-      </w:pPr>
-      <w:r>
-        <w:rPr>
-          <w:lang w:val="es-419" w:eastAsia="es-CO"/>
-        </w:rPr>
-        <w:t>Efecto inicial en el registro: puede reconocer gasto de personal, obligaciones asociadas y salida de efectivo o bancos.</w:t>
-      </w:r>
-    </w:p>
-    <w:p>
-      <w:pPr>
-        <w:rPr>
-          <w:lang w:val="es-419" w:eastAsia="es-CO"/>
-        </w:rPr>
-      </w:pPr>
-      <w:r>
-        <w:rPr>
-          <w:lang w:val="es-419" w:eastAsia="es-CO"/>
-        </w:rPr>
         <w:t>Este ejercicio permite evidenciar que no todas las operaciones se interpretan con el mismo documento y que la calidad del registro depende, en buena medida, de seleccionar y analizar correctamente la fuente documental correspondiente.</w:t>
       </w:r>
     </w:p>
@@ -6071,15 +5478,16 @@
     <w:p>
       <w:pPr>
         <w:pStyle w:val="Video"/>
-        <w:rPr>
-          <w:lang w:val="es-419" w:eastAsia="es-CO"/>
-        </w:rPr>
-      </w:pPr>
-      <w:r>
-        <w:rPr>
-          <w:lang w:val="es-419" w:eastAsia="es-CO"/>
-        </w:rPr>
-        <w:lastRenderedPageBreak/>
+        <w:spacing w:before="0" w:after="0"/>
+        <w:ind w:left="357" w:hanging="357"/>
+        <w:rPr>
+          <w:lang w:val="es-419" w:eastAsia="es-CO"/>
+        </w:rPr>
+      </w:pPr>
+      <w:r>
+        <w:rPr>
+          <w:lang w:val="es-419" w:eastAsia="es-CO"/>
+        </w:rPr>
         <w:t>¿Cómo puedo empezar a facturar electrónicamente?</w:t>
       </w:r>
     </w:p>
@@ -6093,7 +5501,7 @@
           <w:noProof/>
         </w:rPr>
         <w:drawing>
-          <wp:inline distT="0" distB="0" distL="0" distR="0" wp14:anchorId="0854E04E" wp14:editId="39BF1CC2">
+          <wp:inline distT="0" distB="0" distL="0" distR="0" wp14:anchorId="0854E04E" wp14:editId="0FB64E7D">
             <wp:extent cx="4680000" cy="2361018"/>
             <wp:effectExtent l="0" t="0" r="6350" b="1270"/>
             <wp:docPr id="1" name="Imagen 1">
@@ -6231,16 +5639,13 @@
           </w:p>
           <w:p>
             <w:r>
+              <w:lastRenderedPageBreak/>
               <w:t>Para el software, usted tiene tres opciones: el servicio de facturación gratuita DIAN, un desarrollo propio o los servicios de un proveedor tecnológico. Puede elegir una o dos de las opciones según las necesidades de su negocio.</w:t>
             </w:r>
           </w:p>
           <w:p>
             <w:r>
-              <w:t xml:space="preserve">Como su nombre lo indica, el servicio de facturación gratuita DIAN no tiene costo. Tampoco tiene límite de emisión ni de recepción de documentos electrónicos y puede ser usado por cualquier persona interesada. Con este servicio, usted puede </w:t>
-            </w:r>
-            <w:r>
-              <w:lastRenderedPageBreak/>
-              <w:t>obtener gratis el certificado de firma digital para los que aplican términos y condiciones.</w:t>
+              <w:t>Como su nombre lo indica, el servicio de facturación gratuita DIAN no tiene costo. Tampoco tiene límite de emisión ni de recepción de documentos electrónicos y puede ser usado por cualquier persona interesada. Con este servicio, usted puede obtener gratis el certificado de firma digital para los que aplican términos y condiciones.</w:t>
             </w:r>
           </w:p>
           <w:p>
@@ -6260,6 +5665,7 @@
           </w:p>
           <w:p>
             <w:r>
+              <w:lastRenderedPageBreak/>
               <w:t>Si las pruebas son exitosas, en el portal se genera el cambio de estado de registrado a habilitado. Así podrá empezar a facturar electrónicamente.</w:t>
             </w:r>
           </w:p>
@@ -6311,20 +5717,26 @@
         <w:rPr>
           <w:lang w:val="es-419" w:eastAsia="es-CO"/>
         </w:rPr>
-        <w:t>La operación económica corresponde al hecho que genera un efecto patrimonial, financiero, laboral o tributario; el soporte es el documento que evidencia la ocurrencia de la operación; y la fuente de información es el origen de los datos que permiten describirla, comprobarla y registrarla. En algunos casos, la fuente y el soporte coinciden en un mismo documento, como ocurre con la factura electrónica; en otros, la información se complementa mediante documentos internos y externos, como sucede cuando una compra se analiza a partir de la orden interna, la factura del proveedor y el comprobante de recibido. La DIAN establece que la factura electrónica constituye soporte tributario de las transacciones de venta de bienes y servicios, que el documento soporte en adquisiciones con no obligados a facturar respalda compras en dichas condiciones, y que el documento soporte de pago de nómina electrónica sustenta fiscalmente los costos y deducciones asociados a la nómina.</w:t>
-      </w:r>
-    </w:p>
-    <w:p>
-      <w:pPr>
-        <w:rPr>
-          <w:lang w:val="es-419" w:eastAsia="es-CO"/>
-        </w:rPr>
-      </w:pPr>
+        <w:t xml:space="preserve">La operación económica corresponde al hecho que genera un efecto patrimonial, financiero, laboral o tributario; el soporte es el documento que evidencia la ocurrencia de la operación; y la fuente de información es el origen de los datos que permiten describirla, comprobarla y registrarla. En algunos casos, la fuente y el soporte coinciden en un mismo documento, como ocurre con la factura electrónica; en otros, la </w:t>
+      </w:r>
       <w:r>
         <w:rPr>
           <w:lang w:val="es-419" w:eastAsia="es-CO"/>
         </w:rPr>
         <w:lastRenderedPageBreak/>
+        <w:t>información se complementa mediante documentos internos y externos, como sucede cuando una compra se analiza a partir de la orden interna, la factura del proveedor y el comprobante de recibido. La DIAN establece que la factura electrónica constituye soporte tributario de las transacciones de venta de bienes y servicios, que el documento soporte en adquisiciones con no obligados a facturar respalda compras en dichas condiciones, y que el documento soporte de pago de nómina electrónica sustenta fiscalmente los costos y deducciones asociados a la nómina.</w:t>
+      </w:r>
+    </w:p>
+    <w:p>
+      <w:pPr>
+        <w:rPr>
+          <w:lang w:val="es-419" w:eastAsia="es-CO"/>
+        </w:rPr>
+      </w:pPr>
+      <w:r>
+        <w:rPr>
+          <w:lang w:val="es-419" w:eastAsia="es-CO"/>
+        </w:rPr>
         <w:t>La relación entre estos elementos permite evitar inconsistencias en el registro contable, tales como la incorporación de operaciones sin sustento suficiente, la inadecuada identificación de la fuente de información o el uso de documentos que no corresponden con la naturaleza del hecho económico. En el proceso de registro, se requiere identificar el hecho ocurrido, el documento que lo respalda, la información contenida en dicho documento y su suficiencia para determinar el tercero, la fecha, el concepto, el valor y el efecto inicial en las cuentas. Este análisis se integra al principio de trazabilidad y a la calidad del registro contable, al vincular el hecho económico con su respaldo documental y con el origen de la información que sustenta su reconocimiento (Decreto 410 de 1971). A continuación, se presentan ejemplos que integran la operación, el soporte y la fuente de información en el proceso de registro:</w:t>
       </w:r>
     </w:p>
@@ -6390,6 +5802,7 @@
         <w:rPr>
           <w:lang w:val="es-419" w:eastAsia="es-CO"/>
         </w:rPr>
+        <w:lastRenderedPageBreak/>
         <w:t>Lectura aplicada: la operación corresponde a una compra; el soporte acredita la adquisición y suministra datos para reconocer el costo o gasto y la obligación de pago.</w:t>
       </w:r>
     </w:p>
@@ -6455,145 +5868,145 @@
         <w:rPr>
           <w:lang w:val="es-419" w:eastAsia="es-CO"/>
         </w:rPr>
+        <w:t>Lectura aplicada: la operación corresponde a una venta; la factura permite identificar el ingreso, el impuesto generado y la cuenta por cobrar.</w:t>
+      </w:r>
+    </w:p>
+    <w:p>
+      <w:pPr>
+        <w:pStyle w:val="Ttulo5"/>
+      </w:pPr>
+      <w:r>
+        <w:t>Pago de nómina mensual</w:t>
+      </w:r>
+    </w:p>
+    <w:p>
+      <w:pPr>
+        <w:pStyle w:val="Prrafodelista"/>
+        <w:numPr>
+          <w:ilvl w:val="0"/>
+          <w:numId w:val="34"/>
+        </w:numPr>
+        <w:ind w:left="993"/>
+        <w:rPr>
+          <w:lang w:val="es-419" w:eastAsia="es-CO"/>
+        </w:rPr>
+      </w:pPr>
+      <w:r>
+        <w:rPr>
+          <w:lang w:val="es-419" w:eastAsia="es-CO"/>
+        </w:rPr>
+        <w:t>Soporte principal: documento soporte de pago de nómina electrónica.</w:t>
+      </w:r>
+    </w:p>
+    <w:p>
+      <w:pPr>
+        <w:pStyle w:val="Prrafodelista"/>
+        <w:numPr>
+          <w:ilvl w:val="0"/>
+          <w:numId w:val="34"/>
+        </w:numPr>
+        <w:ind w:left="993"/>
+        <w:rPr>
+          <w:lang w:val="es-419" w:eastAsia="es-CO"/>
+        </w:rPr>
+      </w:pPr>
+      <w:r>
+        <w:rPr>
+          <w:lang w:val="es-419" w:eastAsia="es-CO"/>
+        </w:rPr>
+        <w:t>Fuente de información para el registro: liquidación de nómina, documento transmitido y comprobante bancario.</w:t>
+      </w:r>
+    </w:p>
+    <w:p>
+      <w:pPr>
+        <w:pStyle w:val="Prrafodelista"/>
+        <w:numPr>
+          <w:ilvl w:val="0"/>
+          <w:numId w:val="34"/>
+        </w:numPr>
+        <w:ind w:left="993"/>
+        <w:rPr>
+          <w:lang w:val="es-419" w:eastAsia="es-CO"/>
+        </w:rPr>
+      </w:pPr>
+      <w:r>
+        <w:rPr>
+          <w:lang w:val="es-419" w:eastAsia="es-CO"/>
+        </w:rPr>
+        <w:t>Lectura aplicada: la operación corresponde a un hecho laboral; la información permite reconocer devengados, deducciones y valor neto pagado.</w:t>
+      </w:r>
+    </w:p>
+    <w:p>
+      <w:pPr>
+        <w:pStyle w:val="Ttulo5"/>
+      </w:pPr>
+      <w:r>
+        <w:t>Pago de retención en la fuente</w:t>
+      </w:r>
+    </w:p>
+    <w:p>
+      <w:pPr>
+        <w:pStyle w:val="Prrafodelista"/>
+        <w:numPr>
+          <w:ilvl w:val="0"/>
+          <w:numId w:val="35"/>
+        </w:numPr>
+        <w:ind w:left="993"/>
+        <w:rPr>
+          <w:lang w:val="es-419" w:eastAsia="es-CO"/>
+        </w:rPr>
+      </w:pPr>
+      <w:r>
+        <w:rPr>
+          <w:lang w:val="es-419" w:eastAsia="es-CO"/>
+        </w:rPr>
+        <w:t>Soporte principal: formulario y recibo oficial de pago.</w:t>
+      </w:r>
+    </w:p>
+    <w:p>
+      <w:pPr>
+        <w:pStyle w:val="Prrafodelista"/>
+        <w:numPr>
+          <w:ilvl w:val="0"/>
+          <w:numId w:val="35"/>
+        </w:numPr>
+        <w:ind w:left="993"/>
+        <w:rPr>
+          <w:lang w:val="es-419" w:eastAsia="es-CO"/>
+        </w:rPr>
+      </w:pPr>
+      <w:r>
+        <w:rPr>
+          <w:lang w:val="es-419" w:eastAsia="es-CO"/>
+        </w:rPr>
+        <w:t>Fuente de información para el registro: declaración tributaria, soporte bancario y relación interna de obligaciones.</w:t>
+      </w:r>
+    </w:p>
+    <w:p>
+      <w:pPr>
+        <w:pStyle w:val="Prrafodelista"/>
+        <w:numPr>
+          <w:ilvl w:val="0"/>
+          <w:numId w:val="35"/>
+        </w:numPr>
+        <w:ind w:left="993"/>
+        <w:rPr>
+          <w:lang w:val="es-419" w:eastAsia="es-CO"/>
+        </w:rPr>
+      </w:pPr>
+      <w:r>
+        <w:rPr>
+          <w:lang w:val="es-419" w:eastAsia="es-CO"/>
+        </w:rPr>
+        <w:t>Lectura aplicada: la operación corresponde al cumplimiento de una obligación tributaria; el soporte permite verificar el concepto, el valor pagado y la cancelación del pasivo.</w:t>
+      </w:r>
+    </w:p>
+    <w:p>
+      <w:pPr>
+        <w:pStyle w:val="Ttulo5"/>
+      </w:pPr>
+      <w:r>
         <w:lastRenderedPageBreak/>
-        <w:t>Lectura aplicada: la operación corresponde a una venta; la factura permite identificar el ingreso, el impuesto generado y la cuenta por cobrar.</w:t>
-      </w:r>
-    </w:p>
-    <w:p>
-      <w:pPr>
-        <w:pStyle w:val="Ttulo5"/>
-      </w:pPr>
-      <w:r>
-        <w:t>Pago de nómina mensual</w:t>
-      </w:r>
-    </w:p>
-    <w:p>
-      <w:pPr>
-        <w:pStyle w:val="Prrafodelista"/>
-        <w:numPr>
-          <w:ilvl w:val="0"/>
-          <w:numId w:val="34"/>
-        </w:numPr>
-        <w:ind w:left="993"/>
-        <w:rPr>
-          <w:lang w:val="es-419" w:eastAsia="es-CO"/>
-        </w:rPr>
-      </w:pPr>
-      <w:r>
-        <w:rPr>
-          <w:lang w:val="es-419" w:eastAsia="es-CO"/>
-        </w:rPr>
-        <w:t>Soporte principal: documento soporte de pago de nómina electrónica.</w:t>
-      </w:r>
-    </w:p>
-    <w:p>
-      <w:pPr>
-        <w:pStyle w:val="Prrafodelista"/>
-        <w:numPr>
-          <w:ilvl w:val="0"/>
-          <w:numId w:val="34"/>
-        </w:numPr>
-        <w:ind w:left="993"/>
-        <w:rPr>
-          <w:lang w:val="es-419" w:eastAsia="es-CO"/>
-        </w:rPr>
-      </w:pPr>
-      <w:r>
-        <w:rPr>
-          <w:lang w:val="es-419" w:eastAsia="es-CO"/>
-        </w:rPr>
-        <w:t>Fuente de información para el registro: liquidación de nómina, documento transmitido y comprobante bancario.</w:t>
-      </w:r>
-    </w:p>
-    <w:p>
-      <w:pPr>
-        <w:pStyle w:val="Prrafodelista"/>
-        <w:numPr>
-          <w:ilvl w:val="0"/>
-          <w:numId w:val="34"/>
-        </w:numPr>
-        <w:ind w:left="993"/>
-        <w:rPr>
-          <w:lang w:val="es-419" w:eastAsia="es-CO"/>
-        </w:rPr>
-      </w:pPr>
-      <w:r>
-        <w:rPr>
-          <w:lang w:val="es-419" w:eastAsia="es-CO"/>
-        </w:rPr>
-        <w:t>Lectura aplicada: la operación corresponde a un hecho laboral; la información permite reconocer devengados, deducciones y valor neto pagado.</w:t>
-      </w:r>
-    </w:p>
-    <w:p>
-      <w:pPr>
-        <w:pStyle w:val="Ttulo5"/>
-      </w:pPr>
-      <w:r>
-        <w:t>Pago de retención en la fuente</w:t>
-      </w:r>
-    </w:p>
-    <w:p>
-      <w:pPr>
-        <w:pStyle w:val="Prrafodelista"/>
-        <w:numPr>
-          <w:ilvl w:val="0"/>
-          <w:numId w:val="35"/>
-        </w:numPr>
-        <w:ind w:left="993"/>
-        <w:rPr>
-          <w:lang w:val="es-419" w:eastAsia="es-CO"/>
-        </w:rPr>
-      </w:pPr>
-      <w:r>
-        <w:rPr>
-          <w:lang w:val="es-419" w:eastAsia="es-CO"/>
-        </w:rPr>
-        <w:t>Soporte principal: formulario y recibo oficial de pago.</w:t>
-      </w:r>
-    </w:p>
-    <w:p>
-      <w:pPr>
-        <w:pStyle w:val="Prrafodelista"/>
-        <w:numPr>
-          <w:ilvl w:val="0"/>
-          <w:numId w:val="35"/>
-        </w:numPr>
-        <w:ind w:left="993"/>
-        <w:rPr>
-          <w:lang w:val="es-419" w:eastAsia="es-CO"/>
-        </w:rPr>
-      </w:pPr>
-      <w:r>
-        <w:rPr>
-          <w:lang w:val="es-419" w:eastAsia="es-CO"/>
-        </w:rPr>
-        <w:t>Fuente de información para el registro: declaración tributaria, soporte bancario y relación interna de obligaciones.</w:t>
-      </w:r>
-    </w:p>
-    <w:p>
-      <w:pPr>
-        <w:pStyle w:val="Prrafodelista"/>
-        <w:numPr>
-          <w:ilvl w:val="0"/>
-          <w:numId w:val="35"/>
-        </w:numPr>
-        <w:ind w:left="993"/>
-        <w:rPr>
-          <w:lang w:val="es-419" w:eastAsia="es-CO"/>
-        </w:rPr>
-      </w:pPr>
-      <w:r>
-        <w:rPr>
-          <w:lang w:val="es-419" w:eastAsia="es-CO"/>
-        </w:rPr>
-        <w:t>Lectura aplicada: la operación corresponde al cumplimiento de una obligación tributaria; el soporte permite verificar el concepto, el valor pagado y la cancelación del pasivo.</w:t>
-      </w:r>
-    </w:p>
-    <w:p>
-      <w:pPr>
-        <w:pStyle w:val="Ttulo5"/>
-      </w:pPr>
-      <w:r>
         <w:t>Abono bancario por desembolso de crédito</w:t>
       </w:r>
     </w:p>
@@ -6664,7 +6077,6 @@
         <w:rPr>
           <w:lang w:val="es-419" w:eastAsia="es-CO"/>
         </w:rPr>
-        <w:lastRenderedPageBreak/>
         <w:t>En síntesis, identificar las operaciones económicas y reconocer las fuentes de información que las respaldan constituye una base indispensable para el registro contable, tributario y documental. Este análisis permite comprender que cada hecho económico debe interpretarse a partir de su naturaleza, de los documentos que lo soportan y de la información que suministran las fuentes internas y externas. Cuando esta relación se establece con claridad, el proceso de registro adquiere mayor coherencia, trazabilidad y confiabilidad, y se facilita la posterior clasificación, codificación y documentación de las operaciones dentro de la organización.</w:t>
       </w:r>
     </w:p>
@@ -6698,55 +6110,15 @@
     </w:p>
     <w:p>
       <w:pPr>
-        <w:rPr>
-          <w:lang w:val="es-419" w:eastAsia="es-CO"/>
-        </w:rPr>
-      </w:pPr>
-    </w:p>
-    <w:p>
-      <w:pPr>
-        <w:rPr>
-          <w:lang w:val="es-419" w:eastAsia="es-CO"/>
-        </w:rPr>
-      </w:pPr>
-    </w:p>
-    <w:p>
-      <w:pPr>
-        <w:rPr>
-          <w:lang w:val="es-419" w:eastAsia="es-CO"/>
-        </w:rPr>
-      </w:pPr>
-    </w:p>
-    <w:p>
-      <w:pPr>
-        <w:rPr>
-          <w:lang w:val="es-419" w:eastAsia="es-CO"/>
-        </w:rPr>
-      </w:pPr>
-    </w:p>
-    <w:p>
-      <w:pPr>
-        <w:rPr>
-          <w:lang w:val="es-419" w:eastAsia="es-CO"/>
-        </w:rPr>
-      </w:pPr>
-    </w:p>
-    <w:p>
-      <w:pPr>
-        <w:rPr>
-          <w:lang w:val="es-419" w:eastAsia="es-CO"/>
-        </w:rPr>
-      </w:pPr>
-    </w:p>
-    <w:p>
-      <w:pPr>
-        <w:rPr>
-          <w:lang w:val="es-419" w:eastAsia="es-CO"/>
-        </w:rPr>
-      </w:pPr>
-    </w:p>
-    <w:p>
-      <w:pPr>
+        <w:ind w:firstLine="0"/>
+        <w:rPr>
+          <w:lang w:val="es-419" w:eastAsia="es-CO"/>
+        </w:rPr>
+      </w:pPr>
+    </w:p>
+    <w:p>
+      <w:pPr>
+        <w:ind w:firstLine="0"/>
         <w:rPr>
           <w:lang w:val="es-419" w:eastAsia="es-CO"/>
         </w:rPr>
@@ -6756,7 +6128,7 @@
       <w:pPr>
         <w:pStyle w:val="Ttulo1"/>
       </w:pPr>
-      <w:bookmarkStart w:id="4" w:name="_Toc231596827"/>
+      <w:bookmarkStart w:id="4" w:name="_Toc232025813"/>
       <w:r>
         <w:lastRenderedPageBreak/>
         <w:t>Normativa contable, tributaria y requisitos legales aplicables al registro</w:t>
@@ -6850,7 +6222,7 @@
       <w:pPr>
         <w:pStyle w:val="Ttulo2"/>
       </w:pPr>
-      <w:bookmarkStart w:id="5" w:name="_Toc231596828"/>
+      <w:bookmarkStart w:id="5" w:name="_Toc232025814"/>
       <w:r>
         <w:lastRenderedPageBreak/>
         <w:t>Normas de información financiera aplicables a las operaciones</w:t>
@@ -7074,6 +6446,8 @@
     <w:p>
       <w:pPr>
         <w:pStyle w:val="Video"/>
+        <w:spacing w:before="0" w:after="0"/>
+        <w:ind w:left="357" w:hanging="357"/>
       </w:pPr>
       <w:r>
         <w:rPr>
@@ -7093,10 +6467,10 @@
           <w:noProof/>
         </w:rPr>
         <w:drawing>
-          <wp:inline distT="0" distB="0" distL="0" distR="0" wp14:anchorId="57F6FB9F" wp14:editId="60141BD4">
-            <wp:extent cx="4680000" cy="2687295"/>
+          <wp:inline distT="0" distB="0" distL="0" distR="0" wp14:anchorId="672ACCCF" wp14:editId="719B5F96">
+            <wp:extent cx="4680000" cy="2632383"/>
             <wp:effectExtent l="0" t="0" r="6350" b="0"/>
-            <wp:docPr id="321096262" name="Imagen 1">
+            <wp:docPr id="2" name="Imagen 2">
               <a:extLst xmlns:a="http://schemas.openxmlformats.org/drawingml/2006/main">
                 <a:ext uri="{C183D7F6-B498-43B3-948B-1728B52AA6E4}">
                   <adec:decorative xmlns:adec="http://schemas.microsoft.com/office/drawing/2017/decorative" val="1"/>
@@ -7110,29 +6484,42 @@
               <a:graphicData uri="http://schemas.openxmlformats.org/drawingml/2006/picture">
                 <pic:pic xmlns:pic="http://schemas.openxmlformats.org/drawingml/2006/picture">
                   <pic:nvPicPr>
-                    <pic:cNvPr id="321096262" name="Imagen 1">
+                    <pic:cNvPr id="2" name="Imagen 2">
                       <a:extLst>
                         <a:ext uri="{C183D7F6-B498-43B3-948B-1728B52AA6E4}">
                           <adec:decorative xmlns:adec="http://schemas.microsoft.com/office/drawing/2017/decorative" val="1"/>
                         </a:ext>
                       </a:extLst>
                     </pic:cNvPr>
-                    <pic:cNvPicPr/>
+                    <pic:cNvPicPr>
+                      <a:picLocks noChangeAspect="1" noChangeArrowheads="1"/>
+                    </pic:cNvPicPr>
                   </pic:nvPicPr>
                   <pic:blipFill>
-                    <a:blip r:embed="rId16"/>
+                    <a:blip r:embed="rId16" cstate="print">
+                      <a:extLst>
+                        <a:ext uri="{28A0092B-C50C-407E-A947-70E740481C1C}">
+                          <a14:useLocalDpi xmlns:a14="http://schemas.microsoft.com/office/drawing/2010/main" val="0"/>
+                        </a:ext>
+                      </a:extLst>
+                    </a:blip>
+                    <a:srcRect/>
                     <a:stretch>
                       <a:fillRect/>
                     </a:stretch>
                   </pic:blipFill>
-                  <pic:spPr>
+                  <pic:spPr bwMode="auto">
                     <a:xfrm>
                       <a:off x="0" y="0"/>
-                      <a:ext cx="4680000" cy="2687295"/>
+                      <a:ext cx="4680000" cy="2632383"/>
                     </a:xfrm>
                     <a:prstGeom prst="rect">
                       <a:avLst/>
                     </a:prstGeom>
+                    <a:noFill/>
+                    <a:ln>
+                      <a:noFill/>
+                    </a:ln>
                   </pic:spPr>
                 </pic:pic>
               </a:graphicData>
@@ -7180,12 +6567,21 @@
             <w:tcW w:w="9972" w:type="dxa"/>
           </w:tcPr>
           <w:p>
+            <w:pPr>
+              <w:ind w:firstLine="0"/>
+            </w:pPr>
             <w:r>
               <w:rPr>
                 <w:b/>
               </w:rPr>
               <w:lastRenderedPageBreak/>
-              <w:t xml:space="preserve">Transcripción del video. </w:t>
+              <w:t>T</w:t>
+            </w:r>
+            <w:r>
+              <w:rPr>
+                <w:b/>
+              </w:rPr>
+              <w:t xml:space="preserve">ranscripción del video. </w:t>
             </w:r>
             <w:r>
               <w:rPr>
@@ -7193,9 +6589,6 @@
                 <w:bCs/>
               </w:rPr>
               <w:t>NIF para pymes y marco contable en Colombia.</w:t>
-            </w:r>
-            <w:r>
-              <w:t xml:space="preserve"> </w:t>
             </w:r>
           </w:p>
         </w:tc>
@@ -8050,7 +7443,7 @@
       <w:pPr>
         <w:pStyle w:val="Ttulo2"/>
       </w:pPr>
-      <w:bookmarkStart w:id="6" w:name="_Toc231596829"/>
+      <w:bookmarkStart w:id="6" w:name="_Toc232025815"/>
       <w:r>
         <w:t>Requisitos formales y legales de los soportes</w:t>
       </w:r>
@@ -9357,7 +8750,22 @@
         <w:rPr>
           <w:lang w:val="es-419" w:eastAsia="es-CO"/>
         </w:rPr>
-        <w:t>“Para profundizar sobre el tema, consulte el documento “3_Normativa_tributaria_vigente_aplicable.pdf”</w:t>
+        <w:t>Para profundizar sobre el tema, consulte el documento “3_Normativa_tributaria_vigente_aplicable.pdf</w:t>
+      </w:r>
+      <w:r>
+        <w:rPr>
+          <w:lang w:val="es-419" w:eastAsia="es-CO"/>
+        </w:rPr>
+        <w:t>”</w:t>
+      </w:r>
+      <w:r>
+        <w:t>,</w:t>
+      </w:r>
+      <w:r>
+        <w:rPr>
+          <w:lang w:val="es-419" w:eastAsia="es-CO"/>
+        </w:rPr>
+        <w:t xml:space="preserve"> ubicado en la carpeta de Anexos.</w:t>
       </w:r>
     </w:p>
     <w:p>
@@ -9455,7 +8863,7 @@
       <w:pPr>
         <w:pStyle w:val="Ttulo1"/>
       </w:pPr>
-      <w:bookmarkStart w:id="7" w:name="_Toc231596830"/>
+      <w:bookmarkStart w:id="7" w:name="_Toc232025816"/>
       <w:r>
         <w:lastRenderedPageBreak/>
         <w:t>Estructura contable y políticas para el registro de la información</w:t>
@@ -9505,7 +8913,7 @@
       <w:pPr>
         <w:pStyle w:val="Ttulo2"/>
       </w:pPr>
-      <w:bookmarkStart w:id="8" w:name="_Toc231596831"/>
+      <w:bookmarkStart w:id="8" w:name="_Toc232025817"/>
       <w:r>
         <w:t>Plan de cuentas y estructura contable</w:t>
       </w:r>
@@ -13441,7 +12849,7 @@
       <w:pPr>
         <w:pStyle w:val="Ttulo2"/>
       </w:pPr>
-      <w:bookmarkStart w:id="9" w:name="_Toc231596832"/>
+      <w:bookmarkStart w:id="9" w:name="_Toc232025818"/>
       <w:r>
         <w:t>Codificación y uso de cuentas en el registro</w:t>
       </w:r>
@@ -13974,7 +13382,7 @@
       <w:pPr>
         <w:pStyle w:val="Ttulo2"/>
       </w:pPr>
-      <w:bookmarkStart w:id="10" w:name="_Toc231596833"/>
+      <w:bookmarkStart w:id="10" w:name="_Toc232025819"/>
       <w:r>
         <w:t>Políticas contables para el tratamiento uniforme de las operaciones</w:t>
       </w:r>
@@ -14416,7 +13824,7 @@
       <w:pPr>
         <w:pStyle w:val="Ttulo1"/>
       </w:pPr>
-      <w:bookmarkStart w:id="11" w:name="_Toc231596834"/>
+      <w:bookmarkStart w:id="11" w:name="_Toc232025820"/>
       <w:r>
         <w:lastRenderedPageBreak/>
         <w:t>Ejecución del registro contable</w:t>
@@ -14555,7 +13963,7 @@
       <w:pPr>
         <w:pStyle w:val="Ttulo2"/>
       </w:pPr>
-      <w:bookmarkStart w:id="12" w:name="_Toc231596835"/>
+      <w:bookmarkStart w:id="12" w:name="_Toc232025821"/>
       <w:r>
         <w:lastRenderedPageBreak/>
         <w:t>Registro de asientos contables</w:t>
@@ -15998,7 +15406,7 @@
       <w:pPr>
         <w:pStyle w:val="Ttulo2"/>
       </w:pPr>
-      <w:bookmarkStart w:id="13" w:name="_Toc231596836"/>
+      <w:bookmarkStart w:id="13" w:name="_Toc232025822"/>
       <w:r>
         <w:t xml:space="preserve">Registro de información en </w:t>
       </w:r>
@@ -16391,6 +15799,7 @@
       <w:r>
         <w:rPr>
           <w:rStyle w:val="Extranjerismo"/>
+          <w:lang w:val="es-CO"/>
         </w:rPr>
         <w:t>software</w:t>
       </w:r>
@@ -16486,7 +15895,7 @@
         <w:rPr>
           <w:lang w:val="es-419" w:eastAsia="es-CO"/>
         </w:rPr>
-        <w:t>“Para profundizar sobre el tema, consulte el documento “5_Control_informacion.pdf”, ubicado en la carpeta de Anexos”.</w:t>
+        <w:t>Para profundizar sobre el tema, consulte el documento “5_Control_informacion.pdf”, ubicado en la carpeta de Anexos.</w:t>
       </w:r>
     </w:p>
     <w:p>
@@ -16504,7 +15913,7 @@
           <w:u w:val="single"/>
         </w:rPr>
       </w:pPr>
-      <w:bookmarkStart w:id="14" w:name="_Toc231596837"/>
+      <w:bookmarkStart w:id="14" w:name="_Toc232025823"/>
       <w:r>
         <w:lastRenderedPageBreak/>
         <w:t>Síntesis</w:t>
@@ -16534,12 +15943,14 @@
         <w:jc w:val="center"/>
         <w:rPr>
           <w:noProof/>
+          <w:u w:val="single"/>
           <w:lang w:eastAsia="es-CO"/>
         </w:rPr>
       </w:pPr>
       <w:r>
         <w:rPr>
           <w:noProof/>
+          <w:u w:val="single"/>
           <w:lang w:eastAsia="es-CO"/>
         </w:rPr>
         <w:drawing>
@@ -16597,7 +16008,7 @@
       <w:pPr>
         <w:pStyle w:val="Titulosgenerales"/>
       </w:pPr>
-      <w:bookmarkStart w:id="15" w:name="_Toc231596838"/>
+      <w:bookmarkStart w:id="15" w:name="_Toc232025824"/>
       <w:r>
         <w:lastRenderedPageBreak/>
         <w:t>Glosario</w:t>
@@ -16779,7 +16190,7 @@
       <w:pPr>
         <w:pStyle w:val="Titulosgenerales"/>
       </w:pPr>
-      <w:bookmarkStart w:id="16" w:name="_Toc231596839"/>
+      <w:bookmarkStart w:id="16" w:name="_Toc232025825"/>
       <w:r>
         <w:lastRenderedPageBreak/>
         <w:t>Referencias bibliográficas</w:t>
@@ -17061,7 +16472,7 @@
       <w:pPr>
         <w:pStyle w:val="Titulosgenerales"/>
       </w:pPr>
-      <w:bookmarkStart w:id="17" w:name="_Toc231596840"/>
+      <w:bookmarkStart w:id="17" w:name="_Toc232025826"/>
       <w:r>
         <w:lastRenderedPageBreak/>
         <w:t>Créditos</w:t>
@@ -17367,37 +16778,7 @@
               <w:rPr>
                 <w:lang w:val="es-CO"/>
               </w:rPr>
-              <w:t>Centro de Comercio y Servicios</w:t>
-            </w:r>
-            <w:r>
-              <w:rPr>
-                <w:lang w:val="es-CO"/>
-              </w:rPr>
-              <w:t xml:space="preserve"> </w:t>
-            </w:r>
-            <w:r>
-              <w:rPr>
-                <w:lang w:val="es-CO"/>
-              </w:rPr>
-              <w:t xml:space="preserve">- </w:t>
-            </w:r>
-            <w:r>
-              <w:rPr>
-                <w:lang w:val="es-CO"/>
-              </w:rPr>
-              <w:t>Regional</w:t>
-            </w:r>
-            <w:r>
-              <w:rPr>
-                <w:lang w:val="es-CO"/>
-              </w:rPr>
-              <w:t xml:space="preserve"> </w:t>
-            </w:r>
-            <w:r>
-              <w:rPr>
-                <w:lang w:val="es-CO"/>
-              </w:rPr>
-              <w:t>Huila</w:t>
+              <w:t>Centro Agroempresarial y Desarrollo Pecuario - Regional Huila</w:t>
             </w:r>
           </w:p>
         </w:tc>
@@ -18235,21 +17616,7 @@
               <w:rPr>
                 <w:lang w:val="es-CO"/>
               </w:rPr>
-              <w:t xml:space="preserve"> Wilfredo </w:t>
-            </w:r>
-            <w:proofErr w:type="spellStart"/>
-            <w:r>
-              <w:rPr>
-                <w:lang w:val="es-CO"/>
-              </w:rPr>
-              <w:t>Pizo</w:t>
-            </w:r>
-            <w:proofErr w:type="spellEnd"/>
-            <w:r>
-              <w:rPr>
-                <w:lang w:val="es-CO"/>
-              </w:rPr>
-              <w:t xml:space="preserve"> Ossa</w:t>
+              <w:t xml:space="preserve"> Wilfredo Pizo Ossa</w:t>
             </w:r>
           </w:p>
         </w:tc>
@@ -18413,7 +17780,7 @@
 </file>
 
 <file path=word/endnotes.xml><?xml version="1.0" encoding="utf-8"?>
-<w:endnotes xmlns:wpc="http://schemas.microsoft.com/office/word/2010/wordprocessingCanvas" xmlns:cx="http://schemas.microsoft.com/office/drawing/2014/chartex" xmlns:cx1="http://schemas.microsoft.com/office/drawing/2015/9/8/chartex" xmlns:cx2="http://schemas.microsoft.com/office/drawing/2015/10/21/chartex" xmlns:cx3="http://schemas.microsoft.com/office/drawing/2016/5/9/chartex" xmlns:cx4="http://schemas.microsoft.com/office/drawing/2016/5/10/chartex" xmlns:cx5="http://schemas.microsoft.com/office/drawing/2016/5/11/chartex" xmlns:cx6="http://schemas.microsoft.com/office/drawing/2016/5/12/chartex" xmlns:cx7="http://schemas.microsoft.com/office/drawing/2016/5/13/chartex" xmlns:cx8="http://schemas.microsoft.com/office/drawing/2016/5/14/chartex" xmlns:mc="http://schemas.openxmlformats.org/markup-compatibility/2006" xmlns:aink="http://schemas.microsoft.com/office/drawing/2016/ink" xmlns:am3d="http://schemas.microsoft.com/office/drawing/2017/model3d" xmlns:o="urn:schemas-microsoft-com:office:office" xmlns:r="http://schemas.openxmlformats.org/officeDocument/2006/relationships" xmlns:m="http://schemas.openxmlformats.org/officeDocument/2006/math" xmlns:v="urn:schemas-microsoft-com:vml" xmlns:wp14="http://schemas.microsoft.com/office/word/2010/wordprocessingDrawing" xmlns:wp="http://schemas.openxmlformats.org/drawingml/2006/wordprocessingDrawing" xmlns:w10="urn:schemas-microsoft-com:office:word" xmlns:w="http://schemas.openxmlformats.org/wordprocessingml/2006/main" xmlns:w14="http://schemas.microsoft.com/office/word/2010/wordml" xmlns:w15="http://schemas.microsoft.com/office/word/2012/wordml" xmlns:w16cex="http://schemas.microsoft.com/office/word/2018/wordml/cex" xmlns:w16cid="http://schemas.microsoft.com/office/word/2016/wordml/cid" xmlns:w16="http://schemas.microsoft.com/office/word/2018/wordml" xmlns:w16sdtdh="http://schemas.microsoft.com/office/word/2020/wordml/sdtdatahash" xmlns:w16se="http://schemas.microsoft.com/office/word/2015/wordml/symex" xmlns:wpg="http://schemas.microsoft.com/office/word/2010/wordprocessingGroup" xmlns:wpi="http://schemas.microsoft.com/office/word/2010/wordprocessingInk" xmlns:wne="http://schemas.microsoft.com/office/word/2006/wordml" xmlns:wps="http://schemas.microsoft.com/office/word/2010/wordprocessingShape" mc:Ignorable="w14 w15 w16se w16cid w16 w16cex w16sdtdh wp14">
+<w:endnotes xmlns:wpc="http://schemas.microsoft.com/office/word/2010/wordprocessingCanvas" xmlns:cx="http://schemas.microsoft.com/office/drawing/2014/chartex" xmlns:cx1="http://schemas.microsoft.com/office/drawing/2015/9/8/chartex" xmlns:cx2="http://schemas.microsoft.com/office/drawing/2015/10/21/chartex" xmlns:cx3="http://schemas.microsoft.com/office/drawing/2016/5/9/chartex" xmlns:cx4="http://schemas.microsoft.com/office/drawing/2016/5/10/chartex" xmlns:cx5="http://schemas.microsoft.com/office/drawing/2016/5/11/chartex" xmlns:cx6="http://schemas.microsoft.com/office/drawing/2016/5/12/chartex" xmlns:cx7="http://schemas.microsoft.com/office/drawing/2016/5/13/chartex" xmlns:cx8="http://schemas.microsoft.com/office/drawing/2016/5/14/chartex" xmlns:mc="http://schemas.openxmlformats.org/markup-compatibility/2006" xmlns:aink="http://schemas.microsoft.com/office/drawing/2016/ink" xmlns:am3d="http://schemas.microsoft.com/office/drawing/2017/model3d" xmlns:o="urn:schemas-microsoft-com:office:office" xmlns:oel="http://schemas.microsoft.com/office/2019/extlst" xmlns:r="http://schemas.openxmlformats.org/officeDocument/2006/relationships" xmlns:m="http://schemas.openxmlformats.org/officeDocument/2006/math" xmlns:v="urn:schemas-microsoft-com:vml" xmlns:wp14="http://schemas.microsoft.com/office/word/2010/wordprocessingDrawing" xmlns:wp="http://schemas.openxmlformats.org/drawingml/2006/wordprocessingDrawing" xmlns:w10="urn:schemas-microsoft-com:office:word" xmlns:w="http://schemas.openxmlformats.org/wordprocessingml/2006/main" xmlns:w14="http://schemas.microsoft.com/office/word/2010/wordml" xmlns:w15="http://schemas.microsoft.com/office/word/2012/wordml" xmlns:w16cex="http://schemas.microsoft.com/office/word/2018/wordml/cex" xmlns:w16cid="http://schemas.microsoft.com/office/word/2016/wordml/cid" xmlns:w16="http://schemas.microsoft.com/office/word/2018/wordml" xmlns:w16du="http://schemas.microsoft.com/office/word/2023/wordml/word16du" xmlns:w16sdtdh="http://schemas.microsoft.com/office/word/2020/wordml/sdtdatahash" xmlns:w16sdtfl="http://schemas.microsoft.com/office/word/2024/wordml/sdtformatlock" xmlns:w16se="http://schemas.microsoft.com/office/word/2015/wordml/symex" xmlns:wpg="http://schemas.microsoft.com/office/word/2010/wordprocessingGroup" xmlns:wpi="http://schemas.microsoft.com/office/word/2010/wordprocessingInk" xmlns:wne="http://schemas.microsoft.com/office/word/2006/wordml" xmlns:wps="http://schemas.microsoft.com/office/word/2010/wordprocessingShape" mc:Ignorable="w14 w15 w16se w16cid w16 w16cex w16sdtdh w16sdtfl w16du wp14">
   <w:endnote w:type="separator" w:id="-1">
     <w:p>
       <w:pPr>
@@ -18438,7 +17805,7 @@
 </file>
 
 <file path=word/footer1.xml><?xml version="1.0" encoding="utf-8"?>
-<w:ftr xmlns:wpc="http://schemas.microsoft.com/office/word/2010/wordprocessingCanvas" xmlns:cx="http://schemas.microsoft.com/office/drawing/2014/chartex" xmlns:cx1="http://schemas.microsoft.com/office/drawing/2015/9/8/chartex" xmlns:cx2="http://schemas.microsoft.com/office/drawing/2015/10/21/chartex" xmlns:cx3="http://schemas.microsoft.com/office/drawing/2016/5/9/chartex" xmlns:cx4="http://schemas.microsoft.com/office/drawing/2016/5/10/chartex" xmlns:cx5="http://schemas.microsoft.com/office/drawing/2016/5/11/chartex" xmlns:cx6="http://schemas.microsoft.com/office/drawing/2016/5/12/chartex" xmlns:cx7="http://schemas.microsoft.com/office/drawing/2016/5/13/chartex" xmlns:cx8="http://schemas.microsoft.com/office/drawing/2016/5/14/chartex" xmlns:mc="http://schemas.openxmlformats.org/markup-compatibility/2006" xmlns:aink="http://schemas.microsoft.com/office/drawing/2016/ink" xmlns:am3d="http://schemas.microsoft.com/office/drawing/2017/model3d" xmlns:o="urn:schemas-microsoft-com:office:office" xmlns:r="http://schemas.openxmlformats.org/officeDocument/2006/relationships" xmlns:m="http://schemas.openxmlformats.org/officeDocument/2006/math" xmlns:v="urn:schemas-microsoft-com:vml" xmlns:wp14="http://schemas.microsoft.com/office/word/2010/wordprocessingDrawing" xmlns:wp="http://schemas.openxmlformats.org/drawingml/2006/wordprocessingDrawing" xmlns:w10="urn:schemas-microsoft-com:office:word" xmlns:w="http://schemas.openxmlformats.org/wordprocessingml/2006/main" xmlns:w14="http://schemas.microsoft.com/office/word/2010/wordml" xmlns:w15="http://schemas.microsoft.com/office/word/2012/wordml" xmlns:w16cex="http://schemas.microsoft.com/office/word/2018/wordml/cex" xmlns:w16cid="http://schemas.microsoft.com/office/word/2016/wordml/cid" xmlns:w16="http://schemas.microsoft.com/office/word/2018/wordml" xmlns:w16sdtdh="http://schemas.microsoft.com/office/word/2020/wordml/sdtdatahash" xmlns:w16se="http://schemas.microsoft.com/office/word/2015/wordml/symex" xmlns:wpg="http://schemas.microsoft.com/office/word/2010/wordprocessingGroup" xmlns:wpi="http://schemas.microsoft.com/office/word/2010/wordprocessingInk" xmlns:wne="http://schemas.microsoft.com/office/word/2006/wordml" xmlns:wps="http://schemas.microsoft.com/office/word/2010/wordprocessingShape" mc:Ignorable="w14 w15 w16se w16cid w16 w16cex w16sdtdh wp14">
+<w:ftr xmlns:wpc="http://schemas.microsoft.com/office/word/2010/wordprocessingCanvas" xmlns:cx="http://schemas.microsoft.com/office/drawing/2014/chartex" xmlns:cx1="http://schemas.microsoft.com/office/drawing/2015/9/8/chartex" xmlns:cx2="http://schemas.microsoft.com/office/drawing/2015/10/21/chartex" xmlns:cx3="http://schemas.microsoft.com/office/drawing/2016/5/9/chartex" xmlns:cx4="http://schemas.microsoft.com/office/drawing/2016/5/10/chartex" xmlns:cx5="http://schemas.microsoft.com/office/drawing/2016/5/11/chartex" xmlns:cx6="http://schemas.microsoft.com/office/drawing/2016/5/12/chartex" xmlns:cx7="http://schemas.microsoft.com/office/drawing/2016/5/13/chartex" xmlns:cx8="http://schemas.microsoft.com/office/drawing/2016/5/14/chartex" xmlns:mc="http://schemas.openxmlformats.org/markup-compatibility/2006" xmlns:aink="http://schemas.microsoft.com/office/drawing/2016/ink" xmlns:am3d="http://schemas.microsoft.com/office/drawing/2017/model3d" xmlns:o="urn:schemas-microsoft-com:office:office" xmlns:oel="http://schemas.microsoft.com/office/2019/extlst" xmlns:r="http://schemas.openxmlformats.org/officeDocument/2006/relationships" xmlns:m="http://schemas.openxmlformats.org/officeDocument/2006/math" xmlns:v="urn:schemas-microsoft-com:vml" xmlns:wp14="http://schemas.microsoft.com/office/word/2010/wordprocessingDrawing" xmlns:wp="http://schemas.openxmlformats.org/drawingml/2006/wordprocessingDrawing" xmlns:w10="urn:schemas-microsoft-com:office:word" xmlns:w="http://schemas.openxmlformats.org/wordprocessingml/2006/main" xmlns:w14="http://schemas.microsoft.com/office/word/2010/wordml" xmlns:w15="http://schemas.microsoft.com/office/word/2012/wordml" xmlns:w16cex="http://schemas.microsoft.com/office/word/2018/wordml/cex" xmlns:w16cid="http://schemas.microsoft.com/office/word/2016/wordml/cid" xmlns:w16="http://schemas.microsoft.com/office/word/2018/wordml" xmlns:w16du="http://schemas.microsoft.com/office/word/2023/wordml/word16du" xmlns:w16sdtdh="http://schemas.microsoft.com/office/word/2020/wordml/sdtdatahash" xmlns:w16sdtfl="http://schemas.microsoft.com/office/word/2024/wordml/sdtformatlock" xmlns:w16se="http://schemas.microsoft.com/office/word/2015/wordml/symex" xmlns:wpg="http://schemas.microsoft.com/office/word/2010/wordprocessingGroup" xmlns:wpi="http://schemas.microsoft.com/office/word/2010/wordprocessingInk" xmlns:wne="http://schemas.microsoft.com/office/word/2006/wordml" xmlns:wps="http://schemas.microsoft.com/office/word/2010/wordprocessingShape" mc:Ignorable="w14 w15 w16se w16cid w16 w16cex w16sdtdh w16sdtfl w16du wp14">
   <w:sdt>
     <w:sdtPr>
       <w:id w:val="-1465197936"/>
@@ -18447,7 +17814,6 @@
         <w:docPartUnique/>
       </w:docPartObj>
     </w:sdtPr>
-    <w:sdtEndPr/>
     <w:sdtContent>
       <w:p>
         <w:pPr>
@@ -18484,7 +17850,7 @@
 </file>
 
 <file path=word/footnotes.xml><?xml version="1.0" encoding="utf-8"?>
-<w:footnotes xmlns:wpc="http://schemas.microsoft.com/office/word/2010/wordprocessingCanvas" xmlns:cx="http://schemas.microsoft.com/office/drawing/2014/chartex" xmlns:cx1="http://schemas.microsoft.com/office/drawing/2015/9/8/chartex" xmlns:cx2="http://schemas.microsoft.com/office/drawing/2015/10/21/chartex" xmlns:cx3="http://schemas.microsoft.com/office/drawing/2016/5/9/chartex" xmlns:cx4="http://schemas.microsoft.com/office/drawing/2016/5/10/chartex" xmlns:cx5="http://schemas.microsoft.com/office/drawing/2016/5/11/chartex" xmlns:cx6="http://schemas.microsoft.com/office/drawing/2016/5/12/chartex" xmlns:cx7="http://schemas.microsoft.com/office/drawing/2016/5/13/chartex" xmlns:cx8="http://schemas.microsoft.com/office/drawing/2016/5/14/chartex" xmlns:mc="http://schemas.openxmlformats.org/markup-compatibility/2006" xmlns:aink="http://schemas.microsoft.com/office/drawing/2016/ink" xmlns:am3d="http://schemas.microsoft.com/office/drawing/2017/model3d" xmlns:o="urn:schemas-microsoft-com:office:office" xmlns:r="http://schemas.openxmlformats.org/officeDocument/2006/relationships" xmlns:m="http://schemas.openxmlformats.org/officeDocument/2006/math" xmlns:v="urn:schemas-microsoft-com:vml" xmlns:wp14="http://schemas.microsoft.com/office/word/2010/wordprocessingDrawing" xmlns:wp="http://schemas.openxmlformats.org/drawingml/2006/wordprocessingDrawing" xmlns:w10="urn:schemas-microsoft-com:office:word" xmlns:w="http://schemas.openxmlformats.org/wordprocessingml/2006/main" xmlns:w14="http://schemas.microsoft.com/office/word/2010/wordml" xmlns:w15="http://schemas.microsoft.com/office/word/2012/wordml" xmlns:w16cex="http://schemas.microsoft.com/office/word/2018/wordml/cex" xmlns:w16cid="http://schemas.microsoft.com/office/word/2016/wordml/cid" xmlns:w16="http://schemas.microsoft.com/office/word/2018/wordml" xmlns:w16sdtdh="http://schemas.microsoft.com/office/word/2020/wordml/sdtdatahash" xmlns:w16se="http://schemas.microsoft.com/office/word/2015/wordml/symex" xmlns:wpg="http://schemas.microsoft.com/office/word/2010/wordprocessingGroup" xmlns:wpi="http://schemas.microsoft.com/office/word/2010/wordprocessingInk" xmlns:wne="http://schemas.microsoft.com/office/word/2006/wordml" xmlns:wps="http://schemas.microsoft.com/office/word/2010/wordprocessingShape" mc:Ignorable="w14 w15 w16se w16cid w16 w16cex w16sdtdh wp14">
+<w:footnotes xmlns:wpc="http://schemas.microsoft.com/office/word/2010/wordprocessingCanvas" xmlns:cx="http://schemas.microsoft.com/office/drawing/2014/chartex" xmlns:cx1="http://schemas.microsoft.com/office/drawing/2015/9/8/chartex" xmlns:cx2="http://schemas.microsoft.com/office/drawing/2015/10/21/chartex" xmlns:cx3="http://schemas.microsoft.com/office/drawing/2016/5/9/chartex" xmlns:cx4="http://schemas.microsoft.com/office/drawing/2016/5/10/chartex" xmlns:cx5="http://schemas.microsoft.com/office/drawing/2016/5/11/chartex" xmlns:cx6="http://schemas.microsoft.com/office/drawing/2016/5/12/chartex" xmlns:cx7="http://schemas.microsoft.com/office/drawing/2016/5/13/chartex" xmlns:cx8="http://schemas.microsoft.com/office/drawing/2016/5/14/chartex" xmlns:mc="http://schemas.openxmlformats.org/markup-compatibility/2006" xmlns:aink="http://schemas.microsoft.com/office/drawing/2016/ink" xmlns:am3d="http://schemas.microsoft.com/office/drawing/2017/model3d" xmlns:o="urn:schemas-microsoft-com:office:office" xmlns:oel="http://schemas.microsoft.com/office/2019/extlst" xmlns:r="http://schemas.openxmlformats.org/officeDocument/2006/relationships" xmlns:m="http://schemas.openxmlformats.org/officeDocument/2006/math" xmlns:v="urn:schemas-microsoft-com:vml" xmlns:wp14="http://schemas.microsoft.com/office/word/2010/wordprocessingDrawing" xmlns:wp="http://schemas.openxmlformats.org/drawingml/2006/wordprocessingDrawing" xmlns:w10="urn:schemas-microsoft-com:office:word" xmlns:w="http://schemas.openxmlformats.org/wordprocessingml/2006/main" xmlns:w14="http://schemas.microsoft.com/office/word/2010/wordml" xmlns:w15="http://schemas.microsoft.com/office/word/2012/wordml" xmlns:w16cex="http://schemas.microsoft.com/office/word/2018/wordml/cex" xmlns:w16cid="http://schemas.microsoft.com/office/word/2016/wordml/cid" xmlns:w16="http://schemas.microsoft.com/office/word/2018/wordml" xmlns:w16du="http://schemas.microsoft.com/office/word/2023/wordml/word16du" xmlns:w16sdtdh="http://schemas.microsoft.com/office/word/2020/wordml/sdtdatahash" xmlns:w16sdtfl="http://schemas.microsoft.com/office/word/2024/wordml/sdtformatlock" xmlns:w16se="http://schemas.microsoft.com/office/word/2015/wordml/symex" xmlns:wpg="http://schemas.microsoft.com/office/word/2010/wordprocessingGroup" xmlns:wpi="http://schemas.microsoft.com/office/word/2010/wordprocessingInk" xmlns:wne="http://schemas.microsoft.com/office/word/2006/wordml" xmlns:wps="http://schemas.microsoft.com/office/word/2010/wordprocessingShape" mc:Ignorable="w14 w15 w16se w16cid w16 w16cex w16sdtdh w16sdtfl w16du wp14">
   <w:footnote w:type="separator" w:id="-1">
     <w:p>
       <w:pPr>
@@ -18509,7 +17875,7 @@
 </file>
 
 <file path=word/header1.xml><?xml version="1.0" encoding="utf-8"?>
-<w:hdr xmlns:wpc="http://schemas.microsoft.com/office/word/2010/wordprocessingCanvas" xmlns:cx="http://schemas.microsoft.com/office/drawing/2014/chartex" xmlns:cx1="http://schemas.microsoft.com/office/drawing/2015/9/8/chartex" xmlns:cx2="http://schemas.microsoft.com/office/drawing/2015/10/21/chartex" xmlns:cx3="http://schemas.microsoft.com/office/drawing/2016/5/9/chartex" xmlns:cx4="http://schemas.microsoft.com/office/drawing/2016/5/10/chartex" xmlns:cx5="http://schemas.microsoft.com/office/drawing/2016/5/11/chartex" xmlns:cx6="http://schemas.microsoft.com/office/drawing/2016/5/12/chartex" xmlns:cx7="http://schemas.microsoft.com/office/drawing/2016/5/13/chartex" xmlns:cx8="http://schemas.microsoft.com/office/drawing/2016/5/14/chartex" xmlns:mc="http://schemas.openxmlformats.org/markup-compatibility/2006" xmlns:aink="http://schemas.microsoft.com/office/drawing/2016/ink" xmlns:am3d="http://schemas.microsoft.com/office/drawing/2017/model3d" xmlns:o="urn:schemas-microsoft-com:office:office" xmlns:r="http://schemas.openxmlformats.org/officeDocument/2006/relationships" xmlns:m="http://schemas.openxmlformats.org/officeDocument/2006/math" xmlns:v="urn:schemas-microsoft-com:vml" xmlns:wp14="http://schemas.microsoft.com/office/word/2010/wordprocessingDrawing" xmlns:wp="http://schemas.openxmlformats.org/drawingml/2006/wordprocessingDrawing" xmlns:w10="urn:schemas-microsoft-com:office:word" xmlns:w="http://schemas.openxmlformats.org/wordprocessingml/2006/main" xmlns:w14="http://schemas.microsoft.com/office/word/2010/wordml" xmlns:w15="http://schemas.microsoft.com/office/word/2012/wordml" xmlns:w16cex="http://schemas.microsoft.com/office/word/2018/wordml/cex" xmlns:w16cid="http://schemas.microsoft.com/office/word/2016/wordml/cid" xmlns:w16="http://schemas.microsoft.com/office/word/2018/wordml" xmlns:w16sdtdh="http://schemas.microsoft.com/office/word/2020/wordml/sdtdatahash" xmlns:w16se="http://schemas.microsoft.com/office/word/2015/wordml/symex" xmlns:wpg="http://schemas.microsoft.com/office/word/2010/wordprocessingGroup" xmlns:wpi="http://schemas.microsoft.com/office/word/2010/wordprocessingInk" xmlns:wne="http://schemas.microsoft.com/office/word/2006/wordml" xmlns:wps="http://schemas.microsoft.com/office/word/2010/wordprocessingShape" mc:Ignorable="w14 w15 w16se w16cid w16 w16cex w16sdtdh wp14">
+<w:hdr xmlns:wpc="http://schemas.microsoft.com/office/word/2010/wordprocessingCanvas" xmlns:cx="http://schemas.microsoft.com/office/drawing/2014/chartex" xmlns:cx1="http://schemas.microsoft.com/office/drawing/2015/9/8/chartex" xmlns:cx2="http://schemas.microsoft.com/office/drawing/2015/10/21/chartex" xmlns:cx3="http://schemas.microsoft.com/office/drawing/2016/5/9/chartex" xmlns:cx4="http://schemas.microsoft.com/office/drawing/2016/5/10/chartex" xmlns:cx5="http://schemas.microsoft.com/office/drawing/2016/5/11/chartex" xmlns:cx6="http://schemas.microsoft.com/office/drawing/2016/5/12/chartex" xmlns:cx7="http://schemas.microsoft.com/office/drawing/2016/5/13/chartex" xmlns:cx8="http://schemas.microsoft.com/office/drawing/2016/5/14/chartex" xmlns:mc="http://schemas.openxmlformats.org/markup-compatibility/2006" xmlns:aink="http://schemas.microsoft.com/office/drawing/2016/ink" xmlns:am3d="http://schemas.microsoft.com/office/drawing/2017/model3d" xmlns:o="urn:schemas-microsoft-com:office:office" xmlns:oel="http://schemas.microsoft.com/office/2019/extlst" xmlns:r="http://schemas.openxmlformats.org/officeDocument/2006/relationships" xmlns:m="http://schemas.openxmlformats.org/officeDocument/2006/math" xmlns:v="urn:schemas-microsoft-com:vml" xmlns:wp14="http://schemas.microsoft.com/office/word/2010/wordprocessingDrawing" xmlns:wp="http://schemas.openxmlformats.org/drawingml/2006/wordprocessingDrawing" xmlns:w10="urn:schemas-microsoft-com:office:word" xmlns:w="http://schemas.openxmlformats.org/wordprocessingml/2006/main" xmlns:w14="http://schemas.microsoft.com/office/word/2010/wordml" xmlns:w15="http://schemas.microsoft.com/office/word/2012/wordml" xmlns:w16cex="http://schemas.microsoft.com/office/word/2018/wordml/cex" xmlns:w16cid="http://schemas.microsoft.com/office/word/2016/wordml/cid" xmlns:w16="http://schemas.microsoft.com/office/word/2018/wordml" xmlns:w16du="http://schemas.microsoft.com/office/word/2023/wordml/word16du" xmlns:w16sdtdh="http://schemas.microsoft.com/office/word/2020/wordml/sdtdatahash" xmlns:w16sdtfl="http://schemas.microsoft.com/office/word/2024/wordml/sdtformatlock" xmlns:w16se="http://schemas.microsoft.com/office/word/2015/wordml/symex" xmlns:wpg="http://schemas.microsoft.com/office/word/2010/wordprocessingGroup" xmlns:wpi="http://schemas.microsoft.com/office/word/2010/wordprocessingInk" xmlns:wne="http://schemas.microsoft.com/office/word/2006/wordml" xmlns:wps="http://schemas.microsoft.com/office/word/2010/wordprocessingShape" mc:Ignorable="w14 w15 w16se w16cid w16 w16cex w16sdtdh w16sdtfl w16du wp14">
   <w:p>
     <w:pPr>
       <w:pStyle w:val="Encabezado"/>
@@ -18595,7 +17961,7 @@
 </file>
 
 <file path=word/numbering.xml><?xml version="1.0" encoding="utf-8"?>
-<w:numbering xmlns:wpc="http://schemas.microsoft.com/office/word/2010/wordprocessingCanvas" xmlns:cx="http://schemas.microsoft.com/office/drawing/2014/chartex" xmlns:cx1="http://schemas.microsoft.com/office/drawing/2015/9/8/chartex" xmlns:cx2="http://schemas.microsoft.com/office/drawing/2015/10/21/chartex" xmlns:cx3="http://schemas.microsoft.com/office/drawing/2016/5/9/chartex" xmlns:cx4="http://schemas.microsoft.com/office/drawing/2016/5/10/chartex" xmlns:cx5="http://schemas.microsoft.com/office/drawing/2016/5/11/chartex" xmlns:cx6="http://schemas.microsoft.com/office/drawing/2016/5/12/chartex" xmlns:cx7="http://schemas.microsoft.com/office/drawing/2016/5/13/chartex" xmlns:cx8="http://schemas.microsoft.com/office/drawing/2016/5/14/chartex" xmlns:mc="http://schemas.openxmlformats.org/markup-compatibility/2006" xmlns:aink="http://schemas.microsoft.com/office/drawing/2016/ink" xmlns:am3d="http://schemas.microsoft.com/office/drawing/2017/model3d" xmlns:o="urn:schemas-microsoft-com:office:office" xmlns:r="http://schemas.openxmlformats.org/officeDocument/2006/relationships" xmlns:m="http://schemas.openxmlformats.org/officeDocument/2006/math" xmlns:v="urn:schemas-microsoft-com:vml" xmlns:wp14="http://schemas.microsoft.com/office/word/2010/wordprocessingDrawing" xmlns:wp="http://schemas.openxmlformats.org/drawingml/2006/wordprocessingDrawing" xmlns:w10="urn:schemas-microsoft-com:office:word" xmlns:w="http://schemas.openxmlformats.org/wordprocessingml/2006/main" xmlns:w14="http://schemas.microsoft.com/office/word/2010/wordml" xmlns:w15="http://schemas.microsoft.com/office/word/2012/wordml" xmlns:w16cex="http://schemas.microsoft.com/office/word/2018/wordml/cex" xmlns:w16cid="http://schemas.microsoft.com/office/word/2016/wordml/cid" xmlns:w16="http://schemas.microsoft.com/office/word/2018/wordml" xmlns:w16sdtdh="http://schemas.microsoft.com/office/word/2020/wordml/sdtdatahash" xmlns:w16se="http://schemas.microsoft.com/office/word/2015/wordml/symex" xmlns:wpg="http://schemas.microsoft.com/office/word/2010/wordprocessingGroup" xmlns:wpi="http://schemas.microsoft.com/office/word/2010/wordprocessingInk" xmlns:wne="http://schemas.microsoft.com/office/word/2006/wordml" xmlns:wps="http://schemas.microsoft.com/office/word/2010/wordprocessingShape" mc:Ignorable="w14 w15 w16se w16cid w16 w16cex w16sdtdh wp14">
+<w:numbering xmlns:wpc="http://schemas.microsoft.com/office/word/2010/wordprocessingCanvas" xmlns:cx="http://schemas.microsoft.com/office/drawing/2014/chartex" xmlns:cx1="http://schemas.microsoft.com/office/drawing/2015/9/8/chartex" xmlns:cx2="http://schemas.microsoft.com/office/drawing/2015/10/21/chartex" xmlns:cx3="http://schemas.microsoft.com/office/drawing/2016/5/9/chartex" xmlns:cx4="http://schemas.microsoft.com/office/drawing/2016/5/10/chartex" xmlns:cx5="http://schemas.microsoft.com/office/drawing/2016/5/11/chartex" xmlns:cx6="http://schemas.microsoft.com/office/drawing/2016/5/12/chartex" xmlns:cx7="http://schemas.microsoft.com/office/drawing/2016/5/13/chartex" xmlns:cx8="http://schemas.microsoft.com/office/drawing/2016/5/14/chartex" xmlns:mc="http://schemas.openxmlformats.org/markup-compatibility/2006" xmlns:aink="http://schemas.microsoft.com/office/drawing/2016/ink" xmlns:am3d="http://schemas.microsoft.com/office/drawing/2017/model3d" xmlns:o="urn:schemas-microsoft-com:office:office" xmlns:oel="http://schemas.microsoft.com/office/2019/extlst" xmlns:r="http://schemas.openxmlformats.org/officeDocument/2006/relationships" xmlns:m="http://schemas.openxmlformats.org/officeDocument/2006/math" xmlns:v="urn:schemas-microsoft-com:vml" xmlns:wp14="http://schemas.microsoft.com/office/word/2010/wordprocessingDrawing" xmlns:wp="http://schemas.openxmlformats.org/drawingml/2006/wordprocessingDrawing" xmlns:w10="urn:schemas-microsoft-com:office:word" xmlns:w="http://schemas.openxmlformats.org/wordprocessingml/2006/main" xmlns:w14="http://schemas.microsoft.com/office/word/2010/wordml" xmlns:w15="http://schemas.microsoft.com/office/word/2012/wordml" xmlns:w16cex="http://schemas.microsoft.com/office/word/2018/wordml/cex" xmlns:w16cid="http://schemas.microsoft.com/office/word/2016/wordml/cid" xmlns:w16="http://schemas.microsoft.com/office/word/2018/wordml" xmlns:w16du="http://schemas.microsoft.com/office/word/2023/wordml/word16du" xmlns:w16sdtdh="http://schemas.microsoft.com/office/word/2020/wordml/sdtdatahash" xmlns:w16sdtfl="http://schemas.microsoft.com/office/word/2024/wordml/sdtformatlock" xmlns:w16se="http://schemas.microsoft.com/office/word/2015/wordml/symex" xmlns:wpg="http://schemas.microsoft.com/office/word/2010/wordprocessingGroup" xmlns:wpi="http://schemas.microsoft.com/office/word/2010/wordprocessingInk" xmlns:wne="http://schemas.microsoft.com/office/word/2006/wordml" xmlns:wps="http://schemas.microsoft.com/office/word/2010/wordprocessingShape" mc:Ignorable="w14 w15 w16se w16cid w16 w16cex w16sdtdh w16sdtfl w16du wp14">
   <w:abstractNum w:abstractNumId="0" w15:restartNumberingAfterBreak="0">
     <w:nsid w:val="FFFFFF89"/>
     <w:multiLevelType w:val="singleLevel"/>
@@ -31715,358 +31081,358 @@
       </w:rPr>
     </w:lvl>
   </w:abstractNum>
-  <w:num w:numId="1">
+  <w:num w:numId="1" w16cid:durableId="1838231443">
     <w:abstractNumId w:val="0"/>
   </w:num>
-  <w:num w:numId="2">
+  <w:num w:numId="2" w16cid:durableId="1718777146">
     <w:abstractNumId w:val="27"/>
   </w:num>
-  <w:num w:numId="3">
+  <w:num w:numId="3" w16cid:durableId="819688042">
     <w:abstractNumId w:val="77"/>
   </w:num>
-  <w:num w:numId="4">
+  <w:num w:numId="4" w16cid:durableId="1782728364">
     <w:abstractNumId w:val="43"/>
   </w:num>
-  <w:num w:numId="5">
+  <w:num w:numId="5" w16cid:durableId="822888918">
     <w:abstractNumId w:val="53"/>
   </w:num>
-  <w:num w:numId="6">
+  <w:num w:numId="6" w16cid:durableId="1036007016">
     <w:abstractNumId w:val="70"/>
   </w:num>
-  <w:num w:numId="7">
+  <w:num w:numId="7" w16cid:durableId="257446711">
     <w:abstractNumId w:val="6"/>
   </w:num>
-  <w:num w:numId="8">
+  <w:num w:numId="8" w16cid:durableId="407309080">
     <w:abstractNumId w:val="55"/>
   </w:num>
-  <w:num w:numId="9">
+  <w:num w:numId="9" w16cid:durableId="230776588">
     <w:abstractNumId w:val="54"/>
   </w:num>
-  <w:num w:numId="10">
+  <w:num w:numId="10" w16cid:durableId="1791312644">
     <w:abstractNumId w:val="58"/>
   </w:num>
-  <w:num w:numId="11">
+  <w:num w:numId="11" w16cid:durableId="1698845429">
     <w:abstractNumId w:val="105"/>
   </w:num>
-  <w:num w:numId="12">
+  <w:num w:numId="12" w16cid:durableId="1415517843">
     <w:abstractNumId w:val="3"/>
   </w:num>
-  <w:num w:numId="13">
+  <w:num w:numId="13" w16cid:durableId="1029572887">
     <w:abstractNumId w:val="108"/>
   </w:num>
-  <w:num w:numId="14">
+  <w:num w:numId="14" w16cid:durableId="381251345">
     <w:abstractNumId w:val="116"/>
   </w:num>
-  <w:num w:numId="15">
+  <w:num w:numId="15" w16cid:durableId="438836958">
     <w:abstractNumId w:val="64"/>
   </w:num>
-  <w:num w:numId="16">
+  <w:num w:numId="16" w16cid:durableId="1079714926">
     <w:abstractNumId w:val="71"/>
   </w:num>
-  <w:num w:numId="17">
+  <w:num w:numId="17" w16cid:durableId="1792356858">
     <w:abstractNumId w:val="61"/>
   </w:num>
-  <w:num w:numId="18">
+  <w:num w:numId="18" w16cid:durableId="1325544294">
     <w:abstractNumId w:val="33"/>
   </w:num>
-  <w:num w:numId="19">
+  <w:num w:numId="19" w16cid:durableId="590432470">
     <w:abstractNumId w:val="93"/>
   </w:num>
-  <w:num w:numId="20">
+  <w:num w:numId="20" w16cid:durableId="1622036543">
     <w:abstractNumId w:val="9"/>
   </w:num>
-  <w:num w:numId="21">
+  <w:num w:numId="21" w16cid:durableId="1959794738">
     <w:abstractNumId w:val="42"/>
   </w:num>
-  <w:num w:numId="22">
+  <w:num w:numId="22" w16cid:durableId="133832576">
     <w:abstractNumId w:val="49"/>
   </w:num>
-  <w:num w:numId="23">
+  <w:num w:numId="23" w16cid:durableId="1957254896">
     <w:abstractNumId w:val="113"/>
   </w:num>
-  <w:num w:numId="24">
+  <w:num w:numId="24" w16cid:durableId="1091656616">
     <w:abstractNumId w:val="46"/>
   </w:num>
-  <w:num w:numId="25">
+  <w:num w:numId="25" w16cid:durableId="568685524">
     <w:abstractNumId w:val="60"/>
   </w:num>
-  <w:num w:numId="26">
+  <w:num w:numId="26" w16cid:durableId="59258604">
     <w:abstractNumId w:val="83"/>
   </w:num>
-  <w:num w:numId="27">
+  <w:num w:numId="27" w16cid:durableId="109668165">
     <w:abstractNumId w:val="101"/>
   </w:num>
-  <w:num w:numId="28">
+  <w:num w:numId="28" w16cid:durableId="97524406">
     <w:abstractNumId w:val="68"/>
   </w:num>
-  <w:num w:numId="29">
+  <w:num w:numId="29" w16cid:durableId="1220433762">
     <w:abstractNumId w:val="38"/>
   </w:num>
-  <w:num w:numId="30">
+  <w:num w:numId="30" w16cid:durableId="1686862879">
     <w:abstractNumId w:val="82"/>
   </w:num>
-  <w:num w:numId="31">
+  <w:num w:numId="31" w16cid:durableId="1076824886">
     <w:abstractNumId w:val="114"/>
   </w:num>
-  <w:num w:numId="32">
+  <w:num w:numId="32" w16cid:durableId="1286353994">
     <w:abstractNumId w:val="100"/>
   </w:num>
-  <w:num w:numId="33">
+  <w:num w:numId="33" w16cid:durableId="1402099835">
     <w:abstractNumId w:val="45"/>
   </w:num>
-  <w:num w:numId="34">
+  <w:num w:numId="34" w16cid:durableId="547256388">
     <w:abstractNumId w:val="98"/>
   </w:num>
-  <w:num w:numId="35">
+  <w:num w:numId="35" w16cid:durableId="1320962932">
     <w:abstractNumId w:val="48"/>
   </w:num>
-  <w:num w:numId="36">
+  <w:num w:numId="36" w16cid:durableId="22941792">
     <w:abstractNumId w:val="35"/>
   </w:num>
-  <w:num w:numId="37">
+  <w:num w:numId="37" w16cid:durableId="505945905">
     <w:abstractNumId w:val="75"/>
   </w:num>
-  <w:num w:numId="38">
+  <w:num w:numId="38" w16cid:durableId="2118671897">
     <w:abstractNumId w:val="12"/>
   </w:num>
-  <w:num w:numId="39">
+  <w:num w:numId="39" w16cid:durableId="1042628938">
     <w:abstractNumId w:val="47"/>
   </w:num>
-  <w:num w:numId="40">
+  <w:num w:numId="40" w16cid:durableId="2114783155">
     <w:abstractNumId w:val="59"/>
   </w:num>
-  <w:num w:numId="41">
+  <w:num w:numId="41" w16cid:durableId="2107529315">
     <w:abstractNumId w:val="8"/>
   </w:num>
-  <w:num w:numId="42">
+  <w:num w:numId="42" w16cid:durableId="338119763">
     <w:abstractNumId w:val="52"/>
   </w:num>
-  <w:num w:numId="43">
+  <w:num w:numId="43" w16cid:durableId="444613770">
     <w:abstractNumId w:val="90"/>
   </w:num>
-  <w:num w:numId="44">
+  <w:num w:numId="44" w16cid:durableId="1528525872">
     <w:abstractNumId w:val="110"/>
   </w:num>
-  <w:num w:numId="45">
+  <w:num w:numId="45" w16cid:durableId="506947098">
     <w:abstractNumId w:val="32"/>
   </w:num>
-  <w:num w:numId="46">
+  <w:num w:numId="46" w16cid:durableId="580333747">
     <w:abstractNumId w:val="88"/>
   </w:num>
-  <w:num w:numId="47">
+  <w:num w:numId="47" w16cid:durableId="1876843780">
     <w:abstractNumId w:val="102"/>
   </w:num>
-  <w:num w:numId="48">
+  <w:num w:numId="48" w16cid:durableId="671375671">
     <w:abstractNumId w:val="104"/>
   </w:num>
-  <w:num w:numId="49">
+  <w:num w:numId="49" w16cid:durableId="214630652">
     <w:abstractNumId w:val="89"/>
   </w:num>
-  <w:num w:numId="50">
+  <w:num w:numId="50" w16cid:durableId="2095861557">
     <w:abstractNumId w:val="7"/>
   </w:num>
-  <w:num w:numId="51">
+  <w:num w:numId="51" w16cid:durableId="1310279894">
     <w:abstractNumId w:val="28"/>
   </w:num>
-  <w:num w:numId="52">
+  <w:num w:numId="52" w16cid:durableId="1345472783">
     <w:abstractNumId w:val="19"/>
   </w:num>
-  <w:num w:numId="53">
+  <w:num w:numId="53" w16cid:durableId="2025980343">
     <w:abstractNumId w:val="106"/>
   </w:num>
-  <w:num w:numId="54">
+  <w:num w:numId="54" w16cid:durableId="883980356">
     <w:abstractNumId w:val="97"/>
   </w:num>
-  <w:num w:numId="55">
+  <w:num w:numId="55" w16cid:durableId="829296060">
     <w:abstractNumId w:val="44"/>
   </w:num>
-  <w:num w:numId="56">
+  <w:num w:numId="56" w16cid:durableId="29040593">
     <w:abstractNumId w:val="26"/>
   </w:num>
-  <w:num w:numId="57">
+  <w:num w:numId="57" w16cid:durableId="598876796">
     <w:abstractNumId w:val="69"/>
   </w:num>
-  <w:num w:numId="58">
+  <w:num w:numId="58" w16cid:durableId="1403066291">
     <w:abstractNumId w:val="66"/>
   </w:num>
-  <w:num w:numId="59">
+  <w:num w:numId="59" w16cid:durableId="1780833431">
     <w:abstractNumId w:val="50"/>
   </w:num>
-  <w:num w:numId="60">
+  <w:num w:numId="60" w16cid:durableId="698434035">
     <w:abstractNumId w:val="16"/>
   </w:num>
-  <w:num w:numId="61">
+  <w:num w:numId="61" w16cid:durableId="613054113">
     <w:abstractNumId w:val="109"/>
   </w:num>
-  <w:num w:numId="62">
+  <w:num w:numId="62" w16cid:durableId="557978955">
     <w:abstractNumId w:val="39"/>
   </w:num>
-  <w:num w:numId="63">
+  <w:num w:numId="63" w16cid:durableId="1123233725">
     <w:abstractNumId w:val="36"/>
   </w:num>
-  <w:num w:numId="64">
+  <w:num w:numId="64" w16cid:durableId="1475298314">
     <w:abstractNumId w:val="62"/>
   </w:num>
-  <w:num w:numId="65">
+  <w:num w:numId="65" w16cid:durableId="838154218">
     <w:abstractNumId w:val="96"/>
   </w:num>
-  <w:num w:numId="66">
+  <w:num w:numId="66" w16cid:durableId="1040008172">
     <w:abstractNumId w:val="91"/>
   </w:num>
-  <w:num w:numId="67">
+  <w:num w:numId="67" w16cid:durableId="819271227">
     <w:abstractNumId w:val="107"/>
   </w:num>
-  <w:num w:numId="68">
+  <w:num w:numId="68" w16cid:durableId="265314087">
     <w:abstractNumId w:val="78"/>
   </w:num>
-  <w:num w:numId="69">
+  <w:num w:numId="69" w16cid:durableId="1042251169">
     <w:abstractNumId w:val="94"/>
   </w:num>
-  <w:num w:numId="70">
+  <w:num w:numId="70" w16cid:durableId="2106533431">
     <w:abstractNumId w:val="1"/>
   </w:num>
-  <w:num w:numId="71">
+  <w:num w:numId="71" w16cid:durableId="1178540328">
     <w:abstractNumId w:val="34"/>
   </w:num>
-  <w:num w:numId="72">
+  <w:num w:numId="72" w16cid:durableId="747003047">
     <w:abstractNumId w:val="76"/>
   </w:num>
-  <w:num w:numId="73">
+  <w:num w:numId="73" w16cid:durableId="2004119786">
     <w:abstractNumId w:val="65"/>
   </w:num>
-  <w:num w:numId="74">
+  <w:num w:numId="74" w16cid:durableId="2033021950">
     <w:abstractNumId w:val="37"/>
   </w:num>
-  <w:num w:numId="75">
+  <w:num w:numId="75" w16cid:durableId="1909880808">
     <w:abstractNumId w:val="21"/>
   </w:num>
-  <w:num w:numId="76">
+  <w:num w:numId="76" w16cid:durableId="1298994910">
     <w:abstractNumId w:val="41"/>
   </w:num>
-  <w:num w:numId="77">
+  <w:num w:numId="77" w16cid:durableId="1028064152">
     <w:abstractNumId w:val="74"/>
   </w:num>
-  <w:num w:numId="78">
+  <w:num w:numId="78" w16cid:durableId="1344555379">
     <w:abstractNumId w:val="23"/>
   </w:num>
-  <w:num w:numId="79">
+  <w:num w:numId="79" w16cid:durableId="1863738036">
     <w:abstractNumId w:val="103"/>
   </w:num>
-  <w:num w:numId="80">
+  <w:num w:numId="80" w16cid:durableId="1335232019">
     <w:abstractNumId w:val="73"/>
   </w:num>
-  <w:num w:numId="81">
+  <w:num w:numId="81" w16cid:durableId="584538903">
     <w:abstractNumId w:val="81"/>
   </w:num>
-  <w:num w:numId="82">
+  <w:num w:numId="82" w16cid:durableId="1867785784">
     <w:abstractNumId w:val="20"/>
   </w:num>
-  <w:num w:numId="83">
+  <w:num w:numId="83" w16cid:durableId="4940209">
     <w:abstractNumId w:val="95"/>
   </w:num>
-  <w:num w:numId="84">
+  <w:num w:numId="84" w16cid:durableId="539435686">
     <w:abstractNumId w:val="11"/>
   </w:num>
-  <w:num w:numId="85">
+  <w:num w:numId="85" w16cid:durableId="1530753180">
     <w:abstractNumId w:val="117"/>
   </w:num>
-  <w:num w:numId="86">
+  <w:num w:numId="86" w16cid:durableId="2017800509">
     <w:abstractNumId w:val="51"/>
   </w:num>
-  <w:num w:numId="87">
+  <w:num w:numId="87" w16cid:durableId="650450912">
     <w:abstractNumId w:val="86"/>
   </w:num>
-  <w:num w:numId="88">
+  <w:num w:numId="88" w16cid:durableId="582107110">
     <w:abstractNumId w:val="10"/>
   </w:num>
-  <w:num w:numId="89">
+  <w:num w:numId="89" w16cid:durableId="1086538309">
     <w:abstractNumId w:val="57"/>
   </w:num>
-  <w:num w:numId="90">
+  <w:num w:numId="90" w16cid:durableId="1005010725">
     <w:abstractNumId w:val="84"/>
   </w:num>
-  <w:num w:numId="91">
+  <w:num w:numId="91" w16cid:durableId="1370182103">
     <w:abstractNumId w:val="30"/>
   </w:num>
-  <w:num w:numId="92">
+  <w:num w:numId="92" w16cid:durableId="957642492">
     <w:abstractNumId w:val="18"/>
   </w:num>
-  <w:num w:numId="93">
+  <w:num w:numId="93" w16cid:durableId="1695035681">
     <w:abstractNumId w:val="14"/>
   </w:num>
-  <w:num w:numId="94">
+  <w:num w:numId="94" w16cid:durableId="743532051">
     <w:abstractNumId w:val="99"/>
   </w:num>
-  <w:num w:numId="95">
+  <w:num w:numId="95" w16cid:durableId="516315609">
     <w:abstractNumId w:val="115"/>
   </w:num>
-  <w:num w:numId="96">
+  <w:num w:numId="96" w16cid:durableId="1418820990">
     <w:abstractNumId w:val="4"/>
   </w:num>
-  <w:num w:numId="97">
+  <w:num w:numId="97" w16cid:durableId="1123883095">
     <w:abstractNumId w:val="111"/>
   </w:num>
-  <w:num w:numId="98">
+  <w:num w:numId="98" w16cid:durableId="1778595898">
     <w:abstractNumId w:val="22"/>
   </w:num>
-  <w:num w:numId="99">
+  <w:num w:numId="99" w16cid:durableId="841117206">
     <w:abstractNumId w:val="24"/>
   </w:num>
-  <w:num w:numId="100">
+  <w:num w:numId="100" w16cid:durableId="353843588">
     <w:abstractNumId w:val="67"/>
   </w:num>
-  <w:num w:numId="101">
+  <w:num w:numId="101" w16cid:durableId="1916936963">
     <w:abstractNumId w:val="25"/>
   </w:num>
-  <w:num w:numId="102">
+  <w:num w:numId="102" w16cid:durableId="411702967">
     <w:abstractNumId w:val="72"/>
   </w:num>
-  <w:num w:numId="103">
+  <w:num w:numId="103" w16cid:durableId="452136524">
     <w:abstractNumId w:val="17"/>
   </w:num>
-  <w:num w:numId="104">
+  <w:num w:numId="104" w16cid:durableId="1579630762">
     <w:abstractNumId w:val="13"/>
   </w:num>
-  <w:num w:numId="105">
+  <w:num w:numId="105" w16cid:durableId="1740784381">
     <w:abstractNumId w:val="79"/>
   </w:num>
-  <w:num w:numId="106">
+  <w:num w:numId="106" w16cid:durableId="866984991">
     <w:abstractNumId w:val="112"/>
   </w:num>
-  <w:num w:numId="107">
+  <w:num w:numId="107" w16cid:durableId="770200560">
     <w:abstractNumId w:val="63"/>
   </w:num>
-  <w:num w:numId="108">
+  <w:num w:numId="108" w16cid:durableId="1887061334">
     <w:abstractNumId w:val="2"/>
   </w:num>
-  <w:num w:numId="109">
+  <w:num w:numId="109" w16cid:durableId="2123842441">
     <w:abstractNumId w:val="56"/>
   </w:num>
-  <w:num w:numId="110">
+  <w:num w:numId="110" w16cid:durableId="2040935372">
     <w:abstractNumId w:val="85"/>
   </w:num>
-  <w:num w:numId="111">
+  <w:num w:numId="111" w16cid:durableId="37516224">
     <w:abstractNumId w:val="80"/>
   </w:num>
-  <w:num w:numId="112">
+  <w:num w:numId="112" w16cid:durableId="762190171">
     <w:abstractNumId w:val="40"/>
   </w:num>
-  <w:num w:numId="113">
+  <w:num w:numId="113" w16cid:durableId="79913644">
     <w:abstractNumId w:val="5"/>
   </w:num>
-  <w:num w:numId="114">
+  <w:num w:numId="114" w16cid:durableId="2073891381">
     <w:abstractNumId w:val="92"/>
   </w:num>
-  <w:num w:numId="115">
+  <w:num w:numId="115" w16cid:durableId="1080978218">
     <w:abstractNumId w:val="15"/>
   </w:num>
-  <w:num w:numId="116">
+  <w:num w:numId="116" w16cid:durableId="1632443506">
     <w:abstractNumId w:val="31"/>
   </w:num>
-  <w:num w:numId="117">
+  <w:num w:numId="117" w16cid:durableId="259726371">
     <w:abstractNumId w:val="29"/>
   </w:num>
-  <w:num w:numId="118">
+  <w:num w:numId="118" w16cid:durableId="8604901">
     <w:abstractNumId w:val="87"/>
   </w:num>
   <w:numIdMacAtCleanup w:val="118"/>
@@ -32074,7 +31440,7 @@
 </file>
 
 <file path=word/styles.xml><?xml version="1.0" encoding="utf-8"?>
-<w:styles xmlns:mc="http://schemas.openxmlformats.org/markup-compatibility/2006" xmlns:r="http://schemas.openxmlformats.org/officeDocument/2006/relationships" xmlns:w="http://schemas.openxmlformats.org/wordprocessingml/2006/main" xmlns:w14="http://schemas.microsoft.com/office/word/2010/wordml" xmlns:w15="http://schemas.microsoft.com/office/word/2012/wordml" xmlns:w16cex="http://schemas.microsoft.com/office/word/2018/wordml/cex" xmlns:w16cid="http://schemas.microsoft.com/office/word/2016/wordml/cid" xmlns:w16="http://schemas.microsoft.com/office/word/2018/wordml" xmlns:w16sdtdh="http://schemas.microsoft.com/office/word/2020/wordml/sdtdatahash" xmlns:w16se="http://schemas.microsoft.com/office/word/2015/wordml/symex" mc:Ignorable="w14 w15 w16se w16cid w16 w16cex w16sdtdh">
+<w:styles xmlns:mc="http://schemas.openxmlformats.org/markup-compatibility/2006" xmlns:r="http://schemas.openxmlformats.org/officeDocument/2006/relationships" xmlns:w="http://schemas.openxmlformats.org/wordprocessingml/2006/main" xmlns:w14="http://schemas.microsoft.com/office/word/2010/wordml" xmlns:w15="http://schemas.microsoft.com/office/word/2012/wordml" xmlns:w16cex="http://schemas.microsoft.com/office/word/2018/wordml/cex" xmlns:w16cid="http://schemas.microsoft.com/office/word/2016/wordml/cid" xmlns:w16="http://schemas.microsoft.com/office/word/2018/wordml" xmlns:w16du="http://schemas.microsoft.com/office/word/2023/wordml/word16du" xmlns:w16sdtdh="http://schemas.microsoft.com/office/word/2020/wordml/sdtdatahash" xmlns:w16sdtfl="http://schemas.microsoft.com/office/word/2024/wordml/sdtformatlock" xmlns:w16se="http://schemas.microsoft.com/office/word/2015/wordml/symex" mc:Ignorable="w14 w15 w16se w16cid w16 w16cex w16sdtdh w16sdtfl w16du">
   <w:docDefaults>
     <w:rPrDefault>
       <w:rPr>
@@ -33421,7 +32787,7 @@
       </w:rPr>
     </w:tblStylePr>
   </w:style>
-  <w:style w:type="character" w:styleId="Textoennegrita">
+  <w:style w:type="character" w:styleId="Fuerte">
     <w:name w:val="Strong"/>
     <w:basedOn w:val="Fuentedeprrafopredeter"/>
     <w:uiPriority w:val="22"/>
@@ -33825,19 +33191,6 @@
 </file>
 
 <file path=customXml/item2.xml><?xml version="1.0" encoding="utf-8"?>
-<?mso-contentType ?>
-<FormTemplates xmlns="http://schemas.microsoft.com/sharepoint/v3/contenttype/forms">
-  <Display>DocumentLibraryForm</Display>
-  <Edit>DocumentLibraryForm</Edit>
-  <New>DocumentLibraryForm</New>
-</FormTemplates>
-</file>
-
-<file path=customXml/item3.xml><?xml version="1.0" encoding="utf-8"?>
-<b:Sources xmlns:b="http://schemas.openxmlformats.org/officeDocument/2006/bibliography" xmlns="http://schemas.openxmlformats.org/officeDocument/2006/bibliography" SelectedStyle="\APASixthEditionOfficeOnline.xsl" StyleName="APA" Version="6"/>
-</file>
-
-<file path=customXml/item4.xml><?xml version="1.0" encoding="utf-8"?>
 <ct:contentTypeSchema xmlns:ct="http://schemas.microsoft.com/office/2006/metadata/contentType" xmlns:ma="http://schemas.microsoft.com/office/2006/metadata/properties/metaAttributes" ct:_="" ma:_="" ma:contentTypeName="Documento" ma:contentTypeID="0x0101006A81D6BD42E8DF4C91013959704817E1" ma:contentTypeVersion="15" ma:contentTypeDescription="Crear nuevo documento." ma:contentTypeScope="" ma:versionID="bf4f72ffd194f0963ff564daca6869f7">
   <xsd:schema xmlns:xsd="http://www.w3.org/2001/XMLSchema" xmlns:xs="http://www.w3.org/2001/XMLSchema" xmlns:p="http://schemas.microsoft.com/office/2006/metadata/properties" xmlns:ns2="13c90a0b-73bc-4dc0-be5f-28d77b615beb" xmlns:ns3="13c93bba-48ce-428c-bfe5-88b42c19b028" targetNamespace="http://schemas.microsoft.com/office/2006/metadata/properties" ma:root="true" ma:fieldsID="8718d6f4873a5b1392a45044efa78385" ns2:_="" ns3:_="">
     <xsd:import namespace="13c90a0b-73bc-4dc0-be5f-28d77b615beb"/>
@@ -34072,6 +33425,19 @@
 </ct:contentTypeSchema>
 </file>
 
+<file path=customXml/item3.xml><?xml version="1.0" encoding="utf-8"?>
+<b:Sources xmlns:b="http://schemas.openxmlformats.org/officeDocument/2006/bibliography" xmlns="http://schemas.openxmlformats.org/officeDocument/2006/bibliography" SelectedStyle="\APASixthEditionOfficeOnline.xsl" StyleName="APA" Version="6"/>
+</file>
+
+<file path=customXml/item4.xml><?xml version="1.0" encoding="utf-8"?>
+<?mso-contentType ?>
+<FormTemplates xmlns="http://schemas.microsoft.com/sharepoint/v3/contenttype/forms">
+  <Display>DocumentLibraryForm</Display>
+  <Edit>DocumentLibraryForm</Edit>
+  <New>DocumentLibraryForm</New>
+</FormTemplates>
+</file>
+
 <file path=customXml/itemProps1.xml><?xml version="1.0" encoding="utf-8"?>
 <ds:datastoreItem xmlns:ds="http://schemas.openxmlformats.org/officeDocument/2006/customXml" ds:itemID="{1279454D-02BE-4A9C-A117-DCD1573E2608}">
   <ds:schemaRefs>
@@ -34084,22 +33450,6 @@
 </file>
 
 <file path=customXml/itemProps2.xml><?xml version="1.0" encoding="utf-8"?>
-<ds:datastoreItem xmlns:ds="http://schemas.openxmlformats.org/officeDocument/2006/customXml" ds:itemID="{10663269-2064-4804-8290-36D4A57F5557}">
-  <ds:schemaRefs>
-    <ds:schemaRef ds:uri="http://schemas.microsoft.com/sharepoint/v3/contenttype/forms"/>
-  </ds:schemaRefs>
-</ds:datastoreItem>
-</file>
-
-<file path=customXml/itemProps3.xml><?xml version="1.0" encoding="utf-8"?>
-<ds:datastoreItem xmlns:ds="http://schemas.openxmlformats.org/officeDocument/2006/customXml" ds:itemID="{EAE431FD-7059-4C09-804B-C9D69EB7B213}">
-  <ds:schemaRefs>
-    <ds:schemaRef ds:uri="http://schemas.openxmlformats.org/officeDocument/2006/bibliography"/>
-  </ds:schemaRefs>
-</ds:datastoreItem>
-</file>
-
-<file path=customXml/itemProps4.xml><?xml version="1.0" encoding="utf-8"?>
 <ds:datastoreItem xmlns:ds="http://schemas.openxmlformats.org/officeDocument/2006/customXml" ds:itemID="{CA14D6E7-1635-4CC9-A4B1-1B568AC86D5A}">
   <ds:schemaRefs>
     <ds:schemaRef ds:uri="http://schemas.microsoft.com/office/2006/metadata/contentType"/>
@@ -34116,4 +33466,20 @@
     <ds:schemaRef ds:uri="http://schemas.microsoft.com/internal/obd"/>
   </ds:schemaRefs>
 </ds:datastoreItem>
+</file>
+
+<file path=customXml/itemProps3.xml><?xml version="1.0" encoding="utf-8"?>
+<ds:datastoreItem xmlns:ds="http://schemas.openxmlformats.org/officeDocument/2006/customXml" ds:itemID="{EAE431FD-7059-4C09-804B-C9D69EB7B213}">
+  <ds:schemaRefs>
+    <ds:schemaRef ds:uri="http://schemas.openxmlformats.org/officeDocument/2006/bibliography"/>
+  </ds:schemaRefs>
+</ds:datastoreItem>
+</file>
+
+<file path=customXml/itemProps4.xml><?xml version="1.0" encoding="utf-8"?>
+<ds:datastoreItem xmlns:ds="http://schemas.openxmlformats.org/officeDocument/2006/customXml" ds:itemID="{10663269-2064-4804-8290-36D4A57F5557}">
+  <ds:schemaRefs>
+    <ds:schemaRef ds:uri="http://schemas.microsoft.com/sharepoint/v3/contenttype/forms"/>
+  </ds:schemaRefs>
+</ds:datastoreItem>
 </file>
--- a/fuentes/123103_CF05_DU.docx
+++ b/fuentes/123103_CF05_DU.docx
@@ -1,6 +1,6 @@
 
 <file path=word/document.xml><?xml version="1.0" encoding="utf-8"?>
-<w:document xmlns:wpc="http://schemas.microsoft.com/office/word/2010/wordprocessingCanvas" xmlns:cx="http://schemas.microsoft.com/office/drawing/2014/chartex" xmlns:cx1="http://schemas.microsoft.com/office/drawing/2015/9/8/chartex" xmlns:cx2="http://schemas.microsoft.com/office/drawing/2015/10/21/chartex" xmlns:cx3="http://schemas.microsoft.com/office/drawing/2016/5/9/chartex" xmlns:cx4="http://schemas.microsoft.com/office/drawing/2016/5/10/chartex" xmlns:cx5="http://schemas.microsoft.com/office/drawing/2016/5/11/chartex" xmlns:cx6="http://schemas.microsoft.com/office/drawing/2016/5/12/chartex" xmlns:cx7="http://schemas.microsoft.com/office/drawing/2016/5/13/chartex" xmlns:cx8="http://schemas.microsoft.com/office/drawing/2016/5/14/chartex" xmlns:mc="http://schemas.openxmlformats.org/markup-compatibility/2006" xmlns:aink="http://schemas.microsoft.com/office/drawing/2016/ink" xmlns:am3d="http://schemas.microsoft.com/office/drawing/2017/model3d" xmlns:o="urn:schemas-microsoft-com:office:office" xmlns:oel="http://schemas.microsoft.com/office/2019/extlst" xmlns:r="http://schemas.openxmlformats.org/officeDocument/2006/relationships" xmlns:m="http://schemas.openxmlformats.org/officeDocument/2006/math" xmlns:v="urn:schemas-microsoft-com:vml" xmlns:wp14="http://schemas.microsoft.com/office/word/2010/wordprocessingDrawing" xmlns:wp="http://schemas.openxmlformats.org/drawingml/2006/wordprocessingDrawing" xmlns:w10="urn:schemas-microsoft-com:office:word" xmlns:w="http://schemas.openxmlformats.org/wordprocessingml/2006/main" xmlns:w14="http://schemas.microsoft.com/office/word/2010/wordml" xmlns:w15="http://schemas.microsoft.com/office/word/2012/wordml" xmlns:w16cex="http://schemas.microsoft.com/office/word/2018/wordml/cex" xmlns:w16cid="http://schemas.microsoft.com/office/word/2016/wordml/cid" xmlns:w16="http://schemas.microsoft.com/office/word/2018/wordml" xmlns:w16du="http://schemas.microsoft.com/office/word/2023/wordml/word16du" xmlns:w16sdtdh="http://schemas.microsoft.com/office/word/2020/wordml/sdtdatahash" xmlns:w16sdtfl="http://schemas.microsoft.com/office/word/2024/wordml/sdtformatlock" xmlns:w16se="http://schemas.microsoft.com/office/word/2015/wordml/symex" xmlns:wpg="http://schemas.microsoft.com/office/word/2010/wordprocessingGroup" xmlns:wpi="http://schemas.microsoft.com/office/word/2010/wordprocessingInk" xmlns:wne="http://schemas.microsoft.com/office/word/2006/wordml" xmlns:wps="http://schemas.microsoft.com/office/word/2010/wordprocessingShape" mc:Ignorable="w14 w15 w16se w16cid w16 w16cex w16sdtdh w16sdtfl w16du wp14">
+<w:document xmlns:wpc="http://schemas.microsoft.com/office/word/2010/wordprocessingCanvas" xmlns:cx="http://schemas.microsoft.com/office/drawing/2014/chartex" xmlns:cx1="http://schemas.microsoft.com/office/drawing/2015/9/8/chartex" xmlns:cx2="http://schemas.microsoft.com/office/drawing/2015/10/21/chartex" xmlns:cx3="http://schemas.microsoft.com/office/drawing/2016/5/9/chartex" xmlns:cx4="http://schemas.microsoft.com/office/drawing/2016/5/10/chartex" xmlns:cx5="http://schemas.microsoft.com/office/drawing/2016/5/11/chartex" xmlns:cx6="http://schemas.microsoft.com/office/drawing/2016/5/12/chartex" xmlns:cx7="http://schemas.microsoft.com/office/drawing/2016/5/13/chartex" xmlns:cx8="http://schemas.microsoft.com/office/drawing/2016/5/14/chartex" xmlns:mc="http://schemas.openxmlformats.org/markup-compatibility/2006" xmlns:aink="http://schemas.microsoft.com/office/drawing/2016/ink" xmlns:am3d="http://schemas.microsoft.com/office/drawing/2017/model3d" xmlns:o="urn:schemas-microsoft-com:office:office" xmlns:r="http://schemas.openxmlformats.org/officeDocument/2006/relationships" xmlns:m="http://schemas.openxmlformats.org/officeDocument/2006/math" xmlns:v="urn:schemas-microsoft-com:vml" xmlns:wp14="http://schemas.microsoft.com/office/word/2010/wordprocessingDrawing" xmlns:wp="http://schemas.openxmlformats.org/drawingml/2006/wordprocessingDrawing" xmlns:w10="urn:schemas-microsoft-com:office:word" xmlns:w="http://schemas.openxmlformats.org/wordprocessingml/2006/main" xmlns:w14="http://schemas.microsoft.com/office/word/2010/wordml" xmlns:w15="http://schemas.microsoft.com/office/word/2012/wordml" xmlns:w16cex="http://schemas.microsoft.com/office/word/2018/wordml/cex" xmlns:w16cid="http://schemas.microsoft.com/office/word/2016/wordml/cid" xmlns:w16="http://schemas.microsoft.com/office/word/2018/wordml" xmlns:w16sdtdh="http://schemas.microsoft.com/office/word/2020/wordml/sdtdatahash" xmlns:w16se="http://schemas.microsoft.com/office/word/2015/wordml/symex" xmlns:wpg="http://schemas.microsoft.com/office/word/2010/wordprocessingGroup" xmlns:wpi="http://schemas.microsoft.com/office/word/2010/wordprocessingInk" xmlns:wne="http://schemas.microsoft.com/office/word/2006/wordml" xmlns:wps="http://schemas.microsoft.com/office/word/2010/wordprocessingShape" mc:Ignorable="w14 w15 w16se w16cid w16 w16cex w16sdtdh wp14">
   <w:body>
     <w:p>
       <w:pPr>
@@ -205,7 +205,7 @@
               </wp:anchor>
             </w:drawing>
           </mc:Choice>
-          <mc:Fallback xmlns:a="http://schemas.openxmlformats.org/drawingml/2006/main" xmlns:adec="http://schemas.microsoft.com/office/drawing/2017/decorative" xmlns:pic="http://schemas.openxmlformats.org/drawingml/2006/picture" xmlns:a14="http://schemas.microsoft.com/office/drawing/2010/main" xmlns:asvg="http://schemas.microsoft.com/office/drawing/2016/SVG/main">
+          <mc:Fallback xmlns:asvg="http://schemas.microsoft.com/office/drawing/2016/SVG/main" xmlns:a14="http://schemas.microsoft.com/office/drawing/2010/main" xmlns:pic="http://schemas.openxmlformats.org/drawingml/2006/picture" xmlns:adec="http://schemas.microsoft.com/office/drawing/2017/decorative" xmlns:a="http://schemas.openxmlformats.org/drawingml/2006/main" xmlns:w16sdtfl="http://schemas.microsoft.com/office/word/2024/wordml/sdtformatlock" xmlns:w16du="http://schemas.microsoft.com/office/word/2023/wordml/word16du" xmlns:oel="http://schemas.microsoft.com/office/2019/extlst">
             <w:pict w14:anchorId="60F4322F">
               <v:rect id="Rectángulo 3" style="position:absolute;margin-left:-55.95pt;margin-top:26.4pt;width:613.85pt;height:164.25pt;z-index:-251655168;visibility:visible;mso-wrap-style:square;mso-height-percent:0;mso-wrap-distance-left:9pt;mso-wrap-distance-top:0;mso-wrap-distance-right:9pt;mso-wrap-distance-bottom:0;mso-position-horizontal:absolute;mso-position-horizontal-relative:text;mso-position-vertical:absolute;mso-position-vertical-relative:text;mso-height-percent:0;mso-height-relative:margin;v-text-anchor:middle" alt="&quot;&quot;" o:spid="_x0000_s1026" fillcolor="#00314d" stroked="f" strokeweight="1pt" w14:anchorId="4C256C62" o:gfxdata="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"/>
             </w:pict>
@@ -318,7 +318,7 @@
                 <v:stroke joinstyle="miter"/>
                 <v:path gradientshapeok="t" o:connecttype="rect"/>
               </v:shapetype>
-              <v:shape id="Cuadro de texto 2" o:spid="_x0000_s1026" type="#_x0000_t202" alt="&quot;&quot;" style="position:absolute;left:0;text-align:left;margin-left:-25.2pt;margin-top:21.9pt;width:549pt;height:102.95pt;z-index:251663360;visibility:visible;mso-wrap-style:square;mso-width-percent:0;mso-height-percent:0;mso-wrap-distance-left:9pt;mso-wrap-distance-top:3.6pt;mso-wrap-distance-right:9pt;mso-wrap-distance-bottom:3.6pt;mso-position-horizontal:absolute;mso-position-horizontal-relative:margin;mso-position-vertical:absolute;mso-position-vertical-relative:text;mso-width-percent:0;mso-height-percent:0;mso-width-relative:margin;mso-height-relative:margin;v-text-anchor:top" o:gfxdata="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" filled="f" stroked="f">
+              <v:shape id="Cuadro de texto 2" o:spid="_x0000_s1026" type="#_x0000_t202" alt="&quot;&quot;" style="position:absolute;left:0;text-align:left;margin-left:-25.2pt;margin-top:21.9pt;width:549pt;height:102.95pt;z-index:251663360;visibility:visible;mso-wrap-style:square;mso-width-percent:0;mso-height-percent:0;mso-wrap-distance-left:9pt;mso-wrap-distance-top:3.6pt;mso-wrap-distance-right:9pt;mso-wrap-distance-bottom:3.6pt;mso-position-horizontal:absolute;mso-position-horizontal-relative:margin;mso-position-vertical:absolute;mso-position-vertical-relative:text;mso-width-percent:0;mso-height-percent:0;mso-width-relative:margin;mso-height-relative:margin;v-text-anchor:top" o:gfxdata="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" filled="f" stroked="f">
                 <v:textbox>
                   <w:txbxContent>
                     <w:p>
@@ -514,6 +514,7 @@
           <w:docPartUnique/>
         </w:docPartObj>
       </w:sdtPr>
+      <w:sdtEndPr/>
       <w:sdtContent>
         <w:p>
           <w:pPr>
@@ -15950,11 +15951,10 @@
       <w:r>
         <w:rPr>
           <w:noProof/>
-          <w:u w:val="single"/>
           <w:lang w:eastAsia="es-CO"/>
         </w:rPr>
         <w:drawing>
-          <wp:inline distT="0" distB="0" distL="0" distR="0" wp14:anchorId="755B75D7" wp14:editId="2E691F3D">
+          <wp:inline distT="0" distB="0" distL="0" distR="0" wp14:anchorId="755B75D7" wp14:editId="21D524BE">
             <wp:extent cx="5103495" cy="5541069"/>
             <wp:effectExtent l="0" t="0" r="1905" b="2540"/>
             <wp:docPr id="804540052" name="Gráfico 3" descr="Síntesis sobre registro contable, tributario y documental que organiza categorías como operaciones económicas, fuentes de información, documentos soporte, normativa contable, criterios contables, estructura contable y codificación contable, con elementos como compras, ventas, facturas, nómina, leyes, reconocimiento, activos, cuentas y control. "/>
@@ -15983,7 +15983,7 @@
                   <pic:spPr>
                     <a:xfrm>
                       <a:off x="0" y="0"/>
-                      <a:ext cx="5107392" cy="5545300"/>
+                      <a:ext cx="5103495" cy="5541069"/>
                     </a:xfrm>
                     <a:prstGeom prst="rect">
                       <a:avLst/>
@@ -17616,7 +17616,21 @@
               <w:rPr>
                 <w:lang w:val="es-CO"/>
               </w:rPr>
-              <w:t xml:space="preserve"> Wilfredo Pizo Ossa</w:t>
+              <w:t xml:space="preserve"> Wilfredo </w:t>
+            </w:r>
+            <w:proofErr w:type="spellStart"/>
+            <w:r>
+              <w:rPr>
+                <w:lang w:val="es-CO"/>
+              </w:rPr>
+              <w:t>Pizo</w:t>
+            </w:r>
+            <w:proofErr w:type="spellEnd"/>
+            <w:r>
+              <w:rPr>
+                <w:lang w:val="es-CO"/>
+              </w:rPr>
+              <w:t xml:space="preserve"> Ossa</w:t>
             </w:r>
           </w:p>
         </w:tc>
@@ -17780,7 +17794,7 @@
 </file>
 
 <file path=word/endnotes.xml><?xml version="1.0" encoding="utf-8"?>
-<w:endnotes xmlns:wpc="http://schemas.microsoft.com/office/word/2010/wordprocessingCanvas" xmlns:cx="http://schemas.microsoft.com/office/drawing/2014/chartex" xmlns:cx1="http://schemas.microsoft.com/office/drawing/2015/9/8/chartex" xmlns:cx2="http://schemas.microsoft.com/office/drawing/2015/10/21/chartex" xmlns:cx3="http://schemas.microsoft.com/office/drawing/2016/5/9/chartex" xmlns:cx4="http://schemas.microsoft.com/office/drawing/2016/5/10/chartex" xmlns:cx5="http://schemas.microsoft.com/office/drawing/2016/5/11/chartex" xmlns:cx6="http://schemas.microsoft.com/office/drawing/2016/5/12/chartex" xmlns:cx7="http://schemas.microsoft.com/office/drawing/2016/5/13/chartex" xmlns:cx8="http://schemas.microsoft.com/office/drawing/2016/5/14/chartex" xmlns:mc="http://schemas.openxmlformats.org/markup-compatibility/2006" xmlns:aink="http://schemas.microsoft.com/office/drawing/2016/ink" xmlns:am3d="http://schemas.microsoft.com/office/drawing/2017/model3d" xmlns:o="urn:schemas-microsoft-com:office:office" xmlns:oel="http://schemas.microsoft.com/office/2019/extlst" xmlns:r="http://schemas.openxmlformats.org/officeDocument/2006/relationships" xmlns:m="http://schemas.openxmlformats.org/officeDocument/2006/math" xmlns:v="urn:schemas-microsoft-com:vml" xmlns:wp14="http://schemas.microsoft.com/office/word/2010/wordprocessingDrawing" xmlns:wp="http://schemas.openxmlformats.org/drawingml/2006/wordprocessingDrawing" xmlns:w10="urn:schemas-microsoft-com:office:word" xmlns:w="http://schemas.openxmlformats.org/wordprocessingml/2006/main" xmlns:w14="http://schemas.microsoft.com/office/word/2010/wordml" xmlns:w15="http://schemas.microsoft.com/office/word/2012/wordml" xmlns:w16cex="http://schemas.microsoft.com/office/word/2018/wordml/cex" xmlns:w16cid="http://schemas.microsoft.com/office/word/2016/wordml/cid" xmlns:w16="http://schemas.microsoft.com/office/word/2018/wordml" xmlns:w16du="http://schemas.microsoft.com/office/word/2023/wordml/word16du" xmlns:w16sdtdh="http://schemas.microsoft.com/office/word/2020/wordml/sdtdatahash" xmlns:w16sdtfl="http://schemas.microsoft.com/office/word/2024/wordml/sdtformatlock" xmlns:w16se="http://schemas.microsoft.com/office/word/2015/wordml/symex" xmlns:wpg="http://schemas.microsoft.com/office/word/2010/wordprocessingGroup" xmlns:wpi="http://schemas.microsoft.com/office/word/2010/wordprocessingInk" xmlns:wne="http://schemas.microsoft.com/office/word/2006/wordml" xmlns:wps="http://schemas.microsoft.com/office/word/2010/wordprocessingShape" mc:Ignorable="w14 w15 w16se w16cid w16 w16cex w16sdtdh w16sdtfl w16du wp14">
+<w:endnotes xmlns:wpc="http://schemas.microsoft.com/office/word/2010/wordprocessingCanvas" xmlns:cx="http://schemas.microsoft.com/office/drawing/2014/chartex" xmlns:cx1="http://schemas.microsoft.com/office/drawing/2015/9/8/chartex" xmlns:cx2="http://schemas.microsoft.com/office/drawing/2015/10/21/chartex" xmlns:cx3="http://schemas.microsoft.com/office/drawing/2016/5/9/chartex" xmlns:cx4="http://schemas.microsoft.com/office/drawing/2016/5/10/chartex" xmlns:cx5="http://schemas.microsoft.com/office/drawing/2016/5/11/chartex" xmlns:cx6="http://schemas.microsoft.com/office/drawing/2016/5/12/chartex" xmlns:cx7="http://schemas.microsoft.com/office/drawing/2016/5/13/chartex" xmlns:cx8="http://schemas.microsoft.com/office/drawing/2016/5/14/chartex" xmlns:mc="http://schemas.openxmlformats.org/markup-compatibility/2006" xmlns:aink="http://schemas.microsoft.com/office/drawing/2016/ink" xmlns:am3d="http://schemas.microsoft.com/office/drawing/2017/model3d" xmlns:o="urn:schemas-microsoft-com:office:office" xmlns:r="http://schemas.openxmlformats.org/officeDocument/2006/relationships" xmlns:m="http://schemas.openxmlformats.org/officeDocument/2006/math" xmlns:v="urn:schemas-microsoft-com:vml" xmlns:wp14="http://schemas.microsoft.com/office/word/2010/wordprocessingDrawing" xmlns:wp="http://schemas.openxmlformats.org/drawingml/2006/wordprocessingDrawing" xmlns:w10="urn:schemas-microsoft-com:office:word" xmlns:w="http://schemas.openxmlformats.org/wordprocessingml/2006/main" xmlns:w14="http://schemas.microsoft.com/office/word/2010/wordml" xmlns:w15="http://schemas.microsoft.com/office/word/2012/wordml" xmlns:w16cex="http://schemas.microsoft.com/office/word/2018/wordml/cex" xmlns:w16cid="http://schemas.microsoft.com/office/word/2016/wordml/cid" xmlns:w16="http://schemas.microsoft.com/office/word/2018/wordml" xmlns:w16sdtdh="http://schemas.microsoft.com/office/word/2020/wordml/sdtdatahash" xmlns:w16se="http://schemas.microsoft.com/office/word/2015/wordml/symex" xmlns:wpg="http://schemas.microsoft.com/office/word/2010/wordprocessingGroup" xmlns:wpi="http://schemas.microsoft.com/office/word/2010/wordprocessingInk" xmlns:wne="http://schemas.microsoft.com/office/word/2006/wordml" xmlns:wps="http://schemas.microsoft.com/office/word/2010/wordprocessingShape" mc:Ignorable="w14 w15 w16se w16cid w16 w16cex w16sdtdh wp14">
   <w:endnote w:type="separator" w:id="-1">
     <w:p>
       <w:pPr>
@@ -17805,7 +17819,7 @@
 </file>
 
 <file path=word/footer1.xml><?xml version="1.0" encoding="utf-8"?>
-<w:ftr xmlns:wpc="http://schemas.microsoft.com/office/word/2010/wordprocessingCanvas" xmlns:cx="http://schemas.microsoft.com/office/drawing/2014/chartex" xmlns:cx1="http://schemas.microsoft.com/office/drawing/2015/9/8/chartex" xmlns:cx2="http://schemas.microsoft.com/office/drawing/2015/10/21/chartex" xmlns:cx3="http://schemas.microsoft.com/office/drawing/2016/5/9/chartex" xmlns:cx4="http://schemas.microsoft.com/office/drawing/2016/5/10/chartex" xmlns:cx5="http://schemas.microsoft.com/office/drawing/2016/5/11/chartex" xmlns:cx6="http://schemas.microsoft.com/office/drawing/2016/5/12/chartex" xmlns:cx7="http://schemas.microsoft.com/office/drawing/2016/5/13/chartex" xmlns:cx8="http://schemas.microsoft.com/office/drawing/2016/5/14/chartex" xmlns:mc="http://schemas.openxmlformats.org/markup-compatibility/2006" xmlns:aink="http://schemas.microsoft.com/office/drawing/2016/ink" xmlns:am3d="http://schemas.microsoft.com/office/drawing/2017/model3d" xmlns:o="urn:schemas-microsoft-com:office:office" xmlns:oel="http://schemas.microsoft.com/office/2019/extlst" xmlns:r="http://schemas.openxmlformats.org/officeDocument/2006/relationships" xmlns:m="http://schemas.openxmlformats.org/officeDocument/2006/math" xmlns:v="urn:schemas-microsoft-com:vml" xmlns:wp14="http://schemas.microsoft.com/office/word/2010/wordprocessingDrawing" xmlns:wp="http://schemas.openxmlformats.org/drawingml/2006/wordprocessingDrawing" xmlns:w10="urn:schemas-microsoft-com:office:word" xmlns:w="http://schemas.openxmlformats.org/wordprocessingml/2006/main" xmlns:w14="http://schemas.microsoft.com/office/word/2010/wordml" xmlns:w15="http://schemas.microsoft.com/office/word/2012/wordml" xmlns:w16cex="http://schemas.microsoft.com/office/word/2018/wordml/cex" xmlns:w16cid="http://schemas.microsoft.com/office/word/2016/wordml/cid" xmlns:w16="http://schemas.microsoft.com/office/word/2018/wordml" xmlns:w16du="http://schemas.microsoft.com/office/word/2023/wordml/word16du" xmlns:w16sdtdh="http://schemas.microsoft.com/office/word/2020/wordml/sdtdatahash" xmlns:w16sdtfl="http://schemas.microsoft.com/office/word/2024/wordml/sdtformatlock" xmlns:w16se="http://schemas.microsoft.com/office/word/2015/wordml/symex" xmlns:wpg="http://schemas.microsoft.com/office/word/2010/wordprocessingGroup" xmlns:wpi="http://schemas.microsoft.com/office/word/2010/wordprocessingInk" xmlns:wne="http://schemas.microsoft.com/office/word/2006/wordml" xmlns:wps="http://schemas.microsoft.com/office/word/2010/wordprocessingShape" mc:Ignorable="w14 w15 w16se w16cid w16 w16cex w16sdtdh w16sdtfl w16du wp14">
+<w:ftr xmlns:wpc="http://schemas.microsoft.com/office/word/2010/wordprocessingCanvas" xmlns:cx="http://schemas.microsoft.com/office/drawing/2014/chartex" xmlns:cx1="http://schemas.microsoft.com/office/drawing/2015/9/8/chartex" xmlns:cx2="http://schemas.microsoft.com/office/drawing/2015/10/21/chartex" xmlns:cx3="http://schemas.microsoft.com/office/drawing/2016/5/9/chartex" xmlns:cx4="http://schemas.microsoft.com/office/drawing/2016/5/10/chartex" xmlns:cx5="http://schemas.microsoft.com/office/drawing/2016/5/11/chartex" xmlns:cx6="http://schemas.microsoft.com/office/drawing/2016/5/12/chartex" xmlns:cx7="http://schemas.microsoft.com/office/drawing/2016/5/13/chartex" xmlns:cx8="http://schemas.microsoft.com/office/drawing/2016/5/14/chartex" xmlns:mc="http://schemas.openxmlformats.org/markup-compatibility/2006" xmlns:aink="http://schemas.microsoft.com/office/drawing/2016/ink" xmlns:am3d="http://schemas.microsoft.com/office/drawing/2017/model3d" xmlns:o="urn:schemas-microsoft-com:office:office" xmlns:r="http://schemas.openxmlformats.org/officeDocument/2006/relationships" xmlns:m="http://schemas.openxmlformats.org/officeDocument/2006/math" xmlns:v="urn:schemas-microsoft-com:vml" xmlns:wp14="http://schemas.microsoft.com/office/word/2010/wordprocessingDrawing" xmlns:wp="http://schemas.openxmlformats.org/drawingml/2006/wordprocessingDrawing" xmlns:w10="urn:schemas-microsoft-com:office:word" xmlns:w="http://schemas.openxmlformats.org/wordprocessingml/2006/main" xmlns:w14="http://schemas.microsoft.com/office/word/2010/wordml" xmlns:w15="http://schemas.microsoft.com/office/word/2012/wordml" xmlns:w16cex="http://schemas.microsoft.com/office/word/2018/wordml/cex" xmlns:w16cid="http://schemas.microsoft.com/office/word/2016/wordml/cid" xmlns:w16="http://schemas.microsoft.com/office/word/2018/wordml" xmlns:w16sdtdh="http://schemas.microsoft.com/office/word/2020/wordml/sdtdatahash" xmlns:w16se="http://schemas.microsoft.com/office/word/2015/wordml/symex" xmlns:wpg="http://schemas.microsoft.com/office/word/2010/wordprocessingGroup" xmlns:wpi="http://schemas.microsoft.com/office/word/2010/wordprocessingInk" xmlns:wne="http://schemas.microsoft.com/office/word/2006/wordml" xmlns:wps="http://schemas.microsoft.com/office/word/2010/wordprocessingShape" mc:Ignorable="w14 w15 w16se w16cid w16 w16cex w16sdtdh wp14">
   <w:sdt>
     <w:sdtPr>
       <w:id w:val="-1465197936"/>
@@ -17814,6 +17828,7 @@
         <w:docPartUnique/>
       </w:docPartObj>
     </w:sdtPr>
+    <w:sdtEndPr/>
     <w:sdtContent>
       <w:p>
         <w:pPr>
@@ -17850,7 +17865,7 @@
 </file>
 
 <file path=word/footnotes.xml><?xml version="1.0" encoding="utf-8"?>
-<w:footnotes xmlns:wpc="http://schemas.microsoft.com/office/word/2010/wordprocessingCanvas" xmlns:cx="http://schemas.microsoft.com/office/drawing/2014/chartex" xmlns:cx1="http://schemas.microsoft.com/office/drawing/2015/9/8/chartex" xmlns:cx2="http://schemas.microsoft.com/office/drawing/2015/10/21/chartex" xmlns:cx3="http://schemas.microsoft.com/office/drawing/2016/5/9/chartex" xmlns:cx4="http://schemas.microsoft.com/office/drawing/2016/5/10/chartex" xmlns:cx5="http://schemas.microsoft.com/office/drawing/2016/5/11/chartex" xmlns:cx6="http://schemas.microsoft.com/office/drawing/2016/5/12/chartex" xmlns:cx7="http://schemas.microsoft.com/office/drawing/2016/5/13/chartex" xmlns:cx8="http://schemas.microsoft.com/office/drawing/2016/5/14/chartex" xmlns:mc="http://schemas.openxmlformats.org/markup-compatibility/2006" xmlns:aink="http://schemas.microsoft.com/office/drawing/2016/ink" xmlns:am3d="http://schemas.microsoft.com/office/drawing/2017/model3d" xmlns:o="urn:schemas-microsoft-com:office:office" xmlns:oel="http://schemas.microsoft.com/office/2019/extlst" xmlns:r="http://schemas.openxmlformats.org/officeDocument/2006/relationships" xmlns:m="http://schemas.openxmlformats.org/officeDocument/2006/math" xmlns:v="urn:schemas-microsoft-com:vml" xmlns:wp14="http://schemas.microsoft.com/office/word/2010/wordprocessingDrawing" xmlns:wp="http://schemas.openxmlformats.org/drawingml/2006/wordprocessingDrawing" xmlns:w10="urn:schemas-microsoft-com:office:word" xmlns:w="http://schemas.openxmlformats.org/wordprocessingml/2006/main" xmlns:w14="http://schemas.microsoft.com/office/word/2010/wordml" xmlns:w15="http://schemas.microsoft.com/office/word/2012/wordml" xmlns:w16cex="http://schemas.microsoft.com/office/word/2018/wordml/cex" xmlns:w16cid="http://schemas.microsoft.com/office/word/2016/wordml/cid" xmlns:w16="http://schemas.microsoft.com/office/word/2018/wordml" xmlns:w16du="http://schemas.microsoft.com/office/word/2023/wordml/word16du" xmlns:w16sdtdh="http://schemas.microsoft.com/office/word/2020/wordml/sdtdatahash" xmlns:w16sdtfl="http://schemas.microsoft.com/office/word/2024/wordml/sdtformatlock" xmlns:w16se="http://schemas.microsoft.com/office/word/2015/wordml/symex" xmlns:wpg="http://schemas.microsoft.com/office/word/2010/wordprocessingGroup" xmlns:wpi="http://schemas.microsoft.com/office/word/2010/wordprocessingInk" xmlns:wne="http://schemas.microsoft.com/office/word/2006/wordml" xmlns:wps="http://schemas.microsoft.com/office/word/2010/wordprocessingShape" mc:Ignorable="w14 w15 w16se w16cid w16 w16cex w16sdtdh w16sdtfl w16du wp14">
+<w:footnotes xmlns:wpc="http://schemas.microsoft.com/office/word/2010/wordprocessingCanvas" xmlns:cx="http://schemas.microsoft.com/office/drawing/2014/chartex" xmlns:cx1="http://schemas.microsoft.com/office/drawing/2015/9/8/chartex" xmlns:cx2="http://schemas.microsoft.com/office/drawing/2015/10/21/chartex" xmlns:cx3="http://schemas.microsoft.com/office/drawing/2016/5/9/chartex" xmlns:cx4="http://schemas.microsoft.com/office/drawing/2016/5/10/chartex" xmlns:cx5="http://schemas.microsoft.com/office/drawing/2016/5/11/chartex" xmlns:cx6="http://schemas.microsoft.com/office/drawing/2016/5/12/chartex" xmlns:cx7="http://schemas.microsoft.com/office/drawing/2016/5/13/chartex" xmlns:cx8="http://schemas.microsoft.com/office/drawing/2016/5/14/chartex" xmlns:mc="http://schemas.openxmlformats.org/markup-compatibility/2006" xmlns:aink="http://schemas.microsoft.com/office/drawing/2016/ink" xmlns:am3d="http://schemas.microsoft.com/office/drawing/2017/model3d" xmlns:o="urn:schemas-microsoft-com:office:office" xmlns:r="http://schemas.openxmlformats.org/officeDocument/2006/relationships" xmlns:m="http://schemas.openxmlformats.org/officeDocument/2006/math" xmlns:v="urn:schemas-microsoft-com:vml" xmlns:wp14="http://schemas.microsoft.com/office/word/2010/wordprocessingDrawing" xmlns:wp="http://schemas.openxmlformats.org/drawingml/2006/wordprocessingDrawing" xmlns:w10="urn:schemas-microsoft-com:office:word" xmlns:w="http://schemas.openxmlformats.org/wordprocessingml/2006/main" xmlns:w14="http://schemas.microsoft.com/office/word/2010/wordml" xmlns:w15="http://schemas.microsoft.com/office/word/2012/wordml" xmlns:w16cex="http://schemas.microsoft.com/office/word/2018/wordml/cex" xmlns:w16cid="http://schemas.microsoft.com/office/word/2016/wordml/cid" xmlns:w16="http://schemas.microsoft.com/office/word/2018/wordml" xmlns:w16sdtdh="http://schemas.microsoft.com/office/word/2020/wordml/sdtdatahash" xmlns:w16se="http://schemas.microsoft.com/office/word/2015/wordml/symex" xmlns:wpg="http://schemas.microsoft.com/office/word/2010/wordprocessingGroup" xmlns:wpi="http://schemas.microsoft.com/office/word/2010/wordprocessingInk" xmlns:wne="http://schemas.microsoft.com/office/word/2006/wordml" xmlns:wps="http://schemas.microsoft.com/office/word/2010/wordprocessingShape" mc:Ignorable="w14 w15 w16se w16cid w16 w16cex w16sdtdh wp14">
   <w:footnote w:type="separator" w:id="-1">
     <w:p>
       <w:pPr>
@@ -17875,7 +17890,7 @@
 </file>
 
 <file path=word/header1.xml><?xml version="1.0" encoding="utf-8"?>
-<w:hdr xmlns:wpc="http://schemas.microsoft.com/office/word/2010/wordprocessingCanvas" xmlns:cx="http://schemas.microsoft.com/office/drawing/2014/chartex" xmlns:cx1="http://schemas.microsoft.com/office/drawing/2015/9/8/chartex" xmlns:cx2="http://schemas.microsoft.com/office/drawing/2015/10/21/chartex" xmlns:cx3="http://schemas.microsoft.com/office/drawing/2016/5/9/chartex" xmlns:cx4="http://schemas.microsoft.com/office/drawing/2016/5/10/chartex" xmlns:cx5="http://schemas.microsoft.com/office/drawing/2016/5/11/chartex" xmlns:cx6="http://schemas.microsoft.com/office/drawing/2016/5/12/chartex" xmlns:cx7="http://schemas.microsoft.com/office/drawing/2016/5/13/chartex" xmlns:cx8="http://schemas.microsoft.com/office/drawing/2016/5/14/chartex" xmlns:mc="http://schemas.openxmlformats.org/markup-compatibility/2006" xmlns:aink="http://schemas.microsoft.com/office/drawing/2016/ink" xmlns:am3d="http://schemas.microsoft.com/office/drawing/2017/model3d" xmlns:o="urn:schemas-microsoft-com:office:office" xmlns:oel="http://schemas.microsoft.com/office/2019/extlst" xmlns:r="http://schemas.openxmlformats.org/officeDocument/2006/relationships" xmlns:m="http://schemas.openxmlformats.org/officeDocument/2006/math" xmlns:v="urn:schemas-microsoft-com:vml" xmlns:wp14="http://schemas.microsoft.com/office/word/2010/wordprocessingDrawing" xmlns:wp="http://schemas.openxmlformats.org/drawingml/2006/wordprocessingDrawing" xmlns:w10="urn:schemas-microsoft-com:office:word" xmlns:w="http://schemas.openxmlformats.org/wordprocessingml/2006/main" xmlns:w14="http://schemas.microsoft.com/office/word/2010/wordml" xmlns:w15="http://schemas.microsoft.com/office/word/2012/wordml" xmlns:w16cex="http://schemas.microsoft.com/office/word/2018/wordml/cex" xmlns:w16cid="http://schemas.microsoft.com/office/word/2016/wordml/cid" xmlns:w16="http://schemas.microsoft.com/office/word/2018/wordml" xmlns:w16du="http://schemas.microsoft.com/office/word/2023/wordml/word16du" xmlns:w16sdtdh="http://schemas.microsoft.com/office/word/2020/wordml/sdtdatahash" xmlns:w16sdtfl="http://schemas.microsoft.com/office/word/2024/wordml/sdtformatlock" xmlns:w16se="http://schemas.microsoft.com/office/word/2015/wordml/symex" xmlns:wpg="http://schemas.microsoft.com/office/word/2010/wordprocessingGroup" xmlns:wpi="http://schemas.microsoft.com/office/word/2010/wordprocessingInk" xmlns:wne="http://schemas.microsoft.com/office/word/2006/wordml" xmlns:wps="http://schemas.microsoft.com/office/word/2010/wordprocessingShape" mc:Ignorable="w14 w15 w16se w16cid w16 w16cex w16sdtdh w16sdtfl w16du wp14">
+<w:hdr xmlns:wpc="http://schemas.microsoft.com/office/word/2010/wordprocessingCanvas" xmlns:cx="http://schemas.microsoft.com/office/drawing/2014/chartex" xmlns:cx1="http://schemas.microsoft.com/office/drawing/2015/9/8/chartex" xmlns:cx2="http://schemas.microsoft.com/office/drawing/2015/10/21/chartex" xmlns:cx3="http://schemas.microsoft.com/office/drawing/2016/5/9/chartex" xmlns:cx4="http://schemas.microsoft.com/office/drawing/2016/5/10/chartex" xmlns:cx5="http://schemas.microsoft.com/office/drawing/2016/5/11/chartex" xmlns:cx6="http://schemas.microsoft.com/office/drawing/2016/5/12/chartex" xmlns:cx7="http://schemas.microsoft.com/office/drawing/2016/5/13/chartex" xmlns:cx8="http://schemas.microsoft.com/office/drawing/2016/5/14/chartex" xmlns:mc="http://schemas.openxmlformats.org/markup-compatibility/2006" xmlns:aink="http://schemas.microsoft.com/office/drawing/2016/ink" xmlns:am3d="http://schemas.microsoft.com/office/drawing/2017/model3d" xmlns:o="urn:schemas-microsoft-com:office:office" xmlns:r="http://schemas.openxmlformats.org/officeDocument/2006/relationships" xmlns:m="http://schemas.openxmlformats.org/officeDocument/2006/math" xmlns:v="urn:schemas-microsoft-com:vml" xmlns:wp14="http://schemas.microsoft.com/office/word/2010/wordprocessingDrawing" xmlns:wp="http://schemas.openxmlformats.org/drawingml/2006/wordprocessingDrawing" xmlns:w10="urn:schemas-microsoft-com:office:word" xmlns:w="http://schemas.openxmlformats.org/wordprocessingml/2006/main" xmlns:w14="http://schemas.microsoft.com/office/word/2010/wordml" xmlns:w15="http://schemas.microsoft.com/office/word/2012/wordml" xmlns:w16cex="http://schemas.microsoft.com/office/word/2018/wordml/cex" xmlns:w16cid="http://schemas.microsoft.com/office/word/2016/wordml/cid" xmlns:w16="http://schemas.microsoft.com/office/word/2018/wordml" xmlns:w16sdtdh="http://schemas.microsoft.com/office/word/2020/wordml/sdtdatahash" xmlns:w16se="http://schemas.microsoft.com/office/word/2015/wordml/symex" xmlns:wpg="http://schemas.microsoft.com/office/word/2010/wordprocessingGroup" xmlns:wpi="http://schemas.microsoft.com/office/word/2010/wordprocessingInk" xmlns:wne="http://schemas.microsoft.com/office/word/2006/wordml" xmlns:wps="http://schemas.microsoft.com/office/word/2010/wordprocessingShape" mc:Ignorable="w14 w15 w16se w16cid w16 w16cex w16sdtdh wp14">
   <w:p>
     <w:pPr>
       <w:pStyle w:val="Encabezado"/>
@@ -17961,7 +17976,7 @@
 </file>
 
 <file path=word/numbering.xml><?xml version="1.0" encoding="utf-8"?>
-<w:numbering xmlns:wpc="http://schemas.microsoft.com/office/word/2010/wordprocessingCanvas" xmlns:cx="http://schemas.microsoft.com/office/drawing/2014/chartex" xmlns:cx1="http://schemas.microsoft.com/office/drawing/2015/9/8/chartex" xmlns:cx2="http://schemas.microsoft.com/office/drawing/2015/10/21/chartex" xmlns:cx3="http://schemas.microsoft.com/office/drawing/2016/5/9/chartex" xmlns:cx4="http://schemas.microsoft.com/office/drawing/2016/5/10/chartex" xmlns:cx5="http://schemas.microsoft.com/office/drawing/2016/5/11/chartex" xmlns:cx6="http://schemas.microsoft.com/office/drawing/2016/5/12/chartex" xmlns:cx7="http://schemas.microsoft.com/office/drawing/2016/5/13/chartex" xmlns:cx8="http://schemas.microsoft.com/office/drawing/2016/5/14/chartex" xmlns:mc="http://schemas.openxmlformats.org/markup-compatibility/2006" xmlns:aink="http://schemas.microsoft.com/office/drawing/2016/ink" xmlns:am3d="http://schemas.microsoft.com/office/drawing/2017/model3d" xmlns:o="urn:schemas-microsoft-com:office:office" xmlns:oel="http://schemas.microsoft.com/office/2019/extlst" xmlns:r="http://schemas.openxmlformats.org/officeDocument/2006/relationships" xmlns:m="http://schemas.openxmlformats.org/officeDocument/2006/math" xmlns:v="urn:schemas-microsoft-com:vml" xmlns:wp14="http://schemas.microsoft.com/office/word/2010/wordprocessingDrawing" xmlns:wp="http://schemas.openxmlformats.org/drawingml/2006/wordprocessingDrawing" xmlns:w10="urn:schemas-microsoft-com:office:word" xmlns:w="http://schemas.openxmlformats.org/wordprocessingml/2006/main" xmlns:w14="http://schemas.microsoft.com/office/word/2010/wordml" xmlns:w15="http://schemas.microsoft.com/office/word/2012/wordml" xmlns:w16cex="http://schemas.microsoft.com/office/word/2018/wordml/cex" xmlns:w16cid="http://schemas.microsoft.com/office/word/2016/wordml/cid" xmlns:w16="http://schemas.microsoft.com/office/word/2018/wordml" xmlns:w16du="http://schemas.microsoft.com/office/word/2023/wordml/word16du" xmlns:w16sdtdh="http://schemas.microsoft.com/office/word/2020/wordml/sdtdatahash" xmlns:w16sdtfl="http://schemas.microsoft.com/office/word/2024/wordml/sdtformatlock" xmlns:w16se="http://schemas.microsoft.com/office/word/2015/wordml/symex" xmlns:wpg="http://schemas.microsoft.com/office/word/2010/wordprocessingGroup" xmlns:wpi="http://schemas.microsoft.com/office/word/2010/wordprocessingInk" xmlns:wne="http://schemas.microsoft.com/office/word/2006/wordml" xmlns:wps="http://schemas.microsoft.com/office/word/2010/wordprocessingShape" mc:Ignorable="w14 w15 w16se w16cid w16 w16cex w16sdtdh w16sdtfl w16du wp14">
+<w:numbering xmlns:wpc="http://schemas.microsoft.com/office/word/2010/wordprocessingCanvas" xmlns:cx="http://schemas.microsoft.com/office/drawing/2014/chartex" xmlns:cx1="http://schemas.microsoft.com/office/drawing/2015/9/8/chartex" xmlns:cx2="http://schemas.microsoft.com/office/drawing/2015/10/21/chartex" xmlns:cx3="http://schemas.microsoft.com/office/drawing/2016/5/9/chartex" xmlns:cx4="http://schemas.microsoft.com/office/drawing/2016/5/10/chartex" xmlns:cx5="http://schemas.microsoft.com/office/drawing/2016/5/11/chartex" xmlns:cx6="http://schemas.microsoft.com/office/drawing/2016/5/12/chartex" xmlns:cx7="http://schemas.microsoft.com/office/drawing/2016/5/13/chartex" xmlns:cx8="http://schemas.microsoft.com/office/drawing/2016/5/14/chartex" xmlns:mc="http://schemas.openxmlformats.org/markup-compatibility/2006" xmlns:aink="http://schemas.microsoft.com/office/drawing/2016/ink" xmlns:am3d="http://schemas.microsoft.com/office/drawing/2017/model3d" xmlns:o="urn:schemas-microsoft-com:office:office" xmlns:r="http://schemas.openxmlformats.org/officeDocument/2006/relationships" xmlns:m="http://schemas.openxmlformats.org/officeDocument/2006/math" xmlns:v="urn:schemas-microsoft-com:vml" xmlns:wp14="http://schemas.microsoft.com/office/word/2010/wordprocessingDrawing" xmlns:wp="http://schemas.openxmlformats.org/drawingml/2006/wordprocessingDrawing" xmlns:w10="urn:schemas-microsoft-com:office:word" xmlns:w="http://schemas.openxmlformats.org/wordprocessingml/2006/main" xmlns:w14="http://schemas.microsoft.com/office/word/2010/wordml" xmlns:w15="http://schemas.microsoft.com/office/word/2012/wordml" xmlns:w16cex="http://schemas.microsoft.com/office/word/2018/wordml/cex" xmlns:w16cid="http://schemas.microsoft.com/office/word/2016/wordml/cid" xmlns:w16="http://schemas.microsoft.com/office/word/2018/wordml" xmlns:w16sdtdh="http://schemas.microsoft.com/office/word/2020/wordml/sdtdatahash" xmlns:w16se="http://schemas.microsoft.com/office/word/2015/wordml/symex" xmlns:wpg="http://schemas.microsoft.com/office/word/2010/wordprocessingGroup" xmlns:wpi="http://schemas.microsoft.com/office/word/2010/wordprocessingInk" xmlns:wne="http://schemas.microsoft.com/office/word/2006/wordml" xmlns:wps="http://schemas.microsoft.com/office/word/2010/wordprocessingShape" mc:Ignorable="w14 w15 w16se w16cid w16 w16cex w16sdtdh wp14">
   <w:abstractNum w:abstractNumId="0" w15:restartNumberingAfterBreak="0">
     <w:nsid w:val="FFFFFF89"/>
     <w:multiLevelType w:val="singleLevel"/>
@@ -31081,358 +31096,358 @@
       </w:rPr>
     </w:lvl>
   </w:abstractNum>
-  <w:num w:numId="1" w16cid:durableId="1838231443">
+  <w:num w:numId="1">
     <w:abstractNumId w:val="0"/>
   </w:num>
-  <w:num w:numId="2" w16cid:durableId="1718777146">
+  <w:num w:numId="2">
     <w:abstractNumId w:val="27"/>
   </w:num>
-  <w:num w:numId="3" w16cid:durableId="819688042">
+  <w:num w:numId="3">
     <w:abstractNumId w:val="77"/>
   </w:num>
-  <w:num w:numId="4" w16cid:durableId="1782728364">
+  <w:num w:numId="4">
     <w:abstractNumId w:val="43"/>
   </w:num>
-  <w:num w:numId="5" w16cid:durableId="822888918">
+  <w:num w:numId="5">
     <w:abstractNumId w:val="53"/>
   </w:num>
-  <w:num w:numId="6" w16cid:durableId="1036007016">
+  <w:num w:numId="6">
     <w:abstractNumId w:val="70"/>
   </w:num>
-  <w:num w:numId="7" w16cid:durableId="257446711">
+  <w:num w:numId="7">
     <w:abstractNumId w:val="6"/>
   </w:num>
-  <w:num w:numId="8" w16cid:durableId="407309080">
+  <w:num w:numId="8">
     <w:abstractNumId w:val="55"/>
   </w:num>
-  <w:num w:numId="9" w16cid:durableId="230776588">
+  <w:num w:numId="9">
     <w:abstractNumId w:val="54"/>
   </w:num>
-  <w:num w:numId="10" w16cid:durableId="1791312644">
+  <w:num w:numId="10">
     <w:abstractNumId w:val="58"/>
   </w:num>
-  <w:num w:numId="11" w16cid:durableId="1698845429">
+  <w:num w:numId="11">
     <w:abstractNumId w:val="105"/>
   </w:num>
-  <w:num w:numId="12" w16cid:durableId="1415517843">
+  <w:num w:numId="12">
     <w:abstractNumId w:val="3"/>
   </w:num>
-  <w:num w:numId="13" w16cid:durableId="1029572887">
+  <w:num w:numId="13">
     <w:abstractNumId w:val="108"/>
   </w:num>
-  <w:num w:numId="14" w16cid:durableId="381251345">
+  <w:num w:numId="14">
     <w:abstractNumId w:val="116"/>
   </w:num>
-  <w:num w:numId="15" w16cid:durableId="438836958">
+  <w:num w:numId="15">
     <w:abstractNumId w:val="64"/>
   </w:num>
-  <w:num w:numId="16" w16cid:durableId="1079714926">
+  <w:num w:numId="16">
     <w:abstractNumId w:val="71"/>
   </w:num>
-  <w:num w:numId="17" w16cid:durableId="1792356858">
+  <w:num w:numId="17">
     <w:abstractNumId w:val="61"/>
   </w:num>
-  <w:num w:numId="18" w16cid:durableId="1325544294">
+  <w:num w:numId="18">
     <w:abstractNumId w:val="33"/>
   </w:num>
-  <w:num w:numId="19" w16cid:durableId="590432470">
+  <w:num w:numId="19">
     <w:abstractNumId w:val="93"/>
   </w:num>
-  <w:num w:numId="20" w16cid:durableId="1622036543">
+  <w:num w:numId="20">
     <w:abstractNumId w:val="9"/>
   </w:num>
-  <w:num w:numId="21" w16cid:durableId="1959794738">
+  <w:num w:numId="21">
     <w:abstractNumId w:val="42"/>
   </w:num>
-  <w:num w:numId="22" w16cid:durableId="133832576">
+  <w:num w:numId="22">
     <w:abstractNumId w:val="49"/>
   </w:num>
-  <w:num w:numId="23" w16cid:durableId="1957254896">
+  <w:num w:numId="23">
     <w:abstractNumId w:val="113"/>
   </w:num>
-  <w:num w:numId="24" w16cid:durableId="1091656616">
+  <w:num w:numId="24">
     <w:abstractNumId w:val="46"/>
   </w:num>
-  <w:num w:numId="25" w16cid:durableId="568685524">
+  <w:num w:numId="25">
     <w:abstractNumId w:val="60"/>
   </w:num>
-  <w:num w:numId="26" w16cid:durableId="59258604">
+  <w:num w:numId="26">
     <w:abstractNumId w:val="83"/>
   </w:num>
-  <w:num w:numId="27" w16cid:durableId="109668165">
+  <w:num w:numId="27">
     <w:abstractNumId w:val="101"/>
   </w:num>
-  <w:num w:numId="28" w16cid:durableId="97524406">
+  <w:num w:numId="28">
     <w:abstractNumId w:val="68"/>
   </w:num>
-  <w:num w:numId="29" w16cid:durableId="1220433762">
+  <w:num w:numId="29">
     <w:abstractNumId w:val="38"/>
   </w:num>
-  <w:num w:numId="30" w16cid:durableId="1686862879">
+  <w:num w:numId="30">
     <w:abstractNumId w:val="82"/>
   </w:num>
-  <w:num w:numId="31" w16cid:durableId="1076824886">
+  <w:num w:numId="31">
     <w:abstractNumId w:val="114"/>
   </w:num>
-  <w:num w:numId="32" w16cid:durableId="1286353994">
+  <w:num w:numId="32">
     <w:abstractNumId w:val="100"/>
   </w:num>
-  <w:num w:numId="33" w16cid:durableId="1402099835">
+  <w:num w:numId="33">
     <w:abstractNumId w:val="45"/>
   </w:num>
-  <w:num w:numId="34" w16cid:durableId="547256388">
+  <w:num w:numId="34">
     <w:abstractNumId w:val="98"/>
   </w:num>
-  <w:num w:numId="35" w16cid:durableId="1320962932">
+  <w:num w:numId="35">
     <w:abstractNumId w:val="48"/>
   </w:num>
-  <w:num w:numId="36" w16cid:durableId="22941792">
+  <w:num w:numId="36">
     <w:abstractNumId w:val="35"/>
   </w:num>
-  <w:num w:numId="37" w16cid:durableId="505945905">
+  <w:num w:numId="37">
     <w:abstractNumId w:val="75"/>
   </w:num>
-  <w:num w:numId="38" w16cid:durableId="2118671897">
+  <w:num w:numId="38">
     <w:abstractNumId w:val="12"/>
   </w:num>
-  <w:num w:numId="39" w16cid:durableId="1042628938">
+  <w:num w:numId="39">
     <w:abstractNumId w:val="47"/>
   </w:num>
-  <w:num w:numId="40" w16cid:durableId="2114783155">
+  <w:num w:numId="40">
     <w:abstractNumId w:val="59"/>
   </w:num>
-  <w:num w:numId="41" w16cid:durableId="2107529315">
+  <w:num w:numId="41">
     <w:abstractNumId w:val="8"/>
   </w:num>
-  <w:num w:numId="42" w16cid:durableId="338119763">
+  <w:num w:numId="42">
     <w:abstractNumId w:val="52"/>
   </w:num>
-  <w:num w:numId="43" w16cid:durableId="444613770">
+  <w:num w:numId="43">
     <w:abstractNumId w:val="90"/>
   </w:num>
-  <w:num w:numId="44" w16cid:durableId="1528525872">
+  <w:num w:numId="44">
     <w:abstractNumId w:val="110"/>
   </w:num>
-  <w:num w:numId="45" w16cid:durableId="506947098">
+  <w:num w:numId="45">
     <w:abstractNumId w:val="32"/>
   </w:num>
-  <w:num w:numId="46" w16cid:durableId="580333747">
+  <w:num w:numId="46">
     <w:abstractNumId w:val="88"/>
   </w:num>
-  <w:num w:numId="47" w16cid:durableId="1876843780">
+  <w:num w:numId="47">
     <w:abstractNumId w:val="102"/>
   </w:num>
-  <w:num w:numId="48" w16cid:durableId="671375671">
+  <w:num w:numId="48">
     <w:abstractNumId w:val="104"/>
   </w:num>
-  <w:num w:numId="49" w16cid:durableId="214630652">
+  <w:num w:numId="49">
     <w:abstractNumId w:val="89"/>
   </w:num>
-  <w:num w:numId="50" w16cid:durableId="2095861557">
+  <w:num w:numId="50">
     <w:abstractNumId w:val="7"/>
   </w:num>
-  <w:num w:numId="51" w16cid:durableId="1310279894">
+  <w:num w:numId="51">
     <w:abstractNumId w:val="28"/>
   </w:num>
-  <w:num w:numId="52" w16cid:durableId="1345472783">
+  <w:num w:numId="52">
     <w:abstractNumId w:val="19"/>
   </w:num>
-  <w:num w:numId="53" w16cid:durableId="2025980343">
+  <w:num w:numId="53">
     <w:abstractNumId w:val="106"/>
   </w:num>
-  <w:num w:numId="54" w16cid:durableId="883980356">
+  <w:num w:numId="54">
     <w:abstractNumId w:val="97"/>
   </w:num>
-  <w:num w:numId="55" w16cid:durableId="829296060">
+  <w:num w:numId="55">
     <w:abstractNumId w:val="44"/>
   </w:num>
-  <w:num w:numId="56" w16cid:durableId="29040593">
+  <w:num w:numId="56">
     <w:abstractNumId w:val="26"/>
   </w:num>
-  <w:num w:numId="57" w16cid:durableId="598876796">
+  <w:num w:numId="57">
     <w:abstractNumId w:val="69"/>
   </w:num>
-  <w:num w:numId="58" w16cid:durableId="1403066291">
+  <w:num w:numId="58">
     <w:abstractNumId w:val="66"/>
   </w:num>
-  <w:num w:numId="59" w16cid:durableId="1780833431">
+  <w:num w:numId="59">
     <w:abstractNumId w:val="50"/>
   </w:num>
-  <w:num w:numId="60" w16cid:durableId="698434035">
+  <w:num w:numId="60">
     <w:abstractNumId w:val="16"/>
   </w:num>
-  <w:num w:numId="61" w16cid:durableId="613054113">
+  <w:num w:numId="61">
     <w:abstractNumId w:val="109"/>
   </w:num>
-  <w:num w:numId="62" w16cid:durableId="557978955">
+  <w:num w:numId="62">
     <w:abstractNumId w:val="39"/>
   </w:num>
-  <w:num w:numId="63" w16cid:durableId="1123233725">
+  <w:num w:numId="63">
     <w:abstractNumId w:val="36"/>
   </w:num>
-  <w:num w:numId="64" w16cid:durableId="1475298314">
+  <w:num w:numId="64">
     <w:abstractNumId w:val="62"/>
   </w:num>
-  <w:num w:numId="65" w16cid:durableId="838154218">
+  <w:num w:numId="65">
     <w:abstractNumId w:val="96"/>
   </w:num>
-  <w:num w:numId="66" w16cid:durableId="1040008172">
+  <w:num w:numId="66">
     <w:abstractNumId w:val="91"/>
   </w:num>
-  <w:num w:numId="67" w16cid:durableId="819271227">
+  <w:num w:numId="67">
     <w:abstractNumId w:val="107"/>
   </w:num>
-  <w:num w:numId="68" w16cid:durableId="265314087">
+  <w:num w:numId="68">
     <w:abstractNumId w:val="78"/>
   </w:num>
-  <w:num w:numId="69" w16cid:durableId="1042251169">
+  <w:num w:numId="69">
     <w:abstractNumId w:val="94"/>
   </w:num>
-  <w:num w:numId="70" w16cid:durableId="2106533431">
+  <w:num w:numId="70">
     <w:abstractNumId w:val="1"/>
   </w:num>
-  <w:num w:numId="71" w16cid:durableId="1178540328">
+  <w:num w:numId="71">
     <w:abstractNumId w:val="34"/>
   </w:num>
-  <w:num w:numId="72" w16cid:durableId="747003047">
+  <w:num w:numId="72">
     <w:abstractNumId w:val="76"/>
   </w:num>
-  <w:num w:numId="73" w16cid:durableId="2004119786">
+  <w:num w:numId="73">
     <w:abstractNumId w:val="65"/>
   </w:num>
-  <w:num w:numId="74" w16cid:durableId="2033021950">
+  <w:num w:numId="74">
     <w:abstractNumId w:val="37"/>
   </w:num>
-  <w:num w:numId="75" w16cid:durableId="1909880808">
+  <w:num w:numId="75">
     <w:abstractNumId w:val="21"/>
   </w:num>
-  <w:num w:numId="76" w16cid:durableId="1298994910">
+  <w:num w:numId="76">
     <w:abstractNumId w:val="41"/>
   </w:num>
-  <w:num w:numId="77" w16cid:durableId="1028064152">
+  <w:num w:numId="77">
     <w:abstractNumId w:val="74"/>
   </w:num>
-  <w:num w:numId="78" w16cid:durableId="1344555379">
+  <w:num w:numId="78">
     <w:abstractNumId w:val="23"/>
   </w:num>
-  <w:num w:numId="79" w16cid:durableId="1863738036">
+  <w:num w:numId="79">
     <w:abstractNumId w:val="103"/>
   </w:num>
-  <w:num w:numId="80" w16cid:durableId="1335232019">
+  <w:num w:numId="80">
     <w:abstractNumId w:val="73"/>
   </w:num>
-  <w:num w:numId="81" w16cid:durableId="584538903">
+  <w:num w:numId="81">
     <w:abstractNumId w:val="81"/>
   </w:num>
-  <w:num w:numId="82" w16cid:durableId="1867785784">
+  <w:num w:numId="82">
     <w:abstractNumId w:val="20"/>
   </w:num>
-  <w:num w:numId="83" w16cid:durableId="4940209">
+  <w:num w:numId="83">
     <w:abstractNumId w:val="95"/>
   </w:num>
-  <w:num w:numId="84" w16cid:durableId="539435686">
+  <w:num w:numId="84">
     <w:abstractNumId w:val="11"/>
   </w:num>
-  <w:num w:numId="85" w16cid:durableId="1530753180">
+  <w:num w:numId="85">
     <w:abstractNumId w:val="117"/>
   </w:num>
-  <w:num w:numId="86" w16cid:durableId="2017800509">
+  <w:num w:numId="86">
     <w:abstractNumId w:val="51"/>
   </w:num>
-  <w:num w:numId="87" w16cid:durableId="650450912">
+  <w:num w:numId="87">
     <w:abstractNumId w:val="86"/>
   </w:num>
-  <w:num w:numId="88" w16cid:durableId="582107110">
+  <w:num w:numId="88">
     <w:abstractNumId w:val="10"/>
   </w:num>
-  <w:num w:numId="89" w16cid:durableId="1086538309">
+  <w:num w:numId="89">
     <w:abstractNumId w:val="57"/>
   </w:num>
-  <w:num w:numId="90" w16cid:durableId="1005010725">
+  <w:num w:numId="90">
     <w:abstractNumId w:val="84"/>
   </w:num>
-  <w:num w:numId="91" w16cid:durableId="1370182103">
+  <w:num w:numId="91">
     <w:abstractNumId w:val="30"/>
   </w:num>
-  <w:num w:numId="92" w16cid:durableId="957642492">
+  <w:num w:numId="92">
     <w:abstractNumId w:val="18"/>
   </w:num>
-  <w:num w:numId="93" w16cid:durableId="1695035681">
+  <w:num w:numId="93">
     <w:abstractNumId w:val="14"/>
   </w:num>
-  <w:num w:numId="94" w16cid:durableId="743532051">
+  <w:num w:numId="94">
     <w:abstractNumId w:val="99"/>
   </w:num>
-  <w:num w:numId="95" w16cid:durableId="516315609">
+  <w:num w:numId="95">
     <w:abstractNumId w:val="115"/>
   </w:num>
-  <w:num w:numId="96" w16cid:durableId="1418820990">
+  <w:num w:numId="96">
     <w:abstractNumId w:val="4"/>
   </w:num>
-  <w:num w:numId="97" w16cid:durableId="1123883095">
+  <w:num w:numId="97">
     <w:abstractNumId w:val="111"/>
   </w:num>
-  <w:num w:numId="98" w16cid:durableId="1778595898">
+  <w:num w:numId="98">
     <w:abstractNumId w:val="22"/>
   </w:num>
-  <w:num w:numId="99" w16cid:durableId="841117206">
+  <w:num w:numId="99">
     <w:abstractNumId w:val="24"/>
   </w:num>
-  <w:num w:numId="100" w16cid:durableId="353843588">
+  <w:num w:numId="100">
     <w:abstractNumId w:val="67"/>
   </w:num>
-  <w:num w:numId="101" w16cid:durableId="1916936963">
+  <w:num w:numId="101">
     <w:abstractNumId w:val="25"/>
   </w:num>
-  <w:num w:numId="102" w16cid:durableId="411702967">
+  <w:num w:numId="102">
     <w:abstractNumId w:val="72"/>
   </w:num>
-  <w:num w:numId="103" w16cid:durableId="452136524">
+  <w:num w:numId="103">
     <w:abstractNumId w:val="17"/>
   </w:num>
-  <w:num w:numId="104" w16cid:durableId="1579630762">
+  <w:num w:numId="104">
     <w:abstractNumId w:val="13"/>
   </w:num>
-  <w:num w:numId="105" w16cid:durableId="1740784381">
+  <w:num w:numId="105">
     <w:abstractNumId w:val="79"/>
   </w:num>
-  <w:num w:numId="106" w16cid:durableId="866984991">
+  <w:num w:numId="106">
     <w:abstractNumId w:val="112"/>
   </w:num>
-  <w:num w:numId="107" w16cid:durableId="770200560">
+  <w:num w:numId="107">
     <w:abstractNumId w:val="63"/>
   </w:num>
-  <w:num w:numId="108" w16cid:durableId="1887061334">
+  <w:num w:numId="108">
     <w:abstractNumId w:val="2"/>
   </w:num>
-  <w:num w:numId="109" w16cid:durableId="2123842441">
+  <w:num w:numId="109">
     <w:abstractNumId w:val="56"/>
   </w:num>
-  <w:num w:numId="110" w16cid:durableId="2040935372">
+  <w:num w:numId="110">
     <w:abstractNumId w:val="85"/>
   </w:num>
-  <w:num w:numId="111" w16cid:durableId="37516224">
+  <w:num w:numId="111">
     <w:abstractNumId w:val="80"/>
   </w:num>
-  <w:num w:numId="112" w16cid:durableId="762190171">
+  <w:num w:numId="112">
     <w:abstractNumId w:val="40"/>
   </w:num>
-  <w:num w:numId="113" w16cid:durableId="79913644">
+  <w:num w:numId="113">
     <w:abstractNumId w:val="5"/>
   </w:num>
-  <w:num w:numId="114" w16cid:durableId="2073891381">
+  <w:num w:numId="114">
     <w:abstractNumId w:val="92"/>
   </w:num>
-  <w:num w:numId="115" w16cid:durableId="1080978218">
+  <w:num w:numId="115">
     <w:abstractNumId w:val="15"/>
   </w:num>
-  <w:num w:numId="116" w16cid:durableId="1632443506">
+  <w:num w:numId="116">
     <w:abstractNumId w:val="31"/>
   </w:num>
-  <w:num w:numId="117" w16cid:durableId="259726371">
+  <w:num w:numId="117">
     <w:abstractNumId w:val="29"/>
   </w:num>
-  <w:num w:numId="118" w16cid:durableId="8604901">
+  <w:num w:numId="118">
     <w:abstractNumId w:val="87"/>
   </w:num>
   <w:numIdMacAtCleanup w:val="118"/>
@@ -31440,7 +31455,7 @@
 </file>
 
 <file path=word/styles.xml><?xml version="1.0" encoding="utf-8"?>
-<w:styles xmlns:mc="http://schemas.openxmlformats.org/markup-compatibility/2006" xmlns:r="http://schemas.openxmlformats.org/officeDocument/2006/relationships" xmlns:w="http://schemas.openxmlformats.org/wordprocessingml/2006/main" xmlns:w14="http://schemas.microsoft.com/office/word/2010/wordml" xmlns:w15="http://schemas.microsoft.com/office/word/2012/wordml" xmlns:w16cex="http://schemas.microsoft.com/office/word/2018/wordml/cex" xmlns:w16cid="http://schemas.microsoft.com/office/word/2016/wordml/cid" xmlns:w16="http://schemas.microsoft.com/office/word/2018/wordml" xmlns:w16du="http://schemas.microsoft.com/office/word/2023/wordml/word16du" xmlns:w16sdtdh="http://schemas.microsoft.com/office/word/2020/wordml/sdtdatahash" xmlns:w16sdtfl="http://schemas.microsoft.com/office/word/2024/wordml/sdtformatlock" xmlns:w16se="http://schemas.microsoft.com/office/word/2015/wordml/symex" mc:Ignorable="w14 w15 w16se w16cid w16 w16cex w16sdtdh w16sdtfl w16du">
+<w:styles xmlns:mc="http://schemas.openxmlformats.org/markup-compatibility/2006" xmlns:r="http://schemas.openxmlformats.org/officeDocument/2006/relationships" xmlns:w="http://schemas.openxmlformats.org/wordprocessingml/2006/main" xmlns:w14="http://schemas.microsoft.com/office/word/2010/wordml" xmlns:w15="http://schemas.microsoft.com/office/word/2012/wordml" xmlns:w16cex="http://schemas.microsoft.com/office/word/2018/wordml/cex" xmlns:w16cid="http://schemas.microsoft.com/office/word/2016/wordml/cid" xmlns:w16="http://schemas.microsoft.com/office/word/2018/wordml" xmlns:w16sdtdh="http://schemas.microsoft.com/office/word/2020/wordml/sdtdatahash" xmlns:w16se="http://schemas.microsoft.com/office/word/2015/wordml/symex" mc:Ignorable="w14 w15 w16se w16cid w16 w16cex w16sdtdh">
   <w:docDefaults>
     <w:rPrDefault>
       <w:rPr>
@@ -32787,7 +32802,7 @@
       </w:rPr>
     </w:tblStylePr>
   </w:style>
-  <w:style w:type="character" w:styleId="Fuerte">
+  <w:style w:type="character" w:styleId="Textoennegrita">
     <w:name w:val="Strong"/>
     <w:basedOn w:val="Fuentedeprrafopredeter"/>
     <w:uiPriority w:val="22"/>
@@ -33180,17 +33195,6 @@
 </file>
 
 <file path=customXml/item1.xml><?xml version="1.0" encoding="utf-8"?>
-<p:properties xmlns:p="http://schemas.microsoft.com/office/2006/metadata/properties" xmlns:xsi="http://www.w3.org/2001/XMLSchema-instance" xmlns:pc="http://schemas.microsoft.com/office/infopath/2007/PartnerControls">
-  <documentManagement>
-    <TaxCatchAll xmlns="13c90a0b-73bc-4dc0-be5f-28d77b615beb" xsi:nil="true"/>
-    <lcf76f155ced4ddcb4097134ff3c332f xmlns="13c93bba-48ce-428c-bfe5-88b42c19b028">
-      <Terms xmlns="http://schemas.microsoft.com/office/infopath/2007/PartnerControls"/>
-    </lcf76f155ced4ddcb4097134ff3c332f>
-  </documentManagement>
-</p:properties>
-</file>
-
-<file path=customXml/item2.xml><?xml version="1.0" encoding="utf-8"?>
 <ct:contentTypeSchema xmlns:ct="http://schemas.microsoft.com/office/2006/metadata/contentType" xmlns:ma="http://schemas.microsoft.com/office/2006/metadata/properties/metaAttributes" ct:_="" ma:_="" ma:contentTypeName="Documento" ma:contentTypeID="0x0101006A81D6BD42E8DF4C91013959704817E1" ma:contentTypeVersion="15" ma:contentTypeDescription="Crear nuevo documento." ma:contentTypeScope="" ma:versionID="bf4f72ffd194f0963ff564daca6869f7">
   <xsd:schema xmlns:xsd="http://www.w3.org/2001/XMLSchema" xmlns:xs="http://www.w3.org/2001/XMLSchema" xmlns:p="http://schemas.microsoft.com/office/2006/metadata/properties" xmlns:ns2="13c90a0b-73bc-4dc0-be5f-28d77b615beb" xmlns:ns3="13c93bba-48ce-428c-bfe5-88b42c19b028" targetNamespace="http://schemas.microsoft.com/office/2006/metadata/properties" ma:root="true" ma:fieldsID="8718d6f4873a5b1392a45044efa78385" ns2:_="" ns3:_="">
     <xsd:import namespace="13c90a0b-73bc-4dc0-be5f-28d77b615beb"/>
@@ -33425,11 +33429,18 @@
 </ct:contentTypeSchema>
 </file>
 
-<file path=customXml/item3.xml><?xml version="1.0" encoding="utf-8"?>
-<b:Sources xmlns:b="http://schemas.openxmlformats.org/officeDocument/2006/bibliography" xmlns="http://schemas.openxmlformats.org/officeDocument/2006/bibliography" SelectedStyle="\APASixthEditionOfficeOnline.xsl" StyleName="APA" Version="6"/>
+<file path=customXml/item2.xml><?xml version="1.0" encoding="utf-8"?>
+<p:properties xmlns:p="http://schemas.microsoft.com/office/2006/metadata/properties" xmlns:xsi="http://www.w3.org/2001/XMLSchema-instance" xmlns:pc="http://schemas.microsoft.com/office/infopath/2007/PartnerControls">
+  <documentManagement>
+    <TaxCatchAll xmlns="13c90a0b-73bc-4dc0-be5f-28d77b615beb" xsi:nil="true"/>
+    <lcf76f155ced4ddcb4097134ff3c332f xmlns="13c93bba-48ce-428c-bfe5-88b42c19b028">
+      <Terms xmlns="http://schemas.microsoft.com/office/infopath/2007/PartnerControls"/>
+    </lcf76f155ced4ddcb4097134ff3c332f>
+  </documentManagement>
+</p:properties>
 </file>
 
-<file path=customXml/item4.xml><?xml version="1.0" encoding="utf-8"?>
+<file path=customXml/item3.xml><?xml version="1.0" encoding="utf-8"?>
 <?mso-contentType ?>
 <FormTemplates xmlns="http://schemas.microsoft.com/sharepoint/v3/contenttype/forms">
   <Display>DocumentLibraryForm</Display>
@@ -33438,18 +33449,11 @@
 </FormTemplates>
 </file>
 
-<file path=customXml/itemProps1.xml><?xml version="1.0" encoding="utf-8"?>
-<ds:datastoreItem xmlns:ds="http://schemas.openxmlformats.org/officeDocument/2006/customXml" ds:itemID="{1279454D-02BE-4A9C-A117-DCD1573E2608}">
-  <ds:schemaRefs>
-    <ds:schemaRef ds:uri="http://schemas.microsoft.com/office/2006/metadata/properties"/>
-    <ds:schemaRef ds:uri="http://schemas.microsoft.com/office/infopath/2007/PartnerControls"/>
-    <ds:schemaRef ds:uri="13c90a0b-73bc-4dc0-be5f-28d77b615beb"/>
-    <ds:schemaRef ds:uri="13c93bba-48ce-428c-bfe5-88b42c19b028"/>
-  </ds:schemaRefs>
-</ds:datastoreItem>
+<file path=customXml/item4.xml><?xml version="1.0" encoding="utf-8"?>
+<b:Sources xmlns:b="http://schemas.openxmlformats.org/officeDocument/2006/bibliography" xmlns="http://schemas.openxmlformats.org/officeDocument/2006/bibliography" SelectedStyle="\APASixthEditionOfficeOnline.xsl" StyleName="APA" Version="6"/>
 </file>
 
-<file path=customXml/itemProps2.xml><?xml version="1.0" encoding="utf-8"?>
+<file path=customXml/itemProps1.xml><?xml version="1.0" encoding="utf-8"?>
 <ds:datastoreItem xmlns:ds="http://schemas.openxmlformats.org/officeDocument/2006/customXml" ds:itemID="{CA14D6E7-1635-4CC9-A4B1-1B568AC86D5A}">
   <ds:schemaRefs>
     <ds:schemaRef ds:uri="http://schemas.microsoft.com/office/2006/metadata/contentType"/>
@@ -33468,18 +33472,29 @@
 </ds:datastoreItem>
 </file>
 
+<file path=customXml/itemProps2.xml><?xml version="1.0" encoding="utf-8"?>
+<ds:datastoreItem xmlns:ds="http://schemas.openxmlformats.org/officeDocument/2006/customXml" ds:itemID="{1279454D-02BE-4A9C-A117-DCD1573E2608}">
+  <ds:schemaRefs>
+    <ds:schemaRef ds:uri="http://schemas.microsoft.com/office/2006/metadata/properties"/>
+    <ds:schemaRef ds:uri="http://schemas.microsoft.com/office/infopath/2007/PartnerControls"/>
+    <ds:schemaRef ds:uri="13c90a0b-73bc-4dc0-be5f-28d77b615beb"/>
+    <ds:schemaRef ds:uri="13c93bba-48ce-428c-bfe5-88b42c19b028"/>
+  </ds:schemaRefs>
+</ds:datastoreItem>
+</file>
+
 <file path=customXml/itemProps3.xml><?xml version="1.0" encoding="utf-8"?>
+<ds:datastoreItem xmlns:ds="http://schemas.openxmlformats.org/officeDocument/2006/customXml" ds:itemID="{10663269-2064-4804-8290-36D4A57F5557}">
+  <ds:schemaRefs>
+    <ds:schemaRef ds:uri="http://schemas.microsoft.com/sharepoint/v3/contenttype/forms"/>
+  </ds:schemaRefs>
+</ds:datastoreItem>
+</file>
+
+<file path=customXml/itemProps4.xml><?xml version="1.0" encoding="utf-8"?>
 <ds:datastoreItem xmlns:ds="http://schemas.openxmlformats.org/officeDocument/2006/customXml" ds:itemID="{EAE431FD-7059-4C09-804B-C9D69EB7B213}">
   <ds:schemaRefs>
     <ds:schemaRef ds:uri="http://schemas.openxmlformats.org/officeDocument/2006/bibliography"/>
   </ds:schemaRefs>
 </ds:datastoreItem>
-</file>
-
-<file path=customXml/itemProps4.xml><?xml version="1.0" encoding="utf-8"?>
-<ds:datastoreItem xmlns:ds="http://schemas.openxmlformats.org/officeDocument/2006/customXml" ds:itemID="{10663269-2064-4804-8290-36D4A57F5557}">
-  <ds:schemaRefs>
-    <ds:schemaRef ds:uri="http://schemas.microsoft.com/sharepoint/v3/contenttype/forms"/>
-  </ds:schemaRefs>
-</ds:datastoreItem>
 </file>
--- a/fuentes/123103_CF05_DU.docx
+++ b/fuentes/123103_CF05_DU.docx
@@ -205,7 +205,7 @@
               </wp:anchor>
             </w:drawing>
           </mc:Choice>
-          <mc:Fallback xmlns:asvg="http://schemas.microsoft.com/office/drawing/2016/SVG/main" xmlns:a14="http://schemas.microsoft.com/office/drawing/2010/main" xmlns:pic="http://schemas.openxmlformats.org/drawingml/2006/picture" xmlns:adec="http://schemas.microsoft.com/office/drawing/2017/decorative" xmlns:a="http://schemas.openxmlformats.org/drawingml/2006/main" xmlns:w16sdtfl="http://schemas.microsoft.com/office/word/2024/wordml/sdtformatlock" xmlns:w16du="http://schemas.microsoft.com/office/word/2023/wordml/word16du" xmlns:oel="http://schemas.microsoft.com/office/2019/extlst">
+          <mc:Fallback xmlns:oel="http://schemas.microsoft.com/office/2019/extlst" xmlns:w16du="http://schemas.microsoft.com/office/word/2023/wordml/word16du" xmlns:w16sdtfl="http://schemas.microsoft.com/office/word/2024/wordml/sdtformatlock" xmlns:a="http://schemas.openxmlformats.org/drawingml/2006/main" xmlns:adec="http://schemas.microsoft.com/office/drawing/2017/decorative" xmlns:pic="http://schemas.openxmlformats.org/drawingml/2006/picture" xmlns:a14="http://schemas.microsoft.com/office/drawing/2010/main" xmlns:asvg="http://schemas.microsoft.com/office/drawing/2016/SVG/main">
             <w:pict w14:anchorId="60F4322F">
               <v:rect id="Rectángulo 3" style="position:absolute;margin-left:-55.95pt;margin-top:26.4pt;width:613.85pt;height:164.25pt;z-index:-251655168;visibility:visible;mso-wrap-style:square;mso-height-percent:0;mso-wrap-distance-left:9pt;mso-wrap-distance-top:0;mso-wrap-distance-right:9pt;mso-wrap-distance-bottom:0;mso-position-horizontal:absolute;mso-position-horizontal-relative:text;mso-position-vertical:absolute;mso-position-vertical-relative:text;mso-height-percent:0;mso-height-relative:margin;v-text-anchor:middle" alt="&quot;&quot;" o:spid="_x0000_s1026" fillcolor="#00314d" stroked="f" strokeweight="1pt" w14:anchorId="4C256C62" o:gfxdata="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"/>
             </w:pict>
@@ -5672,15 +5672,7 @@
           </w:p>
           <w:p>
             <w:r>
-              <w:t xml:space="preserve">Exija siempre la factura electrónica. Es un derecho suyo como consumidor y un beneficio como contribuyente. </w:t>
-            </w:r>
-            <w:proofErr w:type="gramStart"/>
-            <w:r>
-              <w:t>Y</w:t>
-            </w:r>
-            <w:proofErr w:type="gramEnd"/>
-            <w:r>
-              <w:t xml:space="preserve"> sobre todo, es la forma de asegurarse que sus aportes lleguen a los programas sociales que Colombia necesita.</w:t>
+              <w:t>Exija siempre la factura electrónica. Es un derecho suyo como consumidor y un beneficio como contribuyente. Y sobre todo, es la forma de asegurarse que sus aportes lleguen a los programas sociales que Colombia necesita.</w:t>
             </w:r>
           </w:p>
         </w:tc>
@@ -6653,15 +6645,7 @@
               <w:t xml:space="preserve"> </w:t>
             </w:r>
             <w:r>
-              <w:t xml:space="preserve">tipo de entidad. En este sentido, el grupo dos debe aplicar la NIF para las pymes, mientras el grupo </w:t>
-            </w:r>
-            <w:proofErr w:type="gramStart"/>
-            <w:r>
-              <w:t>tres cuenta</w:t>
-            </w:r>
-            <w:proofErr w:type="gramEnd"/>
-            <w:r>
-              <w:t xml:space="preserve"> con</w:t>
+              <w:t>tipo de entidad. En este sentido, el grupo dos debe aplicar la NIF para las pymes, mientras el grupo tres cuenta con</w:t>
             </w:r>
             <w:r>
               <w:t xml:space="preserve"> </w:t>
@@ -11346,65 +11330,33 @@
           <w:rStyle w:val="Ttulo5Car"/>
           <w:lang w:val="es-CO"/>
         </w:rPr>
-        <w:t xml:space="preserve">¿La operación genera dinero por venta o prestación de </w:t>
-      </w:r>
-      <w:proofErr w:type="gramStart"/>
+        <w:t xml:space="preserve">¿La operación genera dinero por venta o prestación de servicios?. </w:t>
+      </w:r>
+      <w:r>
+        <w:rPr>
+          <w:lang w:eastAsia="es-CO"/>
+        </w:rPr>
+        <w:t>Si es así, corresponde a ingresos.</w:t>
+      </w:r>
+    </w:p>
+    <w:p>
+      <w:pPr>
+        <w:pStyle w:val="Prrafodelista"/>
+        <w:numPr>
+          <w:ilvl w:val="0"/>
+          <w:numId w:val="84"/>
+        </w:numPr>
+        <w:ind w:left="993"/>
+        <w:rPr>
+          <w:lang w:eastAsia="es-CO"/>
+        </w:rPr>
+      </w:pPr>
       <w:r>
         <w:rPr>
           <w:rStyle w:val="Ttulo5Car"/>
           <w:lang w:val="es-CO"/>
         </w:rPr>
-        <w:t>servicios?.</w:t>
-      </w:r>
-      <w:proofErr w:type="gramEnd"/>
-      <w:r>
-        <w:rPr>
-          <w:rStyle w:val="Ttulo5Car"/>
-          <w:lang w:val="es-CO"/>
-        </w:rPr>
-        <w:t xml:space="preserve"> </w:t>
-      </w:r>
-      <w:r>
-        <w:rPr>
-          <w:lang w:eastAsia="es-CO"/>
-        </w:rPr>
-        <w:t>Si es así, corresponde a ingresos.</w:t>
-      </w:r>
-    </w:p>
-    <w:p>
-      <w:pPr>
-        <w:pStyle w:val="Prrafodelista"/>
-        <w:numPr>
-          <w:ilvl w:val="0"/>
-          <w:numId w:val="84"/>
-        </w:numPr>
-        <w:ind w:left="993"/>
-        <w:rPr>
-          <w:lang w:eastAsia="es-CO"/>
-        </w:rPr>
-      </w:pPr>
-      <w:r>
-        <w:rPr>
-          <w:rStyle w:val="Ttulo5Car"/>
-          <w:lang w:val="es-CO"/>
-        </w:rPr>
-        <w:t xml:space="preserve">¿La operación se relaciona directamente con el bien o servicio que se </w:t>
-      </w:r>
-      <w:proofErr w:type="gramStart"/>
-      <w:r>
-        <w:rPr>
-          <w:rStyle w:val="Ttulo5Car"/>
-          <w:lang w:val="es-CO"/>
-        </w:rPr>
-        <w:t>vende?.</w:t>
-      </w:r>
-      <w:proofErr w:type="gramEnd"/>
-      <w:r>
-        <w:rPr>
-          <w:rStyle w:val="Ttulo5Car"/>
-          <w:lang w:val="es-CO"/>
-        </w:rPr>
-        <w:t xml:space="preserve"> </w:t>
+        <w:t xml:space="preserve">¿La operación se relaciona directamente con el bien o servicio que se vende?. </w:t>
       </w:r>
       <w:r>
         <w:rPr>
@@ -11436,17 +11388,8 @@
           <w:rStyle w:val="Ttulo5Car"/>
           <w:lang w:val="es-CO"/>
         </w:rPr>
-        <w:t xml:space="preserve">¿La operación corresponde al funcionamiento o sostenimiento de la </w:t>
-      </w:r>
-      <w:proofErr w:type="gramStart"/>
-      <w:r>
-        <w:rPr>
-          <w:rStyle w:val="Ttulo5Car"/>
-          <w:lang w:val="es-CO"/>
-        </w:rPr>
-        <w:t>organización?.</w:t>
-      </w:r>
-      <w:proofErr w:type="gramEnd"/>
+        <w:t>¿La operación corresponde al funcionamiento o sostenimiento de la organización?.</w:t>
+      </w:r>
       <w:r>
         <w:rPr>
           <w:lang w:eastAsia="es-CO"/>
@@ -12019,18 +11962,8 @@
                 <w:sz w:val="24"/>
                 <w:lang w:eastAsia="es-CO"/>
               </w:rPr>
-              <w:t xml:space="preserve">1 </w:t>
-            </w:r>
-            <w:proofErr w:type="gramStart"/>
-            <w:r>
-              <w:rPr>
-                <w:color w:val="12263F"/>
-                <w:sz w:val="24"/>
-                <w:lang w:eastAsia="es-CO"/>
-              </w:rPr>
-              <w:t>Activo</w:t>
-            </w:r>
-            <w:proofErr w:type="gramEnd"/>
+              <w:t>1 Activo</w:t>
+            </w:r>
           </w:p>
         </w:tc>
         <w:tc>
@@ -12163,18 +12096,8 @@
                 <w:sz w:val="24"/>
                 <w:lang w:eastAsia="es-CO"/>
               </w:rPr>
-              <w:t xml:space="preserve">11 </w:t>
-            </w:r>
-            <w:proofErr w:type="gramStart"/>
-            <w:r>
-              <w:rPr>
-                <w:color w:val="12263F"/>
-                <w:sz w:val="24"/>
-                <w:lang w:eastAsia="es-CO"/>
-              </w:rPr>
-              <w:t>Disponible</w:t>
-            </w:r>
-            <w:proofErr w:type="gramEnd"/>
+              <w:t>11 Disponible</w:t>
+            </w:r>
           </w:p>
         </w:tc>
         <w:tc>
@@ -12197,25 +12120,7 @@
                 <w:sz w:val="24"/>
                 <w:lang w:eastAsia="es-CO"/>
               </w:rPr>
-              <w:t xml:space="preserve">Permite ubicar la operación en un bloque más concreto, por </w:t>
-            </w:r>
-            <w:proofErr w:type="gramStart"/>
-            <w:r>
-              <w:rPr>
-                <w:color w:val="12263F"/>
-                <w:sz w:val="24"/>
-                <w:lang w:eastAsia="es-CO"/>
-              </w:rPr>
-              <w:t>ejemplo</w:t>
-            </w:r>
-            <w:proofErr w:type="gramEnd"/>
-            <w:r>
-              <w:rPr>
-                <w:color w:val="12263F"/>
-                <w:sz w:val="24"/>
-                <w:lang w:eastAsia="es-CO"/>
-              </w:rPr>
-              <w:t xml:space="preserve"> caja, bancos, inventarios o proveedores</w:t>
+              <w:t>Permite ubicar la operación en un bloque más concreto, por ejemplo caja, bancos, inventarios o proveedores</w:t>
             </w:r>
             <w:r>
               <w:rPr>
@@ -12321,18 +12226,8 @@
                 <w:sz w:val="24"/>
                 <w:lang w:eastAsia="es-CO"/>
               </w:rPr>
-              <w:t xml:space="preserve">1105 </w:t>
-            </w:r>
-            <w:proofErr w:type="gramStart"/>
-            <w:r>
-              <w:rPr>
-                <w:color w:val="12263F"/>
-                <w:sz w:val="24"/>
-                <w:lang w:eastAsia="es-CO"/>
-              </w:rPr>
-              <w:t>Caja</w:t>
-            </w:r>
-            <w:proofErr w:type="gramEnd"/>
+              <w:t>1105 Caja</w:t>
+            </w:r>
           </w:p>
         </w:tc>
         <w:tc>
@@ -12464,25 +12359,7 @@
                 <w:sz w:val="24"/>
                 <w:lang w:eastAsia="es-CO"/>
               </w:rPr>
-              <w:t xml:space="preserve">110505 </w:t>
-            </w:r>
-            <w:proofErr w:type="gramStart"/>
-            <w:r>
-              <w:rPr>
-                <w:color w:val="12263F"/>
-                <w:sz w:val="24"/>
-                <w:lang w:eastAsia="es-CO"/>
-              </w:rPr>
-              <w:t>Caja</w:t>
-            </w:r>
-            <w:proofErr w:type="gramEnd"/>
-            <w:r>
-              <w:rPr>
-                <w:color w:val="12263F"/>
-                <w:sz w:val="24"/>
-                <w:lang w:eastAsia="es-CO"/>
-              </w:rPr>
-              <w:t xml:space="preserve"> general</w:t>
+              <w:t>110505 Caja general</w:t>
             </w:r>
           </w:p>
         </w:tc>
@@ -15472,21 +15349,7 @@
         <w:rPr>
           <w:lang w:val="es-419" w:eastAsia="es-CO"/>
         </w:rPr>
-        <w:t xml:space="preserve">En este contexto, el software no reemplaza el criterio contable, sino que apoya la ejecución del proceso de manera más eficiente y controlada. A </w:t>
-      </w:r>
-      <w:proofErr w:type="gramStart"/>
-      <w:r>
-        <w:rPr>
-          <w:lang w:val="es-419" w:eastAsia="es-CO"/>
-        </w:rPr>
-        <w:t>continuación</w:t>
-      </w:r>
-      <w:proofErr w:type="gramEnd"/>
-      <w:r>
-        <w:rPr>
-          <w:lang w:val="es-419" w:eastAsia="es-CO"/>
-        </w:rPr>
-        <w:t xml:space="preserve"> se presentan sus principales usos en el registro contable:</w:t>
+        <w:t>En este contexto, el software no reemplaza el criterio contable, sino que apoya la ejecución del proceso de manera más eficiente y controlada. A continuación se presentan sus principales usos en el registro contable:</w:t>
       </w:r>
     </w:p>
     <w:p>
@@ -16818,7 +16681,13 @@
               <w:rPr>
                 <w:lang w:val="es-CO"/>
               </w:rPr>
-              <w:t>Evaluadora instruccional</w:t>
+              <w:t>E</w:t>
+            </w:r>
+            <w:r>
+              <w:rPr>
+                <w:lang w:val="es-CO"/>
+              </w:rPr>
+              <w:t>valuadora instruccional</w:t>
             </w:r>
           </w:p>
         </w:tc>
@@ -16861,7 +16730,7 @@
               <w:rPr>
                 <w:lang w:val="es-CO"/>
               </w:rPr>
-              <w:t>Paola Alexandra Moya</w:t>
+              <w:t>Carlos Julian Ramirez Benitez</w:t>
             </w:r>
           </w:p>
         </w:tc>
@@ -16880,13 +16749,13 @@
               <w:rPr>
                 <w:lang w:val="es-CO"/>
               </w:rPr>
-              <w:t>E</w:t>
+              <w:t>D</w:t>
             </w:r>
             <w:r>
               <w:rPr>
                 <w:lang w:val="es-CO"/>
               </w:rPr>
-              <w:t>valuadora instruccional</w:t>
+              <w:t>iseñador de contenidos digitales</w:t>
             </w:r>
           </w:p>
         </w:tc>
@@ -16905,7 +16774,19 @@
               <w:rPr>
                 <w:lang w:val="es-CO"/>
               </w:rPr>
-              <w:t>Centro Agroempresarial y Desarrollo Pecuario - Regional Huila</w:t>
+              <w:t>Centro Agroempresarial y Desarrollo Pecuario</w:t>
+            </w:r>
+            <w:r>
+              <w:rPr>
+                <w:lang w:val="es-CO"/>
+              </w:rPr>
+              <w:t xml:space="preserve"> - </w:t>
+            </w:r>
+            <w:r>
+              <w:rPr>
+                <w:lang w:val="es-CO"/>
+              </w:rPr>
+              <w:t>Regional Huila</w:t>
             </w:r>
           </w:p>
         </w:tc>
@@ -16918,15 +16799,9 @@
           <w:p>
             <w:pPr>
               <w:pStyle w:val="TextoTablas"/>
-              <w:rPr>
-                <w:lang w:val="es-CO"/>
-              </w:rPr>
             </w:pPr>
             <w:r>
-              <w:rPr>
-                <w:lang w:val="es-CO"/>
-              </w:rPr>
-              <w:t>Carlos Julian Ramirez Benitez</w:t>
+              <w:t>Robinson Javier Ordoñez Barreiro</w:t>
             </w:r>
           </w:p>
         </w:tc>
@@ -16951,7 +16826,27 @@
               <w:rPr>
                 <w:lang w:val="es-CO"/>
               </w:rPr>
-              <w:t>iseñador de contenidos digitales</w:t>
+              <w:t xml:space="preserve">esarrollador </w:t>
+            </w:r>
+            <w:r>
+              <w:rPr>
+                <w:rStyle w:val="Extranjerismo"/>
+                <w:lang w:val="es-CO"/>
+              </w:rPr>
+              <w:t>full</w:t>
+            </w:r>
+            <w:r>
+              <w:rPr>
+                <w:lang w:val="es-CO"/>
+              </w:rPr>
+              <w:t xml:space="preserve"> </w:t>
+            </w:r>
+            <w:r>
+              <w:rPr>
+                <w:rStyle w:val="Extranjerismo"/>
+                <w:lang w:val="es-CO"/>
+              </w:rPr>
+              <w:t>stack</w:t>
             </w:r>
           </w:p>
         </w:tc>
@@ -17000,7 +16895,7 @@
               <w:pStyle w:val="TextoTablas"/>
             </w:pPr>
             <w:r>
-              <w:t>Robinson Javier Ordoñez Barreiro</w:t>
+              <w:t>Alejandro Delgado Acosta</w:t>
             </w:r>
           </w:p>
         </w:tc>
@@ -17019,36 +16914,8 @@
               <w:rPr>
                 <w:lang w:val="es-CO"/>
               </w:rPr>
-              <w:t>D</w:t>
-            </w:r>
-            <w:r>
-              <w:rPr>
-                <w:lang w:val="es-CO"/>
-              </w:rPr>
-              <w:t xml:space="preserve">esarrollador </w:t>
-            </w:r>
-            <w:r>
-              <w:rPr>
-                <w:rStyle w:val="Extranjerismo"/>
-                <w:lang w:val="es-CO"/>
-              </w:rPr>
-              <w:t>full</w:t>
-            </w:r>
-            <w:r>
-              <w:rPr>
-                <w:lang w:val="es-CO"/>
-              </w:rPr>
-              <w:t xml:space="preserve"> </w:t>
-            </w:r>
-            <w:proofErr w:type="spellStart"/>
-            <w:r>
-              <w:rPr>
-                <w:rStyle w:val="Extranjerismo"/>
-                <w:lang w:val="es-CO"/>
-              </w:rPr>
-              <w:t>stack</w:t>
-            </w:r>
-            <w:proofErr w:type="spellEnd"/>
+              <w:t>Intérprete lenguaje de señas </w:t>
+            </w:r>
           </w:p>
         </w:tc>
         <w:tc>
@@ -17066,19 +16933,7 @@
               <w:rPr>
                 <w:lang w:val="es-CO"/>
               </w:rPr>
-              <w:t>Centro Agroempresarial y Desarrollo Pecuario</w:t>
-            </w:r>
-            <w:r>
-              <w:rPr>
-                <w:lang w:val="es-CO"/>
-              </w:rPr>
-              <w:t xml:space="preserve"> - </w:t>
-            </w:r>
-            <w:r>
-              <w:rPr>
-                <w:lang w:val="es-CO"/>
-              </w:rPr>
-              <w:t>Regional Huila</w:t>
+              <w:t>Centro Agroempresarial y Desarrollo Pecuario - Regional Huila </w:t>
             </w:r>
           </w:p>
         </w:tc>
@@ -17093,7 +16948,7 @@
               <w:pStyle w:val="TextoTablas"/>
             </w:pPr>
             <w:r>
-              <w:t>Alejandro Delgado Acosta</w:t>
+              <w:t>Cristhian Giovanni Gordillo Segura</w:t>
             </w:r>
           </w:p>
         </w:tc>
@@ -17112,7 +16967,7 @@
               <w:rPr>
                 <w:lang w:val="es-CO"/>
               </w:rPr>
-              <w:t>Intérprete lenguaje de señas </w:t>
+              <w:t>Intérprete Lenguaje de señas</w:t>
             </w:r>
           </w:p>
         </w:tc>
@@ -17131,7 +16986,7 @@
               <w:rPr>
                 <w:lang w:val="es-CO"/>
               </w:rPr>
-              <w:t>Centro Agroempresarial y Desarrollo Pecuario - Regional Huila </w:t>
+              <w:t>Centro Agroempresarial y Desarrollo Pecuario - Regional Huila</w:t>
             </w:r>
           </w:p>
         </w:tc>
@@ -17147,9 +17002,15 @@
           <w:p>
             <w:pPr>
               <w:pStyle w:val="TextoTablas"/>
+              <w:rPr>
+                <w:lang w:val="es-CO"/>
+              </w:rPr>
             </w:pPr>
             <w:r>
-              <w:t>Cristhian Giovanni Gordillo Segura</w:t>
+              <w:rPr>
+                <w:lang w:val="es-CO"/>
+              </w:rPr>
+              <w:t>Juan Pablo Rojas Polania</w:t>
             </w:r>
           </w:p>
         </w:tc>
@@ -17168,7 +17029,7 @@
               <w:rPr>
                 <w:lang w:val="es-CO"/>
               </w:rPr>
-              <w:t>Intérprete Lenguaje de señas</w:t>
+              <w:t>Animador y productor audiovisual</w:t>
             </w:r>
           </w:p>
         </w:tc>
@@ -17208,7 +17069,7 @@
               <w:rPr>
                 <w:lang w:val="es-CO"/>
               </w:rPr>
-              <w:t>Juan Pablo Rojas Polania</w:t>
+              <w:t>Carlos Eduardo Garavito Parada</w:t>
             </w:r>
           </w:p>
         </w:tc>
@@ -17227,7 +17088,7 @@
               <w:rPr>
                 <w:lang w:val="es-CO"/>
               </w:rPr>
-              <w:t>Animador y productor multimedia</w:t>
+              <w:t>Animador y productor audiovisual</w:t>
             </w:r>
           </w:p>
         </w:tc>
@@ -17270,7 +17131,7 @@
               <w:rPr>
                 <w:lang w:val="es-CO"/>
               </w:rPr>
-              <w:t>Carlos Eduardo Garavito Parada</w:t>
+              <w:t>Maria Carolina Tamayo Lopez</w:t>
             </w:r>
           </w:p>
         </w:tc>
@@ -17289,7 +17150,7 @@
               <w:rPr>
                 <w:lang w:val="es-CO"/>
               </w:rPr>
-              <w:t>Animador y productor multimedia</w:t>
+              <w:t>Locución</w:t>
             </w:r>
           </w:p>
         </w:tc>
@@ -17329,7 +17190,7 @@
               <w:rPr>
                 <w:lang w:val="es-CO"/>
               </w:rPr>
-              <w:t>Maria Carolina Tamayo Lopez</w:t>
+              <w:t>German Acosta Ramos</w:t>
             </w:r>
           </w:p>
         </w:tc>
@@ -17392,7 +17253,7 @@
                 <w:lang w:val="es-CO"/>
               </w:rPr>
               <w:lastRenderedPageBreak/>
-              <w:t>German Acosta Ramos</w:t>
+              <w:t>Aixa Natalia Sendoya Fernández</w:t>
             </w:r>
           </w:p>
         </w:tc>
@@ -17411,7 +17272,13 @@
               <w:rPr>
                 <w:lang w:val="es-CO"/>
               </w:rPr>
-              <w:t>Locución</w:t>
+              <w:t>V</w:t>
+            </w:r>
+            <w:r>
+              <w:rPr>
+                <w:lang w:val="es-CO"/>
+              </w:rPr>
+              <w:t>alidador de recursos educativos digitales</w:t>
             </w:r>
           </w:p>
         </w:tc>
@@ -17430,7 +17297,19 @@
               <w:rPr>
                 <w:lang w:val="es-CO"/>
               </w:rPr>
-              <w:t>Centro Agroempresarial y Desarrollo Pecuario - Regional Huila</w:t>
+              <w:t>Centro Agroempresarial y Desarrollo Pecuario</w:t>
+            </w:r>
+            <w:r>
+              <w:rPr>
+                <w:lang w:val="es-CO"/>
+              </w:rPr>
+              <w:t xml:space="preserve"> - </w:t>
+            </w:r>
+            <w:r>
+              <w:rPr>
+                <w:lang w:val="es-CO"/>
+              </w:rPr>
+              <w:t>Regional Huila</w:t>
             </w:r>
           </w:p>
         </w:tc>
@@ -17451,7 +17330,7 @@
               <w:rPr>
                 <w:lang w:val="es-CO"/>
               </w:rPr>
-              <w:t>Aixa Natalia Sendoya Fernández</w:t>
+              <w:t>Ricardo Oliveros Zambrano</w:t>
             </w:r>
           </w:p>
         </w:tc>
@@ -17531,7 +17410,7 @@
               <w:rPr>
                 <w:lang w:val="es-CO"/>
               </w:rPr>
-              <w:t>Ricardo Oliveros Zambrano</w:t>
+              <w:t>Anyerson Wilfredo Pizo Ossa</w:t>
             </w:r>
           </w:p>
         </w:tc>
@@ -17550,13 +17429,13 @@
               <w:rPr>
                 <w:lang w:val="es-CO"/>
               </w:rPr>
-              <w:t>V</w:t>
+              <w:t>E</w:t>
             </w:r>
             <w:r>
               <w:rPr>
                 <w:lang w:val="es-CO"/>
               </w:rPr>
-              <w:t>alidador de recursos educativos digitales</w:t>
+              <w:t>valuador para contenidos inclusivos y accesibles</w:t>
             </w:r>
           </w:p>
         </w:tc>
@@ -17593,108 +17472,6 @@
         </w:tc>
       </w:tr>
       <w:tr>
-        <w:tc>
-          <w:tcPr>
-            <w:tcW w:w="2830" w:type="dxa"/>
-          </w:tcPr>
-          <w:p>
-            <w:pPr>
-              <w:pStyle w:val="TextoTablas"/>
-              <w:rPr>
-                <w:lang w:val="es-CO"/>
-              </w:rPr>
-            </w:pPr>
-            <w:proofErr w:type="spellStart"/>
-            <w:r>
-              <w:rPr>
-                <w:lang w:val="es-CO"/>
-              </w:rPr>
-              <w:t>Anyerson</w:t>
-            </w:r>
-            <w:proofErr w:type="spellEnd"/>
-            <w:r>
-              <w:rPr>
-                <w:lang w:val="es-CO"/>
-              </w:rPr>
-              <w:t xml:space="preserve"> Wilfredo </w:t>
-            </w:r>
-            <w:proofErr w:type="spellStart"/>
-            <w:r>
-              <w:rPr>
-                <w:lang w:val="es-CO"/>
-              </w:rPr>
-              <w:t>Pizo</w:t>
-            </w:r>
-            <w:proofErr w:type="spellEnd"/>
-            <w:r>
-              <w:rPr>
-                <w:lang w:val="es-CO"/>
-              </w:rPr>
-              <w:t xml:space="preserve"> Ossa</w:t>
-            </w:r>
-          </w:p>
-        </w:tc>
-        <w:tc>
-          <w:tcPr>
-            <w:tcW w:w="3261" w:type="dxa"/>
-          </w:tcPr>
-          <w:p>
-            <w:pPr>
-              <w:pStyle w:val="TextoTablas"/>
-              <w:rPr>
-                <w:lang w:val="es-CO"/>
-              </w:rPr>
-            </w:pPr>
-            <w:r>
-              <w:rPr>
-                <w:lang w:val="es-CO"/>
-              </w:rPr>
-              <w:t>E</w:t>
-            </w:r>
-            <w:r>
-              <w:rPr>
-                <w:lang w:val="es-CO"/>
-              </w:rPr>
-              <w:t>valuador para contenidos inclusivos y accesibles</w:t>
-            </w:r>
-          </w:p>
-        </w:tc>
-        <w:tc>
-          <w:tcPr>
-            <w:tcW w:w="3969" w:type="dxa"/>
-          </w:tcPr>
-          <w:p>
-            <w:pPr>
-              <w:pStyle w:val="TextoTablas"/>
-              <w:rPr>
-                <w:lang w:val="es-CO"/>
-              </w:rPr>
-            </w:pPr>
-            <w:r>
-              <w:rPr>
-                <w:lang w:val="es-CO"/>
-              </w:rPr>
-              <w:t>Centro Agroempresarial y Desarrollo Pecuario</w:t>
-            </w:r>
-            <w:r>
-              <w:rPr>
-                <w:lang w:val="es-CO"/>
-              </w:rPr>
-              <w:t xml:space="preserve"> - </w:t>
-            </w:r>
-            <w:r>
-              <w:rPr>
-                <w:lang w:val="es-CO"/>
-              </w:rPr>
-              <w:t>Regional Huila</w:t>
-            </w:r>
-          </w:p>
-        </w:tc>
-      </w:tr>
-      <w:tr>
-        <w:trPr>
-          <w:cnfStyle w:val="000000100000" w:firstRow="0" w:lastRow="0" w:firstColumn="0" w:lastColumn="0" w:oddVBand="0" w:evenVBand="0" w:oddHBand="1" w:evenHBand="0" w:firstRowFirstColumn="0" w:firstRowLastColumn="0" w:lastRowFirstColumn="0" w:lastRowLastColumn="0"/>
-        </w:trPr>
         <w:tc>
           <w:tcPr>
             <w:tcW w:w="2830" w:type="dxa"/>
@@ -33195,6 +32972,17 @@
 </file>
 
 <file path=customXml/item1.xml><?xml version="1.0" encoding="utf-8"?>
+<p:properties xmlns:p="http://schemas.microsoft.com/office/2006/metadata/properties" xmlns:xsi="http://www.w3.org/2001/XMLSchema-instance" xmlns:pc="http://schemas.microsoft.com/office/infopath/2007/PartnerControls">
+  <documentManagement>
+    <TaxCatchAll xmlns="13c90a0b-73bc-4dc0-be5f-28d77b615beb" xsi:nil="true"/>
+    <lcf76f155ced4ddcb4097134ff3c332f xmlns="13c93bba-48ce-428c-bfe5-88b42c19b028">
+      <Terms xmlns="http://schemas.microsoft.com/office/infopath/2007/PartnerControls"/>
+    </lcf76f155ced4ddcb4097134ff3c332f>
+  </documentManagement>
+</p:properties>
+</file>
+
+<file path=customXml/item2.xml><?xml version="1.0" encoding="utf-8"?>
 <ct:contentTypeSchema xmlns:ct="http://schemas.microsoft.com/office/2006/metadata/contentType" xmlns:ma="http://schemas.microsoft.com/office/2006/metadata/properties/metaAttributes" ct:_="" ma:_="" ma:contentTypeName="Documento" ma:contentTypeID="0x0101006A81D6BD42E8DF4C91013959704817E1" ma:contentTypeVersion="15" ma:contentTypeDescription="Crear nuevo documento." ma:contentTypeScope="" ma:versionID="bf4f72ffd194f0963ff564daca6869f7">
   <xsd:schema xmlns:xsd="http://www.w3.org/2001/XMLSchema" xmlns:xs="http://www.w3.org/2001/XMLSchema" xmlns:p="http://schemas.microsoft.com/office/2006/metadata/properties" xmlns:ns2="13c90a0b-73bc-4dc0-be5f-28d77b615beb" xmlns:ns3="13c93bba-48ce-428c-bfe5-88b42c19b028" targetNamespace="http://schemas.microsoft.com/office/2006/metadata/properties" ma:root="true" ma:fieldsID="8718d6f4873a5b1392a45044efa78385" ns2:_="" ns3:_="">
     <xsd:import namespace="13c90a0b-73bc-4dc0-be5f-28d77b615beb"/>
@@ -33429,18 +33217,11 @@
 </ct:contentTypeSchema>
 </file>
 
-<file path=customXml/item2.xml><?xml version="1.0" encoding="utf-8"?>
-<p:properties xmlns:p="http://schemas.microsoft.com/office/2006/metadata/properties" xmlns:xsi="http://www.w3.org/2001/XMLSchema-instance" xmlns:pc="http://schemas.microsoft.com/office/infopath/2007/PartnerControls">
-  <documentManagement>
-    <TaxCatchAll xmlns="13c90a0b-73bc-4dc0-be5f-28d77b615beb" xsi:nil="true"/>
-    <lcf76f155ced4ddcb4097134ff3c332f xmlns="13c93bba-48ce-428c-bfe5-88b42c19b028">
-      <Terms xmlns="http://schemas.microsoft.com/office/infopath/2007/PartnerControls"/>
-    </lcf76f155ced4ddcb4097134ff3c332f>
-  </documentManagement>
-</p:properties>
+<file path=customXml/item3.xml><?xml version="1.0" encoding="utf-8"?>
+<b:Sources xmlns:b="http://schemas.openxmlformats.org/officeDocument/2006/bibliography" xmlns="http://schemas.openxmlformats.org/officeDocument/2006/bibliography" SelectedStyle="\APASixthEditionOfficeOnline.xsl" StyleName="APA" Version="6"/>
 </file>
 
-<file path=customXml/item3.xml><?xml version="1.0" encoding="utf-8"?>
+<file path=customXml/item4.xml><?xml version="1.0" encoding="utf-8"?>
 <?mso-contentType ?>
 <FormTemplates xmlns="http://schemas.microsoft.com/sharepoint/v3/contenttype/forms">
   <Display>DocumentLibraryForm</Display>
@@ -33449,11 +33230,18 @@
 </FormTemplates>
 </file>
 
-<file path=customXml/item4.xml><?xml version="1.0" encoding="utf-8"?>
-<b:Sources xmlns:b="http://schemas.openxmlformats.org/officeDocument/2006/bibliography" xmlns="http://schemas.openxmlformats.org/officeDocument/2006/bibliography" SelectedStyle="\APASixthEditionOfficeOnline.xsl" StyleName="APA" Version="6"/>
+<file path=customXml/itemProps1.xml><?xml version="1.0" encoding="utf-8"?>
+<ds:datastoreItem xmlns:ds="http://schemas.openxmlformats.org/officeDocument/2006/customXml" ds:itemID="{1279454D-02BE-4A9C-A117-DCD1573E2608}">
+  <ds:schemaRefs>
+    <ds:schemaRef ds:uri="http://schemas.microsoft.com/office/2006/metadata/properties"/>
+    <ds:schemaRef ds:uri="http://schemas.microsoft.com/office/infopath/2007/PartnerControls"/>
+    <ds:schemaRef ds:uri="13c90a0b-73bc-4dc0-be5f-28d77b615beb"/>
+    <ds:schemaRef ds:uri="13c93bba-48ce-428c-bfe5-88b42c19b028"/>
+  </ds:schemaRefs>
+</ds:datastoreItem>
 </file>
 
-<file path=customXml/itemProps1.xml><?xml version="1.0" encoding="utf-8"?>
+<file path=customXml/itemProps2.xml><?xml version="1.0" encoding="utf-8"?>
 <ds:datastoreItem xmlns:ds="http://schemas.openxmlformats.org/officeDocument/2006/customXml" ds:itemID="{CA14D6E7-1635-4CC9-A4B1-1B568AC86D5A}">
   <ds:schemaRefs>
     <ds:schemaRef ds:uri="http://schemas.microsoft.com/office/2006/metadata/contentType"/>
@@ -33472,29 +33260,18 @@
 </ds:datastoreItem>
 </file>
 
-<file path=customXml/itemProps2.xml><?xml version="1.0" encoding="utf-8"?>
-<ds:datastoreItem xmlns:ds="http://schemas.openxmlformats.org/officeDocument/2006/customXml" ds:itemID="{1279454D-02BE-4A9C-A117-DCD1573E2608}">
+<file path=customXml/itemProps3.xml><?xml version="1.0" encoding="utf-8"?>
+<ds:datastoreItem xmlns:ds="http://schemas.openxmlformats.org/officeDocument/2006/customXml" ds:itemID="{EAE431FD-7059-4C09-804B-C9D69EB7B213}">
   <ds:schemaRefs>
-    <ds:schemaRef ds:uri="http://schemas.microsoft.com/office/2006/metadata/properties"/>
-    <ds:schemaRef ds:uri="http://schemas.microsoft.com/office/infopath/2007/PartnerControls"/>
-    <ds:schemaRef ds:uri="13c90a0b-73bc-4dc0-be5f-28d77b615beb"/>
-    <ds:schemaRef ds:uri="13c93bba-48ce-428c-bfe5-88b42c19b028"/>
+    <ds:schemaRef ds:uri="http://schemas.openxmlformats.org/officeDocument/2006/bibliography"/>
   </ds:schemaRefs>
 </ds:datastoreItem>
 </file>
 
-<file path=customXml/itemProps3.xml><?xml version="1.0" encoding="utf-8"?>
+<file path=customXml/itemProps4.xml><?xml version="1.0" encoding="utf-8"?>
 <ds:datastoreItem xmlns:ds="http://schemas.openxmlformats.org/officeDocument/2006/customXml" ds:itemID="{10663269-2064-4804-8290-36D4A57F5557}">
   <ds:schemaRefs>
     <ds:schemaRef ds:uri="http://schemas.microsoft.com/sharepoint/v3/contenttype/forms"/>
   </ds:schemaRefs>
 </ds:datastoreItem>
-</file>
-
-<file path=customXml/itemProps4.xml><?xml version="1.0" encoding="utf-8"?>
-<ds:datastoreItem xmlns:ds="http://schemas.openxmlformats.org/officeDocument/2006/customXml" ds:itemID="{EAE431FD-7059-4C09-804B-C9D69EB7B213}">
-  <ds:schemaRefs>
-    <ds:schemaRef ds:uri="http://schemas.openxmlformats.org/officeDocument/2006/bibliography"/>
-  </ds:schemaRefs>
-</ds:datastoreItem>
 </file>